--- a/Jonathan_Schweder_CV.docx
+++ b/Jonathan_Schweder_CV.docx
@@ -5,21 +5,27 @@
     <w:p>
       <w:pPr>
         <w:jc w:val="center"/>
-      </w:pPr>
-      <w:r>
-        <w:rPr>
-          <w:rFonts w:ascii="Arial" w:eastAsia="Arial" w:hAnsi="Arial" w:cs="Arial"/>
+        <w:rPr>
+          <w:rFonts w:ascii="Calibri" w:hAnsi="Calibri" w:cs="Calibri"/>
+        </w:rPr>
+      </w:pPr>
+      <w:r>
+        <w:rPr>
+          <w:rFonts w:ascii="Calibri" w:eastAsia="Arial" w:hAnsi="Calibri" w:cs="Calibri"/>
           <w:b/>
           <w:sz w:val="36"/>
         </w:rPr>
         <w:t>Jonathan</w:t>
       </w:r>
       <w:r>
+        <w:rPr>
+          <w:rFonts w:ascii="Calibri" w:hAnsi="Calibri" w:cs="Calibri"/>
+        </w:rPr>
         <w:t xml:space="preserve"> </w:t>
       </w:r>
       <w:r>
         <w:rPr>
-          <w:rFonts w:ascii="Arial" w:eastAsia="Arial" w:hAnsi="Arial" w:cs="Arial"/>
+          <w:rFonts w:ascii="Calibri" w:eastAsia="Arial" w:hAnsi="Calibri" w:cs="Calibri"/>
           <w:b/>
           <w:sz w:val="36"/>
         </w:rPr>
@@ -29,24 +35,27 @@
     <w:p>
       <w:pPr>
         <w:jc w:val="center"/>
-      </w:pPr>
-      <w:r>
-        <w:rPr>
-          <w:rFonts w:ascii="Arial" w:eastAsia="Arial" w:hAnsi="Arial" w:cs="Arial"/>
+        <w:rPr>
+          <w:rFonts w:ascii="Calibri" w:hAnsi="Calibri" w:cs="Calibri"/>
+        </w:rPr>
+      </w:pPr>
+      <w:r>
+        <w:rPr>
+          <w:rFonts w:ascii="Calibri" w:eastAsia="Arial" w:hAnsi="Calibri" w:cs="Calibri"/>
           <w:sz w:val="22"/>
         </w:rPr>
         <w:t>D02 WK06, Dublin, Ireland</w:t>
       </w:r>
       <w:r>
         <w:rPr>
-          <w:rFonts w:ascii="Arial" w:eastAsia="Arial" w:hAnsi="Arial" w:cs="Arial"/>
+          <w:rFonts w:ascii="Calibri" w:eastAsia="Arial" w:hAnsi="Calibri" w:cs="Calibri"/>
           <w:sz w:val="22"/>
         </w:rPr>
         <w:t xml:space="preserve"> </w:t>
       </w:r>
       <w:r>
         <w:rPr>
-          <w:rFonts w:ascii="Arial" w:eastAsia="Arial" w:hAnsi="Arial" w:cs="Arial"/>
+          <w:rFonts w:ascii="Calibri" w:eastAsia="Arial" w:hAnsi="Calibri" w:cs="Calibri"/>
           <w:sz w:val="22"/>
         </w:rPr>
         <w:t>| +353 83 074 8404</w:t>
@@ -55,11 +64,14 @@
     <w:p>
       <w:pPr>
         <w:jc w:val="center"/>
+        <w:rPr>
+          <w:rFonts w:ascii="Calibri" w:hAnsi="Calibri" w:cs="Calibri"/>
+        </w:rPr>
       </w:pPr>
       <w:proofErr w:type="spellStart"/>
       <w:r>
         <w:rPr>
-          <w:rFonts w:ascii="Arial" w:eastAsia="Arial" w:hAnsi="Arial" w:cs="Arial"/>
+          <w:rFonts w:ascii="Calibri" w:eastAsia="Arial" w:hAnsi="Calibri" w:cs="Calibri"/>
           <w:sz w:val="22"/>
         </w:rPr>
         <w:t>cv@jaswdr.dev</w:t>
@@ -67,7 +79,7 @@
       <w:proofErr w:type="spellEnd"/>
       <w:r>
         <w:rPr>
-          <w:rFonts w:ascii="Arial" w:eastAsia="Arial" w:hAnsi="Arial" w:cs="Arial"/>
+          <w:rFonts w:ascii="Calibri" w:eastAsia="Arial" w:hAnsi="Calibri" w:cs="Calibri"/>
           <w:sz w:val="22"/>
         </w:rPr>
         <w:t xml:space="preserve"> | linkedin.com/in/</w:t>
@@ -75,7 +87,7 @@
       <w:proofErr w:type="spellStart"/>
       <w:r>
         <w:rPr>
-          <w:rFonts w:ascii="Arial" w:eastAsia="Arial" w:hAnsi="Arial" w:cs="Arial"/>
+          <w:rFonts w:ascii="Calibri" w:eastAsia="Arial" w:hAnsi="Calibri" w:cs="Calibri"/>
           <w:sz w:val="22"/>
         </w:rPr>
         <w:t>jaswdr</w:t>
@@ -85,24 +97,47 @@
     <w:p>
       <w:pPr>
         <w:jc w:val="center"/>
-      </w:pPr>
-    </w:p>
-    <w:p>
-      <w:r>
+        <w:rPr>
+          <w:rFonts w:ascii="Calibri" w:hAnsi="Calibri" w:cs="Calibri"/>
+        </w:rPr>
+      </w:pPr>
+    </w:p>
+    <w:p>
+      <w:pPr>
+        <w:rPr>
+          <w:rFonts w:ascii="Calibri" w:hAnsi="Calibri" w:cs="Calibri"/>
+        </w:rPr>
+      </w:pPr>
+      <w:r>
+        <w:rPr>
+          <w:rFonts w:ascii="Calibri" w:hAnsi="Calibri" w:cs="Calibri"/>
+        </w:rPr>
         <w:t>Highly skilled software engineer with diverse IT background and a track record of success in improving customer and user experiences through the use of customer service concepts. Strong analytical and problem-solving skills, proficient in programming languages and virtualization technologies, and skilled at communicating with technical and non-technical stakeholders. Seeking a Data Scientist, Data Engineer, Machine Learning Engineer, or Data Analyst role to utilize my skills and experience in data analysis and data-driven decision making</w:t>
       </w:r>
       <w:r>
+        <w:rPr>
+          <w:rFonts w:ascii="Calibri" w:hAnsi="Calibri" w:cs="Calibri"/>
+        </w:rPr>
         <w:t>.</w:t>
       </w:r>
     </w:p>
-    <w:p/>
+    <w:p>
+      <w:pPr>
+        <w:rPr>
+          <w:rFonts w:ascii="Calibri" w:hAnsi="Calibri" w:cs="Calibri"/>
+        </w:rPr>
+      </w:pPr>
+    </w:p>
     <w:p>
       <w:pPr>
         <w:spacing w:after="120"/>
-      </w:pPr>
-      <w:r>
-        <w:rPr>
-          <w:rFonts w:ascii="Arial" w:eastAsia="Arial" w:hAnsi="Arial" w:cs="Arial"/>
+        <w:rPr>
+          <w:rFonts w:ascii="Calibri" w:hAnsi="Calibri" w:cs="Calibri"/>
+        </w:rPr>
+      </w:pPr>
+      <w:r>
+        <w:rPr>
+          <w:rFonts w:ascii="Calibri" w:eastAsia="Arial" w:hAnsi="Calibri" w:cs="Calibri"/>
           <w:b/>
           <w:sz w:val="28"/>
         </w:rPr>
@@ -114,29 +149,40 @@
         <w:tabs>
           <w:tab w:val="right" w:pos="9020"/>
         </w:tabs>
-      </w:pPr>
-      <w:r>
-        <w:rPr>
-          <w:rFonts w:ascii="Arial" w:eastAsia="Arial" w:hAnsi="Arial" w:cs="Arial"/>
+        <w:rPr>
+          <w:rFonts w:ascii="Calibri" w:hAnsi="Calibri" w:cs="Calibri"/>
+        </w:rPr>
+      </w:pPr>
+      <w:r>
+        <w:rPr>
+          <w:rFonts w:ascii="Calibri" w:eastAsia="Arial" w:hAnsi="Calibri" w:cs="Calibri"/>
           <w:b/>
         </w:rPr>
         <w:t>System's Development Engineer</w:t>
       </w:r>
       <w:r>
+        <w:rPr>
+          <w:rFonts w:ascii="Calibri" w:hAnsi="Calibri" w:cs="Calibri"/>
+        </w:rPr>
         <w:tab/>
       </w:r>
       <w:r>
         <w:rPr>
-          <w:rFonts w:ascii="Arial" w:eastAsia="Arial" w:hAnsi="Arial" w:cs="Arial"/>
+          <w:rFonts w:ascii="Calibri" w:eastAsia="Arial" w:hAnsi="Calibri" w:cs="Calibri"/>
           <w:sz w:val="22"/>
         </w:rPr>
         <w:t>Mar 2020 - Present</w:t>
       </w:r>
     </w:p>
     <w:p>
-      <w:r>
-        <w:rPr>
-          <w:rFonts w:ascii="Arial" w:eastAsia="Arial" w:hAnsi="Arial" w:cs="Arial"/>
+      <w:pPr>
+        <w:rPr>
+          <w:rFonts w:ascii="Calibri" w:hAnsi="Calibri" w:cs="Calibri"/>
+        </w:rPr>
+      </w:pPr>
+      <w:r>
+        <w:rPr>
+          <w:rFonts w:ascii="Calibri" w:eastAsia="Arial" w:hAnsi="Calibri" w:cs="Calibri"/>
           <w:sz w:val="22"/>
         </w:rPr>
         <w:t>Amazon Web Services, Dublin</w:t>
@@ -144,29 +190,36 @@
     </w:p>
     <w:p>
       <w:pPr>
+        <w:pStyle w:val="ListParagraph"/>
         <w:numPr>
           <w:ilvl w:val="0"/>
-          <w:numId w:val="1"/>
+          <w:numId w:val="3"/>
         </w:numPr>
-      </w:pPr>
-      <w:r>
-        <w:rPr>
-          <w:rFonts w:ascii="Arial" w:eastAsia="Arial" w:hAnsi="Arial" w:cs="Arial"/>
-          <w:sz w:val="22"/>
-        </w:rPr>
-        <w:t>Reduced annual EC2 costs by 20% through optimization efforts for multiple internal teams.</w:t>
-      </w:r>
-    </w:p>
-    <w:p>
-      <w:pPr>
+        <w:rPr>
+          <w:rFonts w:ascii="Calibri" w:hAnsi="Calibri" w:cs="Calibri"/>
+        </w:rPr>
+      </w:pPr>
+      <w:r>
+        <w:rPr>
+          <w:rFonts w:ascii="Calibri" w:hAnsi="Calibri" w:cs="Calibri"/>
+        </w:rPr>
+        <w:t>Decreased annual EC2 costs by 20% through optimization efforts for multiple internal teams.</w:t>
+      </w:r>
+    </w:p>
+    <w:p>
+      <w:pPr>
+        <w:pStyle w:val="ListParagraph"/>
         <w:numPr>
           <w:ilvl w:val="0"/>
-          <w:numId w:val="1"/>
+          <w:numId w:val="3"/>
         </w:numPr>
-      </w:pPr>
-      <w:r>
-        <w:rPr>
-          <w:rFonts w:ascii="Arial" w:eastAsia="Arial" w:hAnsi="Arial" w:cs="Arial"/>
+        <w:rPr>
+          <w:rFonts w:ascii="Calibri" w:hAnsi="Calibri" w:cs="Calibri"/>
+        </w:rPr>
+      </w:pPr>
+      <w:r>
+        <w:rPr>
+          <w:rFonts w:ascii="Calibri" w:eastAsia="Arial" w:hAnsi="Calibri" w:cs="Calibri"/>
           <w:sz w:val="22"/>
         </w:rPr>
         <w:t>Forecasted 2022 infrastructure costs and usage by product level for high-impact teams, using historical data and input from key stakeholders. Tracked teams and engaged with those deviating from the plan, being able to stay 3% under the forecast by the end of the year.</w:t>
@@ -174,14 +227,18 @@
     </w:p>
     <w:p>
       <w:pPr>
+        <w:pStyle w:val="ListParagraph"/>
         <w:numPr>
           <w:ilvl w:val="0"/>
-          <w:numId w:val="1"/>
+          <w:numId w:val="3"/>
         </w:numPr>
-      </w:pPr>
-      <w:r>
-        <w:rPr>
-          <w:rFonts w:ascii="Arial" w:eastAsia="Arial" w:hAnsi="Arial" w:cs="Arial"/>
+        <w:rPr>
+          <w:rFonts w:ascii="Calibri" w:hAnsi="Calibri" w:cs="Calibri"/>
+        </w:rPr>
+      </w:pPr>
+      <w:r>
+        <w:rPr>
+          <w:rFonts w:ascii="Calibri" w:eastAsia="Arial" w:hAnsi="Calibri" w:cs="Calibri"/>
           <w:sz w:val="22"/>
         </w:rPr>
         <w:t>Successfully implemented automation of infrastructure deployment and setup for internal platform, resulting in a 90% reduction of manual steps for delivering compute capacity to teams.</w:t>
@@ -189,49 +246,70 @@
     </w:p>
     <w:p>
       <w:pPr>
+        <w:pStyle w:val="ListParagraph"/>
         <w:numPr>
           <w:ilvl w:val="0"/>
-          <w:numId w:val="1"/>
+          <w:numId w:val="3"/>
         </w:numPr>
-      </w:pPr>
-      <w:r>
-        <w:rPr>
-          <w:rFonts w:ascii="Arial" w:eastAsia="Arial" w:hAnsi="Arial" w:cs="Arial"/>
+        <w:rPr>
+          <w:rFonts w:ascii="Calibri" w:hAnsi="Calibri" w:cs="Calibri"/>
+        </w:rPr>
+      </w:pPr>
+      <w:r>
+        <w:rPr>
+          <w:rFonts w:ascii="Calibri" w:eastAsia="Arial" w:hAnsi="Calibri" w:cs="Calibri"/>
           <w:sz w:val="22"/>
         </w:rPr>
         <w:t>Responsible for the daily maintenance and management of the internal workflow engine, which handles hundreds of thousands of network devices and integrates with hundreds of internal services.</w:t>
       </w:r>
     </w:p>
-    <w:p/>
+    <w:p>
+      <w:pPr>
+        <w:rPr>
+          <w:rFonts w:ascii="Calibri" w:hAnsi="Calibri" w:cs="Calibri"/>
+        </w:rPr>
+      </w:pPr>
+    </w:p>
     <w:p>
       <w:pPr>
         <w:tabs>
           <w:tab w:val="right" w:pos="9020"/>
         </w:tabs>
-      </w:pPr>
-      <w:r>
-        <w:rPr>
-          <w:rFonts w:ascii="Arial" w:eastAsia="Arial" w:hAnsi="Arial" w:cs="Arial"/>
+        <w:rPr>
+          <w:rFonts w:ascii="Calibri" w:hAnsi="Calibri" w:cs="Calibri"/>
+        </w:rPr>
+      </w:pPr>
+      <w:r>
+        <w:rPr>
+          <w:rFonts w:ascii="Calibri" w:eastAsia="Arial" w:hAnsi="Calibri" w:cs="Calibri"/>
           <w:b/>
         </w:rPr>
         <w:t>Software Engineer</w:t>
       </w:r>
       <w:r>
+        <w:rPr>
+          <w:rFonts w:ascii="Calibri" w:hAnsi="Calibri" w:cs="Calibri"/>
+        </w:rPr>
         <w:tab/>
       </w:r>
       <w:r>
         <w:rPr>
-          <w:rFonts w:ascii="Arial" w:eastAsia="Arial" w:hAnsi="Arial" w:cs="Arial"/>
+          <w:rFonts w:ascii="Calibri" w:eastAsia="Arial" w:hAnsi="Calibri" w:cs="Calibri"/>
           <w:sz w:val="22"/>
         </w:rPr>
         <w:t>Feb 2019 - Mar 2020</w:t>
       </w:r>
     </w:p>
     <w:p>
+      <w:pPr>
+        <w:rPr>
+          <w:rFonts w:ascii="Calibri" w:hAnsi="Calibri" w:cs="Calibri"/>
+        </w:rPr>
+      </w:pPr>
       <w:proofErr w:type="spellStart"/>
       <w:r>
         <w:rPr>
-          <w:rFonts w:ascii="Arial" w:eastAsia="Arial" w:hAnsi="Arial" w:cs="Arial"/>
+          <w:rFonts w:ascii="Calibri" w:eastAsia="Arial" w:hAnsi="Calibri" w:cs="Calibri"/>
           <w:sz w:val="22"/>
         </w:rPr>
         <w:t>Pantacor</w:t>
@@ -239,7 +317,7 @@
       <w:proofErr w:type="spellEnd"/>
       <w:r>
         <w:rPr>
-          <w:rFonts w:ascii="Arial" w:eastAsia="Arial" w:hAnsi="Arial" w:cs="Arial"/>
+          <w:rFonts w:ascii="Calibri" w:eastAsia="Arial" w:hAnsi="Calibri" w:cs="Calibri"/>
           <w:sz w:val="22"/>
         </w:rPr>
         <w:t>, London</w:t>
@@ -247,79 +325,139 @@
     </w:p>
     <w:p>
       <w:pPr>
+        <w:pStyle w:val="ListParagraph"/>
         <w:numPr>
           <w:ilvl w:val="0"/>
-          <w:numId w:val="1"/>
+          <w:numId w:val="4"/>
         </w:numPr>
-      </w:pPr>
-      <w:r>
-        <w:rPr>
-          <w:rFonts w:ascii="Arial" w:eastAsia="Arial" w:hAnsi="Arial" w:cs="Arial"/>
-          <w:sz w:val="22"/>
-        </w:rPr>
-        <w:t>Designed and maintained an IoT management platform for customers to build, deploy, and monitor remote fleets.</w:t>
-      </w:r>
-    </w:p>
-    <w:p>
-      <w:pPr>
+        <w:rPr>
+          <w:rFonts w:ascii="Calibri" w:hAnsi="Calibri" w:cs="Calibri"/>
+        </w:rPr>
+      </w:pPr>
+      <w:r>
+        <w:rPr>
+          <w:rFonts w:ascii="Calibri" w:eastAsia="Arial" w:hAnsi="Calibri" w:cs="Calibri"/>
+          <w:sz w:val="22"/>
+        </w:rPr>
+        <w:t>Developed</w:t>
+      </w:r>
+      <w:r>
+        <w:rPr>
+          <w:rFonts w:ascii="Calibri" w:eastAsia="Arial" w:hAnsi="Calibri" w:cs="Calibri"/>
+          <w:sz w:val="22"/>
+        </w:rPr>
+        <w:t xml:space="preserve"> an IoT management platform for customers to build, deploy, and monitor remote fleets.</w:t>
+      </w:r>
+    </w:p>
+    <w:p>
+      <w:pPr>
+        <w:pStyle w:val="ListParagraph"/>
         <w:numPr>
           <w:ilvl w:val="0"/>
-          <w:numId w:val="1"/>
+          <w:numId w:val="4"/>
         </w:numPr>
-      </w:pPr>
-      <w:r>
-        <w:rPr>
-          <w:rFonts w:ascii="Arial" w:eastAsia="Arial" w:hAnsi="Arial" w:cs="Arial"/>
-          <w:sz w:val="22"/>
-        </w:rPr>
-        <w:t>Designed and implemented a centralized monitoring, tracing, and logging system for a multi-microservices architecture, resulting in a 20% reduction in time to mitigate issues and a 90% improvement in time to detect issues.</w:t>
-      </w:r>
-    </w:p>
-    <w:p>
-      <w:pPr>
+        <w:rPr>
+          <w:rFonts w:ascii="Calibri" w:hAnsi="Calibri" w:cs="Calibri"/>
+        </w:rPr>
+      </w:pPr>
+      <w:r>
+        <w:rPr>
+          <w:rFonts w:ascii="Calibri" w:hAnsi="Calibri" w:cs="Calibri"/>
+        </w:rPr>
+        <w:t>Constructed a centralized</w:t>
+      </w:r>
+      <w:r>
+        <w:rPr>
+          <w:rFonts w:ascii="Calibri" w:hAnsi="Calibri" w:cs="Calibri"/>
+        </w:rPr>
+        <w:t xml:space="preserve"> </w:t>
+      </w:r>
+      <w:r>
+        <w:rPr>
+          <w:rFonts w:ascii="Calibri" w:eastAsia="Arial" w:hAnsi="Calibri" w:cs="Calibri"/>
+          <w:sz w:val="22"/>
+        </w:rPr>
+        <w:t>monitoring, tracing, and logging system for a multi-microservices architecture, resulting in a 20% reduction in time to mitigate issues and a 90% improvement in time to detect issues.</w:t>
+      </w:r>
+    </w:p>
+    <w:p>
+      <w:pPr>
+        <w:pStyle w:val="ListParagraph"/>
         <w:numPr>
           <w:ilvl w:val="0"/>
-          <w:numId w:val="1"/>
+          <w:numId w:val="4"/>
         </w:numPr>
-      </w:pPr>
-      <w:r>
-        <w:rPr>
-          <w:rFonts w:ascii="Arial" w:eastAsia="Arial" w:hAnsi="Arial" w:cs="Arial"/>
-          <w:sz w:val="22"/>
-        </w:rPr>
-        <w:t>Successfully managed and maintained multiple Kubernetes clusters in a multi-cloud environment, collaborating with other team members to deploy and manage applications, resulting in improved reliability and scalability of cloud-based systems.</w:t>
-      </w:r>
-    </w:p>
-    <w:p/>
+        <w:rPr>
+          <w:rFonts w:ascii="Calibri" w:hAnsi="Calibri" w:cs="Calibri"/>
+        </w:rPr>
+      </w:pPr>
+      <w:r>
+        <w:rPr>
+          <w:rFonts w:ascii="Calibri" w:hAnsi="Calibri" w:cs="Calibri"/>
+        </w:rPr>
+        <w:t>Effectively managed</w:t>
+      </w:r>
+      <w:r>
+        <w:rPr>
+          <w:rFonts w:ascii="Calibri" w:hAnsi="Calibri" w:cs="Calibri"/>
+        </w:rPr>
+        <w:t xml:space="preserve"> </w:t>
+      </w:r>
+      <w:r>
+        <w:rPr>
+          <w:rFonts w:ascii="Calibri" w:eastAsia="Arial" w:hAnsi="Calibri" w:cs="Calibri"/>
+          <w:sz w:val="22"/>
+        </w:rPr>
+        <w:t>and maintained multiple Kubernetes clusters in a multi-cloud environment, collaborating with other team members to deploy and manage applications, resulting in improved reliability and scalability of cloud-based systems.</w:t>
+      </w:r>
+    </w:p>
+    <w:p>
+      <w:pPr>
+        <w:rPr>
+          <w:rFonts w:ascii="Calibri" w:hAnsi="Calibri" w:cs="Calibri"/>
+        </w:rPr>
+      </w:pPr>
+    </w:p>
     <w:p>
       <w:pPr>
         <w:tabs>
           <w:tab w:val="right" w:pos="9020"/>
         </w:tabs>
-      </w:pPr>
-      <w:r>
-        <w:rPr>
-          <w:rFonts w:ascii="Arial" w:eastAsia="Arial" w:hAnsi="Arial" w:cs="Arial"/>
+        <w:rPr>
+          <w:rFonts w:ascii="Calibri" w:hAnsi="Calibri" w:cs="Calibri"/>
+        </w:rPr>
+      </w:pPr>
+      <w:r>
+        <w:rPr>
+          <w:rFonts w:ascii="Calibri" w:eastAsia="Arial" w:hAnsi="Calibri" w:cs="Calibri"/>
           <w:b/>
         </w:rPr>
         <w:t>System's Analyst</w:t>
       </w:r>
       <w:r>
+        <w:rPr>
+          <w:rFonts w:ascii="Calibri" w:hAnsi="Calibri" w:cs="Calibri"/>
+        </w:rPr>
         <w:tab/>
       </w:r>
       <w:r>
         <w:rPr>
-          <w:rFonts w:ascii="Arial" w:eastAsia="Arial" w:hAnsi="Arial" w:cs="Arial"/>
+          <w:rFonts w:ascii="Calibri" w:eastAsia="Arial" w:hAnsi="Calibri" w:cs="Calibri"/>
           <w:sz w:val="22"/>
         </w:rPr>
         <w:t>Jul 2018 - Feb 2019</w:t>
       </w:r>
     </w:p>
     <w:p>
+      <w:pPr>
+        <w:rPr>
+          <w:rFonts w:ascii="Calibri" w:hAnsi="Calibri" w:cs="Calibri"/>
+        </w:rPr>
+      </w:pPr>
       <w:proofErr w:type="spellStart"/>
       <w:r>
         <w:rPr>
-          <w:rFonts w:ascii="Arial" w:eastAsia="Arial" w:hAnsi="Arial" w:cs="Arial"/>
+          <w:rFonts w:ascii="Calibri" w:eastAsia="Arial" w:hAnsi="Calibri" w:cs="Calibri"/>
           <w:sz w:val="22"/>
         </w:rPr>
         <w:t>Eventials</w:t>
@@ -327,7 +465,7 @@
       <w:proofErr w:type="spellEnd"/>
       <w:r>
         <w:rPr>
-          <w:rFonts w:ascii="Arial" w:eastAsia="Arial" w:hAnsi="Arial" w:cs="Arial"/>
+          <w:rFonts w:ascii="Calibri" w:eastAsia="Arial" w:hAnsi="Calibri" w:cs="Calibri"/>
           <w:sz w:val="22"/>
         </w:rPr>
         <w:t>, Blumenau</w:t>
@@ -335,79 +473,150 @@
     </w:p>
     <w:p>
       <w:pPr>
+        <w:pStyle w:val="ListParagraph"/>
         <w:numPr>
           <w:ilvl w:val="0"/>
-          <w:numId w:val="1"/>
+          <w:numId w:val="5"/>
         </w:numPr>
-      </w:pPr>
-      <w:r>
-        <w:rPr>
-          <w:rFonts w:ascii="Arial" w:eastAsia="Arial" w:hAnsi="Arial" w:cs="Arial"/>
-          <w:sz w:val="22"/>
-        </w:rPr>
-        <w:t>Successfully developed and deployed an embedded Linux application for live streaming of ultrasound exams in several clinics, receiving positive feedback from customers.</w:t>
-      </w:r>
-    </w:p>
-    <w:p>
-      <w:pPr>
+        <w:rPr>
+          <w:rFonts w:ascii="Calibri" w:hAnsi="Calibri" w:cs="Calibri"/>
+        </w:rPr>
+      </w:pPr>
+      <w:r>
+        <w:rPr>
+          <w:rFonts w:ascii="Calibri" w:eastAsia="Arial" w:hAnsi="Calibri" w:cs="Calibri"/>
+          <w:sz w:val="22"/>
+        </w:rPr>
+        <w:t>Designed</w:t>
+      </w:r>
+      <w:r>
+        <w:rPr>
+          <w:rFonts w:ascii="Calibri" w:eastAsia="Arial" w:hAnsi="Calibri" w:cs="Calibri"/>
+          <w:sz w:val="22"/>
+        </w:rPr>
+        <w:t xml:space="preserve"> and deployed an embedded Linux application for live streaming of ultrasound exams in </w:t>
+      </w:r>
+      <w:r>
+        <w:rPr>
+          <w:rFonts w:ascii="Calibri" w:eastAsia="Arial" w:hAnsi="Calibri" w:cs="Calibri"/>
+          <w:sz w:val="22"/>
+        </w:rPr>
+        <w:t>dozens of</w:t>
+      </w:r>
+      <w:r>
+        <w:rPr>
+          <w:rFonts w:ascii="Calibri" w:eastAsia="Arial" w:hAnsi="Calibri" w:cs="Calibri"/>
+          <w:sz w:val="22"/>
+        </w:rPr>
+        <w:t xml:space="preserve"> clinics</w:t>
+      </w:r>
+      <w:r>
+        <w:rPr>
+          <w:rFonts w:ascii="Calibri" w:eastAsia="Arial" w:hAnsi="Calibri" w:cs="Calibri"/>
+          <w:sz w:val="22"/>
+        </w:rPr>
+        <w:t xml:space="preserve"> and hospitals</w:t>
+      </w:r>
+      <w:r>
+        <w:rPr>
+          <w:rFonts w:ascii="Calibri" w:eastAsia="Arial" w:hAnsi="Calibri" w:cs="Calibri"/>
+          <w:sz w:val="22"/>
+        </w:rPr>
+        <w:t>, receiving positive feedback from customers.</w:t>
+      </w:r>
+    </w:p>
+    <w:p>
+      <w:pPr>
+        <w:pStyle w:val="ListParagraph"/>
         <w:numPr>
           <w:ilvl w:val="0"/>
-          <w:numId w:val="1"/>
+          <w:numId w:val="5"/>
         </w:numPr>
-      </w:pPr>
-      <w:r>
-        <w:rPr>
-          <w:rFonts w:ascii="Arial" w:eastAsia="Arial" w:hAnsi="Arial" w:cs="Arial"/>
-          <w:sz w:val="22"/>
-        </w:rPr>
-        <w:t>Effectively contributed to the development of live streaming and video on demand products for enterprise customers, improving quality and functionality, resulting in increased customer satisfaction and gaining valuable knowledge of video streaming technologies and enterprise customer needs.</w:t>
-      </w:r>
-    </w:p>
-    <w:p>
-      <w:pPr>
+        <w:rPr>
+          <w:rFonts w:ascii="Calibri" w:hAnsi="Calibri" w:cs="Calibri"/>
+        </w:rPr>
+      </w:pPr>
+      <w:r>
+        <w:rPr>
+          <w:rFonts w:ascii="Calibri" w:eastAsia="Arial" w:hAnsi="Calibri" w:cs="Calibri"/>
+          <w:sz w:val="22"/>
+        </w:rPr>
+        <w:t>C</w:t>
+      </w:r>
+      <w:r>
+        <w:rPr>
+          <w:rFonts w:ascii="Calibri" w:eastAsia="Arial" w:hAnsi="Calibri" w:cs="Calibri"/>
+          <w:sz w:val="22"/>
+        </w:rPr>
+        <w:t>ontributed to the development of live streaming and video on demand products for enterprise customers, improving quality and functionality, resulting in increased customer satisfaction and gaining valuable knowledge of video streaming technologies and enterprise customer needs.</w:t>
+      </w:r>
+    </w:p>
+    <w:p>
+      <w:pPr>
+        <w:pStyle w:val="ListParagraph"/>
         <w:numPr>
           <w:ilvl w:val="0"/>
-          <w:numId w:val="1"/>
+          <w:numId w:val="5"/>
         </w:numPr>
-      </w:pPr>
-      <w:r>
-        <w:rPr>
-          <w:rFonts w:ascii="Arial" w:eastAsia="Arial" w:hAnsi="Arial" w:cs="Arial"/>
+        <w:rPr>
+          <w:rFonts w:ascii="Calibri" w:hAnsi="Calibri" w:cs="Calibri"/>
+        </w:rPr>
+      </w:pPr>
+      <w:r>
+        <w:rPr>
+          <w:rFonts w:ascii="Calibri" w:eastAsia="Arial" w:hAnsi="Calibri" w:cs="Calibri"/>
           <w:sz w:val="22"/>
         </w:rPr>
         <w:t>Expanded product offerings to customers through the development of integrations with various business partners, demonstrating strong understanding of products and technologies and utilizing excellent communication and collaboration skills to negotiate mutually beneficial agreements, resulting in increased customer satisfaction and revenue growth.</w:t>
       </w:r>
     </w:p>
-    <w:p/>
+    <w:p>
+      <w:pPr>
+        <w:rPr>
+          <w:rFonts w:ascii="Calibri" w:hAnsi="Calibri" w:cs="Calibri"/>
+        </w:rPr>
+      </w:pPr>
+    </w:p>
     <w:p>
       <w:pPr>
         <w:tabs>
           <w:tab w:val="right" w:pos="9020"/>
         </w:tabs>
-      </w:pPr>
-      <w:r>
-        <w:rPr>
-          <w:rFonts w:ascii="Arial" w:eastAsia="Arial" w:hAnsi="Arial" w:cs="Arial"/>
+        <w:rPr>
+          <w:rFonts w:ascii="Calibri" w:hAnsi="Calibri" w:cs="Calibri"/>
+        </w:rPr>
+      </w:pPr>
+      <w:r>
+        <w:rPr>
+          <w:rFonts w:ascii="Calibri" w:eastAsia="Arial" w:hAnsi="Calibri" w:cs="Calibri"/>
           <w:b/>
         </w:rPr>
         <w:t>Software and Web Developer</w:t>
       </w:r>
       <w:r>
+        <w:rPr>
+          <w:rFonts w:ascii="Calibri" w:hAnsi="Calibri" w:cs="Calibri"/>
+        </w:rPr>
         <w:tab/>
       </w:r>
       <w:r>
         <w:rPr>
-          <w:rFonts w:ascii="Arial" w:eastAsia="Arial" w:hAnsi="Arial" w:cs="Arial"/>
+          <w:rFonts w:ascii="Calibri" w:eastAsia="Arial" w:hAnsi="Calibri" w:cs="Calibri"/>
           <w:sz w:val="22"/>
         </w:rPr>
         <w:t>Sep 2014 - Jul 2018</w:t>
       </w:r>
     </w:p>
     <w:p>
+      <w:pPr>
+        <w:rPr>
+          <w:rFonts w:ascii="Calibri" w:hAnsi="Calibri" w:cs="Calibri"/>
+        </w:rPr>
+      </w:pPr>
       <w:proofErr w:type="spellStart"/>
       <w:r>
         <w:rPr>
-          <w:rFonts w:ascii="Arial" w:eastAsia="Arial" w:hAnsi="Arial" w:cs="Arial"/>
+          <w:rFonts w:ascii="Calibri" w:eastAsia="Arial" w:hAnsi="Calibri" w:cs="Calibri"/>
           <w:sz w:val="22"/>
         </w:rPr>
         <w:t>Bludata</w:t>
@@ -415,7 +624,7 @@
       <w:proofErr w:type="spellEnd"/>
       <w:r>
         <w:rPr>
-          <w:rFonts w:ascii="Arial" w:eastAsia="Arial" w:hAnsi="Arial" w:cs="Arial"/>
+          <w:rFonts w:ascii="Calibri" w:eastAsia="Arial" w:hAnsi="Calibri" w:cs="Calibri"/>
           <w:sz w:val="22"/>
         </w:rPr>
         <w:t xml:space="preserve"> Software, Blumenau</w:t>
@@ -423,14 +632,18 @@
     </w:p>
     <w:p>
       <w:pPr>
+        <w:pStyle w:val="ListParagraph"/>
         <w:numPr>
           <w:ilvl w:val="0"/>
-          <w:numId w:val="1"/>
+          <w:numId w:val="6"/>
         </w:numPr>
-      </w:pPr>
-      <w:r>
-        <w:rPr>
-          <w:rFonts w:ascii="Arial" w:eastAsia="Arial" w:hAnsi="Arial" w:cs="Arial"/>
+        <w:rPr>
+          <w:rFonts w:ascii="Calibri" w:hAnsi="Calibri" w:cs="Calibri"/>
+        </w:rPr>
+      </w:pPr>
+      <w:r>
+        <w:rPr>
+          <w:rFonts w:ascii="Calibri" w:eastAsia="Arial" w:hAnsi="Calibri" w:cs="Calibri"/>
           <w:sz w:val="22"/>
         </w:rPr>
         <w:t>Developed a variety of web applications for government agencies, contractors, driving schools, and license plate manufacturers, demonstrating a strong understanding of web development technologies and frameworks and proficiently managing the full development life cycle to deliver high quality, reliable applications.</w:t>
@@ -438,14 +651,18 @@
     </w:p>
     <w:p>
       <w:pPr>
+        <w:pStyle w:val="ListParagraph"/>
         <w:numPr>
           <w:ilvl w:val="0"/>
-          <w:numId w:val="1"/>
+          <w:numId w:val="6"/>
         </w:numPr>
-      </w:pPr>
-      <w:r>
-        <w:rPr>
-          <w:rFonts w:ascii="Arial" w:eastAsia="Arial" w:hAnsi="Arial" w:cs="Arial"/>
+        <w:rPr>
+          <w:rFonts w:ascii="Calibri" w:hAnsi="Calibri" w:cs="Calibri"/>
+        </w:rPr>
+      </w:pPr>
+      <w:r>
+        <w:rPr>
+          <w:rFonts w:ascii="Calibri" w:eastAsia="Arial" w:hAnsi="Calibri" w:cs="Calibri"/>
           <w:sz w:val="22"/>
         </w:rPr>
         <w:t>Designed and developed an embedded Linux application for auditing driving exams, featuring telemetry and video recording capabilities, drawing upon extensive expertise in Linux systems and video technology. We successfully implemented the application in over 200 schools in the state of Sergipe, Brazil.</w:t>
@@ -453,49 +670,70 @@
     </w:p>
     <w:p>
       <w:pPr>
+        <w:pStyle w:val="ListParagraph"/>
         <w:numPr>
           <w:ilvl w:val="0"/>
-          <w:numId w:val="1"/>
+          <w:numId w:val="6"/>
         </w:numPr>
-      </w:pPr>
-      <w:r>
-        <w:rPr>
-          <w:rFonts w:ascii="Arial" w:eastAsia="Arial" w:hAnsi="Arial" w:cs="Arial"/>
+        <w:rPr>
+          <w:rFonts w:ascii="Calibri" w:hAnsi="Calibri" w:cs="Calibri"/>
+        </w:rPr>
+      </w:pPr>
+      <w:r>
+        <w:rPr>
+          <w:rFonts w:ascii="Calibri" w:eastAsia="Arial" w:hAnsi="Calibri" w:cs="Calibri"/>
           <w:sz w:val="22"/>
         </w:rPr>
         <w:t>Expertly delivered comprehensive training to multiple colleges, emphasizing the importance of rapid skill acquisition and ownership for success in the field, ensuring trainees have a strong foundation and confidence in their abilities.</w:t>
       </w:r>
     </w:p>
-    <w:p/>
+    <w:p>
+      <w:pPr>
+        <w:rPr>
+          <w:rFonts w:ascii="Calibri" w:hAnsi="Calibri" w:cs="Calibri"/>
+        </w:rPr>
+      </w:pPr>
+    </w:p>
     <w:p>
       <w:pPr>
         <w:tabs>
           <w:tab w:val="right" w:pos="9020"/>
         </w:tabs>
-      </w:pPr>
-      <w:r>
-        <w:rPr>
-          <w:rFonts w:ascii="Arial" w:eastAsia="Arial" w:hAnsi="Arial" w:cs="Arial"/>
+        <w:rPr>
+          <w:rFonts w:ascii="Calibri" w:hAnsi="Calibri" w:cs="Calibri"/>
+        </w:rPr>
+      </w:pPr>
+      <w:r>
+        <w:rPr>
+          <w:rFonts w:ascii="Calibri" w:eastAsia="Arial" w:hAnsi="Calibri" w:cs="Calibri"/>
           <w:b/>
         </w:rPr>
         <w:t>Software Developer</w:t>
       </w:r>
       <w:r>
+        <w:rPr>
+          <w:rFonts w:ascii="Calibri" w:hAnsi="Calibri" w:cs="Calibri"/>
+        </w:rPr>
         <w:tab/>
       </w:r>
       <w:r>
         <w:rPr>
-          <w:rFonts w:ascii="Arial" w:eastAsia="Arial" w:hAnsi="Arial" w:cs="Arial"/>
+          <w:rFonts w:ascii="Calibri" w:eastAsia="Arial" w:hAnsi="Calibri" w:cs="Calibri"/>
           <w:sz w:val="22"/>
         </w:rPr>
         <w:t>Feb 2010 - Sep 2014</w:t>
       </w:r>
     </w:p>
     <w:p>
+      <w:pPr>
+        <w:rPr>
+          <w:rFonts w:ascii="Calibri" w:hAnsi="Calibri" w:cs="Calibri"/>
+        </w:rPr>
+      </w:pPr>
       <w:proofErr w:type="spellStart"/>
       <w:r>
         <w:rPr>
-          <w:rFonts w:ascii="Arial" w:eastAsia="Arial" w:hAnsi="Arial" w:cs="Arial"/>
+          <w:rFonts w:ascii="Calibri" w:eastAsia="Arial" w:hAnsi="Calibri" w:cs="Calibri"/>
           <w:sz w:val="22"/>
         </w:rPr>
         <w:t>Pomerplast</w:t>
@@ -503,7 +741,7 @@
       <w:proofErr w:type="spellEnd"/>
       <w:r>
         <w:rPr>
-          <w:rFonts w:ascii="Arial" w:eastAsia="Arial" w:hAnsi="Arial" w:cs="Arial"/>
+          <w:rFonts w:ascii="Calibri" w:eastAsia="Arial" w:hAnsi="Calibri" w:cs="Calibri"/>
           <w:sz w:val="22"/>
         </w:rPr>
         <w:t xml:space="preserve">, </w:t>
@@ -511,7 +749,7 @@
       <w:proofErr w:type="spellStart"/>
       <w:r>
         <w:rPr>
-          <w:rFonts w:ascii="Arial" w:eastAsia="Arial" w:hAnsi="Arial" w:cs="Arial"/>
+          <w:rFonts w:ascii="Calibri" w:eastAsia="Arial" w:hAnsi="Calibri" w:cs="Calibri"/>
           <w:sz w:val="22"/>
         </w:rPr>
         <w:t>Pomerode</w:t>
@@ -520,29 +758,44 @@
     </w:p>
     <w:p>
       <w:pPr>
+        <w:pStyle w:val="ListParagraph"/>
         <w:numPr>
           <w:ilvl w:val="0"/>
-          <w:numId w:val="1"/>
+          <w:numId w:val="8"/>
         </w:numPr>
-      </w:pPr>
-      <w:r>
-        <w:rPr>
-          <w:rFonts w:ascii="Arial" w:eastAsia="Arial" w:hAnsi="Arial" w:cs="Arial"/>
-          <w:sz w:val="22"/>
-        </w:rPr>
-        <w:t>Effectively managed technical infrastructure, including networking, employee computers, Windows server clusters, and camera systems, collaborating with other departments to ensure smooth operation and implementing strategies to improve security, reliability, and scalability.</w:t>
-      </w:r>
-    </w:p>
-    <w:p>
-      <w:pPr>
+        <w:rPr>
+          <w:rFonts w:ascii="Calibri" w:hAnsi="Calibri" w:cs="Calibri"/>
+        </w:rPr>
+      </w:pPr>
+      <w:r>
+        <w:rPr>
+          <w:rFonts w:ascii="Calibri" w:eastAsia="Arial" w:hAnsi="Calibri" w:cs="Calibri"/>
+          <w:sz w:val="22"/>
+        </w:rPr>
+        <w:t>M</w:t>
+      </w:r>
+      <w:r>
+        <w:rPr>
+          <w:rFonts w:ascii="Calibri" w:eastAsia="Arial" w:hAnsi="Calibri" w:cs="Calibri"/>
+          <w:sz w:val="22"/>
+        </w:rPr>
+        <w:t>anaged technical infrastructure, including networking, employee computers, Windows server clusters, and camera systems, collaborating with other departments to ensure smooth operation and implementing strategies to improve security, reliability, and scalability.</w:t>
+      </w:r>
+    </w:p>
+    <w:p>
+      <w:pPr>
+        <w:pStyle w:val="ListParagraph"/>
         <w:numPr>
           <w:ilvl w:val="0"/>
-          <w:numId w:val="1"/>
+          <w:numId w:val="8"/>
         </w:numPr>
-      </w:pPr>
-      <w:r>
-        <w:rPr>
-          <w:rFonts w:ascii="Arial" w:eastAsia="Arial" w:hAnsi="Arial" w:cs="Arial"/>
+        <w:rPr>
+          <w:rFonts w:ascii="Calibri" w:hAnsi="Calibri" w:cs="Calibri"/>
+        </w:rPr>
+      </w:pPr>
+      <w:r>
+        <w:rPr>
+          <w:rFonts w:ascii="Calibri" w:eastAsia="Arial" w:hAnsi="Calibri" w:cs="Calibri"/>
           <w:sz w:val="22"/>
         </w:rPr>
         <w:t>Provided support to all employees in the company, successfully troubleshooting technical issues, answering questions, and resolving problems, known for dedication to meeting colleagues' needs and using strong communication and teamwork skills.</w:t>
@@ -550,27 +803,40 @@
     </w:p>
     <w:p>
       <w:pPr>
+        <w:pStyle w:val="ListParagraph"/>
         <w:numPr>
           <w:ilvl w:val="0"/>
-          <w:numId w:val="1"/>
+          <w:numId w:val="8"/>
         </w:numPr>
-      </w:pPr>
-      <w:r>
-        <w:rPr>
-          <w:rFonts w:ascii="Arial" w:eastAsia="Arial" w:hAnsi="Arial" w:cs="Arial"/>
+        <w:rPr>
+          <w:rFonts w:ascii="Calibri" w:hAnsi="Calibri" w:cs="Calibri"/>
+        </w:rPr>
+      </w:pPr>
+      <w:r>
+        <w:rPr>
+          <w:rFonts w:ascii="Calibri" w:eastAsia="Arial" w:hAnsi="Calibri" w:cs="Calibri"/>
           <w:sz w:val="22"/>
         </w:rPr>
         <w:t>Successfully maintained an internal ERP system that managed every aspect of the company, demonstrating deep understanding of business processes and technology. Collaborated with various departments to gather requirements, design the system, and test it, resulting in streamlined processes and improved efficiency for the company.</w:t>
       </w:r>
     </w:p>
-    <w:p/>
+    <w:p>
+      <w:pPr>
+        <w:rPr>
+          <w:rFonts w:ascii="Calibri" w:hAnsi="Calibri" w:cs="Calibri"/>
+        </w:rPr>
+      </w:pPr>
+    </w:p>
     <w:p>
       <w:pPr>
         <w:spacing w:after="120"/>
-      </w:pPr>
-      <w:r>
-        <w:rPr>
-          <w:rFonts w:ascii="Arial" w:eastAsia="Arial" w:hAnsi="Arial" w:cs="Arial"/>
+        <w:rPr>
+          <w:rFonts w:ascii="Calibri" w:hAnsi="Calibri" w:cs="Calibri"/>
+        </w:rPr>
+      </w:pPr>
+      <w:r>
+        <w:rPr>
+          <w:rFonts w:ascii="Calibri" w:eastAsia="Arial" w:hAnsi="Calibri" w:cs="Calibri"/>
           <w:b/>
           <w:sz w:val="28"/>
         </w:rPr>
@@ -582,64 +848,92 @@
         <w:tabs>
           <w:tab w:val="right" w:pos="9020"/>
         </w:tabs>
-      </w:pPr>
-      <w:r>
-        <w:rPr>
-          <w:rFonts w:ascii="Arial" w:eastAsia="Arial" w:hAnsi="Arial" w:cs="Arial"/>
+        <w:rPr>
+          <w:rFonts w:ascii="Calibri" w:hAnsi="Calibri" w:cs="Calibri"/>
+        </w:rPr>
+      </w:pPr>
+      <w:r>
+        <w:rPr>
+          <w:rFonts w:ascii="Calibri" w:eastAsia="Arial" w:hAnsi="Calibri" w:cs="Calibri"/>
           <w:b/>
         </w:rPr>
         <w:t>Master of Science (M.S.) - Data Science</w:t>
       </w:r>
       <w:r>
+        <w:rPr>
+          <w:rFonts w:ascii="Calibri" w:hAnsi="Calibri" w:cs="Calibri"/>
+        </w:rPr>
         <w:tab/>
       </w:r>
       <w:r>
         <w:rPr>
-          <w:rFonts w:ascii="Arial" w:eastAsia="Arial" w:hAnsi="Arial" w:cs="Arial"/>
+          <w:rFonts w:ascii="Calibri" w:eastAsia="Arial" w:hAnsi="Calibri" w:cs="Calibri"/>
           <w:sz w:val="22"/>
         </w:rPr>
         <w:t>Jan 2023 - Jan 2025 (Expected)</w:t>
       </w:r>
     </w:p>
     <w:p>
-      <w:r>
-        <w:rPr>
-          <w:rFonts w:ascii="Arial" w:eastAsia="Arial" w:hAnsi="Arial" w:cs="Arial"/>
+      <w:pPr>
+        <w:rPr>
+          <w:rFonts w:ascii="Calibri" w:hAnsi="Calibri" w:cs="Calibri"/>
+        </w:rPr>
+      </w:pPr>
+      <w:r>
+        <w:rPr>
+          <w:rFonts w:ascii="Calibri" w:eastAsia="Arial" w:hAnsi="Calibri" w:cs="Calibri"/>
           <w:i/>
           <w:sz w:val="22"/>
         </w:rPr>
         <w:t>University of Applied Sciences</w:t>
       </w:r>
     </w:p>
-    <w:p/>
+    <w:p>
+      <w:pPr>
+        <w:rPr>
+          <w:rFonts w:ascii="Calibri" w:hAnsi="Calibri" w:cs="Calibri"/>
+        </w:rPr>
+      </w:pPr>
+    </w:p>
     <w:p>
       <w:pPr>
         <w:tabs>
           <w:tab w:val="right" w:pos="9020"/>
         </w:tabs>
-      </w:pPr>
-      <w:r>
-        <w:rPr>
-          <w:rFonts w:ascii="Arial" w:eastAsia="Arial" w:hAnsi="Arial" w:cs="Arial"/>
+        <w:rPr>
+          <w:rFonts w:ascii="Calibri" w:hAnsi="Calibri" w:cs="Calibri"/>
+        </w:rPr>
+      </w:pPr>
+      <w:r>
+        <w:rPr>
+          <w:rFonts w:ascii="Calibri" w:eastAsia="Arial" w:hAnsi="Calibri" w:cs="Calibri"/>
           <w:b/>
         </w:rPr>
         <w:t>Master of Business Administration (M.B.A.) - Software Engineering</w:t>
       </w:r>
       <w:r>
+        <w:rPr>
+          <w:rFonts w:ascii="Calibri" w:hAnsi="Calibri" w:cs="Calibri"/>
+        </w:rPr>
         <w:tab/>
       </w:r>
       <w:r>
         <w:rPr>
-          <w:rFonts w:ascii="Arial" w:eastAsia="Arial" w:hAnsi="Arial" w:cs="Arial"/>
+          <w:rFonts w:ascii="Calibri" w:eastAsia="Arial" w:hAnsi="Calibri" w:cs="Calibri"/>
           <w:sz w:val="22"/>
         </w:rPr>
         <w:t>Jun 2018 - Oct 2020</w:t>
       </w:r>
     </w:p>
     <w:p>
-      <w:r>
-        <w:rPr>
-          <w:rFonts w:ascii="Arial" w:eastAsia="Arial" w:hAnsi="Arial" w:cs="Arial"/>
+      <w:pPr>
+        <w:rPr>
+          <w:rFonts w:ascii="Calibri" w:hAnsi="Calibri" w:cs="Calibri"/>
+        </w:rPr>
+      </w:pPr>
+      <w:r>
+        <w:rPr>
+          <w:rFonts w:ascii="Calibri" w:eastAsia="Arial" w:hAnsi="Calibri" w:cs="Calibri"/>
           <w:i/>
           <w:sz w:val="22"/>
         </w:rPr>
@@ -648,7 +942,7 @@
       <w:proofErr w:type="spellStart"/>
       <w:r>
         <w:rPr>
-          <w:rFonts w:ascii="Arial" w:eastAsia="Arial" w:hAnsi="Arial" w:cs="Arial"/>
+          <w:rFonts w:ascii="Calibri" w:eastAsia="Arial" w:hAnsi="Calibri" w:cs="Calibri"/>
           <w:i/>
           <w:sz w:val="22"/>
         </w:rPr>
@@ -657,43 +951,68 @@
       <w:proofErr w:type="spellEnd"/>
       <w:r>
         <w:rPr>
-          <w:rFonts w:ascii="Arial" w:eastAsia="Arial" w:hAnsi="Arial" w:cs="Arial"/>
+          <w:rFonts w:ascii="Calibri" w:eastAsia="Arial" w:hAnsi="Calibri" w:cs="Calibri"/>
           <w:i/>
           <w:sz w:val="22"/>
         </w:rPr>
         <w:t>, Belo Horizonte</w:t>
       </w:r>
     </w:p>
-    <w:p/>
+    <w:p>
+      <w:pPr>
+        <w:rPr>
+          <w:rFonts w:ascii="Calibri" w:hAnsi="Calibri" w:cs="Calibri"/>
+        </w:rPr>
+      </w:pPr>
+    </w:p>
     <w:p>
       <w:pPr>
         <w:tabs>
           <w:tab w:val="right" w:pos="9020"/>
         </w:tabs>
-      </w:pPr>
-      <w:r>
-        <w:rPr>
-          <w:rFonts w:ascii="Arial" w:eastAsia="Arial" w:hAnsi="Arial" w:cs="Arial"/>
+        <w:rPr>
+          <w:rFonts w:ascii="Calibri" w:hAnsi="Calibri" w:cs="Calibri"/>
+        </w:rPr>
+      </w:pPr>
+      <w:r>
+        <w:rPr>
+          <w:rFonts w:ascii="Calibri" w:eastAsia="Arial" w:hAnsi="Calibri" w:cs="Calibri"/>
           <w:b/>
         </w:rPr>
         <w:t>Bachelor's Degree - Computer Sciences</w:t>
       </w:r>
       <w:r>
+        <w:rPr>
+          <w:rFonts w:ascii="Calibri" w:hAnsi="Calibri" w:cs="Calibri"/>
+        </w:rPr>
         <w:tab/>
       </w:r>
       <w:r>
         <w:rPr>
-          <w:rFonts w:ascii="Arial" w:eastAsia="Arial" w:hAnsi="Arial" w:cs="Arial"/>
+          <w:rFonts w:ascii="Calibri" w:eastAsia="Arial" w:hAnsi="Calibri" w:cs="Calibri"/>
           <w:sz w:val="22"/>
         </w:rPr>
         <w:t>Jan 2010 - Jan 2015</w:t>
       </w:r>
     </w:p>
     <w:p>
+      <w:pPr>
+        <w:rPr>
+          <w:rFonts w:ascii="Calibri" w:hAnsi="Calibri" w:cs="Calibri"/>
+        </w:rPr>
+      </w:pPr>
+      <w:r>
+        <w:rPr>
+          <w:rFonts w:ascii="Calibri" w:eastAsia="Arial" w:hAnsi="Calibri" w:cs="Calibri"/>
+          <w:i/>
+          <w:sz w:val="22"/>
+        </w:rPr>
+        <w:t xml:space="preserve">FURB - </w:t>
+      </w:r>
       <w:proofErr w:type="spellStart"/>
       <w:r>
         <w:rPr>
-          <w:rFonts w:ascii="Arial" w:eastAsia="Arial" w:hAnsi="Arial" w:cs="Arial"/>
+          <w:rFonts w:ascii="Calibri" w:eastAsia="Arial" w:hAnsi="Calibri" w:cs="Calibri"/>
           <w:i/>
           <w:sz w:val="22"/>
         </w:rPr>
@@ -702,7 +1021,7 @@
       <w:proofErr w:type="spellEnd"/>
       <w:r>
         <w:rPr>
-          <w:rFonts w:ascii="Arial" w:eastAsia="Arial" w:hAnsi="Arial" w:cs="Arial"/>
+          <w:rFonts w:ascii="Calibri" w:eastAsia="Arial" w:hAnsi="Calibri" w:cs="Calibri"/>
           <w:i/>
           <w:sz w:val="22"/>
         </w:rPr>
@@ -711,7 +1030,7 @@
       <w:proofErr w:type="spellStart"/>
       <w:r>
         <w:rPr>
-          <w:rFonts w:ascii="Arial" w:eastAsia="Arial" w:hAnsi="Arial" w:cs="Arial"/>
+          <w:rFonts w:ascii="Calibri" w:eastAsia="Arial" w:hAnsi="Calibri" w:cs="Calibri"/>
           <w:i/>
           <w:sz w:val="22"/>
         </w:rPr>
@@ -720,21 +1039,30 @@
       <w:proofErr w:type="spellEnd"/>
       <w:r>
         <w:rPr>
-          <w:rFonts w:ascii="Arial" w:eastAsia="Arial" w:hAnsi="Arial" w:cs="Arial"/>
+          <w:rFonts w:ascii="Calibri" w:eastAsia="Arial" w:hAnsi="Calibri" w:cs="Calibri"/>
           <w:i/>
           <w:sz w:val="22"/>
         </w:rPr>
         <w:t xml:space="preserve"> Regional de Blumenau, Blumenau</w:t>
       </w:r>
     </w:p>
-    <w:p/>
+    <w:p>
+      <w:pPr>
+        <w:rPr>
+          <w:rFonts w:ascii="Calibri" w:hAnsi="Calibri" w:cs="Calibri"/>
+        </w:rPr>
+      </w:pPr>
+    </w:p>
     <w:p>
       <w:pPr>
         <w:spacing w:after="120"/>
-      </w:pPr>
-      <w:r>
-        <w:rPr>
-          <w:rFonts w:ascii="Arial" w:eastAsia="Arial" w:hAnsi="Arial" w:cs="Arial"/>
+        <w:rPr>
+          <w:rFonts w:ascii="Calibri" w:hAnsi="Calibri" w:cs="Calibri"/>
+        </w:rPr>
+      </w:pPr>
+      <w:r>
+        <w:rPr>
+          <w:rFonts w:ascii="Calibri" w:eastAsia="Arial" w:hAnsi="Calibri" w:cs="Calibri"/>
           <w:b/>
           <w:sz w:val="28"/>
         </w:rPr>
@@ -742,24 +1070,36 @@
       </w:r>
     </w:p>
     <w:p>
-      <w:r>
-        <w:rPr>
-          <w:rFonts w:ascii="Arial" w:eastAsia="Arial" w:hAnsi="Arial" w:cs="Arial"/>
+      <w:pPr>
+        <w:rPr>
+          <w:rFonts w:ascii="Calibri" w:hAnsi="Calibri" w:cs="Calibri"/>
+        </w:rPr>
+      </w:pPr>
+      <w:r>
+        <w:rPr>
+          <w:rFonts w:ascii="Calibri" w:eastAsia="Arial" w:hAnsi="Calibri" w:cs="Calibri"/>
           <w:b/>
         </w:rPr>
         <w:t xml:space="preserve">Expert in: </w:t>
       </w:r>
       <w:r>
         <w:rPr>
-          <w:rFonts w:ascii="Arial" w:eastAsia="Arial" w:hAnsi="Arial" w:cs="Arial"/>
-          <w:sz w:val="22"/>
-        </w:rPr>
-        <w:t xml:space="preserve">Python, Go, DynamoDB, S3, Lambda, AWS Glue, CloudFormation, </w:t>
+          <w:rFonts w:ascii="Calibri" w:eastAsia="Arial" w:hAnsi="Calibri" w:cs="Calibri"/>
+          <w:sz w:val="22"/>
+        </w:rPr>
+        <w:t>Python, Go</w:t>
+      </w:r>
+      <w:r>
+        <w:rPr>
+          <w:rFonts w:ascii="Calibri" w:eastAsia="Arial" w:hAnsi="Calibri" w:cs="Calibri"/>
+          <w:sz w:val="22"/>
+        </w:rPr>
+        <w:t xml:space="preserve">, </w:t>
       </w:r>
       <w:proofErr w:type="spellStart"/>
       <w:r>
         <w:rPr>
-          <w:rFonts w:ascii="Arial" w:eastAsia="Arial" w:hAnsi="Arial" w:cs="Arial"/>
+          <w:rFonts w:ascii="Calibri" w:eastAsia="Arial" w:hAnsi="Calibri" w:cs="Calibri"/>
           <w:sz w:val="22"/>
         </w:rPr>
         <w:t>QuickSight</w:t>
@@ -767,16 +1107,21 @@
       <w:proofErr w:type="spellEnd"/>
       <w:r>
         <w:rPr>
-          <w:rFonts w:ascii="Arial" w:eastAsia="Arial" w:hAnsi="Arial" w:cs="Arial"/>
-          <w:sz w:val="22"/>
-        </w:rPr>
-        <w:t>, IAM</w:t>
-      </w:r>
-    </w:p>
-    <w:p>
-      <w:r>
-        <w:rPr>
-          <w:rFonts w:ascii="Arial" w:eastAsia="Arial" w:hAnsi="Arial" w:cs="Arial"/>
+          <w:rFonts w:ascii="Calibri" w:eastAsia="Arial" w:hAnsi="Calibri" w:cs="Calibri"/>
+          <w:sz w:val="22"/>
+        </w:rPr>
+        <w:t>, DynamoDB, S3, Lambda, AWS Glue, CloudFormation, IAM</w:t>
+      </w:r>
+    </w:p>
+    <w:p>
+      <w:pPr>
+        <w:rPr>
+          <w:rFonts w:ascii="Calibri" w:hAnsi="Calibri" w:cs="Calibri"/>
+        </w:rPr>
+      </w:pPr>
+      <w:r>
+        <w:rPr>
+          <w:rFonts w:ascii="Calibri" w:eastAsia="Arial" w:hAnsi="Calibri" w:cs="Calibri"/>
           <w:b/>
         </w:rPr>
         <w:t xml:space="preserve">Intermediate in: </w:t>
@@ -784,7 +1129,7 @@
       <w:proofErr w:type="spellStart"/>
       <w:r>
         <w:rPr>
-          <w:rFonts w:ascii="Arial" w:eastAsia="Arial" w:hAnsi="Arial" w:cs="Arial"/>
+          <w:rFonts w:ascii="Calibri" w:eastAsia="Arial" w:hAnsi="Calibri" w:cs="Calibri"/>
           <w:sz w:val="22"/>
         </w:rPr>
         <w:t>Javascript</w:t>
@@ -792,7 +1137,7 @@
       <w:proofErr w:type="spellEnd"/>
       <w:r>
         <w:rPr>
-          <w:rFonts w:ascii="Arial" w:eastAsia="Arial" w:hAnsi="Arial" w:cs="Arial"/>
+          <w:rFonts w:ascii="Calibri" w:eastAsia="Arial" w:hAnsi="Calibri" w:cs="Calibri"/>
           <w:sz w:val="22"/>
         </w:rPr>
         <w:t xml:space="preserve">, Ruby, </w:t>
@@ -800,7 +1145,7 @@
       <w:proofErr w:type="spellStart"/>
       <w:r>
         <w:rPr>
-          <w:rFonts w:ascii="Arial" w:eastAsia="Arial" w:hAnsi="Arial" w:cs="Arial"/>
+          <w:rFonts w:ascii="Calibri" w:eastAsia="Arial" w:hAnsi="Calibri" w:cs="Calibri"/>
           <w:sz w:val="22"/>
         </w:rPr>
         <w:t>Shellscript</w:t>
@@ -808,7 +1153,7 @@
       <w:proofErr w:type="spellEnd"/>
       <w:r>
         <w:rPr>
-          <w:rFonts w:ascii="Arial" w:eastAsia="Arial" w:hAnsi="Arial" w:cs="Arial"/>
+          <w:rFonts w:ascii="Calibri" w:eastAsia="Arial" w:hAnsi="Calibri" w:cs="Calibri"/>
           <w:sz w:val="22"/>
         </w:rPr>
         <w:t xml:space="preserve">, PostgreSQL, MongoDB, Redis, MySQL, EC2, EMR, CDK, Docker, Kubernetes, Grafana, Prometheus, Jenkins, SQL, </w:t>
@@ -816,7 +1161,7 @@
       <w:proofErr w:type="spellStart"/>
       <w:r>
         <w:rPr>
-          <w:rFonts w:ascii="Arial" w:eastAsia="Arial" w:hAnsi="Arial" w:cs="Arial"/>
+          <w:rFonts w:ascii="Calibri" w:eastAsia="Arial" w:hAnsi="Calibri" w:cs="Calibri"/>
           <w:sz w:val="22"/>
         </w:rPr>
         <w:t>PySpark</w:t>
@@ -824,36 +1169,50 @@
       <w:proofErr w:type="spellEnd"/>
       <w:r>
         <w:rPr>
-          <w:rFonts w:ascii="Arial" w:eastAsia="Arial" w:hAnsi="Arial" w:cs="Arial"/>
+          <w:rFonts w:ascii="Calibri" w:eastAsia="Arial" w:hAnsi="Calibri" w:cs="Calibri"/>
           <w:sz w:val="22"/>
         </w:rPr>
         <w:t>, Git</w:t>
       </w:r>
     </w:p>
     <w:p>
-      <w:r>
-        <w:rPr>
-          <w:rFonts w:ascii="Arial" w:eastAsia="Arial" w:hAnsi="Arial" w:cs="Arial"/>
+      <w:pPr>
+        <w:rPr>
+          <w:rFonts w:ascii="Calibri" w:hAnsi="Calibri" w:cs="Calibri"/>
+        </w:rPr>
+      </w:pPr>
+      <w:r>
+        <w:rPr>
+          <w:rFonts w:ascii="Calibri" w:eastAsia="Arial" w:hAnsi="Calibri" w:cs="Calibri"/>
           <w:b/>
         </w:rPr>
         <w:t xml:space="preserve">Basic in: </w:t>
       </w:r>
       <w:r>
         <w:rPr>
-          <w:rFonts w:ascii="Arial" w:eastAsia="Arial" w:hAnsi="Arial" w:cs="Arial"/>
+          <w:rFonts w:ascii="Calibri" w:eastAsia="Arial" w:hAnsi="Calibri" w:cs="Calibri"/>
           <w:sz w:val="22"/>
         </w:rPr>
         <w:t>SQL Server, Sybase, Amazon Timestream, Tableau</w:t>
       </w:r>
     </w:p>
-    <w:p/>
+    <w:p>
+      <w:pPr>
+        <w:rPr>
+          <w:rFonts w:ascii="Calibri" w:hAnsi="Calibri" w:cs="Calibri"/>
+        </w:rPr>
+      </w:pPr>
+    </w:p>
     <w:p>
       <w:pPr>
         <w:spacing w:after="120"/>
-      </w:pPr>
-      <w:r>
-        <w:rPr>
-          <w:rFonts w:ascii="Arial" w:eastAsia="Arial" w:hAnsi="Arial" w:cs="Arial"/>
+        <w:rPr>
+          <w:rFonts w:ascii="Calibri" w:hAnsi="Calibri" w:cs="Calibri"/>
+        </w:rPr>
+      </w:pPr>
+      <w:r>
+        <w:rPr>
+          <w:rFonts w:ascii="Calibri" w:eastAsia="Arial" w:hAnsi="Calibri" w:cs="Calibri"/>
           <w:b/>
           <w:sz w:val="28"/>
         </w:rPr>
@@ -865,29 +1224,40 @@
         <w:tabs>
           <w:tab w:val="right" w:pos="9020"/>
         </w:tabs>
-      </w:pPr>
-      <w:r>
-        <w:rPr>
-          <w:rFonts w:ascii="Arial" w:eastAsia="Arial" w:hAnsi="Arial" w:cs="Arial"/>
+        <w:rPr>
+          <w:rFonts w:ascii="Calibri" w:hAnsi="Calibri" w:cs="Calibri"/>
+        </w:rPr>
+      </w:pPr>
+      <w:r>
+        <w:rPr>
+          <w:rFonts w:ascii="Calibri" w:eastAsia="Arial" w:hAnsi="Calibri" w:cs="Calibri"/>
           <w:b/>
         </w:rPr>
         <w:t>Ownership Award</w:t>
       </w:r>
       <w:r>
+        <w:rPr>
+          <w:rFonts w:ascii="Calibri" w:hAnsi="Calibri" w:cs="Calibri"/>
+        </w:rPr>
         <w:tab/>
       </w:r>
       <w:r>
         <w:rPr>
-          <w:rFonts w:ascii="Arial" w:eastAsia="Arial" w:hAnsi="Arial" w:cs="Arial"/>
+          <w:rFonts w:ascii="Calibri" w:eastAsia="Arial" w:hAnsi="Calibri" w:cs="Calibri"/>
           <w:sz w:val="22"/>
         </w:rPr>
         <w:t>2022</w:t>
       </w:r>
     </w:p>
     <w:p>
-      <w:r>
-        <w:rPr>
-          <w:rFonts w:ascii="Arial" w:eastAsia="Arial" w:hAnsi="Arial" w:cs="Arial"/>
+      <w:pPr>
+        <w:rPr>
+          <w:rFonts w:ascii="Calibri" w:hAnsi="Calibri" w:cs="Calibri"/>
+        </w:rPr>
+      </w:pPr>
+      <w:r>
+        <w:rPr>
+          <w:rFonts w:ascii="Calibri" w:eastAsia="Arial" w:hAnsi="Calibri" w:cs="Calibri"/>
           <w:i/>
           <w:sz w:val="22"/>
         </w:rPr>
@@ -895,43 +1265,72 @@
       </w:r>
     </w:p>
     <w:p>
-      <w:r>
-        <w:rPr>
-          <w:rFonts w:ascii="Arial" w:eastAsia="Arial" w:hAnsi="Arial" w:cs="Arial"/>
+      <w:pPr>
+        <w:rPr>
+          <w:rFonts w:ascii="Calibri" w:hAnsi="Calibri" w:cs="Calibri"/>
+        </w:rPr>
+      </w:pPr>
+      <w:r>
+        <w:rPr>
+          <w:rFonts w:ascii="Calibri" w:eastAsia="Arial" w:hAnsi="Calibri" w:cs="Calibri"/>
           <w:sz w:val="22"/>
         </w:rPr>
         <w:t>As recognition for demonstrating ownership and deliver ahead of expectation to our customers in AWS.</w:t>
       </w:r>
     </w:p>
-    <w:p/>
+    <w:p>
+      <w:pPr>
+        <w:rPr>
+          <w:rFonts w:ascii="Calibri" w:hAnsi="Calibri" w:cs="Calibri"/>
+        </w:rPr>
+      </w:pPr>
+    </w:p>
     <w:p>
       <w:pPr>
         <w:tabs>
           <w:tab w:val="right" w:pos="9020"/>
         </w:tabs>
-      </w:pPr>
-      <w:r>
-        <w:rPr>
-          <w:rFonts w:ascii="Arial" w:eastAsia="Arial" w:hAnsi="Arial" w:cs="Arial"/>
+        <w:rPr>
+          <w:rFonts w:ascii="Calibri" w:hAnsi="Calibri" w:cs="Calibri"/>
+        </w:rPr>
+      </w:pPr>
+      <w:r>
+        <w:rPr>
+          <w:rFonts w:ascii="Calibri" w:eastAsia="Arial" w:hAnsi="Calibri" w:cs="Calibri"/>
           <w:b/>
         </w:rPr>
         <w:t>Startup Accepted for Incubation</w:t>
       </w:r>
       <w:r>
+        <w:rPr>
+          <w:rFonts w:ascii="Calibri" w:hAnsi="Calibri" w:cs="Calibri"/>
+        </w:rPr>
         <w:tab/>
       </w:r>
       <w:r>
         <w:rPr>
-          <w:rFonts w:ascii="Arial" w:eastAsia="Arial" w:hAnsi="Arial" w:cs="Arial"/>
-          <w:sz w:val="22"/>
-        </w:rPr>
-        <w:t>2018</w:t>
-      </w:r>
-    </w:p>
-    <w:p>
-      <w:r>
-        <w:rPr>
-          <w:rFonts w:ascii="Arial" w:eastAsia="Arial" w:hAnsi="Arial" w:cs="Arial"/>
+          <w:rFonts w:ascii="Calibri" w:eastAsia="Arial" w:hAnsi="Calibri" w:cs="Calibri"/>
+          <w:sz w:val="22"/>
+        </w:rPr>
+        <w:t>201</w:t>
+      </w:r>
+      <w:r>
+        <w:rPr>
+          <w:rFonts w:ascii="Calibri" w:eastAsia="Arial" w:hAnsi="Calibri" w:cs="Calibri"/>
+          <w:sz w:val="22"/>
+        </w:rPr>
+        <w:t>4</w:t>
+      </w:r>
+    </w:p>
+    <w:p>
+      <w:pPr>
+        <w:rPr>
+          <w:rFonts w:ascii="Calibri" w:hAnsi="Calibri" w:cs="Calibri"/>
+        </w:rPr>
+      </w:pPr>
+      <w:r>
+        <w:rPr>
+          <w:rFonts w:ascii="Calibri" w:eastAsia="Arial" w:hAnsi="Calibri" w:cs="Calibri"/>
           <w:i/>
           <w:sz w:val="22"/>
         </w:rPr>
@@ -939,9 +1338,14 @@
       </w:r>
     </w:p>
     <w:p>
-      <w:r>
-        <w:rPr>
-          <w:rFonts w:ascii="Arial" w:eastAsia="Arial" w:hAnsi="Arial" w:cs="Arial"/>
+      <w:pPr>
+        <w:rPr>
+          <w:rFonts w:ascii="Calibri" w:hAnsi="Calibri" w:cs="Calibri"/>
+        </w:rPr>
+      </w:pPr>
+      <w:r>
+        <w:rPr>
+          <w:rFonts w:ascii="Calibri" w:eastAsia="Arial" w:hAnsi="Calibri" w:cs="Calibri"/>
           <w:sz w:val="22"/>
         </w:rPr>
         <w:t>Project "</w:t>
@@ -949,7 +1353,7 @@
       <w:proofErr w:type="spellStart"/>
       <w:r>
         <w:rPr>
-          <w:rFonts w:ascii="Arial" w:eastAsia="Arial" w:hAnsi="Arial" w:cs="Arial"/>
+          <w:rFonts w:ascii="Calibri" w:eastAsia="Arial" w:hAnsi="Calibri" w:cs="Calibri"/>
           <w:sz w:val="22"/>
         </w:rPr>
         <w:t>Eplus</w:t>
@@ -957,7 +1361,7 @@
       <w:proofErr w:type="spellEnd"/>
       <w:r>
         <w:rPr>
-          <w:rFonts w:ascii="Arial" w:eastAsia="Arial" w:hAnsi="Arial" w:cs="Arial"/>
+          <w:rFonts w:ascii="Calibri" w:eastAsia="Arial" w:hAnsi="Calibri" w:cs="Calibri"/>
           <w:sz w:val="22"/>
         </w:rPr>
         <w:t>" accepted for incubation as a startup, with the goal of democratizing access to high-quality study materials and improving the ability of educators and learners to find necessary resources.</w:t>
@@ -1088,6 +1492,119 @@
     </w:lvl>
   </w:abstractNum>
   <w:abstractNum w:abstractNumId="1" w15:restartNumberingAfterBreak="0">
+    <w:nsid w:val="06813743"/>
+    <w:multiLevelType w:val="hybridMultilevel"/>
+    <w:tmpl w:val="6D6C24B2"/>
+    <w:lvl w:ilvl="0" w:tplc="04090001">
+      <w:start w:val="1"/>
+      <w:numFmt w:val="bullet"/>
+      <w:lvlText w:val=""/>
+      <w:lvlJc w:val="left"/>
+      <w:pPr>
+        <w:ind w:left="1080" w:hanging="360"/>
+      </w:pPr>
+      <w:rPr>
+        <w:rFonts w:ascii="Symbol" w:hAnsi="Symbol" w:hint="default"/>
+      </w:rPr>
+    </w:lvl>
+    <w:lvl w:ilvl="1" w:tplc="04090003" w:tentative="1">
+      <w:start w:val="1"/>
+      <w:numFmt w:val="bullet"/>
+      <w:lvlText w:val="o"/>
+      <w:lvlJc w:val="left"/>
+      <w:pPr>
+        <w:ind w:left="1800" w:hanging="360"/>
+      </w:pPr>
+      <w:rPr>
+        <w:rFonts w:ascii="Courier New" w:hAnsi="Courier New" w:cs="Courier New" w:hint="default"/>
+      </w:rPr>
+    </w:lvl>
+    <w:lvl w:ilvl="2" w:tplc="04090005" w:tentative="1">
+      <w:start w:val="1"/>
+      <w:numFmt w:val="bullet"/>
+      <w:lvlText w:val=""/>
+      <w:lvlJc w:val="left"/>
+      <w:pPr>
+        <w:ind w:left="2520" w:hanging="360"/>
+      </w:pPr>
+      <w:rPr>
+        <w:rFonts w:ascii="Wingdings" w:hAnsi="Wingdings" w:hint="default"/>
+      </w:rPr>
+    </w:lvl>
+    <w:lvl w:ilvl="3" w:tplc="04090001" w:tentative="1">
+      <w:start w:val="1"/>
+      <w:numFmt w:val="bullet"/>
+      <w:lvlText w:val=""/>
+      <w:lvlJc w:val="left"/>
+      <w:pPr>
+        <w:ind w:left="3240" w:hanging="360"/>
+      </w:pPr>
+      <w:rPr>
+        <w:rFonts w:ascii="Symbol" w:hAnsi="Symbol" w:hint="default"/>
+      </w:rPr>
+    </w:lvl>
+    <w:lvl w:ilvl="4" w:tplc="04090003" w:tentative="1">
+      <w:start w:val="1"/>
+      <w:numFmt w:val="bullet"/>
+      <w:lvlText w:val="o"/>
+      <w:lvlJc w:val="left"/>
+      <w:pPr>
+        <w:ind w:left="3960" w:hanging="360"/>
+      </w:pPr>
+      <w:rPr>
+        <w:rFonts w:ascii="Courier New" w:hAnsi="Courier New" w:cs="Courier New" w:hint="default"/>
+      </w:rPr>
+    </w:lvl>
+    <w:lvl w:ilvl="5" w:tplc="04090005" w:tentative="1">
+      <w:start w:val="1"/>
+      <w:numFmt w:val="bullet"/>
+      <w:lvlText w:val=""/>
+      <w:lvlJc w:val="left"/>
+      <w:pPr>
+        <w:ind w:left="4680" w:hanging="360"/>
+      </w:pPr>
+      <w:rPr>
+        <w:rFonts w:ascii="Wingdings" w:hAnsi="Wingdings" w:hint="default"/>
+      </w:rPr>
+    </w:lvl>
+    <w:lvl w:ilvl="6" w:tplc="04090001" w:tentative="1">
+      <w:start w:val="1"/>
+      <w:numFmt w:val="bullet"/>
+      <w:lvlText w:val=""/>
+      <w:lvlJc w:val="left"/>
+      <w:pPr>
+        <w:ind w:left="5400" w:hanging="360"/>
+      </w:pPr>
+      <w:rPr>
+        <w:rFonts w:ascii="Symbol" w:hAnsi="Symbol" w:hint="default"/>
+      </w:rPr>
+    </w:lvl>
+    <w:lvl w:ilvl="7" w:tplc="04090003" w:tentative="1">
+      <w:start w:val="1"/>
+      <w:numFmt w:val="bullet"/>
+      <w:lvlText w:val="o"/>
+      <w:lvlJc w:val="left"/>
+      <w:pPr>
+        <w:ind w:left="6120" w:hanging="360"/>
+      </w:pPr>
+      <w:rPr>
+        <w:rFonts w:ascii="Courier New" w:hAnsi="Courier New" w:cs="Courier New" w:hint="default"/>
+      </w:rPr>
+    </w:lvl>
+    <w:lvl w:ilvl="8" w:tplc="04090005" w:tentative="1">
+      <w:start w:val="1"/>
+      <w:numFmt w:val="bullet"/>
+      <w:lvlText w:val=""/>
+      <w:lvlJc w:val="left"/>
+      <w:pPr>
+        <w:ind w:left="6840" w:hanging="360"/>
+      </w:pPr>
+      <w:rPr>
+        <w:rFonts w:ascii="Wingdings" w:hAnsi="Wingdings" w:hint="default"/>
+      </w:rPr>
+    </w:lvl>
+  </w:abstractNum>
+  <w:abstractNum w:abstractNumId="2" w15:restartNumberingAfterBreak="0">
     <w:nsid w:val="257B08E5"/>
     <w:multiLevelType w:val="hybridMultilevel"/>
     <w:tmpl w:val="F78E9A30"/>
@@ -1200,11 +1717,594 @@
       </w:rPr>
     </w:lvl>
   </w:abstractNum>
+  <w:abstractNum w:abstractNumId="3" w15:restartNumberingAfterBreak="0">
+    <w:nsid w:val="2B04023F"/>
+    <w:multiLevelType w:val="hybridMultilevel"/>
+    <w:tmpl w:val="9DE6FF54"/>
+    <w:lvl w:ilvl="0" w:tplc="04090001">
+      <w:start w:val="1"/>
+      <w:numFmt w:val="bullet"/>
+      <w:lvlText w:val=""/>
+      <w:lvlJc w:val="left"/>
+      <w:pPr>
+        <w:ind w:left="1080" w:hanging="360"/>
+      </w:pPr>
+      <w:rPr>
+        <w:rFonts w:ascii="Symbol" w:hAnsi="Symbol" w:hint="default"/>
+      </w:rPr>
+    </w:lvl>
+    <w:lvl w:ilvl="1" w:tplc="04090003" w:tentative="1">
+      <w:start w:val="1"/>
+      <w:numFmt w:val="bullet"/>
+      <w:lvlText w:val="o"/>
+      <w:lvlJc w:val="left"/>
+      <w:pPr>
+        <w:ind w:left="1800" w:hanging="360"/>
+      </w:pPr>
+      <w:rPr>
+        <w:rFonts w:ascii="Courier New" w:hAnsi="Courier New" w:cs="Courier New" w:hint="default"/>
+      </w:rPr>
+    </w:lvl>
+    <w:lvl w:ilvl="2" w:tplc="04090005" w:tentative="1">
+      <w:start w:val="1"/>
+      <w:numFmt w:val="bullet"/>
+      <w:lvlText w:val=""/>
+      <w:lvlJc w:val="left"/>
+      <w:pPr>
+        <w:ind w:left="2520" w:hanging="360"/>
+      </w:pPr>
+      <w:rPr>
+        <w:rFonts w:ascii="Wingdings" w:hAnsi="Wingdings" w:hint="default"/>
+      </w:rPr>
+    </w:lvl>
+    <w:lvl w:ilvl="3" w:tplc="04090001" w:tentative="1">
+      <w:start w:val="1"/>
+      <w:numFmt w:val="bullet"/>
+      <w:lvlText w:val=""/>
+      <w:lvlJc w:val="left"/>
+      <w:pPr>
+        <w:ind w:left="3240" w:hanging="360"/>
+      </w:pPr>
+      <w:rPr>
+        <w:rFonts w:ascii="Symbol" w:hAnsi="Symbol" w:hint="default"/>
+      </w:rPr>
+    </w:lvl>
+    <w:lvl w:ilvl="4" w:tplc="04090003" w:tentative="1">
+      <w:start w:val="1"/>
+      <w:numFmt w:val="bullet"/>
+      <w:lvlText w:val="o"/>
+      <w:lvlJc w:val="left"/>
+      <w:pPr>
+        <w:ind w:left="3960" w:hanging="360"/>
+      </w:pPr>
+      <w:rPr>
+        <w:rFonts w:ascii="Courier New" w:hAnsi="Courier New" w:cs="Courier New" w:hint="default"/>
+      </w:rPr>
+    </w:lvl>
+    <w:lvl w:ilvl="5" w:tplc="04090005" w:tentative="1">
+      <w:start w:val="1"/>
+      <w:numFmt w:val="bullet"/>
+      <w:lvlText w:val=""/>
+      <w:lvlJc w:val="left"/>
+      <w:pPr>
+        <w:ind w:left="4680" w:hanging="360"/>
+      </w:pPr>
+      <w:rPr>
+        <w:rFonts w:ascii="Wingdings" w:hAnsi="Wingdings" w:hint="default"/>
+      </w:rPr>
+    </w:lvl>
+    <w:lvl w:ilvl="6" w:tplc="04090001" w:tentative="1">
+      <w:start w:val="1"/>
+      <w:numFmt w:val="bullet"/>
+      <w:lvlText w:val=""/>
+      <w:lvlJc w:val="left"/>
+      <w:pPr>
+        <w:ind w:left="5400" w:hanging="360"/>
+      </w:pPr>
+      <w:rPr>
+        <w:rFonts w:ascii="Symbol" w:hAnsi="Symbol" w:hint="default"/>
+      </w:rPr>
+    </w:lvl>
+    <w:lvl w:ilvl="7" w:tplc="04090003" w:tentative="1">
+      <w:start w:val="1"/>
+      <w:numFmt w:val="bullet"/>
+      <w:lvlText w:val="o"/>
+      <w:lvlJc w:val="left"/>
+      <w:pPr>
+        <w:ind w:left="6120" w:hanging="360"/>
+      </w:pPr>
+      <w:rPr>
+        <w:rFonts w:ascii="Courier New" w:hAnsi="Courier New" w:cs="Courier New" w:hint="default"/>
+      </w:rPr>
+    </w:lvl>
+    <w:lvl w:ilvl="8" w:tplc="04090005" w:tentative="1">
+      <w:start w:val="1"/>
+      <w:numFmt w:val="bullet"/>
+      <w:lvlText w:val=""/>
+      <w:lvlJc w:val="left"/>
+      <w:pPr>
+        <w:ind w:left="6840" w:hanging="360"/>
+      </w:pPr>
+      <w:rPr>
+        <w:rFonts w:ascii="Wingdings" w:hAnsi="Wingdings" w:hint="default"/>
+      </w:rPr>
+    </w:lvl>
+  </w:abstractNum>
+  <w:abstractNum w:abstractNumId="4" w15:restartNumberingAfterBreak="0">
+    <w:nsid w:val="3AEA6092"/>
+    <w:multiLevelType w:val="hybridMultilevel"/>
+    <w:tmpl w:val="2C68D794"/>
+    <w:lvl w:ilvl="0" w:tplc="04090001">
+      <w:start w:val="1"/>
+      <w:numFmt w:val="bullet"/>
+      <w:lvlText w:val=""/>
+      <w:lvlJc w:val="left"/>
+      <w:pPr>
+        <w:ind w:left="1080" w:hanging="360"/>
+      </w:pPr>
+      <w:rPr>
+        <w:rFonts w:ascii="Symbol" w:hAnsi="Symbol" w:hint="default"/>
+      </w:rPr>
+    </w:lvl>
+    <w:lvl w:ilvl="1" w:tplc="04090003" w:tentative="1">
+      <w:start w:val="1"/>
+      <w:numFmt w:val="bullet"/>
+      <w:lvlText w:val="o"/>
+      <w:lvlJc w:val="left"/>
+      <w:pPr>
+        <w:ind w:left="1800" w:hanging="360"/>
+      </w:pPr>
+      <w:rPr>
+        <w:rFonts w:ascii="Courier New" w:hAnsi="Courier New" w:cs="Courier New" w:hint="default"/>
+      </w:rPr>
+    </w:lvl>
+    <w:lvl w:ilvl="2" w:tplc="04090005" w:tentative="1">
+      <w:start w:val="1"/>
+      <w:numFmt w:val="bullet"/>
+      <w:lvlText w:val=""/>
+      <w:lvlJc w:val="left"/>
+      <w:pPr>
+        <w:ind w:left="2520" w:hanging="360"/>
+      </w:pPr>
+      <w:rPr>
+        <w:rFonts w:ascii="Wingdings" w:hAnsi="Wingdings" w:hint="default"/>
+      </w:rPr>
+    </w:lvl>
+    <w:lvl w:ilvl="3" w:tplc="04090001" w:tentative="1">
+      <w:start w:val="1"/>
+      <w:numFmt w:val="bullet"/>
+      <w:lvlText w:val=""/>
+      <w:lvlJc w:val="left"/>
+      <w:pPr>
+        <w:ind w:left="3240" w:hanging="360"/>
+      </w:pPr>
+      <w:rPr>
+        <w:rFonts w:ascii="Symbol" w:hAnsi="Symbol" w:hint="default"/>
+      </w:rPr>
+    </w:lvl>
+    <w:lvl w:ilvl="4" w:tplc="04090003" w:tentative="1">
+      <w:start w:val="1"/>
+      <w:numFmt w:val="bullet"/>
+      <w:lvlText w:val="o"/>
+      <w:lvlJc w:val="left"/>
+      <w:pPr>
+        <w:ind w:left="3960" w:hanging="360"/>
+      </w:pPr>
+      <w:rPr>
+        <w:rFonts w:ascii="Courier New" w:hAnsi="Courier New" w:cs="Courier New" w:hint="default"/>
+      </w:rPr>
+    </w:lvl>
+    <w:lvl w:ilvl="5" w:tplc="04090005" w:tentative="1">
+      <w:start w:val="1"/>
+      <w:numFmt w:val="bullet"/>
+      <w:lvlText w:val=""/>
+      <w:lvlJc w:val="left"/>
+      <w:pPr>
+        <w:ind w:left="4680" w:hanging="360"/>
+      </w:pPr>
+      <w:rPr>
+        <w:rFonts w:ascii="Wingdings" w:hAnsi="Wingdings" w:hint="default"/>
+      </w:rPr>
+    </w:lvl>
+    <w:lvl w:ilvl="6" w:tplc="04090001" w:tentative="1">
+      <w:start w:val="1"/>
+      <w:numFmt w:val="bullet"/>
+      <w:lvlText w:val=""/>
+      <w:lvlJc w:val="left"/>
+      <w:pPr>
+        <w:ind w:left="5400" w:hanging="360"/>
+      </w:pPr>
+      <w:rPr>
+        <w:rFonts w:ascii="Symbol" w:hAnsi="Symbol" w:hint="default"/>
+      </w:rPr>
+    </w:lvl>
+    <w:lvl w:ilvl="7" w:tplc="04090003" w:tentative="1">
+      <w:start w:val="1"/>
+      <w:numFmt w:val="bullet"/>
+      <w:lvlText w:val="o"/>
+      <w:lvlJc w:val="left"/>
+      <w:pPr>
+        <w:ind w:left="6120" w:hanging="360"/>
+      </w:pPr>
+      <w:rPr>
+        <w:rFonts w:ascii="Courier New" w:hAnsi="Courier New" w:cs="Courier New" w:hint="default"/>
+      </w:rPr>
+    </w:lvl>
+    <w:lvl w:ilvl="8" w:tplc="04090005" w:tentative="1">
+      <w:start w:val="1"/>
+      <w:numFmt w:val="bullet"/>
+      <w:lvlText w:val=""/>
+      <w:lvlJc w:val="left"/>
+      <w:pPr>
+        <w:ind w:left="6840" w:hanging="360"/>
+      </w:pPr>
+      <w:rPr>
+        <w:rFonts w:ascii="Wingdings" w:hAnsi="Wingdings" w:hint="default"/>
+      </w:rPr>
+    </w:lvl>
+  </w:abstractNum>
+  <w:abstractNum w:abstractNumId="5" w15:restartNumberingAfterBreak="0">
+    <w:nsid w:val="45480C15"/>
+    <w:multiLevelType w:val="hybridMultilevel"/>
+    <w:tmpl w:val="8C1A2B8A"/>
+    <w:lvl w:ilvl="0" w:tplc="04090001">
+      <w:start w:val="1"/>
+      <w:numFmt w:val="bullet"/>
+      <w:lvlText w:val=""/>
+      <w:lvlJc w:val="left"/>
+      <w:pPr>
+        <w:ind w:left="1080" w:hanging="360"/>
+      </w:pPr>
+      <w:rPr>
+        <w:rFonts w:ascii="Symbol" w:hAnsi="Symbol" w:hint="default"/>
+      </w:rPr>
+    </w:lvl>
+    <w:lvl w:ilvl="1" w:tplc="04090003" w:tentative="1">
+      <w:start w:val="1"/>
+      <w:numFmt w:val="bullet"/>
+      <w:lvlText w:val="o"/>
+      <w:lvlJc w:val="left"/>
+      <w:pPr>
+        <w:ind w:left="1800" w:hanging="360"/>
+      </w:pPr>
+      <w:rPr>
+        <w:rFonts w:ascii="Courier New" w:hAnsi="Courier New" w:cs="Courier New" w:hint="default"/>
+      </w:rPr>
+    </w:lvl>
+    <w:lvl w:ilvl="2" w:tplc="04090005" w:tentative="1">
+      <w:start w:val="1"/>
+      <w:numFmt w:val="bullet"/>
+      <w:lvlText w:val=""/>
+      <w:lvlJc w:val="left"/>
+      <w:pPr>
+        <w:ind w:left="2520" w:hanging="360"/>
+      </w:pPr>
+      <w:rPr>
+        <w:rFonts w:ascii="Wingdings" w:hAnsi="Wingdings" w:hint="default"/>
+      </w:rPr>
+    </w:lvl>
+    <w:lvl w:ilvl="3" w:tplc="04090001" w:tentative="1">
+      <w:start w:val="1"/>
+      <w:numFmt w:val="bullet"/>
+      <w:lvlText w:val=""/>
+      <w:lvlJc w:val="left"/>
+      <w:pPr>
+        <w:ind w:left="3240" w:hanging="360"/>
+      </w:pPr>
+      <w:rPr>
+        <w:rFonts w:ascii="Symbol" w:hAnsi="Symbol" w:hint="default"/>
+      </w:rPr>
+    </w:lvl>
+    <w:lvl w:ilvl="4" w:tplc="04090003" w:tentative="1">
+      <w:start w:val="1"/>
+      <w:numFmt w:val="bullet"/>
+      <w:lvlText w:val="o"/>
+      <w:lvlJc w:val="left"/>
+      <w:pPr>
+        <w:ind w:left="3960" w:hanging="360"/>
+      </w:pPr>
+      <w:rPr>
+        <w:rFonts w:ascii="Courier New" w:hAnsi="Courier New" w:cs="Courier New" w:hint="default"/>
+      </w:rPr>
+    </w:lvl>
+    <w:lvl w:ilvl="5" w:tplc="04090005" w:tentative="1">
+      <w:start w:val="1"/>
+      <w:numFmt w:val="bullet"/>
+      <w:lvlText w:val=""/>
+      <w:lvlJc w:val="left"/>
+      <w:pPr>
+        <w:ind w:left="4680" w:hanging="360"/>
+      </w:pPr>
+      <w:rPr>
+        <w:rFonts w:ascii="Wingdings" w:hAnsi="Wingdings" w:hint="default"/>
+      </w:rPr>
+    </w:lvl>
+    <w:lvl w:ilvl="6" w:tplc="04090001" w:tentative="1">
+      <w:start w:val="1"/>
+      <w:numFmt w:val="bullet"/>
+      <w:lvlText w:val=""/>
+      <w:lvlJc w:val="left"/>
+      <w:pPr>
+        <w:ind w:left="5400" w:hanging="360"/>
+      </w:pPr>
+      <w:rPr>
+        <w:rFonts w:ascii="Symbol" w:hAnsi="Symbol" w:hint="default"/>
+      </w:rPr>
+    </w:lvl>
+    <w:lvl w:ilvl="7" w:tplc="04090003" w:tentative="1">
+      <w:start w:val="1"/>
+      <w:numFmt w:val="bullet"/>
+      <w:lvlText w:val="o"/>
+      <w:lvlJc w:val="left"/>
+      <w:pPr>
+        <w:ind w:left="6120" w:hanging="360"/>
+      </w:pPr>
+      <w:rPr>
+        <w:rFonts w:ascii="Courier New" w:hAnsi="Courier New" w:cs="Courier New" w:hint="default"/>
+      </w:rPr>
+    </w:lvl>
+    <w:lvl w:ilvl="8" w:tplc="04090005" w:tentative="1">
+      <w:start w:val="1"/>
+      <w:numFmt w:val="bullet"/>
+      <w:lvlText w:val=""/>
+      <w:lvlJc w:val="left"/>
+      <w:pPr>
+        <w:ind w:left="6840" w:hanging="360"/>
+      </w:pPr>
+      <w:rPr>
+        <w:rFonts w:ascii="Wingdings" w:hAnsi="Wingdings" w:hint="default"/>
+      </w:rPr>
+    </w:lvl>
+  </w:abstractNum>
+  <w:abstractNum w:abstractNumId="6" w15:restartNumberingAfterBreak="0">
+    <w:nsid w:val="48786F7A"/>
+    <w:multiLevelType w:val="hybridMultilevel"/>
+    <w:tmpl w:val="BCA0FAAC"/>
+    <w:lvl w:ilvl="0" w:tplc="04090001">
+      <w:start w:val="1"/>
+      <w:numFmt w:val="bullet"/>
+      <w:lvlText w:val=""/>
+      <w:lvlJc w:val="left"/>
+      <w:pPr>
+        <w:ind w:left="1080" w:hanging="360"/>
+      </w:pPr>
+      <w:rPr>
+        <w:rFonts w:ascii="Symbol" w:hAnsi="Symbol" w:hint="default"/>
+      </w:rPr>
+    </w:lvl>
+    <w:lvl w:ilvl="1" w:tplc="04090003" w:tentative="1">
+      <w:start w:val="1"/>
+      <w:numFmt w:val="bullet"/>
+      <w:lvlText w:val="o"/>
+      <w:lvlJc w:val="left"/>
+      <w:pPr>
+        <w:ind w:left="1800" w:hanging="360"/>
+      </w:pPr>
+      <w:rPr>
+        <w:rFonts w:ascii="Courier New" w:hAnsi="Courier New" w:cs="Courier New" w:hint="default"/>
+      </w:rPr>
+    </w:lvl>
+    <w:lvl w:ilvl="2" w:tplc="04090005" w:tentative="1">
+      <w:start w:val="1"/>
+      <w:numFmt w:val="bullet"/>
+      <w:lvlText w:val=""/>
+      <w:lvlJc w:val="left"/>
+      <w:pPr>
+        <w:ind w:left="2520" w:hanging="360"/>
+      </w:pPr>
+      <w:rPr>
+        <w:rFonts w:ascii="Wingdings" w:hAnsi="Wingdings" w:hint="default"/>
+      </w:rPr>
+    </w:lvl>
+    <w:lvl w:ilvl="3" w:tplc="04090001" w:tentative="1">
+      <w:start w:val="1"/>
+      <w:numFmt w:val="bullet"/>
+      <w:lvlText w:val=""/>
+      <w:lvlJc w:val="left"/>
+      <w:pPr>
+        <w:ind w:left="3240" w:hanging="360"/>
+      </w:pPr>
+      <w:rPr>
+        <w:rFonts w:ascii="Symbol" w:hAnsi="Symbol" w:hint="default"/>
+      </w:rPr>
+    </w:lvl>
+    <w:lvl w:ilvl="4" w:tplc="04090003" w:tentative="1">
+      <w:start w:val="1"/>
+      <w:numFmt w:val="bullet"/>
+      <w:lvlText w:val="o"/>
+      <w:lvlJc w:val="left"/>
+      <w:pPr>
+        <w:ind w:left="3960" w:hanging="360"/>
+      </w:pPr>
+      <w:rPr>
+        <w:rFonts w:ascii="Courier New" w:hAnsi="Courier New" w:cs="Courier New" w:hint="default"/>
+      </w:rPr>
+    </w:lvl>
+    <w:lvl w:ilvl="5" w:tplc="04090005" w:tentative="1">
+      <w:start w:val="1"/>
+      <w:numFmt w:val="bullet"/>
+      <w:lvlText w:val=""/>
+      <w:lvlJc w:val="left"/>
+      <w:pPr>
+        <w:ind w:left="4680" w:hanging="360"/>
+      </w:pPr>
+      <w:rPr>
+        <w:rFonts w:ascii="Wingdings" w:hAnsi="Wingdings" w:hint="default"/>
+      </w:rPr>
+    </w:lvl>
+    <w:lvl w:ilvl="6" w:tplc="04090001" w:tentative="1">
+      <w:start w:val="1"/>
+      <w:numFmt w:val="bullet"/>
+      <w:lvlText w:val=""/>
+      <w:lvlJc w:val="left"/>
+      <w:pPr>
+        <w:ind w:left="5400" w:hanging="360"/>
+      </w:pPr>
+      <w:rPr>
+        <w:rFonts w:ascii="Symbol" w:hAnsi="Symbol" w:hint="default"/>
+      </w:rPr>
+    </w:lvl>
+    <w:lvl w:ilvl="7" w:tplc="04090003" w:tentative="1">
+      <w:start w:val="1"/>
+      <w:numFmt w:val="bullet"/>
+      <w:lvlText w:val="o"/>
+      <w:lvlJc w:val="left"/>
+      <w:pPr>
+        <w:ind w:left="6120" w:hanging="360"/>
+      </w:pPr>
+      <w:rPr>
+        <w:rFonts w:ascii="Courier New" w:hAnsi="Courier New" w:cs="Courier New" w:hint="default"/>
+      </w:rPr>
+    </w:lvl>
+    <w:lvl w:ilvl="8" w:tplc="04090005" w:tentative="1">
+      <w:start w:val="1"/>
+      <w:numFmt w:val="bullet"/>
+      <w:lvlText w:val=""/>
+      <w:lvlJc w:val="left"/>
+      <w:pPr>
+        <w:ind w:left="6840" w:hanging="360"/>
+      </w:pPr>
+      <w:rPr>
+        <w:rFonts w:ascii="Wingdings" w:hAnsi="Wingdings" w:hint="default"/>
+      </w:rPr>
+    </w:lvl>
+  </w:abstractNum>
+  <w:abstractNum w:abstractNumId="7" w15:restartNumberingAfterBreak="0">
+    <w:nsid w:val="76963A3A"/>
+    <w:multiLevelType w:val="hybridMultilevel"/>
+    <w:tmpl w:val="DFA8C0BE"/>
+    <w:lvl w:ilvl="0" w:tplc="04090001">
+      <w:start w:val="1"/>
+      <w:numFmt w:val="bullet"/>
+      <w:lvlText w:val=""/>
+      <w:lvlJc w:val="left"/>
+      <w:pPr>
+        <w:ind w:left="1080" w:hanging="360"/>
+      </w:pPr>
+      <w:rPr>
+        <w:rFonts w:ascii="Symbol" w:hAnsi="Symbol" w:hint="default"/>
+      </w:rPr>
+    </w:lvl>
+    <w:lvl w:ilvl="1" w:tplc="04090003" w:tentative="1">
+      <w:start w:val="1"/>
+      <w:numFmt w:val="bullet"/>
+      <w:lvlText w:val="o"/>
+      <w:lvlJc w:val="left"/>
+      <w:pPr>
+        <w:ind w:left="1800" w:hanging="360"/>
+      </w:pPr>
+      <w:rPr>
+        <w:rFonts w:ascii="Courier New" w:hAnsi="Courier New" w:cs="Courier New" w:hint="default"/>
+      </w:rPr>
+    </w:lvl>
+    <w:lvl w:ilvl="2" w:tplc="04090005" w:tentative="1">
+      <w:start w:val="1"/>
+      <w:numFmt w:val="bullet"/>
+      <w:lvlText w:val=""/>
+      <w:lvlJc w:val="left"/>
+      <w:pPr>
+        <w:ind w:left="2520" w:hanging="360"/>
+      </w:pPr>
+      <w:rPr>
+        <w:rFonts w:ascii="Wingdings" w:hAnsi="Wingdings" w:hint="default"/>
+      </w:rPr>
+    </w:lvl>
+    <w:lvl w:ilvl="3" w:tplc="04090001" w:tentative="1">
+      <w:start w:val="1"/>
+      <w:numFmt w:val="bullet"/>
+      <w:lvlText w:val=""/>
+      <w:lvlJc w:val="left"/>
+      <w:pPr>
+        <w:ind w:left="3240" w:hanging="360"/>
+      </w:pPr>
+      <w:rPr>
+        <w:rFonts w:ascii="Symbol" w:hAnsi="Symbol" w:hint="default"/>
+      </w:rPr>
+    </w:lvl>
+    <w:lvl w:ilvl="4" w:tplc="04090003" w:tentative="1">
+      <w:start w:val="1"/>
+      <w:numFmt w:val="bullet"/>
+      <w:lvlText w:val="o"/>
+      <w:lvlJc w:val="left"/>
+      <w:pPr>
+        <w:ind w:left="3960" w:hanging="360"/>
+      </w:pPr>
+      <w:rPr>
+        <w:rFonts w:ascii="Courier New" w:hAnsi="Courier New" w:cs="Courier New" w:hint="default"/>
+      </w:rPr>
+    </w:lvl>
+    <w:lvl w:ilvl="5" w:tplc="04090005" w:tentative="1">
+      <w:start w:val="1"/>
+      <w:numFmt w:val="bullet"/>
+      <w:lvlText w:val=""/>
+      <w:lvlJc w:val="left"/>
+      <w:pPr>
+        <w:ind w:left="4680" w:hanging="360"/>
+      </w:pPr>
+      <w:rPr>
+        <w:rFonts w:ascii="Wingdings" w:hAnsi="Wingdings" w:hint="default"/>
+      </w:rPr>
+    </w:lvl>
+    <w:lvl w:ilvl="6" w:tplc="04090001" w:tentative="1">
+      <w:start w:val="1"/>
+      <w:numFmt w:val="bullet"/>
+      <w:lvlText w:val=""/>
+      <w:lvlJc w:val="left"/>
+      <w:pPr>
+        <w:ind w:left="5400" w:hanging="360"/>
+      </w:pPr>
+      <w:rPr>
+        <w:rFonts w:ascii="Symbol" w:hAnsi="Symbol" w:hint="default"/>
+      </w:rPr>
+    </w:lvl>
+    <w:lvl w:ilvl="7" w:tplc="04090003" w:tentative="1">
+      <w:start w:val="1"/>
+      <w:numFmt w:val="bullet"/>
+      <w:lvlText w:val="o"/>
+      <w:lvlJc w:val="left"/>
+      <w:pPr>
+        <w:ind w:left="6120" w:hanging="360"/>
+      </w:pPr>
+      <w:rPr>
+        <w:rFonts w:ascii="Courier New" w:hAnsi="Courier New" w:cs="Courier New" w:hint="default"/>
+      </w:rPr>
+    </w:lvl>
+    <w:lvl w:ilvl="8" w:tplc="04090005" w:tentative="1">
+      <w:start w:val="1"/>
+      <w:numFmt w:val="bullet"/>
+      <w:lvlText w:val=""/>
+      <w:lvlJc w:val="left"/>
+      <w:pPr>
+        <w:ind w:left="6840" w:hanging="360"/>
+      </w:pPr>
+      <w:rPr>
+        <w:rFonts w:ascii="Wingdings" w:hAnsi="Wingdings" w:hint="default"/>
+      </w:rPr>
+    </w:lvl>
+  </w:abstractNum>
   <w:num w:numId="1" w16cid:durableId="506166203">
-    <w:abstractNumId w:val="1"/>
+    <w:abstractNumId w:val="2"/>
   </w:num>
   <w:num w:numId="2" w16cid:durableId="763459195">
     <w:abstractNumId w:val="0"/>
+  </w:num>
+  <w:num w:numId="3" w16cid:durableId="1552498482">
+    <w:abstractNumId w:val="3"/>
+  </w:num>
+  <w:num w:numId="4" w16cid:durableId="270355407">
+    <w:abstractNumId w:val="7"/>
+  </w:num>
+  <w:num w:numId="5" w16cid:durableId="646319753">
+    <w:abstractNumId w:val="5"/>
+  </w:num>
+  <w:num w:numId="6" w16cid:durableId="1860776532">
+    <w:abstractNumId w:val="1"/>
+  </w:num>
+  <w:num w:numId="7" w16cid:durableId="1904364747">
+    <w:abstractNumId w:val="4"/>
+  </w:num>
+  <w:num w:numId="8" w16cid:durableId="462120211">
+    <w:abstractNumId w:val="6"/>
   </w:num>
 </w:numbering>
 </file>
@@ -1631,6 +2731,17 @@
     <w:semiHidden/>
     <w:unhideWhenUsed/>
   </w:style>
+  <w:style w:type="paragraph" w:styleId="ListParagraph">
+    <w:name w:val="List Paragraph"/>
+    <w:basedOn w:val="Normal"/>
+    <w:uiPriority w:val="34"/>
+    <w:qFormat/>
+    <w:rsid w:val="00711224"/>
+    <w:pPr>
+      <w:ind w:left="720"/>
+      <w:contextualSpacing/>
+    </w:pPr>
+  </w:style>
 </w:styles>
 </file>
 

--- a/Jonathan_Schweder_CV.docx
+++ b/Jonathan_Schweder_CV.docx
@@ -68,31 +68,29 @@
           <w:rFonts w:ascii="Calibri" w:hAnsi="Calibri" w:cs="Calibri"/>
         </w:rPr>
       </w:pPr>
+      <w:r>
+        <w:rPr>
+          <w:rFonts w:ascii="Calibri" w:eastAsia="Arial" w:hAnsi="Calibri" w:cs="Calibri"/>
+          <w:sz w:val="22"/>
+        </w:rPr>
+        <w:t>jonathanschweder@gmail.com</w:t>
+      </w:r>
+      <w:r>
+        <w:rPr>
+          <w:rFonts w:ascii="Calibri" w:eastAsia="Arial" w:hAnsi="Calibri" w:cs="Calibri"/>
+          <w:sz w:val="22"/>
+        </w:rPr>
+        <w:t xml:space="preserve"> | linkedin.com/in/</w:t>
+      </w:r>
       <w:proofErr w:type="spellStart"/>
       <w:r>
         <w:rPr>
           <w:rFonts w:ascii="Calibri" w:eastAsia="Arial" w:hAnsi="Calibri" w:cs="Calibri"/>
           <w:sz w:val="22"/>
         </w:rPr>
-        <w:t>cv@jaswdr.dev</w:t>
+        <w:t>jaswdr</w:t>
       </w:r>
       <w:proofErr w:type="spellEnd"/>
-      <w:r>
-        <w:rPr>
-          <w:rFonts w:ascii="Calibri" w:eastAsia="Arial" w:hAnsi="Calibri" w:cs="Calibri"/>
-          <w:sz w:val="22"/>
-        </w:rPr>
-        <w:t xml:space="preserve"> | linkedin.com/in/</w:t>
-      </w:r>
-      <w:proofErr w:type="spellStart"/>
-      <w:r>
-        <w:rPr>
-          <w:rFonts w:ascii="Calibri" w:eastAsia="Arial" w:hAnsi="Calibri" w:cs="Calibri"/>
-          <w:sz w:val="22"/>
-        </w:rPr>
-        <w:t>jaswdr</w:t>
-      </w:r>
-      <w:proofErr w:type="spellEnd"/>
     </w:p>
     <w:p>
       <w:pPr>
@@ -103,22 +101,8 @@
       </w:pPr>
     </w:p>
     <w:p>
-      <w:pPr>
-        <w:rPr>
-          <w:rFonts w:ascii="Calibri" w:hAnsi="Calibri" w:cs="Calibri"/>
-        </w:rPr>
-      </w:pPr>
-      <w:r>
-        <w:rPr>
-          <w:rFonts w:ascii="Calibri" w:hAnsi="Calibri" w:cs="Calibri"/>
-        </w:rPr>
-        <w:t>Highly skilled software engineer with diverse IT background and a track record of success in improving customer and user experiences through the use of customer service concepts. Strong analytical and problem-solving skills, proficient in programming languages and virtualization technologies, and skilled at communicating with technical and non-technical stakeholders. Seeking a Data Scientist, Data Engineer, Machine Learning Engineer, or Data Analyst role to utilize my skills and experience in data analysis and data-driven decision making</w:t>
-      </w:r>
-      <w:r>
-        <w:rPr>
-          <w:rFonts w:ascii="Calibri" w:hAnsi="Calibri" w:cs="Calibri"/>
-        </w:rPr>
-        <w:t>.</w:t>
+      <w:r>
+        <w:t>Highly skilled software engineer with diverse IT experience. Improving customer/user experiences through customer service concepts. Strong analytical, programming, virtualization skills. Excellent communicator with technical/non-technical stakeholders. Seeking Software Engineer, SRE or Data-intensive role to deliver quality software and analytics solutions.</w:t>
       </w:r>
     </w:p>
     <w:p>
@@ -269,6 +253,221 @@
           <w:rFonts w:ascii="Calibri" w:hAnsi="Calibri" w:cs="Calibri"/>
         </w:rPr>
       </w:pPr>
+      <w:r>
+        <w:rPr>
+          <w:rFonts w:ascii="Calibri" w:hAnsi="Calibri" w:cs="Calibri"/>
+          <w:b/>
+          <w:bCs/>
+        </w:rPr>
+        <w:t>Technolog</w:t>
+      </w:r>
+      <w:r>
+        <w:rPr>
+          <w:rFonts w:ascii="Calibri" w:hAnsi="Calibri" w:cs="Calibri"/>
+          <w:b/>
+          <w:bCs/>
+        </w:rPr>
+        <w:t>ies</w:t>
+      </w:r>
+      <w:r>
+        <w:rPr>
+          <w:rFonts w:ascii="Calibri" w:hAnsi="Calibri" w:cs="Calibri"/>
+          <w:b/>
+          <w:bCs/>
+        </w:rPr>
+        <w:t>:</w:t>
+      </w:r>
+      <w:r>
+        <w:rPr>
+          <w:rFonts w:ascii="Calibri" w:hAnsi="Calibri" w:cs="Calibri"/>
+          <w:b/>
+          <w:bCs/>
+        </w:rPr>
+        <w:t xml:space="preserve"> </w:t>
+      </w:r>
+      <w:r>
+        <w:rPr>
+          <w:rFonts w:ascii="Calibri" w:hAnsi="Calibri" w:cs="Calibri"/>
+        </w:rPr>
+        <w:t>P</w:t>
+      </w:r>
+      <w:r>
+        <w:rPr>
+          <w:rFonts w:ascii="Calibri" w:hAnsi="Calibri" w:cs="Calibri"/>
+        </w:rPr>
+        <w:t>ython, Go, Ruby, Typescript/</w:t>
+      </w:r>
+      <w:proofErr w:type="spellStart"/>
+      <w:r>
+        <w:rPr>
+          <w:rFonts w:ascii="Calibri" w:hAnsi="Calibri" w:cs="Calibri"/>
+        </w:rPr>
+        <w:t>Javascript</w:t>
+      </w:r>
+      <w:proofErr w:type="spellEnd"/>
+      <w:r>
+        <w:rPr>
+          <w:rFonts w:ascii="Calibri" w:hAnsi="Calibri" w:cs="Calibri"/>
+        </w:rPr>
+        <w:t xml:space="preserve">, </w:t>
+      </w:r>
+      <w:proofErr w:type="spellStart"/>
+      <w:r>
+        <w:rPr>
+          <w:rFonts w:ascii="Calibri" w:hAnsi="Calibri" w:cs="Calibri"/>
+        </w:rPr>
+        <w:t>Shellscript</w:t>
+      </w:r>
+      <w:proofErr w:type="spellEnd"/>
+      <w:r>
+        <w:rPr>
+          <w:rFonts w:ascii="Calibri" w:hAnsi="Calibri" w:cs="Calibri"/>
+        </w:rPr>
+        <w:t>, SQL, EC2, Lambda, ECS, Docker, Kubernetes</w:t>
+      </w:r>
+      <w:r>
+        <w:rPr>
+          <w:rFonts w:ascii="Calibri" w:hAnsi="Calibri" w:cs="Calibri"/>
+        </w:rPr>
+        <w:t>, Linux (Amazon Linux, Ubuntu, Debian, CentOS, Red Hat Linux)</w:t>
+      </w:r>
+      <w:r>
+        <w:rPr>
+          <w:rFonts w:ascii="Calibri" w:hAnsi="Calibri" w:cs="Calibri"/>
+        </w:rPr>
+        <w:t xml:space="preserve">, DynamoDB, RDS, </w:t>
+      </w:r>
+      <w:r>
+        <w:rPr>
+          <w:rFonts w:ascii="Calibri" w:eastAsia="Arial" w:hAnsi="Calibri" w:cs="Calibri"/>
+          <w:sz w:val="22"/>
+        </w:rPr>
+        <w:t>PostgreSQL</w:t>
+      </w:r>
+      <w:r>
+        <w:rPr>
+          <w:rFonts w:ascii="Calibri" w:eastAsia="Arial" w:hAnsi="Calibri" w:cs="Calibri"/>
+          <w:sz w:val="22"/>
+        </w:rPr>
+        <w:t>, Amazon Timestream, Redis</w:t>
+      </w:r>
+      <w:r>
+        <w:rPr>
+          <w:rFonts w:ascii="Calibri" w:hAnsi="Calibri" w:cs="Calibri"/>
+        </w:rPr>
+        <w:t xml:space="preserve">, S3, EFS, </w:t>
+      </w:r>
+      <w:proofErr w:type="spellStart"/>
+      <w:r>
+        <w:rPr>
+          <w:rFonts w:ascii="Calibri" w:hAnsi="Calibri" w:cs="Calibri"/>
+        </w:rPr>
+        <w:t>ClouFormation</w:t>
+      </w:r>
+      <w:proofErr w:type="spellEnd"/>
+      <w:r>
+        <w:rPr>
+          <w:rFonts w:ascii="Calibri" w:hAnsi="Calibri" w:cs="Calibri"/>
+        </w:rPr>
+        <w:t xml:space="preserve">, CDK, API Gateway, Route 53, IAM, Secrets Manager, Athena, EMR, </w:t>
+      </w:r>
+      <w:proofErr w:type="spellStart"/>
+      <w:r>
+        <w:rPr>
+          <w:rFonts w:ascii="Calibri" w:hAnsi="Calibri" w:cs="Calibri"/>
+        </w:rPr>
+        <w:t>PySpark</w:t>
+      </w:r>
+      <w:proofErr w:type="spellEnd"/>
+      <w:r>
+        <w:rPr>
+          <w:rFonts w:ascii="Calibri" w:hAnsi="Calibri" w:cs="Calibri"/>
+        </w:rPr>
+        <w:t xml:space="preserve">, AWS Glue, </w:t>
+      </w:r>
+      <w:proofErr w:type="spellStart"/>
+      <w:r>
+        <w:rPr>
+          <w:rFonts w:ascii="Calibri" w:hAnsi="Calibri" w:cs="Calibri"/>
+        </w:rPr>
+        <w:t>QuickSight</w:t>
+      </w:r>
+      <w:proofErr w:type="spellEnd"/>
+      <w:r>
+        <w:rPr>
+          <w:rFonts w:ascii="Calibri" w:hAnsi="Calibri" w:cs="Calibri"/>
+        </w:rPr>
+        <w:t xml:space="preserve">, SWF, </w:t>
+      </w:r>
+      <w:proofErr w:type="spellStart"/>
+      <w:r>
+        <w:rPr>
+          <w:rFonts w:ascii="Calibri" w:hAnsi="Calibri" w:cs="Calibri"/>
+        </w:rPr>
+        <w:t>CodeCommit</w:t>
+      </w:r>
+      <w:proofErr w:type="spellEnd"/>
+      <w:r>
+        <w:rPr>
+          <w:rFonts w:ascii="Calibri" w:hAnsi="Calibri" w:cs="Calibri"/>
+        </w:rPr>
+        <w:t xml:space="preserve">, </w:t>
+      </w:r>
+      <w:proofErr w:type="spellStart"/>
+      <w:r>
+        <w:rPr>
+          <w:rFonts w:ascii="Calibri" w:hAnsi="Calibri" w:cs="Calibri"/>
+        </w:rPr>
+        <w:t>CodeDeploy</w:t>
+      </w:r>
+      <w:proofErr w:type="spellEnd"/>
+      <w:r>
+        <w:rPr>
+          <w:rFonts w:ascii="Calibri" w:hAnsi="Calibri" w:cs="Calibri"/>
+        </w:rPr>
+        <w:t xml:space="preserve">, </w:t>
+      </w:r>
+      <w:proofErr w:type="spellStart"/>
+      <w:r>
+        <w:rPr>
+          <w:rFonts w:ascii="Calibri" w:hAnsi="Calibri" w:cs="Calibri"/>
+        </w:rPr>
+        <w:t>CodePipeline</w:t>
+      </w:r>
+      <w:proofErr w:type="spellEnd"/>
+      <w:r>
+        <w:rPr>
+          <w:rFonts w:ascii="Calibri" w:hAnsi="Calibri" w:cs="Calibri"/>
+        </w:rPr>
+        <w:t xml:space="preserve">, Amazon Polly, Amazon </w:t>
+      </w:r>
+      <w:proofErr w:type="spellStart"/>
+      <w:r>
+        <w:rPr>
+          <w:rFonts w:ascii="Calibri" w:hAnsi="Calibri" w:cs="Calibri"/>
+        </w:rPr>
+        <w:t>SageMaker</w:t>
+      </w:r>
+      <w:proofErr w:type="spellEnd"/>
+      <w:r>
+        <w:rPr>
+          <w:rFonts w:ascii="Calibri" w:hAnsi="Calibri" w:cs="Calibri"/>
+        </w:rPr>
+        <w:t>, Git</w:t>
+      </w:r>
+      <w:r>
+        <w:rPr>
+          <w:rFonts w:ascii="Calibri" w:hAnsi="Calibri" w:cs="Calibri"/>
+        </w:rPr>
+        <w:t>.</w:t>
+      </w:r>
+    </w:p>
+    <w:p>
+      <w:pPr>
+        <w:rPr>
+          <w:rFonts w:ascii="Calibri" w:hAnsi="Calibri" w:cs="Calibri"/>
+        </w:rPr>
+      </w:pPr>
     </w:p>
     <w:p>
       <w:pPr>
@@ -339,14 +538,7 @@
           <w:rFonts w:ascii="Calibri" w:eastAsia="Arial" w:hAnsi="Calibri" w:cs="Calibri"/>
           <w:sz w:val="22"/>
         </w:rPr>
-        <w:t>Developed</w:t>
-      </w:r>
-      <w:r>
-        <w:rPr>
-          <w:rFonts w:ascii="Calibri" w:eastAsia="Arial" w:hAnsi="Calibri" w:cs="Calibri"/>
-          <w:sz w:val="22"/>
-        </w:rPr>
-        <w:t xml:space="preserve"> an IoT management platform for customers to build, deploy, and monitor remote fleets.</w:t>
+        <w:t>Developed an IoT management platform for customers to build, deploy, and monitor remote fleets.</w:t>
       </w:r>
     </w:p>
     <w:p>
@@ -364,13 +556,7 @@
         <w:rPr>
           <w:rFonts w:ascii="Calibri" w:hAnsi="Calibri" w:cs="Calibri"/>
         </w:rPr>
-        <w:t>Constructed a centralized</w:t>
-      </w:r>
-      <w:r>
-        <w:rPr>
-          <w:rFonts w:ascii="Calibri" w:hAnsi="Calibri" w:cs="Calibri"/>
-        </w:rPr>
-        <w:t xml:space="preserve"> </w:t>
+        <w:t xml:space="preserve">Constructed a centralized </w:t>
       </w:r>
       <w:r>
         <w:rPr>
@@ -395,20 +581,125 @@
         <w:rPr>
           <w:rFonts w:ascii="Calibri" w:hAnsi="Calibri" w:cs="Calibri"/>
         </w:rPr>
-        <w:t>Effectively managed</w:t>
-      </w:r>
-      <w:r>
-        <w:rPr>
-          <w:rFonts w:ascii="Calibri" w:hAnsi="Calibri" w:cs="Calibri"/>
+        <w:t xml:space="preserve">Effectively managed </w:t>
+      </w:r>
+      <w:r>
+        <w:rPr>
+          <w:rFonts w:ascii="Calibri" w:eastAsia="Arial" w:hAnsi="Calibri" w:cs="Calibri"/>
+          <w:sz w:val="22"/>
+        </w:rPr>
+        <w:t>and maintained multiple Kubernetes clusters in a multi-cloud environment, collaborating with other team members to deploy and manage applications, resulting in improved reliability and scalability of cloud-based systems.</w:t>
+      </w:r>
+    </w:p>
+    <w:p>
+      <w:pPr>
+        <w:rPr>
+          <w:rFonts w:ascii="Calibri" w:hAnsi="Calibri" w:cs="Calibri"/>
+        </w:rPr>
+      </w:pPr>
+      <w:r>
+        <w:rPr>
+          <w:rFonts w:ascii="Calibri" w:hAnsi="Calibri" w:cs="Calibri"/>
+          <w:b/>
+          <w:bCs/>
+        </w:rPr>
+        <w:t>Technolog</w:t>
+      </w:r>
+      <w:r>
+        <w:rPr>
+          <w:rFonts w:ascii="Calibri" w:hAnsi="Calibri" w:cs="Calibri"/>
+          <w:b/>
+          <w:bCs/>
+        </w:rPr>
+        <w:t>ies</w:t>
+      </w:r>
+      <w:r>
+        <w:rPr>
+          <w:rFonts w:ascii="Calibri" w:hAnsi="Calibri" w:cs="Calibri"/>
+          <w:b/>
+          <w:bCs/>
+        </w:rPr>
+        <w:t>:</w:t>
+      </w:r>
+      <w:r>
+        <w:rPr>
+          <w:rFonts w:ascii="Calibri" w:hAnsi="Calibri" w:cs="Calibri"/>
+          <w:b/>
+          <w:bCs/>
         </w:rPr>
         <w:t xml:space="preserve"> </w:t>
       </w:r>
       <w:r>
         <w:rPr>
-          <w:rFonts w:ascii="Calibri" w:eastAsia="Arial" w:hAnsi="Calibri" w:cs="Calibri"/>
-          <w:sz w:val="22"/>
-        </w:rPr>
-        <w:t>and maintained multiple Kubernetes clusters in a multi-cloud environment, collaborating with other team members to deploy and manage applications, resulting in improved reliability and scalability of cloud-based systems.</w:t>
+          <w:rFonts w:ascii="Calibri" w:hAnsi="Calibri" w:cs="Calibri"/>
+        </w:rPr>
+        <w:t>Go</w:t>
+      </w:r>
+      <w:r>
+        <w:rPr>
+          <w:rFonts w:ascii="Calibri" w:hAnsi="Calibri" w:cs="Calibri"/>
+        </w:rPr>
+        <w:t xml:space="preserve">, </w:t>
+      </w:r>
+      <w:proofErr w:type="spellStart"/>
+      <w:r>
+        <w:rPr>
+          <w:rFonts w:ascii="Calibri" w:hAnsi="Calibri" w:cs="Calibri"/>
+        </w:rPr>
+        <w:t>Shellscript</w:t>
+      </w:r>
+      <w:proofErr w:type="spellEnd"/>
+      <w:r>
+        <w:rPr>
+          <w:rFonts w:ascii="Calibri" w:hAnsi="Calibri" w:cs="Calibri"/>
+        </w:rPr>
+        <w:t xml:space="preserve">, </w:t>
+      </w:r>
+      <w:proofErr w:type="spellStart"/>
+      <w:r>
+        <w:rPr>
+          <w:rFonts w:ascii="Calibri" w:hAnsi="Calibri" w:cs="Calibri"/>
+        </w:rPr>
+        <w:t>Javascript</w:t>
+      </w:r>
+      <w:proofErr w:type="spellEnd"/>
+      <w:r>
+        <w:rPr>
+          <w:rFonts w:ascii="Calibri" w:hAnsi="Calibri" w:cs="Calibri"/>
+        </w:rPr>
+        <w:t>, Kubernetes, Docker</w:t>
+      </w:r>
+      <w:r>
+        <w:rPr>
+          <w:rFonts w:ascii="Calibri" w:hAnsi="Calibri" w:cs="Calibri"/>
+        </w:rPr>
+        <w:t xml:space="preserve">, Linux (Debian, Ubuntu, </w:t>
+      </w:r>
+      <w:proofErr w:type="spellStart"/>
+      <w:r>
+        <w:rPr>
+          <w:rFonts w:ascii="Calibri" w:hAnsi="Calibri" w:cs="Calibri"/>
+        </w:rPr>
+        <w:t>ArchLinux</w:t>
+      </w:r>
+      <w:proofErr w:type="spellEnd"/>
+      <w:r>
+        <w:rPr>
+          <w:rFonts w:ascii="Calibri" w:hAnsi="Calibri" w:cs="Calibri"/>
+        </w:rPr>
+        <w:t>, Alpine)</w:t>
+      </w:r>
+      <w:r>
+        <w:rPr>
+          <w:rFonts w:ascii="Calibri" w:hAnsi="Calibri" w:cs="Calibri"/>
+        </w:rPr>
+        <w:t>, MongoDB, S3, Redis, CloudFormation, CDK</w:t>
+      </w:r>
+      <w:r>
+        <w:rPr>
+          <w:rFonts w:ascii="Calibri" w:hAnsi="Calibri" w:cs="Calibri"/>
+        </w:rPr>
+        <w:t>/CDK8S, Prometheus, Grafana, Multi-cloud.</w:t>
       </w:r>
     </w:p>
     <w:p>
@@ -487,42 +778,7 @@
           <w:rFonts w:ascii="Calibri" w:eastAsia="Arial" w:hAnsi="Calibri" w:cs="Calibri"/>
           <w:sz w:val="22"/>
         </w:rPr>
-        <w:t>Designed</w:t>
-      </w:r>
-      <w:r>
-        <w:rPr>
-          <w:rFonts w:ascii="Calibri" w:eastAsia="Arial" w:hAnsi="Calibri" w:cs="Calibri"/>
-          <w:sz w:val="22"/>
-        </w:rPr>
-        <w:t xml:space="preserve"> and deployed an embedded Linux application for live streaming of ultrasound exams in </w:t>
-      </w:r>
-      <w:r>
-        <w:rPr>
-          <w:rFonts w:ascii="Calibri" w:eastAsia="Arial" w:hAnsi="Calibri" w:cs="Calibri"/>
-          <w:sz w:val="22"/>
-        </w:rPr>
-        <w:t>dozens of</w:t>
-      </w:r>
-      <w:r>
-        <w:rPr>
-          <w:rFonts w:ascii="Calibri" w:eastAsia="Arial" w:hAnsi="Calibri" w:cs="Calibri"/>
-          <w:sz w:val="22"/>
-        </w:rPr>
-        <w:t xml:space="preserve"> clinics</w:t>
-      </w:r>
-      <w:r>
-        <w:rPr>
-          <w:rFonts w:ascii="Calibri" w:eastAsia="Arial" w:hAnsi="Calibri" w:cs="Calibri"/>
-          <w:sz w:val="22"/>
-        </w:rPr>
-        <w:t xml:space="preserve"> and hospitals</w:t>
-      </w:r>
-      <w:r>
-        <w:rPr>
-          <w:rFonts w:ascii="Calibri" w:eastAsia="Arial" w:hAnsi="Calibri" w:cs="Calibri"/>
-          <w:sz w:val="22"/>
-        </w:rPr>
-        <w:t>, receiving positive feedback from customers.</w:t>
+        <w:t>Designed and deployed an embedded Linux application for live streaming of ultrasound exams in dozens of clinics and hospitals, receiving positive feedback from customers.</w:t>
       </w:r>
     </w:p>
     <w:p>
@@ -541,14 +797,7 @@
           <w:rFonts w:ascii="Calibri" w:eastAsia="Arial" w:hAnsi="Calibri" w:cs="Calibri"/>
           <w:sz w:val="22"/>
         </w:rPr>
-        <w:t>C</w:t>
-      </w:r>
-      <w:r>
-        <w:rPr>
-          <w:rFonts w:ascii="Calibri" w:eastAsia="Arial" w:hAnsi="Calibri" w:cs="Calibri"/>
-          <w:sz w:val="22"/>
-        </w:rPr>
-        <w:t>ontributed to the development of live streaming and video on demand products for enterprise customers, improving quality and functionality, resulting in increased customer satisfaction and gaining valuable knowledge of video streaming technologies and enterprise customer needs.</w:t>
+        <w:t>Contributed to the development of live streaming and video on demand products for enterprise customers, improving quality and functionality, resulting in increased customer satisfaction and gaining valuable knowledge of video streaming technologies and enterprise customer needs.</w:t>
       </w:r>
     </w:p>
     <w:p>
@@ -576,6 +825,111 @@
           <w:rFonts w:ascii="Calibri" w:hAnsi="Calibri" w:cs="Calibri"/>
         </w:rPr>
       </w:pPr>
+      <w:r>
+        <w:rPr>
+          <w:rFonts w:ascii="Calibri" w:hAnsi="Calibri" w:cs="Calibri"/>
+          <w:b/>
+          <w:bCs/>
+        </w:rPr>
+        <w:t>Technolog</w:t>
+      </w:r>
+      <w:r>
+        <w:rPr>
+          <w:rFonts w:ascii="Calibri" w:hAnsi="Calibri" w:cs="Calibri"/>
+          <w:b/>
+          <w:bCs/>
+        </w:rPr>
+        <w:t>ies</w:t>
+      </w:r>
+      <w:r>
+        <w:rPr>
+          <w:rFonts w:ascii="Calibri" w:hAnsi="Calibri" w:cs="Calibri"/>
+          <w:b/>
+          <w:bCs/>
+        </w:rPr>
+        <w:t>:</w:t>
+      </w:r>
+      <w:r>
+        <w:rPr>
+          <w:rFonts w:ascii="Calibri" w:hAnsi="Calibri" w:cs="Calibri"/>
+          <w:b/>
+          <w:bCs/>
+        </w:rPr>
+        <w:t xml:space="preserve"> </w:t>
+      </w:r>
+      <w:r>
+        <w:rPr>
+          <w:rFonts w:ascii="Calibri" w:hAnsi="Calibri" w:cs="Calibri"/>
+        </w:rPr>
+        <w:t>Pyt</w:t>
+      </w:r>
+      <w:r>
+        <w:rPr>
+          <w:rFonts w:ascii="Calibri" w:hAnsi="Calibri" w:cs="Calibri"/>
+        </w:rPr>
+        <w:t>h</w:t>
+      </w:r>
+      <w:r>
+        <w:rPr>
+          <w:rFonts w:ascii="Calibri" w:hAnsi="Calibri" w:cs="Calibri"/>
+        </w:rPr>
+        <w:t xml:space="preserve">on, </w:t>
+      </w:r>
+      <w:r>
+        <w:rPr>
+          <w:rFonts w:ascii="Calibri" w:hAnsi="Calibri" w:cs="Calibri"/>
+        </w:rPr>
+        <w:t xml:space="preserve">Go, </w:t>
+      </w:r>
+      <w:proofErr w:type="spellStart"/>
+      <w:r>
+        <w:rPr>
+          <w:rFonts w:ascii="Calibri" w:hAnsi="Calibri" w:cs="Calibri"/>
+        </w:rPr>
+        <w:t>Shellscript</w:t>
+      </w:r>
+      <w:proofErr w:type="spellEnd"/>
+      <w:r>
+        <w:rPr>
+          <w:rFonts w:ascii="Calibri" w:hAnsi="Calibri" w:cs="Calibri"/>
+        </w:rPr>
+        <w:t>, HTML/CSS/</w:t>
+      </w:r>
+      <w:proofErr w:type="spellStart"/>
+      <w:r>
+        <w:rPr>
+          <w:rFonts w:ascii="Calibri" w:hAnsi="Calibri" w:cs="Calibri"/>
+        </w:rPr>
+        <w:t>Javascript</w:t>
+      </w:r>
+      <w:proofErr w:type="spellEnd"/>
+      <w:r>
+        <w:rPr>
+          <w:rFonts w:ascii="Calibri" w:hAnsi="Calibri" w:cs="Calibri"/>
+        </w:rPr>
+        <w:t xml:space="preserve">, Django, flask, </w:t>
+      </w:r>
+      <w:proofErr w:type="spellStart"/>
+      <w:r>
+        <w:rPr>
+          <w:rFonts w:ascii="Calibri" w:hAnsi="Calibri" w:cs="Calibri"/>
+        </w:rPr>
+        <w:t>sqlalchemy</w:t>
+      </w:r>
+      <w:proofErr w:type="spellEnd"/>
+      <w:r>
+        <w:rPr>
+          <w:rFonts w:ascii="Calibri" w:hAnsi="Calibri" w:cs="Calibri"/>
+        </w:rPr>
+        <w:t>, MongoDB, PostgreSQL, S3, RDS, EC2, ECS, Docker, NGINX, Linux (Ubuntu, Debian, CentOS), video streaming.</w:t>
+      </w:r>
+    </w:p>
+    <w:p>
+      <w:pPr>
+        <w:rPr>
+          <w:rFonts w:ascii="Calibri" w:hAnsi="Calibri" w:cs="Calibri"/>
+        </w:rPr>
+      </w:pPr>
     </w:p>
     <w:p>
       <w:pPr>
@@ -693,6 +1047,93 @@
           <w:rFonts w:ascii="Calibri" w:hAnsi="Calibri" w:cs="Calibri"/>
         </w:rPr>
       </w:pPr>
+      <w:r>
+        <w:rPr>
+          <w:rFonts w:ascii="Calibri" w:hAnsi="Calibri" w:cs="Calibri"/>
+          <w:b/>
+          <w:bCs/>
+        </w:rPr>
+        <w:t>Technolog</w:t>
+      </w:r>
+      <w:r>
+        <w:rPr>
+          <w:rFonts w:ascii="Calibri" w:hAnsi="Calibri" w:cs="Calibri"/>
+          <w:b/>
+          <w:bCs/>
+        </w:rPr>
+        <w:t>ies</w:t>
+      </w:r>
+      <w:r>
+        <w:rPr>
+          <w:rFonts w:ascii="Calibri" w:hAnsi="Calibri" w:cs="Calibri"/>
+          <w:b/>
+          <w:bCs/>
+        </w:rPr>
+        <w:t>:</w:t>
+      </w:r>
+      <w:r>
+        <w:rPr>
+          <w:rFonts w:ascii="Calibri" w:hAnsi="Calibri" w:cs="Calibri"/>
+          <w:b/>
+          <w:bCs/>
+        </w:rPr>
+        <w:t xml:space="preserve"> </w:t>
+      </w:r>
+      <w:r>
+        <w:rPr>
+          <w:rFonts w:ascii="Calibri" w:hAnsi="Calibri" w:cs="Calibri"/>
+        </w:rPr>
+        <w:t xml:space="preserve">Go, PHP, </w:t>
+      </w:r>
+      <w:proofErr w:type="spellStart"/>
+      <w:r>
+        <w:rPr>
+          <w:rFonts w:ascii="Calibri" w:hAnsi="Calibri" w:cs="Calibri"/>
+        </w:rPr>
+        <w:t>Shellscript</w:t>
+      </w:r>
+      <w:proofErr w:type="spellEnd"/>
+      <w:r>
+        <w:rPr>
+          <w:rFonts w:ascii="Calibri" w:hAnsi="Calibri" w:cs="Calibri"/>
+        </w:rPr>
+        <w:t>, HTML/CSS/</w:t>
+      </w:r>
+      <w:proofErr w:type="spellStart"/>
+      <w:r>
+        <w:rPr>
+          <w:rFonts w:ascii="Calibri" w:hAnsi="Calibri" w:cs="Calibri"/>
+        </w:rPr>
+        <w:t>Javascript</w:t>
+      </w:r>
+      <w:proofErr w:type="spellEnd"/>
+      <w:r>
+        <w:rPr>
+          <w:rFonts w:ascii="Calibri" w:hAnsi="Calibri" w:cs="Calibri"/>
+        </w:rPr>
+        <w:t xml:space="preserve">, Laravel, Lumen, Doctrine, Composer, Sybase, PostgreSQL, MySQL, MongoDB, Docker, Linux (Ubuntu, Debian, </w:t>
+      </w:r>
+      <w:proofErr w:type="spellStart"/>
+      <w:r>
+        <w:rPr>
+          <w:rFonts w:ascii="Calibri" w:hAnsi="Calibri" w:cs="Calibri"/>
+        </w:rPr>
+        <w:t>ArchLinux</w:t>
+      </w:r>
+      <w:proofErr w:type="spellEnd"/>
+      <w:r>
+        <w:rPr>
+          <w:rFonts w:ascii="Calibri" w:hAnsi="Calibri" w:cs="Calibri"/>
+        </w:rPr>
+        <w:t>, Alpine), video streaming.</w:t>
+      </w:r>
+    </w:p>
+    <w:p>
+      <w:pPr>
+        <w:rPr>
+          <w:rFonts w:ascii="Calibri" w:hAnsi="Calibri" w:cs="Calibri"/>
+        </w:rPr>
+      </w:pPr>
     </w:p>
     <w:p>
       <w:pPr>
@@ -772,14 +1213,7 @@
           <w:rFonts w:ascii="Calibri" w:eastAsia="Arial" w:hAnsi="Calibri" w:cs="Calibri"/>
           <w:sz w:val="22"/>
         </w:rPr>
-        <w:t>M</w:t>
-      </w:r>
-      <w:r>
-        <w:rPr>
-          <w:rFonts w:ascii="Calibri" w:eastAsia="Arial" w:hAnsi="Calibri" w:cs="Calibri"/>
-          <w:sz w:val="22"/>
-        </w:rPr>
-        <w:t>anaged technical infrastructure, including networking, employee computers, Windows server clusters, and camera systems, collaborating with other departments to ensure smooth operation and implementing strategies to improve security, reliability, and scalability.</w:t>
+        <w:t>Managed technical infrastructure, including networking, employee computers, Windows server clusters, and camera systems, collaborating with other departments to ensure smooth operation and implementing strategies to improve security, reliability, and scalability.</w:t>
       </w:r>
     </w:p>
     <w:p>
@@ -826,6 +1260,51 @@
           <w:rFonts w:ascii="Calibri" w:hAnsi="Calibri" w:cs="Calibri"/>
         </w:rPr>
       </w:pPr>
+      <w:r>
+        <w:rPr>
+          <w:rFonts w:ascii="Calibri" w:hAnsi="Calibri" w:cs="Calibri"/>
+          <w:b/>
+          <w:bCs/>
+        </w:rPr>
+        <w:t>Technolog</w:t>
+      </w:r>
+      <w:r>
+        <w:rPr>
+          <w:rFonts w:ascii="Calibri" w:hAnsi="Calibri" w:cs="Calibri"/>
+          <w:b/>
+          <w:bCs/>
+        </w:rPr>
+        <w:t>ies</w:t>
+      </w:r>
+      <w:r>
+        <w:rPr>
+          <w:rFonts w:ascii="Calibri" w:hAnsi="Calibri" w:cs="Calibri"/>
+          <w:b/>
+          <w:bCs/>
+        </w:rPr>
+        <w:t>:</w:t>
+      </w:r>
+      <w:r>
+        <w:rPr>
+          <w:rFonts w:ascii="Calibri" w:hAnsi="Calibri" w:cs="Calibri"/>
+          <w:b/>
+          <w:bCs/>
+        </w:rPr>
+        <w:t xml:space="preserve"> </w:t>
+      </w:r>
+      <w:r>
+        <w:rPr>
+          <w:rFonts w:ascii="Calibri" w:hAnsi="Calibri" w:cs="Calibri"/>
+        </w:rPr>
+        <w:t>Delphi, Sybase, Windows NT, Windows Server 2003/2008/2012, Active Directory, Linux (Ubuntu).</w:t>
+      </w:r>
+    </w:p>
+    <w:p>
+      <w:pPr>
+        <w:rPr>
+          <w:rFonts w:ascii="Calibri" w:hAnsi="Calibri" w:cs="Calibri"/>
+        </w:rPr>
+      </w:pPr>
     </w:p>
     <w:p>
       <w:pPr>
@@ -857,7 +1336,7 @@
           <w:rFonts w:ascii="Calibri" w:eastAsia="Arial" w:hAnsi="Calibri" w:cs="Calibri"/>
           <w:b/>
         </w:rPr>
-        <w:t>Master of Science (M.S.) - Data Science</w:t>
+        <w:t>Master of Business Administration (M.B.A.) - Software Engineering</w:t>
       </w:r>
       <w:r>
         <w:rPr>
@@ -870,7 +1349,7 @@
           <w:rFonts w:ascii="Calibri" w:eastAsia="Arial" w:hAnsi="Calibri" w:cs="Calibri"/>
           <w:sz w:val="22"/>
         </w:rPr>
-        <w:t>Jan 2023 - Jan 2025 (Expected)</w:t>
+        <w:t>Jun 2018 - Oct 2020</w:t>
       </w:r>
     </w:p>
     <w:p>
@@ -885,7 +1364,33 @@
           <w:i/>
           <w:sz w:val="22"/>
         </w:rPr>
-        <w:t>University of Applied Sciences</w:t>
+        <w:t xml:space="preserve">XP </w:t>
+      </w:r>
+      <w:proofErr w:type="spellStart"/>
+      <w:r>
+        <w:rPr>
+          <w:rFonts w:ascii="Calibri" w:eastAsia="Arial" w:hAnsi="Calibri" w:cs="Calibri"/>
+          <w:i/>
+          <w:sz w:val="22"/>
+        </w:rPr>
+        <w:t>Educação</w:t>
+      </w:r>
+      <w:proofErr w:type="spellEnd"/>
+      <w:r>
+        <w:rPr>
+          <w:rFonts w:ascii="Calibri" w:eastAsia="Arial" w:hAnsi="Calibri" w:cs="Calibri"/>
+          <w:i/>
+          <w:sz w:val="22"/>
+        </w:rPr>
+        <w:t>, Belo Horizonte</w:t>
+      </w:r>
+      <w:r>
+        <w:rPr>
+          <w:rFonts w:ascii="Calibri" w:eastAsia="Arial" w:hAnsi="Calibri" w:cs="Calibri"/>
+          <w:i/>
+          <w:sz w:val="22"/>
+        </w:rPr>
+        <w:t>, Brazil</w:t>
       </w:r>
     </w:p>
     <w:p>
@@ -909,7 +1414,7 @@
           <w:rFonts w:ascii="Calibri" w:eastAsia="Arial" w:hAnsi="Calibri" w:cs="Calibri"/>
           <w:b/>
         </w:rPr>
-        <w:t>Master of Business Administration (M.B.A.) - Software Engineering</w:t>
+        <w:t>Bachelor's Degree - Computer Sciences</w:t>
       </w:r>
       <w:r>
         <w:rPr>
@@ -922,7 +1427,7 @@
           <w:rFonts w:ascii="Calibri" w:eastAsia="Arial" w:hAnsi="Calibri" w:cs="Calibri"/>
           <w:sz w:val="22"/>
         </w:rPr>
-        <w:t>Jun 2018 - Oct 2020</w:t>
+        <w:t>Jan 2010 - Jan 2015</w:t>
       </w:r>
     </w:p>
     <w:p>
@@ -937,7 +1442,7 @@
           <w:i/>
           <w:sz w:val="22"/>
         </w:rPr>
-        <w:t xml:space="preserve">XP </w:t>
+        <w:t xml:space="preserve">FURB - </w:t>
       </w:r>
       <w:proofErr w:type="spellStart"/>
       <w:r>
@@ -946,7 +1451,7 @@
           <w:i/>
           <w:sz w:val="22"/>
         </w:rPr>
-        <w:t>Educação</w:t>
+        <w:t>Fundação</w:t>
       </w:r>
       <w:proofErr w:type="spellEnd"/>
       <w:r>
@@ -955,245 +1460,33 @@
           <w:i/>
           <w:sz w:val="22"/>
         </w:rPr>
-        <w:t>, Belo Horizonte</w:t>
-      </w:r>
-    </w:p>
-    <w:p>
-      <w:pPr>
-        <w:rPr>
-          <w:rFonts w:ascii="Calibri" w:hAnsi="Calibri" w:cs="Calibri"/>
-        </w:rPr>
-      </w:pPr>
-    </w:p>
-    <w:p>
-      <w:pPr>
-        <w:tabs>
-          <w:tab w:val="right" w:pos="9020"/>
-        </w:tabs>
-        <w:rPr>
-          <w:rFonts w:ascii="Calibri" w:hAnsi="Calibri" w:cs="Calibri"/>
-        </w:rPr>
-      </w:pPr>
-      <w:r>
-        <w:rPr>
-          <w:rFonts w:ascii="Calibri" w:eastAsia="Arial" w:hAnsi="Calibri" w:cs="Calibri"/>
-          <w:b/>
-        </w:rPr>
-        <w:t>Bachelor's Degree - Computer Sciences</w:t>
-      </w:r>
-      <w:r>
-        <w:rPr>
-          <w:rFonts w:ascii="Calibri" w:hAnsi="Calibri" w:cs="Calibri"/>
-        </w:rPr>
-        <w:tab/>
-      </w:r>
-      <w:r>
-        <w:rPr>
-          <w:rFonts w:ascii="Calibri" w:eastAsia="Arial" w:hAnsi="Calibri" w:cs="Calibri"/>
-          <w:sz w:val="22"/>
-        </w:rPr>
-        <w:t>Jan 2010 - Jan 2015</w:t>
-      </w:r>
-    </w:p>
-    <w:p>
-      <w:pPr>
-        <w:rPr>
-          <w:rFonts w:ascii="Calibri" w:hAnsi="Calibri" w:cs="Calibri"/>
-        </w:rPr>
-      </w:pPr>
+        <w:t xml:space="preserve"> </w:t>
+      </w:r>
+      <w:proofErr w:type="spellStart"/>
       <w:r>
         <w:rPr>
           <w:rFonts w:ascii="Calibri" w:eastAsia="Arial" w:hAnsi="Calibri" w:cs="Calibri"/>
           <w:i/>
           <w:sz w:val="22"/>
         </w:rPr>
-        <w:t xml:space="preserve">FURB - </w:t>
-      </w:r>
-      <w:proofErr w:type="spellStart"/>
+        <w:t>Universidade</w:t>
+      </w:r>
+      <w:proofErr w:type="spellEnd"/>
       <w:r>
         <w:rPr>
           <w:rFonts w:ascii="Calibri" w:eastAsia="Arial" w:hAnsi="Calibri" w:cs="Calibri"/>
           <w:i/>
           <w:sz w:val="22"/>
         </w:rPr>
-        <w:t>Fundação</w:t>
-      </w:r>
-      <w:proofErr w:type="spellEnd"/>
+        <w:t xml:space="preserve"> Regional de Blumenau, Blumenau</w:t>
+      </w:r>
       <w:r>
         <w:rPr>
           <w:rFonts w:ascii="Calibri" w:eastAsia="Arial" w:hAnsi="Calibri" w:cs="Calibri"/>
           <w:i/>
           <w:sz w:val="22"/>
         </w:rPr>
-        <w:t xml:space="preserve"> </w:t>
-      </w:r>
-      <w:proofErr w:type="spellStart"/>
-      <w:r>
-        <w:rPr>
-          <w:rFonts w:ascii="Calibri" w:eastAsia="Arial" w:hAnsi="Calibri" w:cs="Calibri"/>
-          <w:i/>
-          <w:sz w:val="22"/>
-        </w:rPr>
-        <w:t>Universidade</w:t>
-      </w:r>
-      <w:proofErr w:type="spellEnd"/>
-      <w:r>
-        <w:rPr>
-          <w:rFonts w:ascii="Calibri" w:eastAsia="Arial" w:hAnsi="Calibri" w:cs="Calibri"/>
-          <w:i/>
-          <w:sz w:val="22"/>
-        </w:rPr>
-        <w:t xml:space="preserve"> Regional de Blumenau, Blumenau</w:t>
-      </w:r>
-    </w:p>
-    <w:p>
-      <w:pPr>
-        <w:rPr>
-          <w:rFonts w:ascii="Calibri" w:hAnsi="Calibri" w:cs="Calibri"/>
-        </w:rPr>
-      </w:pPr>
-    </w:p>
-    <w:p>
-      <w:pPr>
-        <w:spacing w:after="120"/>
-        <w:rPr>
-          <w:rFonts w:ascii="Calibri" w:hAnsi="Calibri" w:cs="Calibri"/>
-        </w:rPr>
-      </w:pPr>
-      <w:r>
-        <w:rPr>
-          <w:rFonts w:ascii="Calibri" w:eastAsia="Arial" w:hAnsi="Calibri" w:cs="Calibri"/>
-          <w:b/>
-          <w:sz w:val="28"/>
-        </w:rPr>
-        <w:t>SKILLS</w:t>
-      </w:r>
-    </w:p>
-    <w:p>
-      <w:pPr>
-        <w:rPr>
-          <w:rFonts w:ascii="Calibri" w:hAnsi="Calibri" w:cs="Calibri"/>
-        </w:rPr>
-      </w:pPr>
-      <w:r>
-        <w:rPr>
-          <w:rFonts w:ascii="Calibri" w:eastAsia="Arial" w:hAnsi="Calibri" w:cs="Calibri"/>
-          <w:b/>
-        </w:rPr>
-        <w:t xml:space="preserve">Expert in: </w:t>
-      </w:r>
-      <w:r>
-        <w:rPr>
-          <w:rFonts w:ascii="Calibri" w:eastAsia="Arial" w:hAnsi="Calibri" w:cs="Calibri"/>
-          <w:sz w:val="22"/>
-        </w:rPr>
-        <w:t>Python, Go</w:t>
-      </w:r>
-      <w:r>
-        <w:rPr>
-          <w:rFonts w:ascii="Calibri" w:eastAsia="Arial" w:hAnsi="Calibri" w:cs="Calibri"/>
-          <w:sz w:val="22"/>
-        </w:rPr>
-        <w:t xml:space="preserve">, </w:t>
-      </w:r>
-      <w:proofErr w:type="spellStart"/>
-      <w:r>
-        <w:rPr>
-          <w:rFonts w:ascii="Calibri" w:eastAsia="Arial" w:hAnsi="Calibri" w:cs="Calibri"/>
-          <w:sz w:val="22"/>
-        </w:rPr>
-        <w:t>QuickSight</w:t>
-      </w:r>
-      <w:proofErr w:type="spellEnd"/>
-      <w:r>
-        <w:rPr>
-          <w:rFonts w:ascii="Calibri" w:eastAsia="Arial" w:hAnsi="Calibri" w:cs="Calibri"/>
-          <w:sz w:val="22"/>
-        </w:rPr>
-        <w:t>, DynamoDB, S3, Lambda, AWS Glue, CloudFormation, IAM</w:t>
-      </w:r>
-    </w:p>
-    <w:p>
-      <w:pPr>
-        <w:rPr>
-          <w:rFonts w:ascii="Calibri" w:hAnsi="Calibri" w:cs="Calibri"/>
-        </w:rPr>
-      </w:pPr>
-      <w:r>
-        <w:rPr>
-          <w:rFonts w:ascii="Calibri" w:eastAsia="Arial" w:hAnsi="Calibri" w:cs="Calibri"/>
-          <w:b/>
-        </w:rPr>
-        <w:t xml:space="preserve">Intermediate in: </w:t>
-      </w:r>
-      <w:proofErr w:type="spellStart"/>
-      <w:r>
-        <w:rPr>
-          <w:rFonts w:ascii="Calibri" w:eastAsia="Arial" w:hAnsi="Calibri" w:cs="Calibri"/>
-          <w:sz w:val="22"/>
-        </w:rPr>
-        <w:t>Javascript</w:t>
-      </w:r>
-      <w:proofErr w:type="spellEnd"/>
-      <w:r>
-        <w:rPr>
-          <w:rFonts w:ascii="Calibri" w:eastAsia="Arial" w:hAnsi="Calibri" w:cs="Calibri"/>
-          <w:sz w:val="22"/>
-        </w:rPr>
-        <w:t xml:space="preserve">, Ruby, </w:t>
-      </w:r>
-      <w:proofErr w:type="spellStart"/>
-      <w:r>
-        <w:rPr>
-          <w:rFonts w:ascii="Calibri" w:eastAsia="Arial" w:hAnsi="Calibri" w:cs="Calibri"/>
-          <w:sz w:val="22"/>
-        </w:rPr>
-        <w:t>Shellscript</w:t>
-      </w:r>
-      <w:proofErr w:type="spellEnd"/>
-      <w:r>
-        <w:rPr>
-          <w:rFonts w:ascii="Calibri" w:eastAsia="Arial" w:hAnsi="Calibri" w:cs="Calibri"/>
-          <w:sz w:val="22"/>
-        </w:rPr>
-        <w:t xml:space="preserve">, PostgreSQL, MongoDB, Redis, MySQL, EC2, EMR, CDK, Docker, Kubernetes, Grafana, Prometheus, Jenkins, SQL, </w:t>
-      </w:r>
-      <w:proofErr w:type="spellStart"/>
-      <w:r>
-        <w:rPr>
-          <w:rFonts w:ascii="Calibri" w:eastAsia="Arial" w:hAnsi="Calibri" w:cs="Calibri"/>
-          <w:sz w:val="22"/>
-        </w:rPr>
-        <w:t>PySpark</w:t>
-      </w:r>
-      <w:proofErr w:type="spellEnd"/>
-      <w:r>
-        <w:rPr>
-          <w:rFonts w:ascii="Calibri" w:eastAsia="Arial" w:hAnsi="Calibri" w:cs="Calibri"/>
-          <w:sz w:val="22"/>
-        </w:rPr>
-        <w:t>, Git</w:t>
-      </w:r>
-    </w:p>
-    <w:p>
-      <w:pPr>
-        <w:rPr>
-          <w:rFonts w:ascii="Calibri" w:hAnsi="Calibri" w:cs="Calibri"/>
-        </w:rPr>
-      </w:pPr>
-      <w:r>
-        <w:rPr>
-          <w:rFonts w:ascii="Calibri" w:eastAsia="Arial" w:hAnsi="Calibri" w:cs="Calibri"/>
-          <w:b/>
-        </w:rPr>
-        <w:t xml:space="preserve">Basic in: </w:t>
-      </w:r>
-      <w:r>
-        <w:rPr>
-          <w:rFonts w:ascii="Calibri" w:eastAsia="Arial" w:hAnsi="Calibri" w:cs="Calibri"/>
-          <w:sz w:val="22"/>
-        </w:rPr>
-        <w:t>SQL Server, Sybase, Amazon Timestream, Tableau</w:t>
+        <w:t>, Brazil</w:t>
       </w:r>
     </w:p>
     <w:p>

--- a/Jonathan_Schweder_CV.docx
+++ b/Jonathan_Schweder_CV.docx
@@ -44,7 +44,7 @@
           <w:rFonts w:ascii="Calibri" w:eastAsia="Arial" w:hAnsi="Calibri" w:cs="Calibri"/>
           <w:sz w:val="22"/>
         </w:rPr>
-        <w:t>D02 WK06, Dublin, Ireland</w:t>
+        <w:t>Dublin, Ireland</w:t>
       </w:r>
       <w:r>
         <w:rPr>
@@ -68,29 +68,69 @@
           <w:rFonts w:ascii="Calibri" w:hAnsi="Calibri" w:cs="Calibri"/>
         </w:rPr>
       </w:pPr>
-      <w:r>
-        <w:rPr>
-          <w:rFonts w:ascii="Calibri" w:eastAsia="Arial" w:hAnsi="Calibri" w:cs="Calibri"/>
-          <w:sz w:val="22"/>
-        </w:rPr>
-        <w:t>jonathanschweder@gmail.com</w:t>
-      </w:r>
-      <w:r>
-        <w:rPr>
-          <w:rFonts w:ascii="Calibri" w:eastAsia="Arial" w:hAnsi="Calibri" w:cs="Calibri"/>
-          <w:sz w:val="22"/>
-        </w:rPr>
-        <w:t xml:space="preserve"> | linkedin.com/in/</w:t>
-      </w:r>
-      <w:proofErr w:type="spellStart"/>
-      <w:r>
-        <w:rPr>
-          <w:rFonts w:ascii="Calibri" w:eastAsia="Arial" w:hAnsi="Calibri" w:cs="Calibri"/>
-          <w:sz w:val="22"/>
-        </w:rPr>
-        <w:t>jaswdr</w:t>
-      </w:r>
-      <w:proofErr w:type="spellEnd"/>
+      <w:hyperlink r:id="rId5" w:history="1">
+        <w:r>
+          <w:rPr>
+            <w:rStyle w:val="Hyperlink"/>
+            <w:rFonts w:ascii="Calibri" w:eastAsia="Arial" w:hAnsi="Calibri" w:cs="Calibri"/>
+            <w:sz w:val="22"/>
+          </w:rPr>
+          <w:t>jonathanschweder@gmail.com</w:t>
+        </w:r>
+      </w:hyperlink>
+      <w:r>
+        <w:rPr>
+          <w:rFonts w:ascii="Calibri" w:eastAsia="Arial" w:hAnsi="Calibri" w:cs="Calibri"/>
+          <w:sz w:val="22"/>
+        </w:rPr>
+        <w:t xml:space="preserve"> | </w:t>
+      </w:r>
+      <w:hyperlink r:id="rId6" w:history="1">
+        <w:r>
+          <w:rPr>
+            <w:rStyle w:val="Hyperlink"/>
+            <w:rFonts w:ascii="Calibri" w:eastAsia="Arial" w:hAnsi="Calibri" w:cs="Calibri"/>
+            <w:sz w:val="22"/>
+          </w:rPr>
+          <w:t>linkedin.com/in/</w:t>
+        </w:r>
+        <w:proofErr w:type="spellStart"/>
+        <w:r>
+          <w:rPr>
+            <w:rStyle w:val="Hyperlink"/>
+            <w:rFonts w:ascii="Calibri" w:eastAsia="Arial" w:hAnsi="Calibri" w:cs="Calibri"/>
+            <w:sz w:val="22"/>
+          </w:rPr>
+          <w:t>jaswdr</w:t>
+        </w:r>
+        <w:proofErr w:type="spellEnd"/>
+      </w:hyperlink>
+      <w:r>
+        <w:rPr>
+          <w:rFonts w:ascii="Calibri" w:eastAsia="Arial" w:hAnsi="Calibri" w:cs="Calibri"/>
+          <w:sz w:val="22"/>
+        </w:rPr>
+        <w:t xml:space="preserve"> |</w:t>
+      </w:r>
+      <w:r>
+        <w:rPr>
+          <w:rFonts w:ascii="Calibri" w:eastAsia="Arial" w:hAnsi="Calibri" w:cs="Calibri"/>
+          <w:sz w:val="22"/>
+        </w:rPr>
+        <w:t xml:space="preserve"> blog: </w:t>
+      </w:r>
+      <w:hyperlink r:id="rId7" w:history="1">
+        <w:proofErr w:type="spellStart"/>
+        <w:r>
+          <w:rPr>
+            <w:rStyle w:val="Hyperlink"/>
+            <w:rFonts w:ascii="Calibri" w:eastAsia="Arial" w:hAnsi="Calibri" w:cs="Calibri"/>
+            <w:sz w:val="22"/>
+          </w:rPr>
+          <w:t>jaswdr.dev</w:t>
+        </w:r>
+        <w:proofErr w:type="spellEnd"/>
+      </w:hyperlink>
     </w:p>
     <w:p>
       <w:pPr>
@@ -101,75 +141,348 @@
       </w:pPr>
     </w:p>
     <w:p>
-      <w:r>
-        <w:t>Highly skilled software engineer with diverse IT experience. Improving customer/user experiences through customer service concepts. Strong analytical, programming, virtualization skills. Excellent communicator with technical/non-technical stakeholders. Seeking Software Engineer, SRE or Data-intensive role to deliver quality software and analytics solutions.</w:t>
-      </w:r>
-    </w:p>
-    <w:p>
-      <w:pPr>
-        <w:rPr>
-          <w:rFonts w:ascii="Calibri" w:hAnsi="Calibri" w:cs="Calibri"/>
+      <w:pPr>
+        <w:rPr>
+          <w:rFonts w:cstheme="minorHAnsi"/>
+          <w:color w:val="1C1917"/>
+          <w:sz w:val="22"/>
+          <w:szCs w:val="22"/>
+          <w:shd w:val="clear" w:color="auto" w:fill="FFFFFF"/>
+        </w:rPr>
+      </w:pPr>
+      <w:r>
+        <w:rPr>
+          <w:rFonts w:cstheme="minorHAnsi"/>
+          <w:color w:val="1C1917"/>
+          <w:sz w:val="22"/>
+          <w:szCs w:val="22"/>
+          <w:shd w:val="clear" w:color="auto" w:fill="FFFFFF"/>
+        </w:rPr>
+        <w:t>Software Engineer with 10+ years of experience designing, developing, and deploying robust software solutions. Skilled in full-stack development and DevOps practices. Passionate about writing clean, efficient code and collaborating cross-functionally to build high-quality products. Seeking Software Engineer role focusing on backend development, infrastructure, data pipelines, and cloud architecture.</w:t>
+      </w:r>
+    </w:p>
+    <w:p>
+      <w:pPr>
+        <w:rPr>
+          <w:rFonts w:cstheme="minorHAnsi"/>
+          <w:sz w:val="22"/>
+          <w:szCs w:val="22"/>
         </w:rPr>
       </w:pPr>
     </w:p>
     <w:p>
       <w:pPr>
         <w:spacing w:after="120"/>
-        <w:rPr>
-          <w:rFonts w:ascii="Calibri" w:hAnsi="Calibri" w:cs="Calibri"/>
-        </w:rPr>
-      </w:pPr>
-      <w:r>
         <w:rPr>
           <w:rFonts w:ascii="Calibri" w:eastAsia="Arial" w:hAnsi="Calibri" w:cs="Calibri"/>
           <w:b/>
           <w:sz w:val="28"/>
+          <w:szCs w:val="28"/>
+        </w:rPr>
+      </w:pPr>
+      <w:r>
+        <w:rPr>
+          <w:rFonts w:ascii="Calibri" w:eastAsia="Arial" w:hAnsi="Calibri" w:cs="Calibri"/>
+          <w:b/>
+          <w:sz w:val="28"/>
+          <w:szCs w:val="28"/>
+        </w:rPr>
+        <w:t>TECHNICAL SKILLS</w:t>
+      </w:r>
+    </w:p>
+    <w:p>
+      <w:pPr>
+        <w:spacing w:after="120"/>
+        <w:rPr>
+          <w:rFonts w:ascii="Calibri" w:hAnsi="Calibri" w:cs="Calibri"/>
+          <w:sz w:val="22"/>
+          <w:szCs w:val="22"/>
+        </w:rPr>
+      </w:pPr>
+      <w:r>
+        <w:rPr>
+          <w:rFonts w:ascii="Calibri" w:hAnsi="Calibri" w:cs="Calibri"/>
+          <w:b/>
+          <w:bCs/>
+          <w:sz w:val="22"/>
+          <w:szCs w:val="22"/>
+        </w:rPr>
+        <w:t>Languages:</w:t>
+      </w:r>
+      <w:r>
+        <w:rPr>
+          <w:rFonts w:ascii="Calibri" w:hAnsi="Calibri" w:cs="Calibri"/>
+          <w:sz w:val="22"/>
+          <w:szCs w:val="22"/>
+        </w:rPr>
+        <w:t xml:space="preserve"> Python, Go, Ruby, Typescript/</w:t>
+      </w:r>
+      <w:proofErr w:type="spellStart"/>
+      <w:r>
+        <w:rPr>
+          <w:rFonts w:ascii="Calibri" w:hAnsi="Calibri" w:cs="Calibri"/>
+          <w:sz w:val="22"/>
+          <w:szCs w:val="22"/>
+        </w:rPr>
+        <w:t>Javascript</w:t>
+      </w:r>
+      <w:proofErr w:type="spellEnd"/>
+      <w:r>
+        <w:rPr>
+          <w:rFonts w:ascii="Calibri" w:hAnsi="Calibri" w:cs="Calibri"/>
+          <w:sz w:val="22"/>
+          <w:szCs w:val="22"/>
+        </w:rPr>
+        <w:t xml:space="preserve">, </w:t>
+      </w:r>
+      <w:proofErr w:type="spellStart"/>
+      <w:r>
+        <w:rPr>
+          <w:rFonts w:ascii="Calibri" w:hAnsi="Calibri" w:cs="Calibri"/>
+          <w:sz w:val="22"/>
+          <w:szCs w:val="22"/>
+        </w:rPr>
+        <w:t>Shellscript</w:t>
+      </w:r>
+      <w:proofErr w:type="spellEnd"/>
+      <w:r>
+        <w:rPr>
+          <w:rFonts w:ascii="Calibri" w:hAnsi="Calibri" w:cs="Calibri"/>
+          <w:sz w:val="22"/>
+          <w:szCs w:val="22"/>
+        </w:rPr>
+        <w:t>, SQL</w:t>
+      </w:r>
+    </w:p>
+    <w:p>
+      <w:pPr>
+        <w:spacing w:after="120"/>
+        <w:rPr>
+          <w:rFonts w:ascii="Calibri" w:hAnsi="Calibri" w:cs="Calibri"/>
+          <w:sz w:val="22"/>
+          <w:szCs w:val="22"/>
+        </w:rPr>
+      </w:pPr>
+      <w:r>
+        <w:rPr>
+          <w:rFonts w:ascii="Calibri" w:hAnsi="Calibri" w:cs="Calibri"/>
+          <w:b/>
+          <w:bCs/>
+          <w:sz w:val="22"/>
+          <w:szCs w:val="22"/>
+        </w:rPr>
+        <w:t>Cloud:</w:t>
+      </w:r>
+      <w:r>
+        <w:rPr>
+          <w:rFonts w:ascii="Calibri" w:hAnsi="Calibri" w:cs="Calibri"/>
+          <w:sz w:val="22"/>
+          <w:szCs w:val="22"/>
+        </w:rPr>
+        <w:t xml:space="preserve"> EC2, Lambda, ECS, Docker, Kubernetes, Linux, API Gateway, Route 53, IAM, Secrets Manager, </w:t>
+      </w:r>
+      <w:proofErr w:type="spellStart"/>
+      <w:r>
+        <w:rPr>
+          <w:rFonts w:ascii="Calibri" w:hAnsi="Calibri" w:cs="Calibri"/>
+          <w:sz w:val="22"/>
+          <w:szCs w:val="22"/>
+        </w:rPr>
+        <w:t>ClouFormation</w:t>
+      </w:r>
+      <w:proofErr w:type="spellEnd"/>
+      <w:r>
+        <w:rPr>
+          <w:rFonts w:ascii="Calibri" w:hAnsi="Calibri" w:cs="Calibri"/>
+          <w:sz w:val="22"/>
+          <w:szCs w:val="22"/>
+        </w:rPr>
+        <w:t>, CDK, Prometheus, Grafana</w:t>
+      </w:r>
+    </w:p>
+    <w:p>
+      <w:pPr>
+        <w:spacing w:after="120"/>
+        <w:rPr>
+          <w:rFonts w:ascii="Calibri" w:hAnsi="Calibri" w:cs="Calibri"/>
+          <w:sz w:val="22"/>
+          <w:szCs w:val="22"/>
+        </w:rPr>
+      </w:pPr>
+      <w:r>
+        <w:rPr>
+          <w:rFonts w:ascii="Calibri" w:hAnsi="Calibri" w:cs="Calibri"/>
+          <w:b/>
+          <w:bCs/>
+          <w:sz w:val="22"/>
+          <w:szCs w:val="22"/>
+        </w:rPr>
+        <w:t>Databases:</w:t>
+      </w:r>
+      <w:r>
+        <w:rPr>
+          <w:rFonts w:ascii="Calibri" w:hAnsi="Calibri" w:cs="Calibri"/>
+          <w:sz w:val="22"/>
+          <w:szCs w:val="22"/>
+        </w:rPr>
+        <w:t xml:space="preserve"> DynamoDB, RDS, PostgreSQL, Amazon Timestream, Redis, S3, EFS, MongoDB, PostgreSQL, NGINX</w:t>
+      </w:r>
+    </w:p>
+    <w:p>
+      <w:pPr>
+        <w:spacing w:after="120"/>
+        <w:rPr>
+          <w:rFonts w:ascii="Calibri" w:hAnsi="Calibri" w:cs="Calibri"/>
+          <w:sz w:val="22"/>
+          <w:szCs w:val="22"/>
+        </w:rPr>
+      </w:pPr>
+      <w:r>
+        <w:rPr>
+          <w:rFonts w:ascii="Calibri" w:hAnsi="Calibri" w:cs="Calibri"/>
+          <w:b/>
+          <w:bCs/>
+          <w:sz w:val="22"/>
+          <w:szCs w:val="22"/>
+        </w:rPr>
+        <w:t>Big Data:</w:t>
+      </w:r>
+      <w:r>
+        <w:rPr>
+          <w:rFonts w:ascii="Calibri" w:hAnsi="Calibri" w:cs="Calibri"/>
+          <w:sz w:val="22"/>
+          <w:szCs w:val="22"/>
+        </w:rPr>
+        <w:t xml:space="preserve"> </w:t>
+      </w:r>
+      <w:proofErr w:type="spellStart"/>
+      <w:r>
+        <w:rPr>
+          <w:rFonts w:ascii="Calibri" w:hAnsi="Calibri" w:cs="Calibri"/>
+          <w:sz w:val="22"/>
+          <w:szCs w:val="22"/>
+        </w:rPr>
+        <w:t>PySpark</w:t>
+      </w:r>
+      <w:proofErr w:type="spellEnd"/>
+      <w:r>
+        <w:rPr>
+          <w:rFonts w:ascii="Calibri" w:hAnsi="Calibri" w:cs="Calibri"/>
+          <w:sz w:val="22"/>
+          <w:szCs w:val="22"/>
+        </w:rPr>
+        <w:t xml:space="preserve">, AWS Glue, </w:t>
+      </w:r>
+      <w:proofErr w:type="spellStart"/>
+      <w:r>
+        <w:rPr>
+          <w:rFonts w:ascii="Calibri" w:hAnsi="Calibri" w:cs="Calibri"/>
+          <w:sz w:val="22"/>
+          <w:szCs w:val="22"/>
+        </w:rPr>
+        <w:t>QuickSight</w:t>
+      </w:r>
+      <w:proofErr w:type="spellEnd"/>
+      <w:r>
+        <w:rPr>
+          <w:rFonts w:ascii="Calibri" w:hAnsi="Calibri" w:cs="Calibri"/>
+          <w:sz w:val="22"/>
+          <w:szCs w:val="22"/>
+        </w:rPr>
+        <w:t xml:space="preserve">, SWF, Athena, EMR, Amazon </w:t>
+      </w:r>
+      <w:proofErr w:type="spellStart"/>
+      <w:r>
+        <w:rPr>
+          <w:rFonts w:ascii="Calibri" w:hAnsi="Calibri" w:cs="Calibri"/>
+          <w:sz w:val="22"/>
+          <w:szCs w:val="22"/>
+        </w:rPr>
+        <w:t>SageMaker</w:t>
+      </w:r>
+      <w:proofErr w:type="spellEnd"/>
+    </w:p>
+    <w:p>
+      <w:pPr>
+        <w:spacing w:after="120"/>
+        <w:rPr>
+          <w:rFonts w:ascii="Calibri" w:hAnsi="Calibri" w:cs="Calibri"/>
+        </w:rPr>
+      </w:pPr>
+      <w:r>
+        <w:rPr>
+          <w:rFonts w:ascii="Calibri" w:eastAsia="Arial" w:hAnsi="Calibri" w:cs="Calibri"/>
+          <w:b/>
+          <w:sz w:val="28"/>
         </w:rPr>
         <w:t>EXPERIENCE</w:t>
       </w:r>
     </w:p>
     <w:p>
       <w:pPr>
+        <w:rPr>
+          <w:rFonts w:ascii="Calibri" w:hAnsi="Calibri" w:cs="Calibri"/>
+          <w:b/>
+          <w:bCs/>
+          <w:sz w:val="22"/>
+          <w:szCs w:val="22"/>
+        </w:rPr>
+      </w:pPr>
+      <w:r>
+        <w:rPr>
+          <w:rFonts w:ascii="Calibri" w:eastAsia="Arial" w:hAnsi="Calibri" w:cs="Calibri"/>
+          <w:b/>
+          <w:bCs/>
+          <w:sz w:val="22"/>
+          <w:szCs w:val="22"/>
+        </w:rPr>
+        <w:t>Amazon Web Services, Dublin, Ireland</w:t>
+      </w:r>
+    </w:p>
+    <w:p>
+      <w:pPr>
         <w:tabs>
           <w:tab w:val="right" w:pos="9020"/>
         </w:tabs>
         <w:rPr>
           <w:rFonts w:ascii="Calibri" w:hAnsi="Calibri" w:cs="Calibri"/>
-        </w:rPr>
-      </w:pPr>
-      <w:r>
-        <w:rPr>
-          <w:rFonts w:ascii="Calibri" w:eastAsia="Arial" w:hAnsi="Calibri" w:cs="Calibri"/>
-          <w:b/>
+          <w:sz w:val="22"/>
+          <w:szCs w:val="22"/>
+        </w:rPr>
+      </w:pPr>
+      <w:r>
+        <w:rPr>
+          <w:rFonts w:ascii="Calibri" w:eastAsia="Arial" w:hAnsi="Calibri" w:cs="Calibri"/>
+          <w:bCs/>
+          <w:sz w:val="22"/>
+          <w:szCs w:val="22"/>
         </w:rPr>
         <w:t>System's Development Engineer</w:t>
       </w:r>
       <w:r>
         <w:rPr>
           <w:rFonts w:ascii="Calibri" w:hAnsi="Calibri" w:cs="Calibri"/>
-        </w:rPr>
-        <w:tab/>
-      </w:r>
-      <w:r>
-        <w:rPr>
-          <w:rFonts w:ascii="Calibri" w:eastAsia="Arial" w:hAnsi="Calibri" w:cs="Calibri"/>
-          <w:sz w:val="22"/>
+          <w:bCs/>
+          <w:sz w:val="22"/>
+          <w:szCs w:val="22"/>
+        </w:rPr>
+        <w:t>,</w:t>
+      </w:r>
+      <w:r>
+        <w:rPr>
+          <w:rFonts w:ascii="Calibri" w:hAnsi="Calibri" w:cs="Calibri"/>
+          <w:sz w:val="22"/>
+          <w:szCs w:val="22"/>
+        </w:rPr>
+        <w:t xml:space="preserve"> </w:t>
+      </w:r>
+      <w:r>
+        <w:rPr>
+          <w:rFonts w:ascii="Calibri" w:eastAsia="Arial" w:hAnsi="Calibri" w:cs="Calibri"/>
+          <w:sz w:val="22"/>
+          <w:szCs w:val="22"/>
         </w:rPr>
         <w:t>Mar 2020 - Present</w:t>
-      </w:r>
-    </w:p>
-    <w:p>
-      <w:pPr>
-        <w:rPr>
-          <w:rFonts w:ascii="Calibri" w:hAnsi="Calibri" w:cs="Calibri"/>
-        </w:rPr>
-      </w:pPr>
-      <w:r>
-        <w:rPr>
-          <w:rFonts w:ascii="Calibri" w:eastAsia="Arial" w:hAnsi="Calibri" w:cs="Calibri"/>
-          <w:sz w:val="22"/>
-        </w:rPr>
-        <w:t>Amazon Web Services, Dublin</w:t>
       </w:r>
     </w:p>
     <w:p>
@@ -177,17 +490,21 @@
         <w:pStyle w:val="ListParagraph"/>
         <w:numPr>
           <w:ilvl w:val="0"/>
-          <w:numId w:val="3"/>
+          <w:numId w:val="9"/>
         </w:numPr>
         <w:rPr>
           <w:rFonts w:ascii="Calibri" w:hAnsi="Calibri" w:cs="Calibri"/>
-        </w:rPr>
-      </w:pPr>
-      <w:r>
-        <w:rPr>
-          <w:rFonts w:ascii="Calibri" w:hAnsi="Calibri" w:cs="Calibri"/>
-        </w:rPr>
-        <w:t>Decreased annual EC2 costs by 20% through optimization efforts for multiple internal teams.</w:t>
+          <w:sz w:val="22"/>
+          <w:szCs w:val="22"/>
+        </w:rPr>
+      </w:pPr>
+      <w:r>
+        <w:rPr>
+          <w:rFonts w:ascii="Calibri" w:hAnsi="Calibri" w:cs="Calibri"/>
+          <w:sz w:val="22"/>
+          <w:szCs w:val="22"/>
+        </w:rPr>
+        <w:t>Reduced infrastructure costs 20% by optimizing usage for internal teams. Forecasted and tracked future usage to stay under budget.</w:t>
       </w:r>
     </w:p>
     <w:p>
@@ -195,18 +512,21 @@
         <w:pStyle w:val="ListParagraph"/>
         <w:numPr>
           <w:ilvl w:val="0"/>
-          <w:numId w:val="3"/>
+          <w:numId w:val="9"/>
         </w:numPr>
         <w:rPr>
           <w:rFonts w:ascii="Calibri" w:hAnsi="Calibri" w:cs="Calibri"/>
-        </w:rPr>
-      </w:pPr>
-      <w:r>
-        <w:rPr>
-          <w:rFonts w:ascii="Calibri" w:eastAsia="Arial" w:hAnsi="Calibri" w:cs="Calibri"/>
-          <w:sz w:val="22"/>
-        </w:rPr>
-        <w:t>Forecasted 2022 infrastructure costs and usage by product level for high-impact teams, using historical data and input from key stakeholders. Tracked teams and engaged with those deviating from the plan, being able to stay 3% under the forecast by the end of the year.</w:t>
+          <w:sz w:val="22"/>
+          <w:szCs w:val="22"/>
+        </w:rPr>
+      </w:pPr>
+      <w:r>
+        <w:rPr>
+          <w:rFonts w:ascii="Calibri" w:hAnsi="Calibri" w:cs="Calibri"/>
+          <w:sz w:val="22"/>
+          <w:szCs w:val="22"/>
+        </w:rPr>
+        <w:t>Automated infrastructure deployment, reducing manual setup time by 90%.</w:t>
       </w:r>
     </w:p>
     <w:p>
@@ -214,1093 +534,582 @@
         <w:pStyle w:val="ListParagraph"/>
         <w:numPr>
           <w:ilvl w:val="0"/>
-          <w:numId w:val="3"/>
+          <w:numId w:val="9"/>
         </w:numPr>
         <w:rPr>
           <w:rFonts w:ascii="Calibri" w:hAnsi="Calibri" w:cs="Calibri"/>
-        </w:rPr>
-      </w:pPr>
-      <w:r>
-        <w:rPr>
-          <w:rFonts w:ascii="Calibri" w:eastAsia="Arial" w:hAnsi="Calibri" w:cs="Calibri"/>
-          <w:sz w:val="22"/>
-        </w:rPr>
-        <w:t>Successfully implemented automation of infrastructure deployment and setup for internal platform, resulting in a 90% reduction of manual steps for delivering compute capacity to teams.</w:t>
-      </w:r>
-    </w:p>
-    <w:p>
-      <w:pPr>
-        <w:pStyle w:val="ListParagraph"/>
+          <w:sz w:val="22"/>
+          <w:szCs w:val="22"/>
+        </w:rPr>
+      </w:pPr>
+      <w:r>
+        <w:rPr>
+          <w:rFonts w:ascii="Calibri" w:hAnsi="Calibri" w:cs="Calibri"/>
+          <w:sz w:val="22"/>
+          <w:szCs w:val="22"/>
+        </w:rPr>
+        <w:t xml:space="preserve">Maintained a high-scale internal workflow engine handling 100Ks of </w:t>
+      </w:r>
+      <w:r>
+        <w:rPr>
+          <w:rFonts w:ascii="Calibri" w:hAnsi="Calibri" w:cs="Calibri"/>
+          <w:sz w:val="22"/>
+          <w:szCs w:val="22"/>
+        </w:rPr>
+        <w:t xml:space="preserve">network </w:t>
+      </w:r>
+      <w:r>
+        <w:rPr>
+          <w:rFonts w:ascii="Calibri" w:hAnsi="Calibri" w:cs="Calibri"/>
+          <w:sz w:val="22"/>
+          <w:szCs w:val="22"/>
+        </w:rPr>
+        <w:t>devices.</w:t>
+      </w:r>
+    </w:p>
+    <w:p>
+      <w:pPr>
+        <w:tabs>
+          <w:tab w:val="right" w:pos="9020"/>
+        </w:tabs>
+        <w:rPr>
+          <w:rFonts w:ascii="Calibri" w:eastAsia="Arial" w:hAnsi="Calibri" w:cs="Calibri"/>
+          <w:b/>
+          <w:bCs/>
+          <w:sz w:val="22"/>
+          <w:szCs w:val="22"/>
+        </w:rPr>
+      </w:pPr>
+      <w:proofErr w:type="spellStart"/>
+      <w:r>
+        <w:rPr>
+          <w:rFonts w:ascii="Calibri" w:eastAsia="Arial" w:hAnsi="Calibri" w:cs="Calibri"/>
+          <w:b/>
+          <w:bCs/>
+          <w:sz w:val="22"/>
+          <w:szCs w:val="22"/>
+        </w:rPr>
+        <w:t>Pantacor</w:t>
+      </w:r>
+      <w:proofErr w:type="spellEnd"/>
+      <w:r>
+        <w:rPr>
+          <w:rFonts w:ascii="Calibri" w:eastAsia="Arial" w:hAnsi="Calibri" w:cs="Calibri"/>
+          <w:b/>
+          <w:bCs/>
+          <w:sz w:val="22"/>
+          <w:szCs w:val="22"/>
+        </w:rPr>
+        <w:t>, London, UK</w:t>
+      </w:r>
+    </w:p>
+    <w:p>
+      <w:pPr>
+        <w:tabs>
+          <w:tab w:val="right" w:pos="9020"/>
+        </w:tabs>
+        <w:rPr>
+          <w:rFonts w:ascii="Calibri" w:hAnsi="Calibri" w:cs="Calibri"/>
+          <w:sz w:val="22"/>
+          <w:szCs w:val="22"/>
+        </w:rPr>
+      </w:pPr>
+      <w:r>
+        <w:rPr>
+          <w:rFonts w:ascii="Calibri" w:eastAsia="Arial" w:hAnsi="Calibri" w:cs="Calibri"/>
+          <w:bCs/>
+          <w:sz w:val="22"/>
+          <w:szCs w:val="22"/>
+        </w:rPr>
+        <w:t>Software Engineer</w:t>
+      </w:r>
+      <w:r>
+        <w:rPr>
+          <w:rFonts w:ascii="Calibri" w:hAnsi="Calibri" w:cs="Calibri"/>
+          <w:sz w:val="22"/>
+          <w:szCs w:val="22"/>
+        </w:rPr>
+        <w:t xml:space="preserve">, </w:t>
+      </w:r>
+      <w:r>
+        <w:rPr>
+          <w:rFonts w:ascii="Calibri" w:eastAsia="Arial" w:hAnsi="Calibri" w:cs="Calibri"/>
+          <w:sz w:val="22"/>
+          <w:szCs w:val="22"/>
+        </w:rPr>
+        <w:t>Feb 2019 - Mar 2020</w:t>
+      </w:r>
+    </w:p>
+    <w:p>
+      <w:pPr>
         <w:numPr>
           <w:ilvl w:val="0"/>
-          <w:numId w:val="3"/>
+          <w:numId w:val="10"/>
         </w:numPr>
         <w:rPr>
-          <w:rFonts w:ascii="Calibri" w:hAnsi="Calibri" w:cs="Calibri"/>
-        </w:rPr>
-      </w:pPr>
-      <w:r>
-        <w:rPr>
-          <w:rFonts w:ascii="Calibri" w:eastAsia="Arial" w:hAnsi="Calibri" w:cs="Calibri"/>
-          <w:sz w:val="22"/>
-        </w:rPr>
-        <w:t>Responsible for the daily maintenance and management of the internal workflow engine, which handles hundreds of thousands of network devices and integrates with hundreds of internal services.</w:t>
-      </w:r>
-    </w:p>
-    <w:p>
-      <w:pPr>
-        <w:rPr>
-          <w:rFonts w:ascii="Calibri" w:hAnsi="Calibri" w:cs="Calibri"/>
-        </w:rPr>
-      </w:pPr>
-      <w:r>
+          <w:rFonts w:ascii="Calibri" w:eastAsia="Arial" w:hAnsi="Calibri" w:cs="Calibri"/>
+          <w:sz w:val="22"/>
+          <w:szCs w:val="22"/>
+        </w:rPr>
+      </w:pPr>
+      <w:r>
+        <w:rPr>
+          <w:rFonts w:ascii="Calibri" w:eastAsia="Arial" w:hAnsi="Calibri" w:cs="Calibri"/>
+          <w:sz w:val="22"/>
+          <w:szCs w:val="22"/>
+        </w:rPr>
+        <w:t>Developed an IoT fleet management and deployment platform for enterprise customers.</w:t>
+      </w:r>
+    </w:p>
+    <w:p>
+      <w:pPr>
+        <w:numPr>
+          <w:ilvl w:val="0"/>
+          <w:numId w:val="10"/>
+        </w:numPr>
+        <w:rPr>
+          <w:rFonts w:ascii="Calibri" w:eastAsia="Arial" w:hAnsi="Calibri" w:cs="Calibri"/>
+          <w:sz w:val="22"/>
+          <w:szCs w:val="22"/>
+        </w:rPr>
+      </w:pPr>
+      <w:r>
+        <w:rPr>
+          <w:rFonts w:ascii="Calibri" w:eastAsia="Arial" w:hAnsi="Calibri" w:cs="Calibri"/>
+          <w:sz w:val="22"/>
+          <w:szCs w:val="22"/>
+        </w:rPr>
+        <w:t>Implemented monitoring, logging, and tracing for microservices, improving incident response time.</w:t>
+      </w:r>
+    </w:p>
+    <w:p>
+      <w:pPr>
+        <w:numPr>
+          <w:ilvl w:val="0"/>
+          <w:numId w:val="10"/>
+        </w:numPr>
+        <w:rPr>
+          <w:rFonts w:ascii="Calibri" w:eastAsia="Arial" w:hAnsi="Calibri" w:cs="Calibri"/>
+          <w:sz w:val="22"/>
+          <w:szCs w:val="22"/>
+        </w:rPr>
+      </w:pPr>
+      <w:r>
+        <w:rPr>
+          <w:rFonts w:ascii="Calibri" w:eastAsia="Arial" w:hAnsi="Calibri" w:cs="Calibri"/>
+          <w:sz w:val="22"/>
+          <w:szCs w:val="22"/>
+        </w:rPr>
+        <w:t>Managed Kubernetes clusters across cloud providers, increasing reliability and scalability.</w:t>
+      </w:r>
+    </w:p>
+    <w:p>
+      <w:pPr>
         <w:rPr>
           <w:rFonts w:ascii="Calibri" w:hAnsi="Calibri" w:cs="Calibri"/>
           <w:b/>
           <w:bCs/>
-        </w:rPr>
-        <w:t>Technolog</w:t>
-      </w:r>
-      <w:r>
-        <w:rPr>
-          <w:rFonts w:ascii="Calibri" w:hAnsi="Calibri" w:cs="Calibri"/>
+          <w:sz w:val="22"/>
+          <w:szCs w:val="22"/>
+        </w:rPr>
+      </w:pPr>
+      <w:proofErr w:type="spellStart"/>
+      <w:r>
+        <w:rPr>
+          <w:rFonts w:ascii="Calibri" w:eastAsia="Arial" w:hAnsi="Calibri" w:cs="Calibri"/>
           <w:b/>
           <w:bCs/>
-        </w:rPr>
-        <w:t>ies</w:t>
-      </w:r>
-      <w:r>
-        <w:rPr>
-          <w:rFonts w:ascii="Calibri" w:hAnsi="Calibri" w:cs="Calibri"/>
+          <w:sz w:val="22"/>
+          <w:szCs w:val="22"/>
+        </w:rPr>
+        <w:t>Eventials</w:t>
+      </w:r>
+      <w:proofErr w:type="spellEnd"/>
+      <w:r>
+        <w:rPr>
+          <w:rFonts w:ascii="Calibri" w:eastAsia="Arial" w:hAnsi="Calibri" w:cs="Calibri"/>
           <w:b/>
           <w:bCs/>
-        </w:rPr>
-        <w:t>:</w:t>
+          <w:sz w:val="22"/>
+          <w:szCs w:val="22"/>
+        </w:rPr>
+        <w:t>, Blumenau</w:t>
       </w:r>
       <w:r>
         <w:rPr>
           <w:rFonts w:ascii="Calibri" w:hAnsi="Calibri" w:cs="Calibri"/>
           <w:b/>
           <w:bCs/>
-        </w:rPr>
-        <w:t xml:space="preserve"> </w:t>
-      </w:r>
-      <w:r>
-        <w:rPr>
-          <w:rFonts w:ascii="Calibri" w:hAnsi="Calibri" w:cs="Calibri"/>
-        </w:rPr>
-        <w:t>P</w:t>
-      </w:r>
-      <w:r>
-        <w:rPr>
-          <w:rFonts w:ascii="Calibri" w:hAnsi="Calibri" w:cs="Calibri"/>
-        </w:rPr>
-        <w:t>ython, Go, Ruby, Typescript/</w:t>
-      </w:r>
-      <w:proofErr w:type="spellStart"/>
-      <w:r>
-        <w:rPr>
-          <w:rFonts w:ascii="Calibri" w:hAnsi="Calibri" w:cs="Calibri"/>
-        </w:rPr>
-        <w:t>Javascript</w:t>
-      </w:r>
-      <w:proofErr w:type="spellEnd"/>
-      <w:r>
-        <w:rPr>
-          <w:rFonts w:ascii="Calibri" w:hAnsi="Calibri" w:cs="Calibri"/>
+          <w:sz w:val="22"/>
+          <w:szCs w:val="22"/>
+        </w:rPr>
+        <w:t>, Brazil</w:t>
+      </w:r>
+    </w:p>
+    <w:p>
+      <w:pPr>
+        <w:tabs>
+          <w:tab w:val="right" w:pos="9020"/>
+        </w:tabs>
+        <w:rPr>
+          <w:rFonts w:ascii="Calibri" w:hAnsi="Calibri" w:cs="Calibri"/>
+          <w:sz w:val="22"/>
+          <w:szCs w:val="22"/>
+        </w:rPr>
+      </w:pPr>
+      <w:r>
+        <w:rPr>
+          <w:rFonts w:ascii="Calibri" w:eastAsia="Arial" w:hAnsi="Calibri" w:cs="Calibri"/>
+          <w:bCs/>
+          <w:sz w:val="22"/>
+          <w:szCs w:val="22"/>
+        </w:rPr>
+        <w:t>System's Analyst</w:t>
+      </w:r>
+      <w:r>
+        <w:rPr>
+          <w:rFonts w:ascii="Calibri" w:hAnsi="Calibri" w:cs="Calibri"/>
+          <w:sz w:val="22"/>
+          <w:szCs w:val="22"/>
         </w:rPr>
         <w:t xml:space="preserve">, </w:t>
       </w:r>
-      <w:proofErr w:type="spellStart"/>
-      <w:r>
-        <w:rPr>
-          <w:rFonts w:ascii="Calibri" w:hAnsi="Calibri" w:cs="Calibri"/>
-        </w:rPr>
-        <w:t>Shellscript</w:t>
-      </w:r>
-      <w:proofErr w:type="spellEnd"/>
-      <w:r>
-        <w:rPr>
-          <w:rFonts w:ascii="Calibri" w:hAnsi="Calibri" w:cs="Calibri"/>
-        </w:rPr>
-        <w:t>, SQL, EC2, Lambda, ECS, Docker, Kubernetes</w:t>
-      </w:r>
-      <w:r>
-        <w:rPr>
-          <w:rFonts w:ascii="Calibri" w:hAnsi="Calibri" w:cs="Calibri"/>
-        </w:rPr>
-        <w:t>, Linux (Amazon Linux, Ubuntu, Debian, CentOS, Red Hat Linux)</w:t>
-      </w:r>
-      <w:r>
-        <w:rPr>
-          <w:rFonts w:ascii="Calibri" w:hAnsi="Calibri" w:cs="Calibri"/>
-        </w:rPr>
-        <w:t xml:space="preserve">, DynamoDB, RDS, </w:t>
-      </w:r>
-      <w:r>
-        <w:rPr>
-          <w:rFonts w:ascii="Calibri" w:eastAsia="Arial" w:hAnsi="Calibri" w:cs="Calibri"/>
-          <w:sz w:val="22"/>
-        </w:rPr>
-        <w:t>PostgreSQL</w:t>
-      </w:r>
-      <w:r>
-        <w:rPr>
-          <w:rFonts w:ascii="Calibri" w:eastAsia="Arial" w:hAnsi="Calibri" w:cs="Calibri"/>
-          <w:sz w:val="22"/>
-        </w:rPr>
-        <w:t>, Amazon Timestream, Redis</w:t>
-      </w:r>
-      <w:r>
-        <w:rPr>
-          <w:rFonts w:ascii="Calibri" w:hAnsi="Calibri" w:cs="Calibri"/>
-        </w:rPr>
-        <w:t xml:space="preserve">, S3, EFS, </w:t>
-      </w:r>
-      <w:proofErr w:type="spellStart"/>
-      <w:r>
-        <w:rPr>
-          <w:rFonts w:ascii="Calibri" w:hAnsi="Calibri" w:cs="Calibri"/>
-        </w:rPr>
-        <w:t>ClouFormation</w:t>
-      </w:r>
-      <w:proofErr w:type="spellEnd"/>
-      <w:r>
-        <w:rPr>
-          <w:rFonts w:ascii="Calibri" w:hAnsi="Calibri" w:cs="Calibri"/>
-        </w:rPr>
-        <w:t xml:space="preserve">, CDK, API Gateway, Route 53, IAM, Secrets Manager, Athena, EMR, </w:t>
-      </w:r>
-      <w:proofErr w:type="spellStart"/>
-      <w:r>
-        <w:rPr>
-          <w:rFonts w:ascii="Calibri" w:hAnsi="Calibri" w:cs="Calibri"/>
-        </w:rPr>
-        <w:t>PySpark</w:t>
-      </w:r>
-      <w:proofErr w:type="spellEnd"/>
-      <w:r>
-        <w:rPr>
-          <w:rFonts w:ascii="Calibri" w:hAnsi="Calibri" w:cs="Calibri"/>
-        </w:rPr>
-        <w:t xml:space="preserve">, AWS Glue, </w:t>
-      </w:r>
-      <w:proofErr w:type="spellStart"/>
-      <w:r>
-        <w:rPr>
-          <w:rFonts w:ascii="Calibri" w:hAnsi="Calibri" w:cs="Calibri"/>
-        </w:rPr>
-        <w:t>QuickSight</w:t>
-      </w:r>
-      <w:proofErr w:type="spellEnd"/>
-      <w:r>
-        <w:rPr>
-          <w:rFonts w:ascii="Calibri" w:hAnsi="Calibri" w:cs="Calibri"/>
-        </w:rPr>
-        <w:t xml:space="preserve">, SWF, </w:t>
-      </w:r>
-      <w:proofErr w:type="spellStart"/>
-      <w:r>
-        <w:rPr>
-          <w:rFonts w:ascii="Calibri" w:hAnsi="Calibri" w:cs="Calibri"/>
-        </w:rPr>
-        <w:t>CodeCommit</w:t>
-      </w:r>
-      <w:proofErr w:type="spellEnd"/>
-      <w:r>
-        <w:rPr>
-          <w:rFonts w:ascii="Calibri" w:hAnsi="Calibri" w:cs="Calibri"/>
-        </w:rPr>
-        <w:t xml:space="preserve">, </w:t>
-      </w:r>
-      <w:proofErr w:type="spellStart"/>
-      <w:r>
-        <w:rPr>
-          <w:rFonts w:ascii="Calibri" w:hAnsi="Calibri" w:cs="Calibri"/>
-        </w:rPr>
-        <w:t>CodeDeploy</w:t>
-      </w:r>
-      <w:proofErr w:type="spellEnd"/>
-      <w:r>
-        <w:rPr>
-          <w:rFonts w:ascii="Calibri" w:hAnsi="Calibri" w:cs="Calibri"/>
-        </w:rPr>
-        <w:t xml:space="preserve">, </w:t>
-      </w:r>
-      <w:proofErr w:type="spellStart"/>
-      <w:r>
-        <w:rPr>
-          <w:rFonts w:ascii="Calibri" w:hAnsi="Calibri" w:cs="Calibri"/>
-        </w:rPr>
-        <w:t>CodePipeline</w:t>
-      </w:r>
-      <w:proofErr w:type="spellEnd"/>
-      <w:r>
-        <w:rPr>
-          <w:rFonts w:ascii="Calibri" w:hAnsi="Calibri" w:cs="Calibri"/>
-        </w:rPr>
-        <w:t xml:space="preserve">, Amazon Polly, Amazon </w:t>
-      </w:r>
-      <w:proofErr w:type="spellStart"/>
-      <w:r>
-        <w:rPr>
-          <w:rFonts w:ascii="Calibri" w:hAnsi="Calibri" w:cs="Calibri"/>
-        </w:rPr>
-        <w:t>SageMaker</w:t>
-      </w:r>
-      <w:proofErr w:type="spellEnd"/>
-      <w:r>
-        <w:rPr>
-          <w:rFonts w:ascii="Calibri" w:hAnsi="Calibri" w:cs="Calibri"/>
-        </w:rPr>
-        <w:t>, Git</w:t>
-      </w:r>
-      <w:r>
-        <w:rPr>
-          <w:rFonts w:ascii="Calibri" w:hAnsi="Calibri" w:cs="Calibri"/>
-        </w:rPr>
-        <w:t>.</w:t>
-      </w:r>
-    </w:p>
-    <w:p>
-      <w:pPr>
-        <w:rPr>
-          <w:rFonts w:ascii="Calibri" w:hAnsi="Calibri" w:cs="Calibri"/>
-        </w:rPr>
-      </w:pPr>
-    </w:p>
-    <w:p>
-      <w:pPr>
-        <w:tabs>
-          <w:tab w:val="right" w:pos="9020"/>
-        </w:tabs>
-        <w:rPr>
-          <w:rFonts w:ascii="Calibri" w:hAnsi="Calibri" w:cs="Calibri"/>
-        </w:rPr>
-      </w:pPr>
-      <w:r>
-        <w:rPr>
-          <w:rFonts w:ascii="Calibri" w:eastAsia="Arial" w:hAnsi="Calibri" w:cs="Calibri"/>
-          <w:b/>
-        </w:rPr>
-        <w:t>Software Engineer</w:t>
-      </w:r>
-      <w:r>
-        <w:rPr>
-          <w:rFonts w:ascii="Calibri" w:hAnsi="Calibri" w:cs="Calibri"/>
-        </w:rPr>
-        <w:tab/>
-      </w:r>
-      <w:r>
-        <w:rPr>
-          <w:rFonts w:ascii="Calibri" w:eastAsia="Arial" w:hAnsi="Calibri" w:cs="Calibri"/>
-          <w:sz w:val="22"/>
-        </w:rPr>
-        <w:t>Feb 2019 - Mar 2020</w:t>
-      </w:r>
-    </w:p>
-    <w:p>
-      <w:pPr>
-        <w:rPr>
-          <w:rFonts w:ascii="Calibri" w:hAnsi="Calibri" w:cs="Calibri"/>
-        </w:rPr>
-      </w:pPr>
-      <w:proofErr w:type="spellStart"/>
-      <w:r>
-        <w:rPr>
-          <w:rFonts w:ascii="Calibri" w:eastAsia="Arial" w:hAnsi="Calibri" w:cs="Calibri"/>
-          <w:sz w:val="22"/>
-        </w:rPr>
-        <w:t>Pantacor</w:t>
-      </w:r>
-      <w:proofErr w:type="spellEnd"/>
-      <w:r>
-        <w:rPr>
-          <w:rFonts w:ascii="Calibri" w:eastAsia="Arial" w:hAnsi="Calibri" w:cs="Calibri"/>
-          <w:sz w:val="22"/>
-        </w:rPr>
-        <w:t>, London</w:t>
-      </w:r>
-    </w:p>
-    <w:p>
-      <w:pPr>
-        <w:pStyle w:val="ListParagraph"/>
+      <w:r>
+        <w:rPr>
+          <w:rFonts w:ascii="Calibri" w:eastAsia="Arial" w:hAnsi="Calibri" w:cs="Calibri"/>
+          <w:sz w:val="22"/>
+          <w:szCs w:val="22"/>
+        </w:rPr>
+        <w:t>Jul 2018 - Feb 2019</w:t>
+      </w:r>
+    </w:p>
+    <w:p>
+      <w:pPr>
         <w:numPr>
           <w:ilvl w:val="0"/>
-          <w:numId w:val="4"/>
+          <w:numId w:val="11"/>
         </w:numPr>
         <w:rPr>
-          <w:rFonts w:ascii="Calibri" w:hAnsi="Calibri" w:cs="Calibri"/>
-        </w:rPr>
-      </w:pPr>
-      <w:r>
-        <w:rPr>
-          <w:rFonts w:ascii="Calibri" w:eastAsia="Arial" w:hAnsi="Calibri" w:cs="Calibri"/>
-          <w:sz w:val="22"/>
-        </w:rPr>
-        <w:t>Developed an IoT management platform for customers to build, deploy, and monitor remote fleets.</w:t>
-      </w:r>
-    </w:p>
-    <w:p>
-      <w:pPr>
-        <w:pStyle w:val="ListParagraph"/>
+          <w:rFonts w:ascii="Calibri" w:eastAsia="Arial" w:hAnsi="Calibri" w:cs="Calibri"/>
+          <w:sz w:val="22"/>
+          <w:szCs w:val="22"/>
+        </w:rPr>
+      </w:pPr>
+      <w:r>
+        <w:rPr>
+          <w:rFonts w:ascii="Calibri" w:eastAsia="Arial" w:hAnsi="Calibri" w:cs="Calibri"/>
+          <w:sz w:val="22"/>
+          <w:szCs w:val="22"/>
+        </w:rPr>
+        <w:t>Designed and deployed embedded Linux application for ultrasound live streaming to hospitals</w:t>
+      </w:r>
+      <w:r>
+        <w:rPr>
+          <w:rFonts w:ascii="Calibri" w:eastAsia="Arial" w:hAnsi="Calibri" w:cs="Calibri"/>
+          <w:sz w:val="22"/>
+          <w:szCs w:val="22"/>
+        </w:rPr>
+        <w:t xml:space="preserve"> and clinics</w:t>
+      </w:r>
+      <w:r>
+        <w:rPr>
+          <w:rFonts w:ascii="Calibri" w:eastAsia="Arial" w:hAnsi="Calibri" w:cs="Calibri"/>
+          <w:sz w:val="22"/>
+          <w:szCs w:val="22"/>
+        </w:rPr>
+        <w:t>.</w:t>
+      </w:r>
+    </w:p>
+    <w:p>
+      <w:pPr>
         <w:numPr>
           <w:ilvl w:val="0"/>
-          <w:numId w:val="4"/>
+          <w:numId w:val="11"/>
         </w:numPr>
         <w:rPr>
-          <w:rFonts w:ascii="Calibri" w:hAnsi="Calibri" w:cs="Calibri"/>
-        </w:rPr>
-      </w:pPr>
-      <w:r>
-        <w:rPr>
-          <w:rFonts w:ascii="Calibri" w:hAnsi="Calibri" w:cs="Calibri"/>
-        </w:rPr>
-        <w:t xml:space="preserve">Constructed a centralized </w:t>
-      </w:r>
-      <w:r>
-        <w:rPr>
-          <w:rFonts w:ascii="Calibri" w:eastAsia="Arial" w:hAnsi="Calibri" w:cs="Calibri"/>
-          <w:sz w:val="22"/>
-        </w:rPr>
-        <w:t>monitoring, tracing, and logging system for a multi-microservices architecture, resulting in a 20% reduction in time to mitigate issues and a 90% improvement in time to detect issues.</w:t>
-      </w:r>
-    </w:p>
-    <w:p>
-      <w:pPr>
-        <w:pStyle w:val="ListParagraph"/>
+          <w:rFonts w:ascii="Calibri" w:eastAsia="Arial" w:hAnsi="Calibri" w:cs="Calibri"/>
+          <w:sz w:val="22"/>
+          <w:szCs w:val="22"/>
+        </w:rPr>
+      </w:pPr>
+      <w:r>
+        <w:rPr>
+          <w:rFonts w:ascii="Calibri" w:eastAsia="Arial" w:hAnsi="Calibri" w:cs="Calibri"/>
+          <w:sz w:val="22"/>
+          <w:szCs w:val="22"/>
+        </w:rPr>
+        <w:t>Develop</w:t>
+      </w:r>
+      <w:r>
+        <w:rPr>
+          <w:rFonts w:ascii="Calibri" w:eastAsia="Arial" w:hAnsi="Calibri" w:cs="Calibri"/>
+          <w:sz w:val="22"/>
+          <w:szCs w:val="22"/>
+        </w:rPr>
+        <w:t xml:space="preserve"> of live streaming products and integrations</w:t>
+      </w:r>
+      <w:r>
+        <w:rPr>
+          <w:rFonts w:ascii="Calibri" w:eastAsia="Arial" w:hAnsi="Calibri" w:cs="Calibri"/>
+          <w:sz w:val="22"/>
+          <w:szCs w:val="22"/>
+        </w:rPr>
+        <w:t xml:space="preserve"> to enterprise customers</w:t>
+      </w:r>
+      <w:r>
+        <w:rPr>
+          <w:rFonts w:ascii="Calibri" w:eastAsia="Arial" w:hAnsi="Calibri" w:cs="Calibri"/>
+          <w:sz w:val="22"/>
+          <w:szCs w:val="22"/>
+        </w:rPr>
+        <w:t xml:space="preserve"> to increase leads</w:t>
+      </w:r>
+      <w:r>
+        <w:rPr>
+          <w:rFonts w:ascii="Calibri" w:eastAsia="Arial" w:hAnsi="Calibri" w:cs="Calibri"/>
+          <w:sz w:val="22"/>
+          <w:szCs w:val="22"/>
+        </w:rPr>
+        <w:t>.</w:t>
+      </w:r>
+    </w:p>
+    <w:p>
+      <w:pPr>
         <w:numPr>
           <w:ilvl w:val="0"/>
-          <w:numId w:val="4"/>
+          <w:numId w:val="11"/>
         </w:numPr>
         <w:rPr>
-          <w:rFonts w:ascii="Calibri" w:hAnsi="Calibri" w:cs="Calibri"/>
-        </w:rPr>
-      </w:pPr>
-      <w:r>
-        <w:rPr>
-          <w:rFonts w:ascii="Calibri" w:hAnsi="Calibri" w:cs="Calibri"/>
-        </w:rPr>
-        <w:t xml:space="preserve">Effectively managed </w:t>
-      </w:r>
-      <w:r>
-        <w:rPr>
-          <w:rFonts w:ascii="Calibri" w:eastAsia="Arial" w:hAnsi="Calibri" w:cs="Calibri"/>
-          <w:sz w:val="22"/>
-        </w:rPr>
-        <w:t>and maintained multiple Kubernetes clusters in a multi-cloud environment, collaborating with other team members to deploy and manage applications, resulting in improved reliability and scalability of cloud-based systems.</w:t>
-      </w:r>
-    </w:p>
-    <w:p>
-      <w:pPr>
-        <w:rPr>
-          <w:rFonts w:ascii="Calibri" w:hAnsi="Calibri" w:cs="Calibri"/>
-        </w:rPr>
-      </w:pPr>
-      <w:r>
-        <w:rPr>
-          <w:rFonts w:ascii="Calibri" w:hAnsi="Calibri" w:cs="Calibri"/>
+          <w:rFonts w:ascii="Calibri" w:eastAsia="Arial" w:hAnsi="Calibri" w:cs="Calibri"/>
+          <w:sz w:val="22"/>
+          <w:szCs w:val="22"/>
+        </w:rPr>
+      </w:pPr>
+      <w:r>
+        <w:rPr>
+          <w:rFonts w:ascii="Calibri" w:eastAsia="Arial" w:hAnsi="Calibri" w:cs="Calibri"/>
+          <w:sz w:val="22"/>
+          <w:szCs w:val="22"/>
+        </w:rPr>
+        <w:t>Architected and executed strategic migration from legacy monolith to microservices, increasing feature delivery speed.</w:t>
+      </w:r>
+    </w:p>
+    <w:p>
+      <w:pPr>
+        <w:tabs>
+          <w:tab w:val="right" w:pos="9020"/>
+        </w:tabs>
+        <w:rPr>
+          <w:rFonts w:ascii="Calibri" w:eastAsia="Arial" w:hAnsi="Calibri" w:cs="Calibri"/>
+          <w:bCs/>
+          <w:sz w:val="22"/>
+          <w:szCs w:val="22"/>
+        </w:rPr>
+      </w:pPr>
+    </w:p>
+    <w:p>
+      <w:pPr>
+        <w:tabs>
+          <w:tab w:val="right" w:pos="9020"/>
+        </w:tabs>
+        <w:rPr>
+          <w:rFonts w:ascii="Calibri" w:eastAsia="Arial" w:hAnsi="Calibri" w:cs="Calibri"/>
           <w:b/>
           <w:bCs/>
-        </w:rPr>
-        <w:t>Technolog</w:t>
-      </w:r>
-      <w:r>
-        <w:rPr>
-          <w:rFonts w:ascii="Calibri" w:hAnsi="Calibri" w:cs="Calibri"/>
+          <w:sz w:val="22"/>
+          <w:szCs w:val="22"/>
+        </w:rPr>
+      </w:pPr>
+      <w:proofErr w:type="spellStart"/>
+      <w:r>
+        <w:rPr>
+          <w:rFonts w:ascii="Calibri" w:eastAsia="Arial" w:hAnsi="Calibri" w:cs="Calibri"/>
           <w:b/>
           <w:bCs/>
-        </w:rPr>
-        <w:t>ies</w:t>
-      </w:r>
-      <w:r>
-        <w:rPr>
-          <w:rFonts w:ascii="Calibri" w:hAnsi="Calibri" w:cs="Calibri"/>
+          <w:sz w:val="22"/>
+          <w:szCs w:val="22"/>
+        </w:rPr>
+        <w:t>Bludata</w:t>
+      </w:r>
+      <w:proofErr w:type="spellEnd"/>
+      <w:r>
+        <w:rPr>
+          <w:rFonts w:ascii="Calibri" w:eastAsia="Arial" w:hAnsi="Calibri" w:cs="Calibri"/>
           <w:b/>
           <w:bCs/>
-        </w:rPr>
-        <w:t>:</w:t>
-      </w:r>
-      <w:r>
-        <w:rPr>
-          <w:rFonts w:ascii="Calibri" w:hAnsi="Calibri" w:cs="Calibri"/>
+          <w:sz w:val="22"/>
+          <w:szCs w:val="22"/>
+        </w:rPr>
+        <w:t xml:space="preserve"> Software, Blumenau</w:t>
+      </w:r>
+      <w:r>
+        <w:rPr>
+          <w:rFonts w:ascii="Calibri" w:eastAsia="Arial" w:hAnsi="Calibri" w:cs="Calibri"/>
           <w:b/>
           <w:bCs/>
-        </w:rPr>
-        <w:t xml:space="preserve"> </w:t>
-      </w:r>
-      <w:r>
-        <w:rPr>
-          <w:rFonts w:ascii="Calibri" w:hAnsi="Calibri" w:cs="Calibri"/>
-        </w:rPr>
-        <w:t>Go</w:t>
-      </w:r>
-      <w:r>
-        <w:rPr>
-          <w:rFonts w:ascii="Calibri" w:hAnsi="Calibri" w:cs="Calibri"/>
-        </w:rPr>
-        <w:t xml:space="preserve">, </w:t>
-      </w:r>
-      <w:proofErr w:type="spellStart"/>
-      <w:r>
-        <w:rPr>
-          <w:rFonts w:ascii="Calibri" w:hAnsi="Calibri" w:cs="Calibri"/>
-        </w:rPr>
-        <w:t>Shellscript</w:t>
-      </w:r>
-      <w:proofErr w:type="spellEnd"/>
-      <w:r>
-        <w:rPr>
-          <w:rFonts w:ascii="Calibri" w:hAnsi="Calibri" w:cs="Calibri"/>
-        </w:rPr>
-        <w:t xml:space="preserve">, </w:t>
-      </w:r>
-      <w:proofErr w:type="spellStart"/>
-      <w:r>
-        <w:rPr>
-          <w:rFonts w:ascii="Calibri" w:hAnsi="Calibri" w:cs="Calibri"/>
-        </w:rPr>
-        <w:t>Javascript</w:t>
-      </w:r>
-      <w:proofErr w:type="spellEnd"/>
-      <w:r>
-        <w:rPr>
-          <w:rFonts w:ascii="Calibri" w:hAnsi="Calibri" w:cs="Calibri"/>
-        </w:rPr>
-        <w:t>, Kubernetes, Docker</w:t>
-      </w:r>
-      <w:r>
-        <w:rPr>
-          <w:rFonts w:ascii="Calibri" w:hAnsi="Calibri" w:cs="Calibri"/>
-        </w:rPr>
-        <w:t xml:space="preserve">, Linux (Debian, Ubuntu, </w:t>
-      </w:r>
-      <w:proofErr w:type="spellStart"/>
-      <w:r>
-        <w:rPr>
-          <w:rFonts w:ascii="Calibri" w:hAnsi="Calibri" w:cs="Calibri"/>
-        </w:rPr>
-        <w:t>ArchLinux</w:t>
-      </w:r>
-      <w:proofErr w:type="spellEnd"/>
-      <w:r>
-        <w:rPr>
-          <w:rFonts w:ascii="Calibri" w:hAnsi="Calibri" w:cs="Calibri"/>
-        </w:rPr>
-        <w:t>, Alpine)</w:t>
-      </w:r>
-      <w:r>
-        <w:rPr>
-          <w:rFonts w:ascii="Calibri" w:hAnsi="Calibri" w:cs="Calibri"/>
-        </w:rPr>
-        <w:t>, MongoDB, S3, Redis, CloudFormation, CDK</w:t>
-      </w:r>
-      <w:r>
-        <w:rPr>
-          <w:rFonts w:ascii="Calibri" w:hAnsi="Calibri" w:cs="Calibri"/>
-        </w:rPr>
-        <w:t>/CDK8S, Prometheus, Grafana, Multi-cloud.</w:t>
-      </w:r>
-    </w:p>
-    <w:p>
-      <w:pPr>
-        <w:rPr>
-          <w:rFonts w:ascii="Calibri" w:hAnsi="Calibri" w:cs="Calibri"/>
-        </w:rPr>
-      </w:pPr>
-    </w:p>
-    <w:p>
-      <w:pPr>
-        <w:tabs>
-          <w:tab w:val="right" w:pos="9020"/>
-        </w:tabs>
-        <w:rPr>
-          <w:rFonts w:ascii="Calibri" w:hAnsi="Calibri" w:cs="Calibri"/>
-        </w:rPr>
-      </w:pPr>
-      <w:r>
-        <w:rPr>
-          <w:rFonts w:ascii="Calibri" w:eastAsia="Arial" w:hAnsi="Calibri" w:cs="Calibri"/>
-          <w:b/>
-        </w:rPr>
-        <w:t>System's Analyst</w:t>
-      </w:r>
-      <w:r>
-        <w:rPr>
-          <w:rFonts w:ascii="Calibri" w:hAnsi="Calibri" w:cs="Calibri"/>
-        </w:rPr>
-        <w:tab/>
-      </w:r>
-      <w:r>
-        <w:rPr>
-          <w:rFonts w:ascii="Calibri" w:eastAsia="Arial" w:hAnsi="Calibri" w:cs="Calibri"/>
-          <w:sz w:val="22"/>
-        </w:rPr>
-        <w:t>Jul 2018 - Feb 2019</w:t>
-      </w:r>
-    </w:p>
-    <w:p>
-      <w:pPr>
-        <w:rPr>
-          <w:rFonts w:ascii="Calibri" w:hAnsi="Calibri" w:cs="Calibri"/>
-        </w:rPr>
-      </w:pPr>
-      <w:proofErr w:type="spellStart"/>
-      <w:r>
-        <w:rPr>
-          <w:rFonts w:ascii="Calibri" w:eastAsia="Arial" w:hAnsi="Calibri" w:cs="Calibri"/>
-          <w:sz w:val="22"/>
-        </w:rPr>
-        <w:t>Eventials</w:t>
-      </w:r>
-      <w:proofErr w:type="spellEnd"/>
-      <w:r>
-        <w:rPr>
-          <w:rFonts w:ascii="Calibri" w:eastAsia="Arial" w:hAnsi="Calibri" w:cs="Calibri"/>
-          <w:sz w:val="22"/>
-        </w:rPr>
-        <w:t>, Blumenau</w:t>
-      </w:r>
-    </w:p>
-    <w:p>
-      <w:pPr>
-        <w:pStyle w:val="ListParagraph"/>
-        <w:numPr>
-          <w:ilvl w:val="0"/>
-          <w:numId w:val="5"/>
-        </w:numPr>
-        <w:rPr>
-          <w:rFonts w:ascii="Calibri" w:hAnsi="Calibri" w:cs="Calibri"/>
-        </w:rPr>
-      </w:pPr>
-      <w:r>
-        <w:rPr>
-          <w:rFonts w:ascii="Calibri" w:eastAsia="Arial" w:hAnsi="Calibri" w:cs="Calibri"/>
-          <w:sz w:val="22"/>
-        </w:rPr>
-        <w:t>Designed and deployed an embedded Linux application for live streaming of ultrasound exams in dozens of clinics and hospitals, receiving positive feedback from customers.</w:t>
-      </w:r>
-    </w:p>
-    <w:p>
-      <w:pPr>
-        <w:pStyle w:val="ListParagraph"/>
-        <w:numPr>
-          <w:ilvl w:val="0"/>
-          <w:numId w:val="5"/>
-        </w:numPr>
-        <w:rPr>
-          <w:rFonts w:ascii="Calibri" w:hAnsi="Calibri" w:cs="Calibri"/>
-        </w:rPr>
-      </w:pPr>
-      <w:r>
-        <w:rPr>
-          <w:rFonts w:ascii="Calibri" w:eastAsia="Arial" w:hAnsi="Calibri" w:cs="Calibri"/>
-          <w:sz w:val="22"/>
-        </w:rPr>
-        <w:t>Contributed to the development of live streaming and video on demand products for enterprise customers, improving quality and functionality, resulting in increased customer satisfaction and gaining valuable knowledge of video streaming technologies and enterprise customer needs.</w:t>
-      </w:r>
-    </w:p>
-    <w:p>
-      <w:pPr>
-        <w:pStyle w:val="ListParagraph"/>
-        <w:numPr>
-          <w:ilvl w:val="0"/>
-          <w:numId w:val="5"/>
-        </w:numPr>
-        <w:rPr>
-          <w:rFonts w:ascii="Calibri" w:hAnsi="Calibri" w:cs="Calibri"/>
-        </w:rPr>
-      </w:pPr>
-      <w:r>
-        <w:rPr>
-          <w:rFonts w:ascii="Calibri" w:eastAsia="Arial" w:hAnsi="Calibri" w:cs="Calibri"/>
-          <w:sz w:val="22"/>
-        </w:rPr>
-        <w:t>Expanded product offerings to customers through the development of integrations with various business partners, demonstrating strong understanding of products and technologies and utilizing excellent communication and collaboration skills to negotiate mutually beneficial agreements, resulting in increased customer satisfaction and revenue growth.</w:t>
-      </w:r>
-    </w:p>
-    <w:p>
-      <w:pPr>
-        <w:rPr>
-          <w:rFonts w:ascii="Calibri" w:hAnsi="Calibri" w:cs="Calibri"/>
-        </w:rPr>
-      </w:pPr>
-      <w:r>
-        <w:rPr>
-          <w:rFonts w:ascii="Calibri" w:hAnsi="Calibri" w:cs="Calibri"/>
+          <w:sz w:val="22"/>
+          <w:szCs w:val="22"/>
+        </w:rPr>
+        <w:t>,</w:t>
+      </w:r>
+      <w:r>
+        <w:rPr>
+          <w:rFonts w:ascii="Calibri" w:eastAsia="Arial" w:hAnsi="Calibri" w:cs="Calibri"/>
           <w:b/>
           <w:bCs/>
-        </w:rPr>
-        <w:t>Technolog</w:t>
-      </w:r>
-      <w:r>
-        <w:rPr>
-          <w:rFonts w:ascii="Calibri" w:hAnsi="Calibri" w:cs="Calibri"/>
+          <w:sz w:val="22"/>
+          <w:szCs w:val="22"/>
+        </w:rPr>
+        <w:t xml:space="preserve"> Brazil</w:t>
+      </w:r>
+    </w:p>
+    <w:p>
+      <w:pPr>
+        <w:tabs>
+          <w:tab w:val="right" w:pos="9020"/>
+        </w:tabs>
+        <w:rPr>
+          <w:rFonts w:ascii="Calibri" w:hAnsi="Calibri" w:cs="Calibri"/>
+          <w:sz w:val="22"/>
+          <w:szCs w:val="22"/>
+        </w:rPr>
+      </w:pPr>
+      <w:r>
+        <w:rPr>
+          <w:rFonts w:ascii="Calibri" w:eastAsia="Arial" w:hAnsi="Calibri" w:cs="Calibri"/>
+          <w:bCs/>
+          <w:sz w:val="22"/>
+          <w:szCs w:val="22"/>
+        </w:rPr>
+        <w:t>Software and Web Developer</w:t>
+      </w:r>
+      <w:r>
+        <w:rPr>
+          <w:rFonts w:ascii="Calibri" w:hAnsi="Calibri" w:cs="Calibri"/>
+          <w:bCs/>
+          <w:sz w:val="22"/>
+          <w:szCs w:val="22"/>
+        </w:rPr>
+        <w:t xml:space="preserve">, </w:t>
+      </w:r>
+      <w:r>
+        <w:rPr>
+          <w:rFonts w:ascii="Calibri" w:eastAsia="Arial" w:hAnsi="Calibri" w:cs="Calibri"/>
+          <w:sz w:val="22"/>
+          <w:szCs w:val="22"/>
+        </w:rPr>
+        <w:t>Sep 2014 - Jul 2018</w:t>
+      </w:r>
+    </w:p>
+    <w:p>
+      <w:pPr>
+        <w:rPr>
+          <w:rFonts w:ascii="Calibri" w:eastAsia="Arial" w:hAnsi="Calibri" w:cs="Calibri"/>
           <w:b/>
           <w:bCs/>
-        </w:rPr>
-        <w:t>ies</w:t>
-      </w:r>
-      <w:r>
+          <w:sz w:val="22"/>
+          <w:szCs w:val="22"/>
+        </w:rPr>
+      </w:pPr>
+    </w:p>
+    <w:p>
+      <w:pPr>
         <w:rPr>
           <w:rFonts w:ascii="Calibri" w:hAnsi="Calibri" w:cs="Calibri"/>
           <w:b/>
           <w:bCs/>
-        </w:rPr>
-        <w:t>:</w:t>
-      </w:r>
-      <w:r>
-        <w:rPr>
-          <w:rFonts w:ascii="Calibri" w:hAnsi="Calibri" w:cs="Calibri"/>
+          <w:sz w:val="22"/>
+          <w:szCs w:val="22"/>
+        </w:rPr>
+      </w:pPr>
+      <w:proofErr w:type="spellStart"/>
+      <w:r>
+        <w:rPr>
+          <w:rFonts w:ascii="Calibri" w:eastAsia="Arial" w:hAnsi="Calibri" w:cs="Calibri"/>
           <w:b/>
           <w:bCs/>
-        </w:rPr>
-        <w:t xml:space="preserve"> </w:t>
-      </w:r>
-      <w:r>
-        <w:rPr>
-          <w:rFonts w:ascii="Calibri" w:hAnsi="Calibri" w:cs="Calibri"/>
-        </w:rPr>
-        <w:t>Pyt</w:t>
-      </w:r>
-      <w:r>
-        <w:rPr>
-          <w:rFonts w:ascii="Calibri" w:hAnsi="Calibri" w:cs="Calibri"/>
-        </w:rPr>
-        <w:t>h</w:t>
-      </w:r>
-      <w:r>
-        <w:rPr>
-          <w:rFonts w:ascii="Calibri" w:hAnsi="Calibri" w:cs="Calibri"/>
-        </w:rPr>
-        <w:t xml:space="preserve">on, </w:t>
-      </w:r>
-      <w:r>
-        <w:rPr>
-          <w:rFonts w:ascii="Calibri" w:hAnsi="Calibri" w:cs="Calibri"/>
-        </w:rPr>
-        <w:t xml:space="preserve">Go, </w:t>
-      </w:r>
-      <w:proofErr w:type="spellStart"/>
-      <w:r>
-        <w:rPr>
-          <w:rFonts w:ascii="Calibri" w:hAnsi="Calibri" w:cs="Calibri"/>
-        </w:rPr>
-        <w:t>Shellscript</w:t>
+          <w:sz w:val="22"/>
+          <w:szCs w:val="22"/>
+        </w:rPr>
+        <w:t>Pomerplast</w:t>
       </w:r>
       <w:proofErr w:type="spellEnd"/>
       <w:r>
         <w:rPr>
-          <w:rFonts w:ascii="Calibri" w:hAnsi="Calibri" w:cs="Calibri"/>
-        </w:rPr>
-        <w:t>, HTML/CSS/</w:t>
-      </w:r>
-      <w:proofErr w:type="spellStart"/>
-      <w:r>
-        <w:rPr>
-          <w:rFonts w:ascii="Calibri" w:hAnsi="Calibri" w:cs="Calibri"/>
-        </w:rPr>
-        <w:t>Javascript</w:t>
-      </w:r>
-      <w:proofErr w:type="spellEnd"/>
-      <w:r>
-        <w:rPr>
-          <w:rFonts w:ascii="Calibri" w:hAnsi="Calibri" w:cs="Calibri"/>
-        </w:rPr>
-        <w:t xml:space="preserve">, Django, flask, </w:t>
-      </w:r>
-      <w:proofErr w:type="spellStart"/>
-      <w:r>
-        <w:rPr>
-          <w:rFonts w:ascii="Calibri" w:hAnsi="Calibri" w:cs="Calibri"/>
-        </w:rPr>
-        <w:t>sqlalchemy</w:t>
-      </w:r>
-      <w:proofErr w:type="spellEnd"/>
-      <w:r>
-        <w:rPr>
-          <w:rFonts w:ascii="Calibri" w:hAnsi="Calibri" w:cs="Calibri"/>
-        </w:rPr>
-        <w:t>, MongoDB, PostgreSQL, S3, RDS, EC2, ECS, Docker, NGINX, Linux (Ubuntu, Debian, CentOS), video streaming.</w:t>
-      </w:r>
-    </w:p>
-    <w:p>
-      <w:pPr>
-        <w:rPr>
-          <w:rFonts w:ascii="Calibri" w:hAnsi="Calibri" w:cs="Calibri"/>
-        </w:rPr>
-      </w:pPr>
-    </w:p>
-    <w:p>
-      <w:pPr>
-        <w:tabs>
-          <w:tab w:val="right" w:pos="9020"/>
-        </w:tabs>
-        <w:rPr>
-          <w:rFonts w:ascii="Calibri" w:hAnsi="Calibri" w:cs="Calibri"/>
-        </w:rPr>
-      </w:pPr>
-      <w:r>
-        <w:rPr>
-          <w:rFonts w:ascii="Calibri" w:eastAsia="Arial" w:hAnsi="Calibri" w:cs="Calibri"/>
-          <w:b/>
-        </w:rPr>
-        <w:t>Software and Web Developer</w:t>
-      </w:r>
-      <w:r>
-        <w:rPr>
-          <w:rFonts w:ascii="Calibri" w:hAnsi="Calibri" w:cs="Calibri"/>
-        </w:rPr>
-        <w:tab/>
-      </w:r>
-      <w:r>
-        <w:rPr>
-          <w:rFonts w:ascii="Calibri" w:eastAsia="Arial" w:hAnsi="Calibri" w:cs="Calibri"/>
-          <w:sz w:val="22"/>
-        </w:rPr>
-        <w:t>Sep 2014 - Jul 2018</w:t>
-      </w:r>
-    </w:p>
-    <w:p>
-      <w:pPr>
-        <w:rPr>
-          <w:rFonts w:ascii="Calibri" w:hAnsi="Calibri" w:cs="Calibri"/>
-        </w:rPr>
-      </w:pPr>
-      <w:proofErr w:type="spellStart"/>
-      <w:r>
-        <w:rPr>
-          <w:rFonts w:ascii="Calibri" w:eastAsia="Arial" w:hAnsi="Calibri" w:cs="Calibri"/>
-          <w:sz w:val="22"/>
-        </w:rPr>
-        <w:t>Bludata</w:t>
-      </w:r>
-      <w:proofErr w:type="spellEnd"/>
-      <w:r>
-        <w:rPr>
-          <w:rFonts w:ascii="Calibri" w:eastAsia="Arial" w:hAnsi="Calibri" w:cs="Calibri"/>
-          <w:sz w:val="22"/>
-        </w:rPr>
-        <w:t xml:space="preserve"> Software, Blumenau</w:t>
-      </w:r>
-    </w:p>
-    <w:p>
-      <w:pPr>
-        <w:pStyle w:val="ListParagraph"/>
-        <w:numPr>
-          <w:ilvl w:val="0"/>
-          <w:numId w:val="6"/>
-        </w:numPr>
-        <w:rPr>
-          <w:rFonts w:ascii="Calibri" w:hAnsi="Calibri" w:cs="Calibri"/>
-        </w:rPr>
-      </w:pPr>
-      <w:r>
-        <w:rPr>
-          <w:rFonts w:ascii="Calibri" w:eastAsia="Arial" w:hAnsi="Calibri" w:cs="Calibri"/>
-          <w:sz w:val="22"/>
-        </w:rPr>
-        <w:t>Developed a variety of web applications for government agencies, contractors, driving schools, and license plate manufacturers, demonstrating a strong understanding of web development technologies and frameworks and proficiently managing the full development life cycle to deliver high quality, reliable applications.</w:t>
-      </w:r>
-    </w:p>
-    <w:p>
-      <w:pPr>
-        <w:pStyle w:val="ListParagraph"/>
-        <w:numPr>
-          <w:ilvl w:val="0"/>
-          <w:numId w:val="6"/>
-        </w:numPr>
-        <w:rPr>
-          <w:rFonts w:ascii="Calibri" w:hAnsi="Calibri" w:cs="Calibri"/>
-        </w:rPr>
-      </w:pPr>
-      <w:r>
-        <w:rPr>
-          <w:rFonts w:ascii="Calibri" w:eastAsia="Arial" w:hAnsi="Calibri" w:cs="Calibri"/>
-          <w:sz w:val="22"/>
-        </w:rPr>
-        <w:t>Designed and developed an embedded Linux application for auditing driving exams, featuring telemetry and video recording capabilities, drawing upon extensive expertise in Linux systems and video technology. We successfully implemented the application in over 200 schools in the state of Sergipe, Brazil.</w:t>
-      </w:r>
-    </w:p>
-    <w:p>
-      <w:pPr>
-        <w:pStyle w:val="ListParagraph"/>
-        <w:numPr>
-          <w:ilvl w:val="0"/>
-          <w:numId w:val="6"/>
-        </w:numPr>
-        <w:rPr>
-          <w:rFonts w:ascii="Calibri" w:hAnsi="Calibri" w:cs="Calibri"/>
-        </w:rPr>
-      </w:pPr>
-      <w:r>
-        <w:rPr>
-          <w:rFonts w:ascii="Calibri" w:eastAsia="Arial" w:hAnsi="Calibri" w:cs="Calibri"/>
-          <w:sz w:val="22"/>
-        </w:rPr>
-        <w:t>Expertly delivered comprehensive training to multiple colleges, emphasizing the importance of rapid skill acquisition and ownership for success in the field, ensuring trainees have a strong foundation and confidence in their abilities.</w:t>
-      </w:r>
-    </w:p>
-    <w:p>
-      <w:pPr>
-        <w:rPr>
-          <w:rFonts w:ascii="Calibri" w:hAnsi="Calibri" w:cs="Calibri"/>
-        </w:rPr>
-      </w:pPr>
-      <w:r>
-        <w:rPr>
-          <w:rFonts w:ascii="Calibri" w:hAnsi="Calibri" w:cs="Calibri"/>
+          <w:rFonts w:ascii="Calibri" w:eastAsia="Arial" w:hAnsi="Calibri" w:cs="Calibri"/>
           <w:b/>
           <w:bCs/>
-        </w:rPr>
-        <w:t>Technolog</w:t>
-      </w:r>
-      <w:r>
-        <w:rPr>
-          <w:rFonts w:ascii="Calibri" w:hAnsi="Calibri" w:cs="Calibri"/>
+          <w:sz w:val="22"/>
+          <w:szCs w:val="22"/>
+        </w:rPr>
+        <w:t xml:space="preserve">, </w:t>
+      </w:r>
+      <w:proofErr w:type="spellStart"/>
+      <w:r>
+        <w:rPr>
+          <w:rFonts w:ascii="Calibri" w:eastAsia="Arial" w:hAnsi="Calibri" w:cs="Calibri"/>
           <w:b/>
           <w:bCs/>
-        </w:rPr>
-        <w:t>ies</w:t>
-      </w:r>
-      <w:r>
-        <w:rPr>
-          <w:rFonts w:ascii="Calibri" w:hAnsi="Calibri" w:cs="Calibri"/>
+          <w:sz w:val="22"/>
+          <w:szCs w:val="22"/>
+        </w:rPr>
+        <w:t>Pomerode</w:t>
+      </w:r>
+      <w:proofErr w:type="spellEnd"/>
+      <w:r>
+        <w:rPr>
+          <w:rFonts w:ascii="Calibri" w:eastAsia="Arial" w:hAnsi="Calibri" w:cs="Calibri"/>
           <w:b/>
           <w:bCs/>
-        </w:rPr>
-        <w:t>:</w:t>
-      </w:r>
-      <w:r>
-        <w:rPr>
-          <w:rFonts w:ascii="Calibri" w:hAnsi="Calibri" w:cs="Calibri"/>
-          <w:b/>
+          <w:sz w:val="22"/>
+          <w:szCs w:val="22"/>
+        </w:rPr>
+        <w:t>, Brazil</w:t>
+      </w:r>
+    </w:p>
+    <w:p>
+      <w:pPr>
+        <w:tabs>
+          <w:tab w:val="right" w:pos="9020"/>
+        </w:tabs>
+        <w:rPr>
+          <w:rFonts w:ascii="Calibri" w:hAnsi="Calibri" w:cs="Calibri"/>
+          <w:sz w:val="22"/>
+          <w:szCs w:val="22"/>
+        </w:rPr>
+      </w:pPr>
+      <w:r>
+        <w:rPr>
+          <w:rFonts w:ascii="Calibri" w:eastAsia="Arial" w:hAnsi="Calibri" w:cs="Calibri"/>
           <w:bCs/>
-        </w:rPr>
-        <w:t xml:space="preserve"> </w:t>
-      </w:r>
-      <w:r>
-        <w:rPr>
-          <w:rFonts w:ascii="Calibri" w:hAnsi="Calibri" w:cs="Calibri"/>
-        </w:rPr>
-        <w:t xml:space="preserve">Go, PHP, </w:t>
-      </w:r>
-      <w:proofErr w:type="spellStart"/>
-      <w:r>
-        <w:rPr>
-          <w:rFonts w:ascii="Calibri" w:hAnsi="Calibri" w:cs="Calibri"/>
-        </w:rPr>
-        <w:t>Shellscript</w:t>
-      </w:r>
-      <w:proofErr w:type="spellEnd"/>
-      <w:r>
-        <w:rPr>
-          <w:rFonts w:ascii="Calibri" w:hAnsi="Calibri" w:cs="Calibri"/>
-        </w:rPr>
-        <w:t>, HTML/CSS/</w:t>
-      </w:r>
-      <w:proofErr w:type="spellStart"/>
-      <w:r>
-        <w:rPr>
-          <w:rFonts w:ascii="Calibri" w:hAnsi="Calibri" w:cs="Calibri"/>
-        </w:rPr>
-        <w:t>Javascript</w:t>
-      </w:r>
-      <w:proofErr w:type="spellEnd"/>
-      <w:r>
-        <w:rPr>
-          <w:rFonts w:ascii="Calibri" w:hAnsi="Calibri" w:cs="Calibri"/>
-        </w:rPr>
-        <w:t xml:space="preserve">, Laravel, Lumen, Doctrine, Composer, Sybase, PostgreSQL, MySQL, MongoDB, Docker, Linux (Ubuntu, Debian, </w:t>
-      </w:r>
-      <w:proofErr w:type="spellStart"/>
-      <w:r>
-        <w:rPr>
-          <w:rFonts w:ascii="Calibri" w:hAnsi="Calibri" w:cs="Calibri"/>
-        </w:rPr>
-        <w:t>ArchLinux</w:t>
-      </w:r>
-      <w:proofErr w:type="spellEnd"/>
-      <w:r>
-        <w:rPr>
-          <w:rFonts w:ascii="Calibri" w:hAnsi="Calibri" w:cs="Calibri"/>
-        </w:rPr>
-        <w:t>, Alpine), video streaming.</w:t>
-      </w:r>
-    </w:p>
-    <w:p>
-      <w:pPr>
-        <w:rPr>
-          <w:rFonts w:ascii="Calibri" w:hAnsi="Calibri" w:cs="Calibri"/>
-        </w:rPr>
-      </w:pPr>
+          <w:sz w:val="22"/>
+          <w:szCs w:val="22"/>
+        </w:rPr>
+        <w:t>Software Developer</w:t>
+      </w:r>
+      <w:r>
+        <w:rPr>
+          <w:rFonts w:ascii="Calibri" w:hAnsi="Calibri" w:cs="Calibri"/>
+          <w:bCs/>
+          <w:sz w:val="22"/>
+          <w:szCs w:val="22"/>
+        </w:rPr>
+        <w:t xml:space="preserve">, </w:t>
+      </w:r>
+      <w:r>
+        <w:rPr>
+          <w:rFonts w:ascii="Calibri" w:eastAsia="Arial" w:hAnsi="Calibri" w:cs="Calibri"/>
+          <w:sz w:val="22"/>
+          <w:szCs w:val="22"/>
+        </w:rPr>
+        <w:t>Feb 2010 - Sep 2014</w:t>
+      </w:r>
     </w:p>
     <w:p>
       <w:pPr>
         <w:tabs>
           <w:tab w:val="right" w:pos="9020"/>
         </w:tabs>
-        <w:rPr>
-          <w:rFonts w:ascii="Calibri" w:hAnsi="Calibri" w:cs="Calibri"/>
-        </w:rPr>
-      </w:pPr>
-      <w:r>
-        <w:rPr>
-          <w:rFonts w:ascii="Calibri" w:eastAsia="Arial" w:hAnsi="Calibri" w:cs="Calibri"/>
-          <w:b/>
-        </w:rPr>
-        <w:t>Software Developer</w:t>
-      </w:r>
-      <w:r>
-        <w:rPr>
-          <w:rFonts w:ascii="Calibri" w:hAnsi="Calibri" w:cs="Calibri"/>
-        </w:rPr>
-        <w:tab/>
-      </w:r>
-      <w:r>
-        <w:rPr>
-          <w:rFonts w:ascii="Calibri" w:eastAsia="Arial" w:hAnsi="Calibri" w:cs="Calibri"/>
-          <w:sz w:val="22"/>
-        </w:rPr>
-        <w:t>Feb 2010 - Sep 2014</w:t>
-      </w:r>
-    </w:p>
-    <w:p>
-      <w:pPr>
-        <w:rPr>
-          <w:rFonts w:ascii="Calibri" w:hAnsi="Calibri" w:cs="Calibri"/>
-        </w:rPr>
-      </w:pPr>
-      <w:proofErr w:type="spellStart"/>
-      <w:r>
-        <w:rPr>
-          <w:rFonts w:ascii="Calibri" w:eastAsia="Arial" w:hAnsi="Calibri" w:cs="Calibri"/>
-          <w:sz w:val="22"/>
-        </w:rPr>
-        <w:t>Pomerplast</w:t>
-      </w:r>
-      <w:proofErr w:type="spellEnd"/>
-      <w:r>
-        <w:rPr>
-          <w:rFonts w:ascii="Calibri" w:eastAsia="Arial" w:hAnsi="Calibri" w:cs="Calibri"/>
-          <w:sz w:val="22"/>
-        </w:rPr>
-        <w:t xml:space="preserve">, </w:t>
-      </w:r>
-      <w:proofErr w:type="spellStart"/>
-      <w:r>
-        <w:rPr>
-          <w:rFonts w:ascii="Calibri" w:eastAsia="Arial" w:hAnsi="Calibri" w:cs="Calibri"/>
-          <w:sz w:val="22"/>
-        </w:rPr>
-        <w:t>Pomerode</w:t>
-      </w:r>
-      <w:proofErr w:type="spellEnd"/>
-    </w:p>
-    <w:p>
-      <w:pPr>
-        <w:pStyle w:val="ListParagraph"/>
-        <w:numPr>
-          <w:ilvl w:val="0"/>
-          <w:numId w:val="8"/>
-        </w:numPr>
-        <w:rPr>
-          <w:rFonts w:ascii="Calibri" w:hAnsi="Calibri" w:cs="Calibri"/>
-        </w:rPr>
-      </w:pPr>
-      <w:r>
-        <w:rPr>
-          <w:rFonts w:ascii="Calibri" w:eastAsia="Arial" w:hAnsi="Calibri" w:cs="Calibri"/>
-          <w:sz w:val="22"/>
-        </w:rPr>
-        <w:t>Managed technical infrastructure, including networking, employee computers, Windows server clusters, and camera systems, collaborating with other departments to ensure smooth operation and implementing strategies to improve security, reliability, and scalability.</w:t>
-      </w:r>
-    </w:p>
-    <w:p>
-      <w:pPr>
-        <w:pStyle w:val="ListParagraph"/>
-        <w:numPr>
-          <w:ilvl w:val="0"/>
-          <w:numId w:val="8"/>
-        </w:numPr>
-        <w:rPr>
-          <w:rFonts w:ascii="Calibri" w:hAnsi="Calibri" w:cs="Calibri"/>
-        </w:rPr>
-      </w:pPr>
-      <w:r>
-        <w:rPr>
-          <w:rFonts w:ascii="Calibri" w:eastAsia="Arial" w:hAnsi="Calibri" w:cs="Calibri"/>
-          <w:sz w:val="22"/>
-        </w:rPr>
-        <w:t>Provided support to all employees in the company, successfully troubleshooting technical issues, answering questions, and resolving problems, known for dedication to meeting colleagues' needs and using strong communication and teamwork skills.</w:t>
-      </w:r>
-    </w:p>
-    <w:p>
-      <w:pPr>
-        <w:pStyle w:val="ListParagraph"/>
-        <w:numPr>
-          <w:ilvl w:val="0"/>
-          <w:numId w:val="8"/>
-        </w:numPr>
-        <w:rPr>
-          <w:rFonts w:ascii="Calibri" w:hAnsi="Calibri" w:cs="Calibri"/>
-        </w:rPr>
-      </w:pPr>
-      <w:r>
-        <w:rPr>
-          <w:rFonts w:ascii="Calibri" w:eastAsia="Arial" w:hAnsi="Calibri" w:cs="Calibri"/>
-          <w:sz w:val="22"/>
-        </w:rPr>
-        <w:t>Successfully maintained an internal ERP system that managed every aspect of the company, demonstrating deep understanding of business processes and technology. Collaborated with various departments to gather requirements, design the system, and test it, resulting in streamlined processes and improved efficiency for the company.</w:t>
-      </w:r>
-    </w:p>
-    <w:p>
-      <w:pPr>
-        <w:rPr>
-          <w:rFonts w:ascii="Calibri" w:hAnsi="Calibri" w:cs="Calibri"/>
-        </w:rPr>
-      </w:pPr>
-      <w:r>
-        <w:rPr>
-          <w:rFonts w:ascii="Calibri" w:hAnsi="Calibri" w:cs="Calibri"/>
-          <w:b/>
-          <w:bCs/>
-        </w:rPr>
-        <w:t>Technolog</w:t>
-      </w:r>
-      <w:r>
-        <w:rPr>
-          <w:rFonts w:ascii="Calibri" w:hAnsi="Calibri" w:cs="Calibri"/>
-          <w:b/>
-          <w:bCs/>
-        </w:rPr>
-        <w:t>ies</w:t>
-      </w:r>
-      <w:r>
-        <w:rPr>
-          <w:rFonts w:ascii="Calibri" w:hAnsi="Calibri" w:cs="Calibri"/>
-          <w:b/>
-          <w:bCs/>
-        </w:rPr>
-        <w:t>:</w:t>
-      </w:r>
-      <w:r>
-        <w:rPr>
-          <w:rFonts w:ascii="Calibri" w:hAnsi="Calibri" w:cs="Calibri"/>
-          <w:b/>
-          <w:bCs/>
-        </w:rPr>
-        <w:t xml:space="preserve"> </w:t>
-      </w:r>
-      <w:r>
-        <w:rPr>
-          <w:rFonts w:ascii="Calibri" w:hAnsi="Calibri" w:cs="Calibri"/>
-        </w:rPr>
-        <w:t>Delphi, Sybase, Windows NT, Windows Server 2003/2008/2012, Active Directory, Linux (Ubuntu).</w:t>
-      </w:r>
-    </w:p>
-    <w:p>
-      <w:pPr>
         <w:rPr>
           <w:rFonts w:ascii="Calibri" w:hAnsi="Calibri" w:cs="Calibri"/>
         </w:rPr>
@@ -1329,40 +1138,36 @@
         </w:tabs>
         <w:rPr>
           <w:rFonts w:ascii="Calibri" w:hAnsi="Calibri" w:cs="Calibri"/>
-        </w:rPr>
-      </w:pPr>
-      <w:r>
-        <w:rPr>
-          <w:rFonts w:ascii="Calibri" w:eastAsia="Arial" w:hAnsi="Calibri" w:cs="Calibri"/>
           <w:b/>
+          <w:sz w:val="22"/>
+          <w:szCs w:val="22"/>
+        </w:rPr>
+      </w:pPr>
+      <w:r>
+        <w:rPr>
+          <w:rFonts w:ascii="Calibri" w:eastAsia="Arial" w:hAnsi="Calibri" w:cs="Calibri"/>
+          <w:b/>
+          <w:sz w:val="22"/>
+          <w:szCs w:val="22"/>
         </w:rPr>
         <w:t>Master of Business Administration (M.B.A.) - Software Engineering</w:t>
       </w:r>
-      <w:r>
-        <w:rPr>
-          <w:rFonts w:ascii="Calibri" w:hAnsi="Calibri" w:cs="Calibri"/>
-        </w:rPr>
-        <w:tab/>
-      </w:r>
-      <w:r>
-        <w:rPr>
-          <w:rFonts w:ascii="Calibri" w:eastAsia="Arial" w:hAnsi="Calibri" w:cs="Calibri"/>
-          <w:sz w:val="22"/>
-        </w:rPr>
-        <w:t>Jun 2018 - Oct 2020</w:t>
-      </w:r>
-    </w:p>
-    <w:p>
-      <w:pPr>
-        <w:rPr>
-          <w:rFonts w:ascii="Calibri" w:hAnsi="Calibri" w:cs="Calibri"/>
-        </w:rPr>
-      </w:pPr>
-      <w:r>
-        <w:rPr>
-          <w:rFonts w:ascii="Calibri" w:eastAsia="Arial" w:hAnsi="Calibri" w:cs="Calibri"/>
-          <w:i/>
-          <w:sz w:val="22"/>
+    </w:p>
+    <w:p>
+      <w:pPr>
+        <w:rPr>
+          <w:rFonts w:ascii="Calibri" w:hAnsi="Calibri" w:cs="Calibri"/>
+          <w:iCs/>
+          <w:sz w:val="22"/>
+          <w:szCs w:val="22"/>
+        </w:rPr>
+      </w:pPr>
+      <w:r>
+        <w:rPr>
+          <w:rFonts w:ascii="Calibri" w:eastAsia="Arial" w:hAnsi="Calibri" w:cs="Calibri"/>
+          <w:iCs/>
+          <w:sz w:val="22"/>
+          <w:szCs w:val="22"/>
         </w:rPr>
         <w:t xml:space="preserve">XP </w:t>
       </w:r>
@@ -1370,8 +1175,9 @@
       <w:r>
         <w:rPr>
           <w:rFonts w:ascii="Calibri" w:eastAsia="Arial" w:hAnsi="Calibri" w:cs="Calibri"/>
-          <w:i/>
-          <w:sz w:val="22"/>
+          <w:iCs/>
+          <w:sz w:val="22"/>
+          <w:szCs w:val="22"/>
         </w:rPr>
         <w:t>Educação</w:t>
       </w:r>
@@ -1379,26 +1185,30 @@
       <w:r>
         <w:rPr>
           <w:rFonts w:ascii="Calibri" w:eastAsia="Arial" w:hAnsi="Calibri" w:cs="Calibri"/>
-          <w:i/>
-          <w:sz w:val="22"/>
+          <w:iCs/>
+          <w:sz w:val="22"/>
+          <w:szCs w:val="22"/>
         </w:rPr>
         <w:t>, Belo Horizonte</w:t>
       </w:r>
       <w:r>
         <w:rPr>
           <w:rFonts w:ascii="Calibri" w:eastAsia="Arial" w:hAnsi="Calibri" w:cs="Calibri"/>
-          <w:i/>
-          <w:sz w:val="22"/>
+          <w:iCs/>
+          <w:sz w:val="22"/>
+          <w:szCs w:val="22"/>
         </w:rPr>
         <w:t>, Brazil</w:t>
       </w:r>
-    </w:p>
-    <w:p>
-      <w:pPr>
-        <w:rPr>
-          <w:rFonts w:ascii="Calibri" w:hAnsi="Calibri" w:cs="Calibri"/>
-        </w:rPr>
-      </w:pPr>
+      <w:r>
+        <w:rPr>
+          <w:rFonts w:ascii="Calibri" w:eastAsia="Arial" w:hAnsi="Calibri" w:cs="Calibri"/>
+          <w:iCs/>
+          <w:sz w:val="22"/>
+          <w:szCs w:val="22"/>
+        </w:rPr>
+        <w:t>, Jun 2018 - Oct 2020</w:t>
+      </w:r>
     </w:p>
     <w:p>
       <w:pPr>
@@ -1407,257 +1217,106 @@
         </w:tabs>
         <w:rPr>
           <w:rFonts w:ascii="Calibri" w:hAnsi="Calibri" w:cs="Calibri"/>
-        </w:rPr>
-      </w:pPr>
-      <w:r>
-        <w:rPr>
-          <w:rFonts w:ascii="Calibri" w:eastAsia="Arial" w:hAnsi="Calibri" w:cs="Calibri"/>
           <w:b/>
+          <w:sz w:val="22"/>
+          <w:szCs w:val="22"/>
+        </w:rPr>
+      </w:pPr>
+      <w:r>
+        <w:rPr>
+          <w:rFonts w:ascii="Calibri" w:eastAsia="Arial" w:hAnsi="Calibri" w:cs="Calibri"/>
+          <w:b/>
+          <w:sz w:val="22"/>
+          <w:szCs w:val="22"/>
         </w:rPr>
         <w:t>Bachelor's Degree - Computer Sciences</w:t>
       </w:r>
-      <w:r>
-        <w:rPr>
-          <w:rFonts w:ascii="Calibri" w:hAnsi="Calibri" w:cs="Calibri"/>
-        </w:rPr>
-        <w:tab/>
-      </w:r>
-      <w:r>
-        <w:rPr>
-          <w:rFonts w:ascii="Calibri" w:eastAsia="Arial" w:hAnsi="Calibri" w:cs="Calibri"/>
-          <w:sz w:val="22"/>
+    </w:p>
+    <w:p>
+      <w:pPr>
+        <w:rPr>
+          <w:rFonts w:ascii="Calibri" w:hAnsi="Calibri" w:cs="Calibri"/>
+          <w:iCs/>
+          <w:sz w:val="22"/>
+          <w:szCs w:val="22"/>
+        </w:rPr>
+      </w:pPr>
+      <w:r>
+        <w:rPr>
+          <w:rFonts w:ascii="Calibri" w:eastAsia="Arial" w:hAnsi="Calibri" w:cs="Calibri"/>
+          <w:iCs/>
+          <w:sz w:val="22"/>
+          <w:szCs w:val="22"/>
+        </w:rPr>
+        <w:t xml:space="preserve">FURB - </w:t>
+      </w:r>
+      <w:proofErr w:type="spellStart"/>
+      <w:r>
+        <w:rPr>
+          <w:rFonts w:ascii="Calibri" w:eastAsia="Arial" w:hAnsi="Calibri" w:cs="Calibri"/>
+          <w:iCs/>
+          <w:sz w:val="22"/>
+          <w:szCs w:val="22"/>
+        </w:rPr>
+        <w:t>Fundação</w:t>
+      </w:r>
+      <w:proofErr w:type="spellEnd"/>
+      <w:r>
+        <w:rPr>
+          <w:rFonts w:ascii="Calibri" w:eastAsia="Arial" w:hAnsi="Calibri" w:cs="Calibri"/>
+          <w:iCs/>
+          <w:sz w:val="22"/>
+          <w:szCs w:val="22"/>
+        </w:rPr>
+        <w:t xml:space="preserve"> </w:t>
+      </w:r>
+      <w:proofErr w:type="spellStart"/>
+      <w:r>
+        <w:rPr>
+          <w:rFonts w:ascii="Calibri" w:eastAsia="Arial" w:hAnsi="Calibri" w:cs="Calibri"/>
+          <w:iCs/>
+          <w:sz w:val="22"/>
+          <w:szCs w:val="22"/>
+        </w:rPr>
+        <w:t>Universidade</w:t>
+      </w:r>
+      <w:proofErr w:type="spellEnd"/>
+      <w:r>
+        <w:rPr>
+          <w:rFonts w:ascii="Calibri" w:eastAsia="Arial" w:hAnsi="Calibri" w:cs="Calibri"/>
+          <w:iCs/>
+          <w:sz w:val="22"/>
+          <w:szCs w:val="22"/>
+        </w:rPr>
+        <w:t xml:space="preserve"> Regional de Blumenau, Blumenau</w:t>
+      </w:r>
+      <w:r>
+        <w:rPr>
+          <w:rFonts w:ascii="Calibri" w:eastAsia="Arial" w:hAnsi="Calibri" w:cs="Calibri"/>
+          <w:iCs/>
+          <w:sz w:val="22"/>
+          <w:szCs w:val="22"/>
+        </w:rPr>
+        <w:t>, Brazil</w:t>
+      </w:r>
+      <w:r>
+        <w:rPr>
+          <w:rFonts w:ascii="Calibri" w:eastAsia="Arial" w:hAnsi="Calibri" w:cs="Calibri"/>
+          <w:iCs/>
+          <w:sz w:val="22"/>
+          <w:szCs w:val="22"/>
+        </w:rPr>
+        <w:t xml:space="preserve">, </w:t>
+      </w:r>
+      <w:r>
+        <w:rPr>
+          <w:rFonts w:ascii="Calibri" w:eastAsia="Arial" w:hAnsi="Calibri" w:cs="Calibri"/>
+          <w:bCs/>
+          <w:iCs/>
+          <w:sz w:val="22"/>
+          <w:szCs w:val="22"/>
         </w:rPr>
         <w:t>Jan 2010 - Jan 2015</w:t>
-      </w:r>
-    </w:p>
-    <w:p>
-      <w:pPr>
-        <w:rPr>
-          <w:rFonts w:ascii="Calibri" w:hAnsi="Calibri" w:cs="Calibri"/>
-        </w:rPr>
-      </w:pPr>
-      <w:r>
-        <w:rPr>
-          <w:rFonts w:ascii="Calibri" w:eastAsia="Arial" w:hAnsi="Calibri" w:cs="Calibri"/>
-          <w:i/>
-          <w:sz w:val="22"/>
-        </w:rPr>
-        <w:t xml:space="preserve">FURB - </w:t>
-      </w:r>
-      <w:proofErr w:type="spellStart"/>
-      <w:r>
-        <w:rPr>
-          <w:rFonts w:ascii="Calibri" w:eastAsia="Arial" w:hAnsi="Calibri" w:cs="Calibri"/>
-          <w:i/>
-          <w:sz w:val="22"/>
-        </w:rPr>
-        <w:t>Fundação</w:t>
-      </w:r>
-      <w:proofErr w:type="spellEnd"/>
-      <w:r>
-        <w:rPr>
-          <w:rFonts w:ascii="Calibri" w:eastAsia="Arial" w:hAnsi="Calibri" w:cs="Calibri"/>
-          <w:i/>
-          <w:sz w:val="22"/>
-        </w:rPr>
-        <w:t xml:space="preserve"> </w:t>
-      </w:r>
-      <w:proofErr w:type="spellStart"/>
-      <w:r>
-        <w:rPr>
-          <w:rFonts w:ascii="Calibri" w:eastAsia="Arial" w:hAnsi="Calibri" w:cs="Calibri"/>
-          <w:i/>
-          <w:sz w:val="22"/>
-        </w:rPr>
-        <w:t>Universidade</w:t>
-      </w:r>
-      <w:proofErr w:type="spellEnd"/>
-      <w:r>
-        <w:rPr>
-          <w:rFonts w:ascii="Calibri" w:eastAsia="Arial" w:hAnsi="Calibri" w:cs="Calibri"/>
-          <w:i/>
-          <w:sz w:val="22"/>
-        </w:rPr>
-        <w:t xml:space="preserve"> Regional de Blumenau, Blumenau</w:t>
-      </w:r>
-      <w:r>
-        <w:rPr>
-          <w:rFonts w:ascii="Calibri" w:eastAsia="Arial" w:hAnsi="Calibri" w:cs="Calibri"/>
-          <w:i/>
-          <w:sz w:val="22"/>
-        </w:rPr>
-        <w:t>, Brazil</w:t>
-      </w:r>
-    </w:p>
-    <w:p>
-      <w:pPr>
-        <w:rPr>
-          <w:rFonts w:ascii="Calibri" w:hAnsi="Calibri" w:cs="Calibri"/>
-        </w:rPr>
-      </w:pPr>
-    </w:p>
-    <w:p>
-      <w:pPr>
-        <w:spacing w:after="120"/>
-        <w:rPr>
-          <w:rFonts w:ascii="Calibri" w:hAnsi="Calibri" w:cs="Calibri"/>
-        </w:rPr>
-      </w:pPr>
-      <w:r>
-        <w:rPr>
-          <w:rFonts w:ascii="Calibri" w:eastAsia="Arial" w:hAnsi="Calibri" w:cs="Calibri"/>
-          <w:b/>
-          <w:sz w:val="28"/>
-        </w:rPr>
-        <w:t>HONORS &amp; AWARDS</w:t>
-      </w:r>
-    </w:p>
-    <w:p>
-      <w:pPr>
-        <w:tabs>
-          <w:tab w:val="right" w:pos="9020"/>
-        </w:tabs>
-        <w:rPr>
-          <w:rFonts w:ascii="Calibri" w:hAnsi="Calibri" w:cs="Calibri"/>
-        </w:rPr>
-      </w:pPr>
-      <w:r>
-        <w:rPr>
-          <w:rFonts w:ascii="Calibri" w:eastAsia="Arial" w:hAnsi="Calibri" w:cs="Calibri"/>
-          <w:b/>
-        </w:rPr>
-        <w:t>Ownership Award</w:t>
-      </w:r>
-      <w:r>
-        <w:rPr>
-          <w:rFonts w:ascii="Calibri" w:hAnsi="Calibri" w:cs="Calibri"/>
-        </w:rPr>
-        <w:tab/>
-      </w:r>
-      <w:r>
-        <w:rPr>
-          <w:rFonts w:ascii="Calibri" w:eastAsia="Arial" w:hAnsi="Calibri" w:cs="Calibri"/>
-          <w:sz w:val="22"/>
-        </w:rPr>
-        <w:t>2022</w:t>
-      </w:r>
-    </w:p>
-    <w:p>
-      <w:pPr>
-        <w:rPr>
-          <w:rFonts w:ascii="Calibri" w:hAnsi="Calibri" w:cs="Calibri"/>
-        </w:rPr>
-      </w:pPr>
-      <w:r>
-        <w:rPr>
-          <w:rFonts w:ascii="Calibri" w:eastAsia="Arial" w:hAnsi="Calibri" w:cs="Calibri"/>
-          <w:i/>
-          <w:sz w:val="22"/>
-        </w:rPr>
-        <w:t>Amazon Web Services</w:t>
-      </w:r>
-    </w:p>
-    <w:p>
-      <w:pPr>
-        <w:rPr>
-          <w:rFonts w:ascii="Calibri" w:hAnsi="Calibri" w:cs="Calibri"/>
-        </w:rPr>
-      </w:pPr>
-      <w:r>
-        <w:rPr>
-          <w:rFonts w:ascii="Calibri" w:eastAsia="Arial" w:hAnsi="Calibri" w:cs="Calibri"/>
-          <w:sz w:val="22"/>
-        </w:rPr>
-        <w:t>As recognition for demonstrating ownership and deliver ahead of expectation to our customers in AWS.</w:t>
-      </w:r>
-    </w:p>
-    <w:p>
-      <w:pPr>
-        <w:rPr>
-          <w:rFonts w:ascii="Calibri" w:hAnsi="Calibri" w:cs="Calibri"/>
-        </w:rPr>
-      </w:pPr>
-    </w:p>
-    <w:p>
-      <w:pPr>
-        <w:tabs>
-          <w:tab w:val="right" w:pos="9020"/>
-        </w:tabs>
-        <w:rPr>
-          <w:rFonts w:ascii="Calibri" w:hAnsi="Calibri" w:cs="Calibri"/>
-        </w:rPr>
-      </w:pPr>
-      <w:r>
-        <w:rPr>
-          <w:rFonts w:ascii="Calibri" w:eastAsia="Arial" w:hAnsi="Calibri" w:cs="Calibri"/>
-          <w:b/>
-        </w:rPr>
-        <w:t>Startup Accepted for Incubation</w:t>
-      </w:r>
-      <w:r>
-        <w:rPr>
-          <w:rFonts w:ascii="Calibri" w:hAnsi="Calibri" w:cs="Calibri"/>
-        </w:rPr>
-        <w:tab/>
-      </w:r>
-      <w:r>
-        <w:rPr>
-          <w:rFonts w:ascii="Calibri" w:eastAsia="Arial" w:hAnsi="Calibri" w:cs="Calibri"/>
-          <w:sz w:val="22"/>
-        </w:rPr>
-        <w:t>201</w:t>
-      </w:r>
-      <w:r>
-        <w:rPr>
-          <w:rFonts w:ascii="Calibri" w:eastAsia="Arial" w:hAnsi="Calibri" w:cs="Calibri"/>
-          <w:sz w:val="22"/>
-        </w:rPr>
-        <w:t>4</w:t>
-      </w:r>
-    </w:p>
-    <w:p>
-      <w:pPr>
-        <w:rPr>
-          <w:rFonts w:ascii="Calibri" w:hAnsi="Calibri" w:cs="Calibri"/>
-        </w:rPr>
-      </w:pPr>
-      <w:r>
-        <w:rPr>
-          <w:rFonts w:ascii="Calibri" w:eastAsia="Arial" w:hAnsi="Calibri" w:cs="Calibri"/>
-          <w:i/>
-          <w:sz w:val="22"/>
-        </w:rPr>
-        <w:t>Instituto Gene</w:t>
-      </w:r>
-    </w:p>
-    <w:p>
-      <w:pPr>
-        <w:rPr>
-          <w:rFonts w:ascii="Calibri" w:hAnsi="Calibri" w:cs="Calibri"/>
-        </w:rPr>
-      </w:pPr>
-      <w:r>
-        <w:rPr>
-          <w:rFonts w:ascii="Calibri" w:eastAsia="Arial" w:hAnsi="Calibri" w:cs="Calibri"/>
-          <w:sz w:val="22"/>
-        </w:rPr>
-        <w:t>Project "</w:t>
-      </w:r>
-      <w:proofErr w:type="spellStart"/>
-      <w:r>
-        <w:rPr>
-          <w:rFonts w:ascii="Calibri" w:eastAsia="Arial" w:hAnsi="Calibri" w:cs="Calibri"/>
-          <w:sz w:val="22"/>
-        </w:rPr>
-        <w:t>Eplus</w:t>
-      </w:r>
-      <w:proofErr w:type="spellEnd"/>
-      <w:r>
-        <w:rPr>
-          <w:rFonts w:ascii="Calibri" w:eastAsia="Arial" w:hAnsi="Calibri" w:cs="Calibri"/>
-          <w:sz w:val="22"/>
-        </w:rPr>
-        <w:t>" accepted for incubation as a startup, with the goal of democratizing access to high-quality study materials and improving the ability of educators and learners to find necessary resources.</w:t>
       </w:r>
     </w:p>
     <w:sectPr>
@@ -1898,6 +1557,453 @@
     </w:lvl>
   </w:abstractNum>
   <w:abstractNum w:abstractNumId="2" w15:restartNumberingAfterBreak="0">
+    <w:nsid w:val="07FF6793"/>
+    <w:multiLevelType w:val="multilevel"/>
+    <w:tmpl w:val="829E5B52"/>
+    <w:lvl w:ilvl="0">
+      <w:start w:val="1"/>
+      <w:numFmt w:val="bullet"/>
+      <w:lvlText w:val=""/>
+      <w:lvlJc w:val="left"/>
+      <w:pPr>
+        <w:tabs>
+          <w:tab w:val="num" w:pos="720"/>
+        </w:tabs>
+        <w:ind w:left="720" w:hanging="360"/>
+      </w:pPr>
+      <w:rPr>
+        <w:rFonts w:ascii="Symbol" w:hAnsi="Symbol" w:hint="default"/>
+        <w:sz w:val="20"/>
+      </w:rPr>
+    </w:lvl>
+    <w:lvl w:ilvl="1" w:tentative="1">
+      <w:start w:val="1"/>
+      <w:numFmt w:val="bullet"/>
+      <w:lvlText w:val=""/>
+      <w:lvlJc w:val="left"/>
+      <w:pPr>
+        <w:tabs>
+          <w:tab w:val="num" w:pos="1440"/>
+        </w:tabs>
+        <w:ind w:left="1440" w:hanging="360"/>
+      </w:pPr>
+      <w:rPr>
+        <w:rFonts w:ascii="Symbol" w:hAnsi="Symbol" w:hint="default"/>
+        <w:sz w:val="20"/>
+      </w:rPr>
+    </w:lvl>
+    <w:lvl w:ilvl="2" w:tentative="1">
+      <w:start w:val="1"/>
+      <w:numFmt w:val="bullet"/>
+      <w:lvlText w:val=""/>
+      <w:lvlJc w:val="left"/>
+      <w:pPr>
+        <w:tabs>
+          <w:tab w:val="num" w:pos="2160"/>
+        </w:tabs>
+        <w:ind w:left="2160" w:hanging="360"/>
+      </w:pPr>
+      <w:rPr>
+        <w:rFonts w:ascii="Symbol" w:hAnsi="Symbol" w:hint="default"/>
+        <w:sz w:val="20"/>
+      </w:rPr>
+    </w:lvl>
+    <w:lvl w:ilvl="3" w:tentative="1">
+      <w:start w:val="1"/>
+      <w:numFmt w:val="bullet"/>
+      <w:lvlText w:val=""/>
+      <w:lvlJc w:val="left"/>
+      <w:pPr>
+        <w:tabs>
+          <w:tab w:val="num" w:pos="2880"/>
+        </w:tabs>
+        <w:ind w:left="2880" w:hanging="360"/>
+      </w:pPr>
+      <w:rPr>
+        <w:rFonts w:ascii="Symbol" w:hAnsi="Symbol" w:hint="default"/>
+        <w:sz w:val="20"/>
+      </w:rPr>
+    </w:lvl>
+    <w:lvl w:ilvl="4" w:tentative="1">
+      <w:start w:val="1"/>
+      <w:numFmt w:val="bullet"/>
+      <w:lvlText w:val=""/>
+      <w:lvlJc w:val="left"/>
+      <w:pPr>
+        <w:tabs>
+          <w:tab w:val="num" w:pos="3600"/>
+        </w:tabs>
+        <w:ind w:left="3600" w:hanging="360"/>
+      </w:pPr>
+      <w:rPr>
+        <w:rFonts w:ascii="Symbol" w:hAnsi="Symbol" w:hint="default"/>
+        <w:sz w:val="20"/>
+      </w:rPr>
+    </w:lvl>
+    <w:lvl w:ilvl="5" w:tentative="1">
+      <w:start w:val="1"/>
+      <w:numFmt w:val="bullet"/>
+      <w:lvlText w:val=""/>
+      <w:lvlJc w:val="left"/>
+      <w:pPr>
+        <w:tabs>
+          <w:tab w:val="num" w:pos="4320"/>
+        </w:tabs>
+        <w:ind w:left="4320" w:hanging="360"/>
+      </w:pPr>
+      <w:rPr>
+        <w:rFonts w:ascii="Symbol" w:hAnsi="Symbol" w:hint="default"/>
+        <w:sz w:val="20"/>
+      </w:rPr>
+    </w:lvl>
+    <w:lvl w:ilvl="6" w:tentative="1">
+      <w:start w:val="1"/>
+      <w:numFmt w:val="bullet"/>
+      <w:lvlText w:val=""/>
+      <w:lvlJc w:val="left"/>
+      <w:pPr>
+        <w:tabs>
+          <w:tab w:val="num" w:pos="5040"/>
+        </w:tabs>
+        <w:ind w:left="5040" w:hanging="360"/>
+      </w:pPr>
+      <w:rPr>
+        <w:rFonts w:ascii="Symbol" w:hAnsi="Symbol" w:hint="default"/>
+        <w:sz w:val="20"/>
+      </w:rPr>
+    </w:lvl>
+    <w:lvl w:ilvl="7" w:tentative="1">
+      <w:start w:val="1"/>
+      <w:numFmt w:val="bullet"/>
+      <w:lvlText w:val=""/>
+      <w:lvlJc w:val="left"/>
+      <w:pPr>
+        <w:tabs>
+          <w:tab w:val="num" w:pos="5760"/>
+        </w:tabs>
+        <w:ind w:left="5760" w:hanging="360"/>
+      </w:pPr>
+      <w:rPr>
+        <w:rFonts w:ascii="Symbol" w:hAnsi="Symbol" w:hint="default"/>
+        <w:sz w:val="20"/>
+      </w:rPr>
+    </w:lvl>
+    <w:lvl w:ilvl="8" w:tentative="1">
+      <w:start w:val="1"/>
+      <w:numFmt w:val="bullet"/>
+      <w:lvlText w:val=""/>
+      <w:lvlJc w:val="left"/>
+      <w:pPr>
+        <w:tabs>
+          <w:tab w:val="num" w:pos="6480"/>
+        </w:tabs>
+        <w:ind w:left="6480" w:hanging="360"/>
+      </w:pPr>
+      <w:rPr>
+        <w:rFonts w:ascii="Symbol" w:hAnsi="Symbol" w:hint="default"/>
+        <w:sz w:val="20"/>
+      </w:rPr>
+    </w:lvl>
+  </w:abstractNum>
+  <w:abstractNum w:abstractNumId="3" w15:restartNumberingAfterBreak="0">
+    <w:nsid w:val="1A8F1064"/>
+    <w:multiLevelType w:val="multilevel"/>
+    <w:tmpl w:val="2138C420"/>
+    <w:lvl w:ilvl="0">
+      <w:start w:val="1"/>
+      <w:numFmt w:val="bullet"/>
+      <w:lvlText w:val=""/>
+      <w:lvlJc w:val="left"/>
+      <w:pPr>
+        <w:tabs>
+          <w:tab w:val="num" w:pos="720"/>
+        </w:tabs>
+        <w:ind w:left="720" w:hanging="360"/>
+      </w:pPr>
+      <w:rPr>
+        <w:rFonts w:ascii="Symbol" w:hAnsi="Symbol" w:hint="default"/>
+        <w:sz w:val="20"/>
+      </w:rPr>
+    </w:lvl>
+    <w:lvl w:ilvl="1" w:tentative="1">
+      <w:start w:val="1"/>
+      <w:numFmt w:val="bullet"/>
+      <w:lvlText w:val=""/>
+      <w:lvlJc w:val="left"/>
+      <w:pPr>
+        <w:tabs>
+          <w:tab w:val="num" w:pos="1440"/>
+        </w:tabs>
+        <w:ind w:left="1440" w:hanging="360"/>
+      </w:pPr>
+      <w:rPr>
+        <w:rFonts w:ascii="Symbol" w:hAnsi="Symbol" w:hint="default"/>
+        <w:sz w:val="20"/>
+      </w:rPr>
+    </w:lvl>
+    <w:lvl w:ilvl="2" w:tentative="1">
+      <w:start w:val="1"/>
+      <w:numFmt w:val="bullet"/>
+      <w:lvlText w:val=""/>
+      <w:lvlJc w:val="left"/>
+      <w:pPr>
+        <w:tabs>
+          <w:tab w:val="num" w:pos="2160"/>
+        </w:tabs>
+        <w:ind w:left="2160" w:hanging="360"/>
+      </w:pPr>
+      <w:rPr>
+        <w:rFonts w:ascii="Symbol" w:hAnsi="Symbol" w:hint="default"/>
+        <w:sz w:val="20"/>
+      </w:rPr>
+    </w:lvl>
+    <w:lvl w:ilvl="3" w:tentative="1">
+      <w:start w:val="1"/>
+      <w:numFmt w:val="bullet"/>
+      <w:lvlText w:val=""/>
+      <w:lvlJc w:val="left"/>
+      <w:pPr>
+        <w:tabs>
+          <w:tab w:val="num" w:pos="2880"/>
+        </w:tabs>
+        <w:ind w:left="2880" w:hanging="360"/>
+      </w:pPr>
+      <w:rPr>
+        <w:rFonts w:ascii="Symbol" w:hAnsi="Symbol" w:hint="default"/>
+        <w:sz w:val="20"/>
+      </w:rPr>
+    </w:lvl>
+    <w:lvl w:ilvl="4" w:tentative="1">
+      <w:start w:val="1"/>
+      <w:numFmt w:val="bullet"/>
+      <w:lvlText w:val=""/>
+      <w:lvlJc w:val="left"/>
+      <w:pPr>
+        <w:tabs>
+          <w:tab w:val="num" w:pos="3600"/>
+        </w:tabs>
+        <w:ind w:left="3600" w:hanging="360"/>
+      </w:pPr>
+      <w:rPr>
+        <w:rFonts w:ascii="Symbol" w:hAnsi="Symbol" w:hint="default"/>
+        <w:sz w:val="20"/>
+      </w:rPr>
+    </w:lvl>
+    <w:lvl w:ilvl="5" w:tentative="1">
+      <w:start w:val="1"/>
+      <w:numFmt w:val="bullet"/>
+      <w:lvlText w:val=""/>
+      <w:lvlJc w:val="left"/>
+      <w:pPr>
+        <w:tabs>
+          <w:tab w:val="num" w:pos="4320"/>
+        </w:tabs>
+        <w:ind w:left="4320" w:hanging="360"/>
+      </w:pPr>
+      <w:rPr>
+        <w:rFonts w:ascii="Symbol" w:hAnsi="Symbol" w:hint="default"/>
+        <w:sz w:val="20"/>
+      </w:rPr>
+    </w:lvl>
+    <w:lvl w:ilvl="6" w:tentative="1">
+      <w:start w:val="1"/>
+      <w:numFmt w:val="bullet"/>
+      <w:lvlText w:val=""/>
+      <w:lvlJc w:val="left"/>
+      <w:pPr>
+        <w:tabs>
+          <w:tab w:val="num" w:pos="5040"/>
+        </w:tabs>
+        <w:ind w:left="5040" w:hanging="360"/>
+      </w:pPr>
+      <w:rPr>
+        <w:rFonts w:ascii="Symbol" w:hAnsi="Symbol" w:hint="default"/>
+        <w:sz w:val="20"/>
+      </w:rPr>
+    </w:lvl>
+    <w:lvl w:ilvl="7" w:tentative="1">
+      <w:start w:val="1"/>
+      <w:numFmt w:val="bullet"/>
+      <w:lvlText w:val=""/>
+      <w:lvlJc w:val="left"/>
+      <w:pPr>
+        <w:tabs>
+          <w:tab w:val="num" w:pos="5760"/>
+        </w:tabs>
+        <w:ind w:left="5760" w:hanging="360"/>
+      </w:pPr>
+      <w:rPr>
+        <w:rFonts w:ascii="Symbol" w:hAnsi="Symbol" w:hint="default"/>
+        <w:sz w:val="20"/>
+      </w:rPr>
+    </w:lvl>
+    <w:lvl w:ilvl="8" w:tentative="1">
+      <w:start w:val="1"/>
+      <w:numFmt w:val="bullet"/>
+      <w:lvlText w:val=""/>
+      <w:lvlJc w:val="left"/>
+      <w:pPr>
+        <w:tabs>
+          <w:tab w:val="num" w:pos="6480"/>
+        </w:tabs>
+        <w:ind w:left="6480" w:hanging="360"/>
+      </w:pPr>
+      <w:rPr>
+        <w:rFonts w:ascii="Symbol" w:hAnsi="Symbol" w:hint="default"/>
+        <w:sz w:val="20"/>
+      </w:rPr>
+    </w:lvl>
+  </w:abstractNum>
+  <w:abstractNum w:abstractNumId="4" w15:restartNumberingAfterBreak="0">
+    <w:nsid w:val="1DB559BF"/>
+    <w:multiLevelType w:val="multilevel"/>
+    <w:tmpl w:val="81F04B02"/>
+    <w:lvl w:ilvl="0">
+      <w:start w:val="1"/>
+      <w:numFmt w:val="bullet"/>
+      <w:lvlText w:val=""/>
+      <w:lvlJc w:val="left"/>
+      <w:pPr>
+        <w:tabs>
+          <w:tab w:val="num" w:pos="720"/>
+        </w:tabs>
+        <w:ind w:left="720" w:hanging="360"/>
+      </w:pPr>
+      <w:rPr>
+        <w:rFonts w:ascii="Symbol" w:hAnsi="Symbol" w:hint="default"/>
+        <w:sz w:val="20"/>
+      </w:rPr>
+    </w:lvl>
+    <w:lvl w:ilvl="1" w:tentative="1">
+      <w:start w:val="1"/>
+      <w:numFmt w:val="bullet"/>
+      <w:lvlText w:val=""/>
+      <w:lvlJc w:val="left"/>
+      <w:pPr>
+        <w:tabs>
+          <w:tab w:val="num" w:pos="1440"/>
+        </w:tabs>
+        <w:ind w:left="1440" w:hanging="360"/>
+      </w:pPr>
+      <w:rPr>
+        <w:rFonts w:ascii="Symbol" w:hAnsi="Symbol" w:hint="default"/>
+        <w:sz w:val="20"/>
+      </w:rPr>
+    </w:lvl>
+    <w:lvl w:ilvl="2" w:tentative="1">
+      <w:start w:val="1"/>
+      <w:numFmt w:val="bullet"/>
+      <w:lvlText w:val=""/>
+      <w:lvlJc w:val="left"/>
+      <w:pPr>
+        <w:tabs>
+          <w:tab w:val="num" w:pos="2160"/>
+        </w:tabs>
+        <w:ind w:left="2160" w:hanging="360"/>
+      </w:pPr>
+      <w:rPr>
+        <w:rFonts w:ascii="Symbol" w:hAnsi="Symbol" w:hint="default"/>
+        <w:sz w:val="20"/>
+      </w:rPr>
+    </w:lvl>
+    <w:lvl w:ilvl="3" w:tentative="1">
+      <w:start w:val="1"/>
+      <w:numFmt w:val="bullet"/>
+      <w:lvlText w:val=""/>
+      <w:lvlJc w:val="left"/>
+      <w:pPr>
+        <w:tabs>
+          <w:tab w:val="num" w:pos="2880"/>
+        </w:tabs>
+        <w:ind w:left="2880" w:hanging="360"/>
+      </w:pPr>
+      <w:rPr>
+        <w:rFonts w:ascii="Symbol" w:hAnsi="Symbol" w:hint="default"/>
+        <w:sz w:val="20"/>
+      </w:rPr>
+    </w:lvl>
+    <w:lvl w:ilvl="4" w:tentative="1">
+      <w:start w:val="1"/>
+      <w:numFmt w:val="bullet"/>
+      <w:lvlText w:val=""/>
+      <w:lvlJc w:val="left"/>
+      <w:pPr>
+        <w:tabs>
+          <w:tab w:val="num" w:pos="3600"/>
+        </w:tabs>
+        <w:ind w:left="3600" w:hanging="360"/>
+      </w:pPr>
+      <w:rPr>
+        <w:rFonts w:ascii="Symbol" w:hAnsi="Symbol" w:hint="default"/>
+        <w:sz w:val="20"/>
+      </w:rPr>
+    </w:lvl>
+    <w:lvl w:ilvl="5" w:tentative="1">
+      <w:start w:val="1"/>
+      <w:numFmt w:val="bullet"/>
+      <w:lvlText w:val=""/>
+      <w:lvlJc w:val="left"/>
+      <w:pPr>
+        <w:tabs>
+          <w:tab w:val="num" w:pos="4320"/>
+        </w:tabs>
+        <w:ind w:left="4320" w:hanging="360"/>
+      </w:pPr>
+      <w:rPr>
+        <w:rFonts w:ascii="Symbol" w:hAnsi="Symbol" w:hint="default"/>
+        <w:sz w:val="20"/>
+      </w:rPr>
+    </w:lvl>
+    <w:lvl w:ilvl="6" w:tentative="1">
+      <w:start w:val="1"/>
+      <w:numFmt w:val="bullet"/>
+      <w:lvlText w:val=""/>
+      <w:lvlJc w:val="left"/>
+      <w:pPr>
+        <w:tabs>
+          <w:tab w:val="num" w:pos="5040"/>
+        </w:tabs>
+        <w:ind w:left="5040" w:hanging="360"/>
+      </w:pPr>
+      <w:rPr>
+        <w:rFonts w:ascii="Symbol" w:hAnsi="Symbol" w:hint="default"/>
+        <w:sz w:val="20"/>
+      </w:rPr>
+    </w:lvl>
+    <w:lvl w:ilvl="7" w:tentative="1">
+      <w:start w:val="1"/>
+      <w:numFmt w:val="bullet"/>
+      <w:lvlText w:val=""/>
+      <w:lvlJc w:val="left"/>
+      <w:pPr>
+        <w:tabs>
+          <w:tab w:val="num" w:pos="5760"/>
+        </w:tabs>
+        <w:ind w:left="5760" w:hanging="360"/>
+      </w:pPr>
+      <w:rPr>
+        <w:rFonts w:ascii="Symbol" w:hAnsi="Symbol" w:hint="default"/>
+        <w:sz w:val="20"/>
+      </w:rPr>
+    </w:lvl>
+    <w:lvl w:ilvl="8" w:tentative="1">
+      <w:start w:val="1"/>
+      <w:numFmt w:val="bullet"/>
+      <w:lvlText w:val=""/>
+      <w:lvlJc w:val="left"/>
+      <w:pPr>
+        <w:tabs>
+          <w:tab w:val="num" w:pos="6480"/>
+        </w:tabs>
+        <w:ind w:left="6480" w:hanging="360"/>
+      </w:pPr>
+      <w:rPr>
+        <w:rFonts w:ascii="Symbol" w:hAnsi="Symbol" w:hint="default"/>
+        <w:sz w:val="20"/>
+      </w:rPr>
+    </w:lvl>
+  </w:abstractNum>
+  <w:abstractNum w:abstractNumId="5" w15:restartNumberingAfterBreak="0">
     <w:nsid w:val="257B08E5"/>
     <w:multiLevelType w:val="hybridMultilevel"/>
     <w:tmpl w:val="F78E9A30"/>
@@ -2010,7 +2116,156 @@
       </w:rPr>
     </w:lvl>
   </w:abstractNum>
-  <w:abstractNum w:abstractNumId="3" w15:restartNumberingAfterBreak="0">
+  <w:abstractNum w:abstractNumId="6" w15:restartNumberingAfterBreak="0">
+    <w:nsid w:val="281D2799"/>
+    <w:multiLevelType w:val="multilevel"/>
+    <w:tmpl w:val="BA22506A"/>
+    <w:lvl w:ilvl="0">
+      <w:start w:val="1"/>
+      <w:numFmt w:val="bullet"/>
+      <w:lvlText w:val=""/>
+      <w:lvlJc w:val="left"/>
+      <w:pPr>
+        <w:tabs>
+          <w:tab w:val="num" w:pos="720"/>
+        </w:tabs>
+        <w:ind w:left="720" w:hanging="360"/>
+      </w:pPr>
+      <w:rPr>
+        <w:rFonts w:ascii="Symbol" w:hAnsi="Symbol" w:hint="default"/>
+        <w:sz w:val="20"/>
+      </w:rPr>
+    </w:lvl>
+    <w:lvl w:ilvl="1" w:tentative="1">
+      <w:start w:val="1"/>
+      <w:numFmt w:val="bullet"/>
+      <w:lvlText w:val=""/>
+      <w:lvlJc w:val="left"/>
+      <w:pPr>
+        <w:tabs>
+          <w:tab w:val="num" w:pos="1440"/>
+        </w:tabs>
+        <w:ind w:left="1440" w:hanging="360"/>
+      </w:pPr>
+      <w:rPr>
+        <w:rFonts w:ascii="Symbol" w:hAnsi="Symbol" w:hint="default"/>
+        <w:sz w:val="20"/>
+      </w:rPr>
+    </w:lvl>
+    <w:lvl w:ilvl="2" w:tentative="1">
+      <w:start w:val="1"/>
+      <w:numFmt w:val="bullet"/>
+      <w:lvlText w:val=""/>
+      <w:lvlJc w:val="left"/>
+      <w:pPr>
+        <w:tabs>
+          <w:tab w:val="num" w:pos="2160"/>
+        </w:tabs>
+        <w:ind w:left="2160" w:hanging="360"/>
+      </w:pPr>
+      <w:rPr>
+        <w:rFonts w:ascii="Symbol" w:hAnsi="Symbol" w:hint="default"/>
+        <w:sz w:val="20"/>
+      </w:rPr>
+    </w:lvl>
+    <w:lvl w:ilvl="3" w:tentative="1">
+      <w:start w:val="1"/>
+      <w:numFmt w:val="bullet"/>
+      <w:lvlText w:val=""/>
+      <w:lvlJc w:val="left"/>
+      <w:pPr>
+        <w:tabs>
+          <w:tab w:val="num" w:pos="2880"/>
+        </w:tabs>
+        <w:ind w:left="2880" w:hanging="360"/>
+      </w:pPr>
+      <w:rPr>
+        <w:rFonts w:ascii="Symbol" w:hAnsi="Symbol" w:hint="default"/>
+        <w:sz w:val="20"/>
+      </w:rPr>
+    </w:lvl>
+    <w:lvl w:ilvl="4" w:tentative="1">
+      <w:start w:val="1"/>
+      <w:numFmt w:val="bullet"/>
+      <w:lvlText w:val=""/>
+      <w:lvlJc w:val="left"/>
+      <w:pPr>
+        <w:tabs>
+          <w:tab w:val="num" w:pos="3600"/>
+        </w:tabs>
+        <w:ind w:left="3600" w:hanging="360"/>
+      </w:pPr>
+      <w:rPr>
+        <w:rFonts w:ascii="Symbol" w:hAnsi="Symbol" w:hint="default"/>
+        <w:sz w:val="20"/>
+      </w:rPr>
+    </w:lvl>
+    <w:lvl w:ilvl="5" w:tentative="1">
+      <w:start w:val="1"/>
+      <w:numFmt w:val="bullet"/>
+      <w:lvlText w:val=""/>
+      <w:lvlJc w:val="left"/>
+      <w:pPr>
+        <w:tabs>
+          <w:tab w:val="num" w:pos="4320"/>
+        </w:tabs>
+        <w:ind w:left="4320" w:hanging="360"/>
+      </w:pPr>
+      <w:rPr>
+        <w:rFonts w:ascii="Symbol" w:hAnsi="Symbol" w:hint="default"/>
+        <w:sz w:val="20"/>
+      </w:rPr>
+    </w:lvl>
+    <w:lvl w:ilvl="6" w:tentative="1">
+      <w:start w:val="1"/>
+      <w:numFmt w:val="bullet"/>
+      <w:lvlText w:val=""/>
+      <w:lvlJc w:val="left"/>
+      <w:pPr>
+        <w:tabs>
+          <w:tab w:val="num" w:pos="5040"/>
+        </w:tabs>
+        <w:ind w:left="5040" w:hanging="360"/>
+      </w:pPr>
+      <w:rPr>
+        <w:rFonts w:ascii="Symbol" w:hAnsi="Symbol" w:hint="default"/>
+        <w:sz w:val="20"/>
+      </w:rPr>
+    </w:lvl>
+    <w:lvl w:ilvl="7" w:tentative="1">
+      <w:start w:val="1"/>
+      <w:numFmt w:val="bullet"/>
+      <w:lvlText w:val=""/>
+      <w:lvlJc w:val="left"/>
+      <w:pPr>
+        <w:tabs>
+          <w:tab w:val="num" w:pos="5760"/>
+        </w:tabs>
+        <w:ind w:left="5760" w:hanging="360"/>
+      </w:pPr>
+      <w:rPr>
+        <w:rFonts w:ascii="Symbol" w:hAnsi="Symbol" w:hint="default"/>
+        <w:sz w:val="20"/>
+      </w:rPr>
+    </w:lvl>
+    <w:lvl w:ilvl="8" w:tentative="1">
+      <w:start w:val="1"/>
+      <w:numFmt w:val="bullet"/>
+      <w:lvlText w:val=""/>
+      <w:lvlJc w:val="left"/>
+      <w:pPr>
+        <w:tabs>
+          <w:tab w:val="num" w:pos="6480"/>
+        </w:tabs>
+        <w:ind w:left="6480" w:hanging="360"/>
+      </w:pPr>
+      <w:rPr>
+        <w:rFonts w:ascii="Symbol" w:hAnsi="Symbol" w:hint="default"/>
+        <w:sz w:val="20"/>
+      </w:rPr>
+    </w:lvl>
+  </w:abstractNum>
+  <w:abstractNum w:abstractNumId="7" w15:restartNumberingAfterBreak="0">
     <w:nsid w:val="2B04023F"/>
     <w:multiLevelType w:val="hybridMultilevel"/>
     <w:tmpl w:val="9DE6FF54"/>
@@ -2123,7 +2378,7 @@
       </w:rPr>
     </w:lvl>
   </w:abstractNum>
-  <w:abstractNum w:abstractNumId="4" w15:restartNumberingAfterBreak="0">
+  <w:abstractNum w:abstractNumId="8" w15:restartNumberingAfterBreak="0">
     <w:nsid w:val="3AEA6092"/>
     <w:multiLevelType w:val="hybridMultilevel"/>
     <w:tmpl w:val="2C68D794"/>
@@ -2236,7 +2491,120 @@
       </w:rPr>
     </w:lvl>
   </w:abstractNum>
-  <w:abstractNum w:abstractNumId="5" w15:restartNumberingAfterBreak="0">
+  <w:abstractNum w:abstractNumId="9" w15:restartNumberingAfterBreak="0">
+    <w:nsid w:val="3F5E2E7F"/>
+    <w:multiLevelType w:val="hybridMultilevel"/>
+    <w:tmpl w:val="F2C05A02"/>
+    <w:lvl w:ilvl="0" w:tplc="04090001">
+      <w:start w:val="1"/>
+      <w:numFmt w:val="bullet"/>
+      <w:lvlText w:val=""/>
+      <w:lvlJc w:val="left"/>
+      <w:pPr>
+        <w:ind w:left="720" w:hanging="360"/>
+      </w:pPr>
+      <w:rPr>
+        <w:rFonts w:ascii="Symbol" w:hAnsi="Symbol" w:hint="default"/>
+      </w:rPr>
+    </w:lvl>
+    <w:lvl w:ilvl="1" w:tplc="04090003" w:tentative="1">
+      <w:start w:val="1"/>
+      <w:numFmt w:val="bullet"/>
+      <w:lvlText w:val="o"/>
+      <w:lvlJc w:val="left"/>
+      <w:pPr>
+        <w:ind w:left="1440" w:hanging="360"/>
+      </w:pPr>
+      <w:rPr>
+        <w:rFonts w:ascii="Courier New" w:hAnsi="Courier New" w:cs="Courier New" w:hint="default"/>
+      </w:rPr>
+    </w:lvl>
+    <w:lvl w:ilvl="2" w:tplc="04090005" w:tentative="1">
+      <w:start w:val="1"/>
+      <w:numFmt w:val="bullet"/>
+      <w:lvlText w:val=""/>
+      <w:lvlJc w:val="left"/>
+      <w:pPr>
+        <w:ind w:left="2160" w:hanging="360"/>
+      </w:pPr>
+      <w:rPr>
+        <w:rFonts w:ascii="Wingdings" w:hAnsi="Wingdings" w:hint="default"/>
+      </w:rPr>
+    </w:lvl>
+    <w:lvl w:ilvl="3" w:tplc="04090001" w:tentative="1">
+      <w:start w:val="1"/>
+      <w:numFmt w:val="bullet"/>
+      <w:lvlText w:val=""/>
+      <w:lvlJc w:val="left"/>
+      <w:pPr>
+        <w:ind w:left="2880" w:hanging="360"/>
+      </w:pPr>
+      <w:rPr>
+        <w:rFonts w:ascii="Symbol" w:hAnsi="Symbol" w:hint="default"/>
+      </w:rPr>
+    </w:lvl>
+    <w:lvl w:ilvl="4" w:tplc="04090003" w:tentative="1">
+      <w:start w:val="1"/>
+      <w:numFmt w:val="bullet"/>
+      <w:lvlText w:val="o"/>
+      <w:lvlJc w:val="left"/>
+      <w:pPr>
+        <w:ind w:left="3600" w:hanging="360"/>
+      </w:pPr>
+      <w:rPr>
+        <w:rFonts w:ascii="Courier New" w:hAnsi="Courier New" w:cs="Courier New" w:hint="default"/>
+      </w:rPr>
+    </w:lvl>
+    <w:lvl w:ilvl="5" w:tplc="04090005" w:tentative="1">
+      <w:start w:val="1"/>
+      <w:numFmt w:val="bullet"/>
+      <w:lvlText w:val=""/>
+      <w:lvlJc w:val="left"/>
+      <w:pPr>
+        <w:ind w:left="4320" w:hanging="360"/>
+      </w:pPr>
+      <w:rPr>
+        <w:rFonts w:ascii="Wingdings" w:hAnsi="Wingdings" w:hint="default"/>
+      </w:rPr>
+    </w:lvl>
+    <w:lvl w:ilvl="6" w:tplc="04090001" w:tentative="1">
+      <w:start w:val="1"/>
+      <w:numFmt w:val="bullet"/>
+      <w:lvlText w:val=""/>
+      <w:lvlJc w:val="left"/>
+      <w:pPr>
+        <w:ind w:left="5040" w:hanging="360"/>
+      </w:pPr>
+      <w:rPr>
+        <w:rFonts w:ascii="Symbol" w:hAnsi="Symbol" w:hint="default"/>
+      </w:rPr>
+    </w:lvl>
+    <w:lvl w:ilvl="7" w:tplc="04090003" w:tentative="1">
+      <w:start w:val="1"/>
+      <w:numFmt w:val="bullet"/>
+      <w:lvlText w:val="o"/>
+      <w:lvlJc w:val="left"/>
+      <w:pPr>
+        <w:ind w:left="5760" w:hanging="360"/>
+      </w:pPr>
+      <w:rPr>
+        <w:rFonts w:ascii="Courier New" w:hAnsi="Courier New" w:cs="Courier New" w:hint="default"/>
+      </w:rPr>
+    </w:lvl>
+    <w:lvl w:ilvl="8" w:tplc="04090005" w:tentative="1">
+      <w:start w:val="1"/>
+      <w:numFmt w:val="bullet"/>
+      <w:lvlText w:val=""/>
+      <w:lvlJc w:val="left"/>
+      <w:pPr>
+        <w:ind w:left="6480" w:hanging="360"/>
+      </w:pPr>
+      <w:rPr>
+        <w:rFonts w:ascii="Wingdings" w:hAnsi="Wingdings" w:hint="default"/>
+      </w:rPr>
+    </w:lvl>
+  </w:abstractNum>
+  <w:abstractNum w:abstractNumId="10" w15:restartNumberingAfterBreak="0">
     <w:nsid w:val="45480C15"/>
     <w:multiLevelType w:val="hybridMultilevel"/>
     <w:tmpl w:val="8C1A2B8A"/>
@@ -2349,7 +2717,7 @@
       </w:rPr>
     </w:lvl>
   </w:abstractNum>
-  <w:abstractNum w:abstractNumId="6" w15:restartNumberingAfterBreak="0">
+  <w:abstractNum w:abstractNumId="11" w15:restartNumberingAfterBreak="0">
     <w:nsid w:val="48786F7A"/>
     <w:multiLevelType w:val="hybridMultilevel"/>
     <w:tmpl w:val="BCA0FAAC"/>
@@ -2462,7 +2830,7 @@
       </w:rPr>
     </w:lvl>
   </w:abstractNum>
-  <w:abstractNum w:abstractNumId="7" w15:restartNumberingAfterBreak="0">
+  <w:abstractNum w:abstractNumId="12" w15:restartNumberingAfterBreak="0">
     <w:nsid w:val="76963A3A"/>
     <w:multiLevelType w:val="hybridMultilevel"/>
     <w:tmpl w:val="DFA8C0BE"/>
@@ -2576,28 +2944,43 @@
     </w:lvl>
   </w:abstractNum>
   <w:num w:numId="1" w16cid:durableId="506166203">
-    <w:abstractNumId w:val="2"/>
+    <w:abstractNumId w:val="5"/>
   </w:num>
   <w:num w:numId="2" w16cid:durableId="763459195">
     <w:abstractNumId w:val="0"/>
   </w:num>
   <w:num w:numId="3" w16cid:durableId="1552498482">
-    <w:abstractNumId w:val="3"/>
+    <w:abstractNumId w:val="7"/>
   </w:num>
   <w:num w:numId="4" w16cid:durableId="270355407">
-    <w:abstractNumId w:val="7"/>
+    <w:abstractNumId w:val="12"/>
   </w:num>
   <w:num w:numId="5" w16cid:durableId="646319753">
-    <w:abstractNumId w:val="5"/>
+    <w:abstractNumId w:val="10"/>
   </w:num>
   <w:num w:numId="6" w16cid:durableId="1860776532">
     <w:abstractNumId w:val="1"/>
   </w:num>
   <w:num w:numId="7" w16cid:durableId="1904364747">
+    <w:abstractNumId w:val="8"/>
+  </w:num>
+  <w:num w:numId="8" w16cid:durableId="462120211">
+    <w:abstractNumId w:val="11"/>
+  </w:num>
+  <w:num w:numId="9" w16cid:durableId="125895998">
+    <w:abstractNumId w:val="9"/>
+  </w:num>
+  <w:num w:numId="10" w16cid:durableId="1651320935">
+    <w:abstractNumId w:val="6"/>
+  </w:num>
+  <w:num w:numId="11" w16cid:durableId="1267349530">
     <w:abstractNumId w:val="4"/>
   </w:num>
-  <w:num w:numId="8" w16cid:durableId="462120211">
-    <w:abstractNumId w:val="6"/>
+  <w:num w:numId="12" w16cid:durableId="307636858">
+    <w:abstractNumId w:val="2"/>
+  </w:num>
+  <w:num w:numId="13" w16cid:durableId="1663073624">
+    <w:abstractNumId w:val="3"/>
   </w:num>
 </w:numbering>
 </file>
@@ -3035,6 +3418,29 @@
       <w:contextualSpacing/>
     </w:pPr>
   </w:style>
+  <w:style w:type="character" w:styleId="Hyperlink">
+    <w:name w:val="Hyperlink"/>
+    <w:basedOn w:val="DefaultParagraphFont"/>
+    <w:uiPriority w:val="99"/>
+    <w:unhideWhenUsed/>
+    <w:rsid w:val="00AA6E9F"/>
+    <w:rPr>
+      <w:color w:val="0563C1" w:themeColor="hyperlink"/>
+      <w:u w:val="single"/>
+    </w:rPr>
+  </w:style>
+  <w:style w:type="character" w:styleId="UnresolvedMention">
+    <w:name w:val="Unresolved Mention"/>
+    <w:basedOn w:val="DefaultParagraphFont"/>
+    <w:uiPriority w:val="99"/>
+    <w:semiHidden/>
+    <w:unhideWhenUsed/>
+    <w:rsid w:val="00AA6E9F"/>
+    <w:rPr>
+      <w:color w:val="605E5C"/>
+      <w:shd w:val="clear" w:color="auto" w:fill="E1DFDD"/>
+    </w:rPr>
+  </w:style>
 </w:styles>
 </file>
 

--- a/Jonathan_Schweder_CV.docx
+++ b/Jonathan_Schweder_CV.docx
@@ -214,35 +214,39 @@
           <w:sz w:val="22"/>
           <w:szCs w:val="22"/>
         </w:rPr>
-        <w:t xml:space="preserve"> EC2, Lambda, ECS, Docker, Kubernetes, Linux, </w:t>
-      </w:r>
+        <w:t xml:space="preserve"> EC2, Lambda, ECS, Docker, Kubernetes, Linux, Networking, ClouFormation, CDK, Prometheus, Grafana</w:t>
+      </w:r>
+    </w:p>
+    <w:p>
+      <w:pPr>
+        <w:pStyle w:val="Normal"/>
+        <w:spacing w:before="0" w:after="120"/>
+        <w:rPr>
+          <w:rFonts w:ascii="Calibri" w:hAnsi="Calibri" w:cs="Calibri"/>
+          <w:sz w:val="22"/>
+          <w:szCs w:val="22"/>
+        </w:rPr>
+      </w:pPr>
       <w:r>
         <w:rPr>
           <w:rFonts w:cs="Calibri"/>
-          <w:sz w:val="22"/>
-          <w:szCs w:val="22"/>
-        </w:rPr>
-        <w:t>Networking</w:t>
+          <w:b/>
+          <w:bCs/>
+          <w:sz w:val="22"/>
+          <w:szCs w:val="22"/>
+        </w:rPr>
+        <w:t>Databases/</w:t>
       </w:r>
       <w:r>
         <w:rPr>
           <w:rFonts w:cs="Calibri"/>
-          <w:sz w:val="22"/>
-          <w:szCs w:val="22"/>
-        </w:rPr>
-        <w:t>, ClouFormation, CDK, Prometheus, Grafana</w:t>
-      </w:r>
-    </w:p>
-    <w:p>
-      <w:pPr>
-        <w:pStyle w:val="Normal"/>
-        <w:spacing w:before="0" w:after="120"/>
-        <w:rPr>
-          <w:rFonts w:ascii="Calibri" w:hAnsi="Calibri" w:cs="Calibri"/>
-          <w:sz w:val="22"/>
-          <w:szCs w:val="22"/>
-        </w:rPr>
-      </w:pPr>
+          <w:b/>
+          <w:bCs/>
+          <w:sz w:val="22"/>
+          <w:szCs w:val="22"/>
+        </w:rPr>
+        <w:t>Storage</w:t>
+      </w:r>
       <w:r>
         <w:rPr>
           <w:rFonts w:cs="Calibri"/>
@@ -251,7 +255,7 @@
           <w:sz w:val="22"/>
           <w:szCs w:val="22"/>
         </w:rPr>
-        <w:t>Databases:</w:t>
+        <w:t>:</w:t>
       </w:r>
       <w:r>
         <w:rPr>
@@ -1994,6 +1998,7 @@
     <w:qFormat/>
     <w:pPr>
       <w:widowControl/>
+      <w:suppressAutoHyphens w:val="true"/>
       <w:bidi w:val="0"/>
       <w:spacing w:before="0" w:after="0"/>
       <w:jc w:val="left"/>

--- a/Jonathan_Schweder_CV.docx
+++ b/Jonathan_Schweder_CV.docx
@@ -60,7 +60,7 @@
       <w:hyperlink r:id="rId2">
         <w:r>
           <w:rPr>
-            <w:rStyle w:val="InternetLink"/>
+            <w:rStyle w:val="Hyperlink"/>
             <w:rFonts w:eastAsia="Arial" w:cs="Calibri"/>
             <w:sz w:val="22"/>
           </w:rPr>
@@ -77,7 +77,7 @@
       <w:hyperlink r:id="rId3">
         <w:r>
           <w:rPr>
-            <w:rStyle w:val="InternetLink"/>
+            <w:rStyle w:val="Hyperlink"/>
             <w:rFonts w:eastAsia="Arial" w:cs="Calibri"/>
             <w:sz w:val="22"/>
           </w:rPr>
@@ -118,7 +118,87 @@
           <w:szCs w:val="22"/>
           <w:shd w:fill="FFFFFF" w:val="clear"/>
         </w:rPr>
-        <w:t>Software Engineer with 10+ years of experience designing, developing, and deploying robust software solutions. Skilled in full-stack development and DevOps practices. Passionate about writing clean, efficient code and collaborating cross-functionally to build high-quality products. Seeking Software Engineer role focusing on backend development, infrastructure, data pipelines, and cloud architecture.</w:t>
+        <w:t>Software Engineer with 1</w:t>
+      </w:r>
+      <w:r>
+        <w:rPr>
+          <w:rFonts w:cs="Calibri" w:cstheme="minorHAnsi"/>
+          <w:color w:val="1C1917"/>
+          <w:sz w:val="22"/>
+          <w:szCs w:val="22"/>
+          <w:shd w:fill="FFFFFF" w:val="clear"/>
+        </w:rPr>
+        <w:t>3</w:t>
+      </w:r>
+      <w:r>
+        <w:rPr>
+          <w:rFonts w:cs="Calibri" w:cstheme="minorHAnsi"/>
+          <w:color w:val="1C1917"/>
+          <w:sz w:val="22"/>
+          <w:szCs w:val="22"/>
+          <w:shd w:fill="FFFFFF" w:val="clear"/>
+        </w:rPr>
+        <w:t xml:space="preserve">+ years of experience designing, developing, and deploying robust software solutions. Skilled in full-stack development and DevOps practices. Passionate about writing clean, efficient code and collaborating cross-functionally to build high-quality products. Seeking </w:t>
+      </w:r>
+      <w:r>
+        <w:rPr>
+          <w:rFonts w:cs="Calibri" w:cstheme="minorHAnsi"/>
+          <w:color w:val="1C1917"/>
+          <w:sz w:val="22"/>
+          <w:szCs w:val="22"/>
+          <w:shd w:fill="FFFFFF" w:val="clear"/>
+        </w:rPr>
+        <w:t xml:space="preserve">Site Reliability Engineer, </w:t>
+      </w:r>
+      <w:r>
+        <w:rPr>
+          <w:rFonts w:cs="Calibri" w:cstheme="minorHAnsi"/>
+          <w:color w:val="1C1917"/>
+          <w:sz w:val="22"/>
+          <w:szCs w:val="22"/>
+          <w:shd w:fill="FFFFFF" w:val="clear"/>
+        </w:rPr>
+        <w:t xml:space="preserve">Software Engineer </w:t>
+      </w:r>
+      <w:r>
+        <w:rPr>
+          <w:rFonts w:cs="Calibri" w:cstheme="minorHAnsi"/>
+          <w:color w:val="1C1917"/>
+          <w:sz w:val="22"/>
+          <w:szCs w:val="22"/>
+          <w:shd w:fill="FFFFFF" w:val="clear"/>
+        </w:rPr>
+        <w:t xml:space="preserve">or similar </w:t>
+      </w:r>
+      <w:r>
+        <w:rPr>
+          <w:rFonts w:cs="Calibri" w:cstheme="minorHAnsi"/>
+          <w:color w:val="1C1917"/>
+          <w:sz w:val="22"/>
+          <w:szCs w:val="22"/>
+          <w:shd w:fill="FFFFFF" w:val="clear"/>
+        </w:rPr>
+        <w:t>role</w:t>
+      </w:r>
+      <w:r>
+        <w:rPr>
+          <w:rFonts w:cs="Calibri" w:cstheme="minorHAnsi"/>
+          <w:color w:val="1C1917"/>
+          <w:sz w:val="22"/>
+          <w:szCs w:val="22"/>
+          <w:shd w:fill="FFFFFF" w:val="clear"/>
+        </w:rPr>
+        <w:t>s where I can demonstrate my experience and full capacity to deliver the best experience to customers</w:t>
+      </w:r>
+      <w:r>
+        <w:rPr>
+          <w:rFonts w:cs="Calibri" w:cstheme="minorHAnsi"/>
+          <w:color w:val="1C1917"/>
+          <w:sz w:val="22"/>
+          <w:szCs w:val="22"/>
+          <w:shd w:fill="FFFFFF" w:val="clear"/>
+        </w:rPr>
+        <w:t>.</w:t>
       </w:r>
     </w:p>
     <w:p>
@@ -187,6 +267,22 @@
         </w:rPr>
         <w:t xml:space="preserve"> Python, Go, Ruby, Typescript/Javascript, Shellscript, SQL</w:t>
       </w:r>
+      <w:r>
+        <w:rPr>
+          <w:rFonts w:cs="Calibri"/>
+          <w:sz w:val="22"/>
+          <w:szCs w:val="22"/>
+        </w:rPr>
+        <w:t xml:space="preserve">, </w:t>
+      </w:r>
+      <w:r>
+        <w:rPr>
+          <w:rFonts w:cs="Calibri"/>
+          <w:sz w:val="22"/>
+          <w:szCs w:val="22"/>
+        </w:rPr>
+        <w:t>R</w:t>
+      </w:r>
     </w:p>
     <w:p>
       <w:pPr>
@@ -214,7 +310,23 @@
           <w:sz w:val="22"/>
           <w:szCs w:val="22"/>
         </w:rPr>
-        <w:t xml:space="preserve"> EC2, Lambda, ECS, Docker, Kubernetes, Linux, Networking, ClouFormation, CDK, Prometheus, Grafana</w:t>
+        <w:t xml:space="preserve"> EC2, Lambda, ECS, Docker, Kubernetes, Linux, Networking, ClouFormation, CDK, </w:t>
+      </w:r>
+      <w:r>
+        <w:rPr>
+          <w:rFonts w:cs="Calibri"/>
+          <w:sz w:val="22"/>
+          <w:szCs w:val="22"/>
+        </w:rPr>
+        <w:t>EventBridge, SNS, SQS, Step Functions, SWF, Amplify, API Gateway, CloudFront, Route 53, DMS</w:t>
+      </w:r>
+      <w:r>
+        <w:rPr>
+          <w:rFonts w:cs="Calibri"/>
+          <w:sz w:val="22"/>
+          <w:szCs w:val="22"/>
+        </w:rPr>
+        <w:t>, Prometheus, Grafana</w:t>
       </w:r>
     </w:p>
     <w:p>
@@ -235,17 +347,46 @@
           <w:sz w:val="22"/>
           <w:szCs w:val="22"/>
         </w:rPr>
-        <w:t>Databases/</w:t>
-      </w:r>
-      <w:r>
-        <w:rPr>
-          <w:rFonts w:cs="Calibri"/>
-          <w:b/>
-          <w:bCs/>
-          <w:sz w:val="22"/>
-          <w:szCs w:val="22"/>
-        </w:rPr>
-        <w:t>Storage</w:t>
+        <w:t>Databases/Storage:</w:t>
+      </w:r>
+      <w:r>
+        <w:rPr>
+          <w:rFonts w:cs="Calibri"/>
+          <w:sz w:val="22"/>
+          <w:szCs w:val="22"/>
+        </w:rPr>
+        <w:t xml:space="preserve"> DynamoDB, RDS, PostgreSQL, Amazon Timestream, Redis, S3, EFS, MongoDB</w:t>
+      </w:r>
+    </w:p>
+    <w:p>
+      <w:pPr>
+        <w:pStyle w:val="Normal"/>
+        <w:spacing w:before="0" w:after="120"/>
+        <w:rPr>
+          <w:rFonts w:ascii="Calibri" w:hAnsi="Calibri" w:cs="Calibri"/>
+          <w:sz w:val="22"/>
+          <w:szCs w:val="22"/>
+        </w:rPr>
+      </w:pPr>
+      <w:r>
+        <w:rPr>
+          <w:rFonts w:cs="Calibri"/>
+          <w:b/>
+          <w:bCs/>
+          <w:sz w:val="22"/>
+          <w:szCs w:val="22"/>
+        </w:rPr>
+        <w:t>Big Data/</w:t>
+      </w:r>
+      <w:r>
+        <w:rPr>
+          <w:rFonts w:cs="Calibri"/>
+          <w:b/>
+          <w:bCs/>
+          <w:sz w:val="22"/>
+          <w:szCs w:val="22"/>
+        </w:rPr>
+        <w:t>Data Analytics</w:t>
       </w:r>
       <w:r>
         <w:rPr>
@@ -263,36 +404,23 @@
           <w:sz w:val="22"/>
           <w:szCs w:val="22"/>
         </w:rPr>
-        <w:t xml:space="preserve"> DynamoDB, RDS, PostgreSQL, Amazon Timestream, Redis, S3, EFS, MongoDB</w:t>
-      </w:r>
-    </w:p>
-    <w:p>
-      <w:pPr>
-        <w:pStyle w:val="Normal"/>
-        <w:spacing w:before="0" w:after="120"/>
-        <w:rPr>
-          <w:rFonts w:ascii="Calibri" w:hAnsi="Calibri" w:cs="Calibri"/>
-          <w:sz w:val="22"/>
-          <w:szCs w:val="22"/>
-        </w:rPr>
-      </w:pPr>
-      <w:r>
-        <w:rPr>
-          <w:rFonts w:cs="Calibri"/>
-          <w:b/>
-          <w:bCs/>
-          <w:sz w:val="22"/>
-          <w:szCs w:val="22"/>
-        </w:rPr>
-        <w:t>Big Data:</w:t>
-      </w:r>
-      <w:r>
-        <w:rPr>
-          <w:rFonts w:cs="Calibri"/>
-          <w:sz w:val="22"/>
-          <w:szCs w:val="22"/>
-        </w:rPr>
         <w:t xml:space="preserve"> PySpark, AWS Glue, QuickSight, SWF, Athena, EMR, Amazon SageMaker</w:t>
+      </w:r>
+      <w:r>
+        <w:rPr>
+          <w:rFonts w:cs="Calibri"/>
+          <w:sz w:val="22"/>
+          <w:szCs w:val="22"/>
+        </w:rPr>
+        <w:t xml:space="preserve">, </w:t>
+      </w:r>
+      <w:r>
+        <w:rPr>
+          <w:rFonts w:cs="Calibri"/>
+          <w:sz w:val="22"/>
+          <w:szCs w:val="22"/>
+        </w:rPr>
+        <w:t>Tableau</w:t>
       </w:r>
     </w:p>
     <w:p>
@@ -401,7 +529,63 @@
           <w:sz w:val="22"/>
           <w:szCs w:val="22"/>
         </w:rPr>
-        <w:t>Reduced infrastructure costs 20% by optimizing usage for internal teams. Forecasted and tracked future usage to stay under budget.</w:t>
+        <w:t xml:space="preserve">Automated </w:t>
+      </w:r>
+      <w:r>
+        <w:rPr>
+          <w:rFonts w:cs="Calibri"/>
+          <w:sz w:val="22"/>
+          <w:szCs w:val="22"/>
+        </w:rPr>
+        <w:t>internal compute</w:t>
+      </w:r>
+      <w:r>
+        <w:rPr>
+          <w:rFonts w:cs="Calibri"/>
+          <w:sz w:val="22"/>
+          <w:szCs w:val="22"/>
+        </w:rPr>
+        <w:t xml:space="preserve"> </w:t>
+      </w:r>
+      <w:r>
+        <w:rPr>
+          <w:rFonts w:cs="Calibri"/>
+          <w:sz w:val="22"/>
+          <w:szCs w:val="22"/>
+        </w:rPr>
+        <w:t>capacity</w:t>
+      </w:r>
+      <w:r>
+        <w:rPr>
+          <w:rFonts w:cs="Calibri"/>
+          <w:sz w:val="22"/>
+          <w:szCs w:val="22"/>
+        </w:rPr>
+        <w:t xml:space="preserve"> deployment, reducing manual setup </w:t>
+      </w:r>
+      <w:r>
+        <w:rPr>
+          <w:rFonts w:cs="Calibri"/>
+          <w:sz w:val="22"/>
+          <w:szCs w:val="22"/>
+        </w:rPr>
+        <w:t>steps</w:t>
+      </w:r>
+      <w:r>
+        <w:rPr>
+          <w:rFonts w:cs="Calibri"/>
+          <w:sz w:val="22"/>
+          <w:szCs w:val="22"/>
+        </w:rPr>
+        <w:t xml:space="preserve"> by 90% </w:t>
+      </w:r>
+      <w:r>
+        <w:rPr>
+          <w:rFonts w:cs="Calibri"/>
+          <w:sz w:val="22"/>
+          <w:szCs w:val="22"/>
+        </w:rPr>
+        <w:t>and reduced time to build new regions by 30% globally.</w:t>
       </w:r>
     </w:p>
     <w:p>
@@ -423,7 +607,31 @@
           <w:sz w:val="22"/>
           <w:szCs w:val="22"/>
         </w:rPr>
-        <w:t>Automated infrastructure deployment, reducing manual setup time by 90%.</w:t>
+        <w:t xml:space="preserve">Maintained a high-scale internal workflow engine handling </w:t>
+      </w:r>
+      <w:r>
+        <w:rPr>
+          <w:rFonts w:cs="Calibri"/>
+          <w:sz w:val="22"/>
+          <w:szCs w:val="22"/>
+        </w:rPr>
+        <w:t>hundreds of thousands</w:t>
+      </w:r>
+      <w:r>
+        <w:rPr>
+          <w:rFonts w:cs="Calibri"/>
+          <w:sz w:val="22"/>
+          <w:szCs w:val="22"/>
+        </w:rPr>
+        <w:t xml:space="preserve"> of network devices </w:t>
+      </w:r>
+      <w:r>
+        <w:rPr>
+          <w:rFonts w:cs="Calibri"/>
+          <w:sz w:val="22"/>
+          <w:szCs w:val="22"/>
+        </w:rPr>
+        <w:t>daily to auto-remediate and auto-mitigate network events on every AWS regions.</w:t>
       </w:r>
     </w:p>
     <w:p>
@@ -445,7 +653,37 @@
           <w:sz w:val="22"/>
           <w:szCs w:val="22"/>
         </w:rPr>
-        <w:t>Maintained a high-scale internal workflow engine handling 100Ks of network devices.</w:t>
+        <w:t>C</w:t>
+      </w:r>
+      <w:r>
+        <w:rPr>
+          <w:rFonts w:cs="Calibri"/>
+          <w:sz w:val="22"/>
+          <w:szCs w:val="22"/>
+        </w:rPr>
+        <w:t>reated system to automatically prioritize tickets based on network impact, reducing in 20% the number of large scale events that impact external customers.</w:t>
+      </w:r>
+    </w:p>
+    <w:p>
+      <w:pPr>
+        <w:pStyle w:val="ListParagraph"/>
+        <w:numPr>
+          <w:ilvl w:val="0"/>
+          <w:numId w:val="1"/>
+        </w:numPr>
+        <w:rPr>
+          <w:rFonts w:ascii="Calibri" w:hAnsi="Calibri" w:cs="Calibri"/>
+          <w:sz w:val="22"/>
+          <w:szCs w:val="22"/>
+        </w:rPr>
+      </w:pPr>
+      <w:r>
+        <w:rPr>
+          <w:rFonts w:cs="Calibri"/>
+          <w:sz w:val="22"/>
+          <w:szCs w:val="22"/>
+        </w:rPr>
+        <w:t>Reduced infrastructure costs 20% by optimizing usage for internal teams. Forecasted and tracked future usage to stay under budget.</w:t>
       </w:r>
     </w:p>
     <w:p>
@@ -532,7 +770,23 @@
           <w:sz w:val="22"/>
           <w:szCs w:val="22"/>
         </w:rPr>
-        <w:t>Developed an IoT fleet management and deployment platform for enterprise customers.</w:t>
+        <w:t xml:space="preserve">Developed an IoT fleet management and deployment platform for enterprise customers </w:t>
+      </w:r>
+      <w:r>
+        <w:rPr>
+          <w:rFonts w:eastAsia="Arial" w:cs="Calibri"/>
+          <w:sz w:val="22"/>
+          <w:szCs w:val="22"/>
+        </w:rPr>
+        <w:t>for hundreds of customers in Europe</w:t>
+      </w:r>
+      <w:r>
+        <w:rPr>
+          <w:rFonts w:eastAsia="Arial" w:cs="Calibri"/>
+          <w:sz w:val="22"/>
+          <w:szCs w:val="22"/>
+        </w:rPr>
+        <w:t>.</w:t>
       </w:r>
     </w:p>
     <w:p>
@@ -554,7 +808,23 @@
           <w:sz w:val="22"/>
           <w:szCs w:val="22"/>
         </w:rPr>
-        <w:t>Implemented monitoring, logging, and tracing for microservices, improving incident response time.</w:t>
+        <w:t xml:space="preserve">Implemented monitoring, logging, and tracing for microservices, improving incident response time </w:t>
+      </w:r>
+      <w:r>
+        <w:rPr>
+          <w:rFonts w:eastAsia="Arial" w:cs="Calibri"/>
+          <w:sz w:val="22"/>
+          <w:szCs w:val="22"/>
+        </w:rPr>
+        <w:t>in 30%</w:t>
+      </w:r>
+      <w:r>
+        <w:rPr>
+          <w:rFonts w:eastAsia="Arial" w:cs="Calibri"/>
+          <w:sz w:val="22"/>
+          <w:szCs w:val="22"/>
+        </w:rPr>
+        <w:t>.</w:t>
       </w:r>
     </w:p>
     <w:p>
@@ -576,7 +846,23 @@
           <w:sz w:val="22"/>
           <w:szCs w:val="22"/>
         </w:rPr>
-        <w:t>Managed Kubernetes clusters across cloud providers, increasing reliability and scalability.</w:t>
+        <w:t xml:space="preserve">Managed Kubernetes clusters across cloud providers, increasing reliability and scalability </w:t>
+      </w:r>
+      <w:r>
+        <w:rPr>
+          <w:rFonts w:eastAsia="Arial" w:cs="Calibri"/>
+          <w:sz w:val="22"/>
+          <w:szCs w:val="22"/>
+        </w:rPr>
+        <w:t>while optimizing costs</w:t>
+      </w:r>
+      <w:r>
+        <w:rPr>
+          <w:rFonts w:eastAsia="Arial" w:cs="Calibri"/>
+          <w:sz w:val="22"/>
+          <w:szCs w:val="22"/>
+        </w:rPr>
+        <w:t>.</w:t>
       </w:r>
     </w:p>
     <w:p>
@@ -669,7 +955,23 @@
           <w:sz w:val="22"/>
           <w:szCs w:val="22"/>
         </w:rPr>
-        <w:t>Designed and deployed embedded Linux application for ultrasound live streaming to hospitals and clinics.</w:t>
+        <w:t xml:space="preserve">Designed and deployed embedded Linux application for ultrasound live streaming to </w:t>
+      </w:r>
+      <w:r>
+        <w:rPr>
+          <w:rFonts w:eastAsia="Arial" w:cs="Calibri"/>
+          <w:sz w:val="22"/>
+          <w:szCs w:val="22"/>
+        </w:rPr>
+        <w:t xml:space="preserve">dozens of </w:t>
+      </w:r>
+      <w:r>
+        <w:rPr>
+          <w:rFonts w:eastAsia="Arial" w:cs="Calibri"/>
+          <w:sz w:val="22"/>
+          <w:szCs w:val="22"/>
+        </w:rPr>
+        <w:t>hospitals and clinics.</w:t>
       </w:r>
     </w:p>
     <w:p>
@@ -691,7 +993,39 @@
           <w:sz w:val="22"/>
           <w:szCs w:val="22"/>
         </w:rPr>
-        <w:t>Develop of live streaming products and integrations to enterprise customers to increase leads.</w:t>
+        <w:t>Develop</w:t>
+      </w:r>
+      <w:r>
+        <w:rPr>
+          <w:rFonts w:eastAsia="Arial" w:cs="Calibri"/>
+          <w:sz w:val="22"/>
+          <w:szCs w:val="22"/>
+        </w:rPr>
+        <w:t>ed</w:t>
+      </w:r>
+      <w:r>
+        <w:rPr>
+          <w:rFonts w:eastAsia="Arial" w:cs="Calibri"/>
+          <w:sz w:val="22"/>
+          <w:szCs w:val="22"/>
+        </w:rPr>
+        <w:t xml:space="preserve"> integrations to enterprise customers to increase leads </w:t>
+      </w:r>
+      <w:r>
+        <w:rPr>
+          <w:rFonts w:eastAsia="Arial" w:cs="Calibri"/>
+          <w:sz w:val="22"/>
+          <w:szCs w:val="22"/>
+        </w:rPr>
+        <w:t>in 20% Year-over-Year</w:t>
+      </w:r>
+      <w:r>
+        <w:rPr>
+          <w:rFonts w:eastAsia="Arial" w:cs="Calibri"/>
+          <w:sz w:val="22"/>
+          <w:szCs w:val="22"/>
+        </w:rPr>
+        <w:t>.</w:t>
       </w:r>
     </w:p>
     <w:p>
@@ -981,6 +1315,24 @@
         </w:rPr>
       </w:pPr>
       <w:r>
+        <w:rPr/>
+      </w:r>
+    </w:p>
+    <w:p>
+      <w:pPr>
+        <w:pStyle w:val="Normal"/>
+        <w:tabs>
+          <w:tab w:val="clear" w:pos="720"/>
+          <w:tab w:val="right" w:pos="9020" w:leader="none"/>
+        </w:tabs>
+        <w:rPr>
+          <w:rFonts w:ascii="Calibri" w:hAnsi="Calibri" w:cs="Calibri"/>
+          <w:b/>
+          <w:sz w:val="22"/>
+          <w:szCs w:val="22"/>
+        </w:rPr>
+      </w:pPr>
+      <w:r>
         <w:rPr>
           <w:rFonts w:eastAsia="Arial" w:cs="Calibri"/>
           <w:b/>
@@ -1018,6 +1370,241 @@
           <w:szCs w:val="22"/>
         </w:rPr>
         <w:t>Jan 2010 - Jan 2015</w:t>
+      </w:r>
+    </w:p>
+    <w:p>
+      <w:pPr>
+        <w:pStyle w:val="Normal"/>
+        <w:rPr>
+          <w:rFonts w:ascii="Calibri" w:hAnsi="Calibri" w:cs="Calibri"/>
+          <w:iCs/>
+          <w:sz w:val="22"/>
+          <w:szCs w:val="22"/>
+        </w:rPr>
+      </w:pPr>
+      <w:r>
+        <w:rPr/>
+      </w:r>
+    </w:p>
+    <w:p>
+      <w:pPr>
+        <w:pStyle w:val="Normal"/>
+        <w:rPr>
+          <w:b/>
+          <w:bCs/>
+        </w:rPr>
+      </w:pPr>
+      <w:hyperlink r:id="rId4">
+        <w:r>
+          <w:rPr>
+            <w:rStyle w:val="Hyperlink"/>
+            <w:rFonts w:eastAsia="Arial" w:cs="Calibri"/>
+            <w:b/>
+            <w:bCs/>
+            <w:iCs/>
+            <w:sz w:val="22"/>
+            <w:szCs w:val="22"/>
+          </w:rPr>
+          <w:t>Google Data Analytics Professional Certificate</w:t>
+        </w:r>
+      </w:hyperlink>
+    </w:p>
+    <w:p>
+      <w:pPr>
+        <w:pStyle w:val="Normal"/>
+        <w:rPr>
+          <w:b w:val="false"/>
+          <w:bCs w:val="false"/>
+        </w:rPr>
+      </w:pPr>
+      <w:r>
+        <w:rPr>
+          <w:rFonts w:eastAsia="Arial" w:cs="Calibri"/>
+          <w:b w:val="false"/>
+          <w:bCs w:val="false"/>
+          <w:iCs/>
+          <w:sz w:val="22"/>
+          <w:szCs w:val="22"/>
+        </w:rPr>
+        <w:t>Google, May 2023 – Oct 2023</w:t>
+      </w:r>
+    </w:p>
+    <w:p>
+      <w:pPr>
+        <w:pStyle w:val="Normal"/>
+        <w:rPr>
+          <w:rFonts w:ascii="Calibri" w:hAnsi="Calibri" w:eastAsia="Arial" w:cs="Calibri"/>
+          <w:iCs/>
+          <w:sz w:val="22"/>
+          <w:szCs w:val="22"/>
+        </w:rPr>
+      </w:pPr>
+      <w:r>
+        <w:rPr>
+          <w:b w:val="false"/>
+          <w:bCs w:val="false"/>
+        </w:rPr>
+      </w:r>
+    </w:p>
+    <w:p>
+      <w:pPr>
+        <w:pStyle w:val="Normal"/>
+        <w:spacing w:before="0" w:after="120"/>
+        <w:rPr>
+          <w:rFonts w:ascii="Calibri" w:hAnsi="Calibri" w:cs="Calibri"/>
+        </w:rPr>
+      </w:pPr>
+      <w:r>
+        <w:rPr>
+          <w:rFonts w:eastAsia="Arial" w:cs="Calibri"/>
+          <w:b/>
+          <w:iCs/>
+          <w:sz w:val="28"/>
+          <w:szCs w:val="22"/>
+        </w:rPr>
+        <w:t>HONORS &amp; AWARDS</w:t>
+      </w:r>
+    </w:p>
+    <w:p>
+      <w:pPr>
+        <w:pStyle w:val="Normal"/>
+        <w:spacing w:lineRule="auto" w:line="240" w:before="0" w:after="120"/>
+        <w:rPr>
+          <w:sz w:val="24"/>
+          <w:szCs w:val="24"/>
+        </w:rPr>
+      </w:pPr>
+      <w:r>
+        <w:rPr>
+          <w:rFonts w:eastAsia="Arial" w:cs="Calibri"/>
+          <w:b/>
+          <w:iCs/>
+          <w:sz w:val="24"/>
+          <w:szCs w:val="24"/>
+        </w:rPr>
+        <w:t xml:space="preserve">Ownership Award (2022) </w:t>
+      </w:r>
+      <w:r>
+        <w:rPr>
+          <w:rFonts w:eastAsia="Arial" w:cs="Calibri"/>
+          <w:b/>
+          <w:bCs/>
+          <w:i w:val="false"/>
+          <w:iCs w:val="false"/>
+          <w:sz w:val="24"/>
+          <w:szCs w:val="24"/>
+        </w:rPr>
+        <w:t xml:space="preserve">- </w:t>
+      </w:r>
+      <w:r>
+        <w:rPr>
+          <w:b/>
+          <w:bCs/>
+          <w:i w:val="false"/>
+          <w:iCs w:val="false"/>
+          <w:sz w:val="24"/>
+          <w:szCs w:val="24"/>
+        </w:rPr>
+        <w:t>Amazon Web Services</w:t>
+      </w:r>
+    </w:p>
+    <w:p>
+      <w:pPr>
+        <w:pStyle w:val="Normal"/>
+        <w:tabs>
+          <w:tab w:val="clear" w:pos="720"/>
+          <w:tab w:val="right" w:pos="9020" w:leader="none"/>
+        </w:tabs>
+        <w:spacing w:lineRule="auto" w:line="240"/>
+        <w:rPr>
+          <w:sz w:val="22"/>
+          <w:szCs w:val="22"/>
+        </w:rPr>
+      </w:pPr>
+      <w:r>
+        <w:rPr>
+          <w:sz w:val="22"/>
+          <w:szCs w:val="22"/>
+        </w:rPr>
+        <w:t>As recognition for demonstrating ownership and deliver ahead of expectation to our customers in AWS.</w:t>
+      </w:r>
+    </w:p>
+    <w:p>
+      <w:pPr>
+        <w:pStyle w:val="Normal"/>
+        <w:tabs>
+          <w:tab w:val="clear" w:pos="720"/>
+          <w:tab w:val="right" w:pos="9020" w:leader="none"/>
+        </w:tabs>
+        <w:spacing w:lineRule="auto" w:line="240"/>
+        <w:rPr/>
+      </w:pPr>
+      <w:r>
+        <w:rPr/>
+      </w:r>
+    </w:p>
+    <w:p>
+      <w:pPr>
+        <w:pStyle w:val="Normal"/>
+        <w:tabs>
+          <w:tab w:val="clear" w:pos="720"/>
+          <w:tab w:val="right" w:pos="9020" w:leader="none"/>
+        </w:tabs>
+        <w:spacing w:lineRule="auto" w:line="240"/>
+        <w:rPr>
+          <w:sz w:val="24"/>
+          <w:szCs w:val="24"/>
+        </w:rPr>
+      </w:pPr>
+      <w:r>
+        <w:rPr>
+          <w:b/>
+          <w:bCs/>
+          <w:sz w:val="24"/>
+          <w:szCs w:val="24"/>
+        </w:rPr>
+        <w:t xml:space="preserve">Startup Accepted for Incubation </w:t>
+      </w:r>
+      <w:r>
+        <w:rPr>
+          <w:b/>
+          <w:bCs/>
+          <w:sz w:val="24"/>
+          <w:szCs w:val="24"/>
+        </w:rPr>
+        <w:t xml:space="preserve">(2014) - </w:t>
+      </w:r>
+      <w:r>
+        <w:rPr>
+          <w:b/>
+          <w:bCs/>
+          <w:i/>
+          <w:iCs/>
+          <w:sz w:val="24"/>
+          <w:szCs w:val="24"/>
+        </w:rPr>
+        <w:t>Instituto Gene</w:t>
+      </w:r>
+    </w:p>
+    <w:p>
+      <w:pPr>
+        <w:pStyle w:val="Normal"/>
+        <w:tabs>
+          <w:tab w:val="clear" w:pos="720"/>
+          <w:tab w:val="right" w:pos="9020" w:leader="none"/>
+        </w:tabs>
+        <w:spacing w:lineRule="auto" w:line="240"/>
+        <w:rPr>
+          <w:sz w:val="22"/>
+          <w:szCs w:val="22"/>
+        </w:rPr>
+      </w:pPr>
+      <w:r>
+        <w:rPr>
+          <w:sz w:val="22"/>
+          <w:szCs w:val="22"/>
+        </w:rPr>
+        <w:t>Project "Eplus" accepted for incubation as a startup, with the goal of democratizing access to high-quality study materials and improving the ability of educators and learners to find necessary resources.</w:t>
       </w:r>
     </w:p>
     <w:sectPr>
@@ -2020,14 +2607,14 @@
     <w:qFormat/>
     <w:rPr/>
   </w:style>
-  <w:style w:type="character" w:styleId="InternetLink">
+  <w:style w:type="character" w:styleId="Hyperlink">
     <w:name w:val="Hyperlink"/>
     <w:basedOn w:val="DefaultParagraphFont"/>
     <w:uiPriority w:val="99"/>
     <w:unhideWhenUsed/>
     <w:rsid w:val="00aa6e9f"/>
     <w:rPr>
-      <w:color w:val="0563C1" w:themeColor="hyperlink"/>
+      <w:color w:themeColor="hyperlink" w:val="0563C1"/>
       <w:u w:val="single"/>
     </w:rPr>
   </w:style>
@@ -2047,7 +2634,7 @@
   <w:style w:type="paragraph" w:styleId="Heading">
     <w:name w:val="Heading"/>
     <w:basedOn w:val="Normal"/>
-    <w:next w:val="TextBody"/>
+    <w:next w:val="BodyText"/>
     <w:qFormat/>
     <w:pPr>
       <w:keepNext w:val="true"/>
@@ -2059,7 +2646,7 @@
       <w:szCs w:val="28"/>
     </w:rPr>
   </w:style>
-  <w:style w:type="paragraph" w:styleId="TextBody">
+  <w:style w:type="paragraph" w:styleId="BodyText">
     <w:name w:val="Body Text"/>
     <w:basedOn w:val="Normal"/>
     <w:pPr>
@@ -2069,7 +2656,7 @@
   </w:style>
   <w:style w:type="paragraph" w:styleId="List">
     <w:name w:val="List"/>
-    <w:basedOn w:val="TextBody"/>
+    <w:basedOn w:val="BodyText"/>
     <w:pPr/>
     <w:rPr>
       <w:rFonts w:cs="Arial Unicode MS"/>
@@ -2110,7 +2697,7 @@
     <w:rsid w:val="00711224"/>
     <w:pPr>
       <w:spacing w:before="0" w:after="0"/>
-      <w:ind w:left="720" w:hanging="0"/>
+      <w:ind w:hanging="0" w:left="720"/>
       <w:contextualSpacing/>
     </w:pPr>
     <w:rPr/>
@@ -2140,195 +2727,97 @@
 </file>
 
 <file path=word/theme/theme1.xml><?xml version="1.0" encoding="utf-8"?>
-<a:theme xmlns:a="http://schemas.openxmlformats.org/drawingml/2006/main" name="Office Theme">
+<a:theme xmlns:a="http://schemas.openxmlformats.org/drawingml/2006/main" xmlns:r="http://schemas.openxmlformats.org/officeDocument/2006/relationships" name="Office Theme">
   <a:themeElements>
     <a:clrScheme name="Office">
       <a:dk1>
-        <a:sysClr val="windowText" lastClr="000000"/>
+        <a:srgbClr val="000000"/>
       </a:dk1>
       <a:lt1>
-        <a:sysClr val="window" lastClr="FFFFFF"/>
+        <a:srgbClr val="ffffff"/>
       </a:lt1>
       <a:dk2>
-        <a:srgbClr val="44546A"/>
+        <a:srgbClr val="44546a"/>
       </a:dk2>
       <a:lt2>
-        <a:srgbClr val="E7E6E6"/>
+        <a:srgbClr val="e7e6e6"/>
       </a:lt2>
       <a:accent1>
-        <a:srgbClr val="4472C4"/>
+        <a:srgbClr val="4472c4"/>
       </a:accent1>
       <a:accent2>
-        <a:srgbClr val="ED7D31"/>
+        <a:srgbClr val="ed7d31"/>
       </a:accent2>
       <a:accent3>
-        <a:srgbClr val="A5A5A5"/>
+        <a:srgbClr val="a5a5a5"/>
       </a:accent3>
       <a:accent4>
-        <a:srgbClr val="FFC000"/>
+        <a:srgbClr val="ffc000"/>
       </a:accent4>
       <a:accent5>
-        <a:srgbClr val="5B9BD5"/>
+        <a:srgbClr val="5b9bd5"/>
       </a:accent5>
       <a:accent6>
-        <a:srgbClr val="70AD47"/>
+        <a:srgbClr val="70ad47"/>
       </a:accent6>
       <a:hlink>
-        <a:srgbClr val="0563C1"/>
+        <a:srgbClr val="0563c1"/>
       </a:hlink>
       <a:folHlink>
-        <a:srgbClr val="954F72"/>
+        <a:srgbClr val="954f72"/>
       </a:folHlink>
     </a:clrScheme>
     <a:fontScheme name="Office">
       <a:majorFont>
-        <a:latin typeface="Calibri Light" panose="020F0302020204030204"/>
+        <a:latin typeface="Calibri Light" panose="020F0302020204030204" pitchFamily="0" charset="1"/>
         <a:ea typeface=""/>
         <a:cs typeface=""/>
-        <a:font script="Jpan" typeface="游ゴシック Light"/>
-        <a:font script="Hang" typeface="맑은 고딕"/>
-        <a:font script="Hans" typeface="等线 Light"/>
-        <a:font script="Hant" typeface="新細明體"/>
-        <a:font script="Arab" typeface="Times New Roman"/>
-        <a:font script="Hebr" typeface="Times New Roman"/>
-        <a:font script="Thai" typeface="Angsana New"/>
-        <a:font script="Ethi" typeface="Nyala"/>
-        <a:font script="Beng" typeface="Vrinda"/>
-        <a:font script="Gujr" typeface="Shruti"/>
-        <a:font script="Khmr" typeface="MoolBoran"/>
-        <a:font script="Knda" typeface="Tunga"/>
-        <a:font script="Guru" typeface="Raavi"/>
-        <a:font script="Cans" typeface="Euphemia"/>
-        <a:font script="Cher" typeface="Plantagenet Cherokee"/>
-        <a:font script="Yiii" typeface="Microsoft Yi Baiti"/>
-        <a:font script="Tibt" typeface="Microsoft Himalaya"/>
-        <a:font script="Thaa" typeface="MV Boli"/>
-        <a:font script="Deva" typeface="Mangal"/>
-        <a:font script="Telu" typeface="Gautami"/>
-        <a:font script="Taml" typeface="Latha"/>
-        <a:font script="Syrc" typeface="Estrangelo Edessa"/>
-        <a:font script="Orya" typeface="Kalinga"/>
-        <a:font script="Mlym" typeface="Kartika"/>
-        <a:font script="Laoo" typeface="DokChampa"/>
-        <a:font script="Sinh" typeface="Iskoola Pota"/>
-        <a:font script="Mong" typeface="Mongolian Baiti"/>
-        <a:font script="Viet" typeface="Times New Roman"/>
-        <a:font script="Uigh" typeface="Microsoft Uighur"/>
-        <a:font script="Geor" typeface="Sylfaen"/>
-        <a:font script="Armn" typeface="Arial"/>
-        <a:font script="Bugi" typeface="Leelawadee UI"/>
-        <a:font script="Bopo" typeface="Microsoft JhengHei"/>
-        <a:font script="Java" typeface="Javanese Text"/>
-        <a:font script="Lisu" typeface="Segoe UI"/>
-        <a:font script="Mymr" typeface="Myanmar Text"/>
-        <a:font script="Nkoo" typeface="Ebrima"/>
-        <a:font script="Olck" typeface="Nirmala UI"/>
-        <a:font script="Osma" typeface="Ebrima"/>
-        <a:font script="Phag" typeface="Phagspa"/>
-        <a:font script="Syrn" typeface="Estrangelo Edessa"/>
-        <a:font script="Syrj" typeface="Estrangelo Edessa"/>
-        <a:font script="Syre" typeface="Estrangelo Edessa"/>
-        <a:font script="Sora" typeface="Nirmala UI"/>
-        <a:font script="Tale" typeface="Microsoft Tai Le"/>
-        <a:font script="Talu" typeface="Microsoft New Tai Lue"/>
-        <a:font script="Tfng" typeface="Ebrima"/>
       </a:majorFont>
       <a:minorFont>
-        <a:latin typeface="Calibri" panose="020F0502020204030204"/>
+        <a:latin typeface="Calibri" panose="020F0502020204030204" pitchFamily="0" charset="1"/>
         <a:ea typeface=""/>
         <a:cs typeface=""/>
-        <a:font script="Jpan" typeface="游明朝"/>
-        <a:font script="Hang" typeface="맑은 고딕"/>
-        <a:font script="Hans" typeface="等线"/>
-        <a:font script="Hant" typeface="新細明體"/>
-        <a:font script="Arab" typeface="Arial"/>
-        <a:font script="Hebr" typeface="Arial"/>
-        <a:font script="Thai" typeface="Cordia New"/>
-        <a:font script="Ethi" typeface="Nyala"/>
-        <a:font script="Beng" typeface="Vrinda"/>
-        <a:font script="Gujr" typeface="Shruti"/>
-        <a:font script="Khmr" typeface="DaunPenh"/>
-        <a:font script="Knda" typeface="Tunga"/>
-        <a:font script="Guru" typeface="Raavi"/>
-        <a:font script="Cans" typeface="Euphemia"/>
-        <a:font script="Cher" typeface="Plantagenet Cherokee"/>
-        <a:font script="Yiii" typeface="Microsoft Yi Baiti"/>
-        <a:font script="Tibt" typeface="Microsoft Himalaya"/>
-        <a:font script="Thaa" typeface="MV Boli"/>
-        <a:font script="Deva" typeface="Mangal"/>
-        <a:font script="Telu" typeface="Gautami"/>
-        <a:font script="Taml" typeface="Latha"/>
-        <a:font script="Syrc" typeface="Estrangelo Edessa"/>
-        <a:font script="Orya" typeface="Kalinga"/>
-        <a:font script="Mlym" typeface="Kartika"/>
-        <a:font script="Laoo" typeface="DokChampa"/>
-        <a:font script="Sinh" typeface="Iskoola Pota"/>
-        <a:font script="Mong" typeface="Mongolian Baiti"/>
-        <a:font script="Viet" typeface="Arial"/>
-        <a:font script="Uigh" typeface="Microsoft Uighur"/>
-        <a:font script="Geor" typeface="Sylfaen"/>
-        <a:font script="Armn" typeface="Arial"/>
-        <a:font script="Bugi" typeface="Leelawadee UI"/>
-        <a:font script="Bopo" typeface="Microsoft JhengHei"/>
-        <a:font script="Java" typeface="Javanese Text"/>
-        <a:font script="Lisu" typeface="Segoe UI"/>
-        <a:font script="Mymr" typeface="Myanmar Text"/>
-        <a:font script="Nkoo" typeface="Ebrima"/>
-        <a:font script="Olck" typeface="Nirmala UI"/>
-        <a:font script="Osma" typeface="Ebrima"/>
-        <a:font script="Phag" typeface="Phagspa"/>
-        <a:font script="Syrn" typeface="Estrangelo Edessa"/>
-        <a:font script="Syrj" typeface="Estrangelo Edessa"/>
-        <a:font script="Syre" typeface="Estrangelo Edessa"/>
-        <a:font script="Sora" typeface="Nirmala UI"/>
-        <a:font script="Tale" typeface="Microsoft Tai Le"/>
-        <a:font script="Talu" typeface="Microsoft New Tai Lue"/>
-        <a:font script="Tfng" typeface="Ebrima"/>
       </a:minorFont>
     </a:fontScheme>
-    <a:fmtScheme name="Office">
+    <a:fmtScheme>
       <a:fillStyleLst>
         <a:solidFill>
           <a:schemeClr val="phClr"/>
         </a:solidFill>
-        <a:gradFill rotWithShape="1">
+        <a:gradFill>
           <a:gsLst>
             <a:gs pos="0">
               <a:schemeClr val="phClr">
                 <a:lumMod val="110000"/>
-                <a:satMod val="105000"/>
                 <a:tint val="67000"/>
               </a:schemeClr>
             </a:gs>
             <a:gs pos="50000">
               <a:schemeClr val="phClr">
                 <a:lumMod val="105000"/>
-                <a:satMod val="103000"/>
                 <a:tint val="73000"/>
               </a:schemeClr>
             </a:gs>
             <a:gs pos="100000">
               <a:schemeClr val="phClr">
                 <a:lumMod val="105000"/>
-                <a:satMod val="109000"/>
                 <a:tint val="81000"/>
               </a:schemeClr>
             </a:gs>
           </a:gsLst>
           <a:lin ang="5400000" scaled="0"/>
+          <a:tileRect l="0" t="0" r="0" b="0"/>
         </a:gradFill>
-        <a:gradFill rotWithShape="1">
+        <a:gradFill>
           <a:gsLst>
             <a:gs pos="0">
               <a:schemeClr val="phClr">
-                <a:satMod val="103000"/>
                 <a:lumMod val="102000"/>
                 <a:tint val="94000"/>
               </a:schemeClr>
             </a:gs>
             <a:gs pos="50000">
               <a:schemeClr val="phClr">
-                <a:satMod val="110000"/>
                 <a:lumMod val="100000"/>
                 <a:shade val="100000"/>
               </a:schemeClr>
@@ -2336,33 +2825,24 @@
             <a:gs pos="100000">
               <a:schemeClr val="phClr">
                 <a:lumMod val="99000"/>
-                <a:satMod val="120000"/>
                 <a:shade val="78000"/>
               </a:schemeClr>
             </a:gs>
           </a:gsLst>
           <a:lin ang="5400000" scaled="0"/>
+          <a:tileRect l="0" t="0" r="0" b="0"/>
         </a:gradFill>
       </a:fillStyleLst>
       <a:lnStyleLst>
         <a:ln w="6350" cap="flat" cmpd="sng" algn="ctr">
-          <a:solidFill>
-            <a:schemeClr val="phClr"/>
-          </a:solidFill>
           <a:prstDash val="solid"/>
           <a:miter lim="800000"/>
         </a:ln>
         <a:ln w="12700" cap="flat" cmpd="sng" algn="ctr">
-          <a:solidFill>
-            <a:schemeClr val="phClr"/>
-          </a:solidFill>
           <a:prstDash val="solid"/>
           <a:miter lim="800000"/>
         </a:ln>
         <a:ln w="19050" cap="flat" cmpd="sng" algn="ctr">
-          <a:solidFill>
-            <a:schemeClr val="phClr"/>
-          </a:solidFill>
           <a:prstDash val="solid"/>
           <a:miter lim="800000"/>
         </a:ln>
@@ -2375,13 +2855,7 @@
           <a:effectLst/>
         </a:effectStyle>
         <a:effectStyle>
-          <a:effectLst>
-            <a:outerShdw blurRad="57150" dist="19050" dir="5400000" algn="ctr" rotWithShape="0">
-              <a:srgbClr val="000000">
-                <a:alpha val="63000"/>
-              </a:srgbClr>
-            </a:outerShdw>
-          </a:effectLst>
+          <a:effectLst/>
         </a:effectStyle>
       </a:effectStyleLst>
       <a:bgFillStyleLst>
@@ -2391,15 +2865,13 @@
         <a:solidFill>
           <a:schemeClr val="phClr">
             <a:tint val="95000"/>
-            <a:satMod val="170000"/>
           </a:schemeClr>
         </a:solidFill>
-        <a:gradFill rotWithShape="1">
+        <a:gradFill>
           <a:gsLst>
             <a:gs pos="0">
               <a:schemeClr val="phClr">
                 <a:tint val="93000"/>
-                <a:satMod val="150000"/>
                 <a:shade val="98000"/>
                 <a:lumMod val="102000"/>
               </a:schemeClr>
@@ -2407,7 +2879,6 @@
             <a:gs pos="50000">
               <a:schemeClr val="phClr">
                 <a:tint val="98000"/>
-                <a:satMod val="130000"/>
                 <a:shade val="90000"/>
                 <a:lumMod val="103000"/>
               </a:schemeClr>
@@ -2415,21 +2886,14 @@
             <a:gs pos="100000">
               <a:schemeClr val="phClr">
                 <a:shade val="63000"/>
-                <a:satMod val="120000"/>
               </a:schemeClr>
             </a:gs>
           </a:gsLst>
           <a:lin ang="5400000" scaled="0"/>
+          <a:tileRect l="0" t="0" r="0" b="0"/>
         </a:gradFill>
       </a:bgFillStyleLst>
     </a:fmtScheme>
   </a:themeElements>
-  <a:objectDefaults/>
-  <a:extraClrSchemeLst/>
-  <a:extLst>
-    <a:ext uri="{05A4C25C-085E-4340-85A3-A5531E510DB2}">
-      <thm15:themeFamily xmlns:thm15="http://schemas.microsoft.com/office/thememl/2012/main" name="Office Theme" id="{62F939B6-93AF-4DB8-9C6B-D6C7DFDC589F}" vid="{4A3C46E8-61CC-4603-A589-7422A47A8E4A}"/>
-    </a:ext>
-  </a:extLst>
 </a:theme>
 </file>
--- a/Jonathan_Schweder_CV.docx
+++ b/Jonathan_Schweder_CV.docx
@@ -118,87 +118,7 @@
           <w:szCs w:val="22"/>
           <w:shd w:fill="FFFFFF" w:val="clear"/>
         </w:rPr>
-        <w:t>Software Engineer with 1</w:t>
-      </w:r>
-      <w:r>
-        <w:rPr>
-          <w:rFonts w:cs="Calibri" w:cstheme="minorHAnsi"/>
-          <w:color w:val="1C1917"/>
-          <w:sz w:val="22"/>
-          <w:szCs w:val="22"/>
-          <w:shd w:fill="FFFFFF" w:val="clear"/>
-        </w:rPr>
-        <w:t>3</w:t>
-      </w:r>
-      <w:r>
-        <w:rPr>
-          <w:rFonts w:cs="Calibri" w:cstheme="minorHAnsi"/>
-          <w:color w:val="1C1917"/>
-          <w:sz w:val="22"/>
-          <w:szCs w:val="22"/>
-          <w:shd w:fill="FFFFFF" w:val="clear"/>
-        </w:rPr>
-        <w:t xml:space="preserve">+ years of experience designing, developing, and deploying robust software solutions. Skilled in full-stack development and DevOps practices. Passionate about writing clean, efficient code and collaborating cross-functionally to build high-quality products. Seeking </w:t>
-      </w:r>
-      <w:r>
-        <w:rPr>
-          <w:rFonts w:cs="Calibri" w:cstheme="minorHAnsi"/>
-          <w:color w:val="1C1917"/>
-          <w:sz w:val="22"/>
-          <w:szCs w:val="22"/>
-          <w:shd w:fill="FFFFFF" w:val="clear"/>
-        </w:rPr>
-        <w:t xml:space="preserve">Site Reliability Engineer, </w:t>
-      </w:r>
-      <w:r>
-        <w:rPr>
-          <w:rFonts w:cs="Calibri" w:cstheme="minorHAnsi"/>
-          <w:color w:val="1C1917"/>
-          <w:sz w:val="22"/>
-          <w:szCs w:val="22"/>
-          <w:shd w:fill="FFFFFF" w:val="clear"/>
-        </w:rPr>
-        <w:t xml:space="preserve">Software Engineer </w:t>
-      </w:r>
-      <w:r>
-        <w:rPr>
-          <w:rFonts w:cs="Calibri" w:cstheme="minorHAnsi"/>
-          <w:color w:val="1C1917"/>
-          <w:sz w:val="22"/>
-          <w:szCs w:val="22"/>
-          <w:shd w:fill="FFFFFF" w:val="clear"/>
-        </w:rPr>
-        <w:t xml:space="preserve">or similar </w:t>
-      </w:r>
-      <w:r>
-        <w:rPr>
-          <w:rFonts w:cs="Calibri" w:cstheme="minorHAnsi"/>
-          <w:color w:val="1C1917"/>
-          <w:sz w:val="22"/>
-          <w:szCs w:val="22"/>
-          <w:shd w:fill="FFFFFF" w:val="clear"/>
-        </w:rPr>
-        <w:t>role</w:t>
-      </w:r>
-      <w:r>
-        <w:rPr>
-          <w:rFonts w:cs="Calibri" w:cstheme="minorHAnsi"/>
-          <w:color w:val="1C1917"/>
-          <w:sz w:val="22"/>
-          <w:szCs w:val="22"/>
-          <w:shd w:fill="FFFFFF" w:val="clear"/>
-        </w:rPr>
-        <w:t>s where I can demonstrate my experience and full capacity to deliver the best experience to customers</w:t>
-      </w:r>
-      <w:r>
-        <w:rPr>
-          <w:rFonts w:cs="Calibri" w:cstheme="minorHAnsi"/>
-          <w:color w:val="1C1917"/>
-          <w:sz w:val="22"/>
-          <w:szCs w:val="22"/>
-          <w:shd w:fill="FFFFFF" w:val="clear"/>
-        </w:rPr>
-        <w:t>.</w:t>
+        <w:t>Software Engineer with 13+ years of experience designing, developing, and deploying robust software solutions. Skilled in full-stack development and DevOps practices. Passionate about writing clean, efficient code and collaborating cross-functionally to build high-quality products. Seeking Site Reliability Engineer, Software Engineer or similar roles where I can demonstrate my experience and full capacity to deliver the best experience to customers.</w:t>
       </w:r>
     </w:p>
     <w:p>
@@ -265,15 +185,28 @@
           <w:sz w:val="22"/>
           <w:szCs w:val="22"/>
         </w:rPr>
-        <w:t xml:space="preserve"> Python, Go, Ruby, Typescript/Javascript, Shellscript, SQL</w:t>
-      </w:r>
+        <w:t xml:space="preserve"> Python, Go, Ruby, Typescript/Javascript, Shellscript, SQL, R</w:t>
+      </w:r>
+    </w:p>
+    <w:p>
+      <w:pPr>
+        <w:pStyle w:val="Normal"/>
+        <w:spacing w:before="0" w:after="120"/>
+        <w:rPr>
+          <w:rFonts w:ascii="Calibri" w:hAnsi="Calibri" w:cs="Calibri"/>
+          <w:sz w:val="22"/>
+          <w:szCs w:val="22"/>
+        </w:rPr>
+      </w:pPr>
       <w:r>
         <w:rPr>
           <w:rFonts w:cs="Calibri"/>
-          <w:sz w:val="22"/>
-          <w:szCs w:val="22"/>
-        </w:rPr>
-        <w:t xml:space="preserve">, </w:t>
+          <w:b/>
+          <w:bCs/>
+          <w:sz w:val="22"/>
+          <w:szCs w:val="22"/>
+        </w:rPr>
+        <w:t>Cloud:</w:t>
       </w:r>
       <w:r>
         <w:rPr>
@@ -281,7 +214,7 @@
           <w:sz w:val="22"/>
           <w:szCs w:val="22"/>
         </w:rPr>
-        <w:t>R</w:t>
+        <w:t xml:space="preserve"> EC2, Lambda, ECS, Docker, Kubernetes, Linux, Networking, ClouFormation, CDK, EventBridge, SNS, SQS, Step Functions, SWF, Amplify, API Gateway, CloudFront, Route 53, DMS, Prometheus, Grafana</w:t>
       </w:r>
     </w:p>
     <w:p>
@@ -302,7 +235,7 @@
           <w:sz w:val="22"/>
           <w:szCs w:val="22"/>
         </w:rPr>
-        <w:t>Cloud:</w:t>
+        <w:t>Databases/Storage:</w:t>
       </w:r>
       <w:r>
         <w:rPr>
@@ -310,15 +243,28 @@
           <w:sz w:val="22"/>
           <w:szCs w:val="22"/>
         </w:rPr>
-        <w:t xml:space="preserve"> EC2, Lambda, ECS, Docker, Kubernetes, Linux, Networking, ClouFormation, CDK, </w:t>
-      </w:r>
+        <w:t xml:space="preserve"> DynamoDB, RDS, PostgreSQL, Amazon Timestream, Redis, S3, EFS, MongoDB</w:t>
+      </w:r>
+    </w:p>
+    <w:p>
+      <w:pPr>
+        <w:pStyle w:val="Normal"/>
+        <w:spacing w:before="0" w:after="120"/>
+        <w:rPr>
+          <w:rFonts w:ascii="Calibri" w:hAnsi="Calibri" w:cs="Calibri"/>
+          <w:sz w:val="22"/>
+          <w:szCs w:val="22"/>
+        </w:rPr>
+      </w:pPr>
       <w:r>
         <w:rPr>
           <w:rFonts w:cs="Calibri"/>
-          <w:sz w:val="22"/>
-          <w:szCs w:val="22"/>
-        </w:rPr>
-        <w:t>EventBridge, SNS, SQS, Step Functions, SWF, Amplify, API Gateway, CloudFront, Route 53, DMS</w:t>
+          <w:b/>
+          <w:bCs/>
+          <w:sz w:val="22"/>
+          <w:szCs w:val="22"/>
+        </w:rPr>
+        <w:t>Big Data/Data Analytics:</w:t>
       </w:r>
       <w:r>
         <w:rPr>
@@ -326,101 +272,7 @@
           <w:sz w:val="22"/>
           <w:szCs w:val="22"/>
         </w:rPr>
-        <w:t>, Prometheus, Grafana</w:t>
-      </w:r>
-    </w:p>
-    <w:p>
-      <w:pPr>
-        <w:pStyle w:val="Normal"/>
-        <w:spacing w:before="0" w:after="120"/>
-        <w:rPr>
-          <w:rFonts w:ascii="Calibri" w:hAnsi="Calibri" w:cs="Calibri"/>
-          <w:sz w:val="22"/>
-          <w:szCs w:val="22"/>
-        </w:rPr>
-      </w:pPr>
-      <w:r>
-        <w:rPr>
-          <w:rFonts w:cs="Calibri"/>
-          <w:b/>
-          <w:bCs/>
-          <w:sz w:val="22"/>
-          <w:szCs w:val="22"/>
-        </w:rPr>
-        <w:t>Databases/Storage:</w:t>
-      </w:r>
-      <w:r>
-        <w:rPr>
-          <w:rFonts w:cs="Calibri"/>
-          <w:sz w:val="22"/>
-          <w:szCs w:val="22"/>
-        </w:rPr>
-        <w:t xml:space="preserve"> DynamoDB, RDS, PostgreSQL, Amazon Timestream, Redis, S3, EFS, MongoDB</w:t>
-      </w:r>
-    </w:p>
-    <w:p>
-      <w:pPr>
-        <w:pStyle w:val="Normal"/>
-        <w:spacing w:before="0" w:after="120"/>
-        <w:rPr>
-          <w:rFonts w:ascii="Calibri" w:hAnsi="Calibri" w:cs="Calibri"/>
-          <w:sz w:val="22"/>
-          <w:szCs w:val="22"/>
-        </w:rPr>
-      </w:pPr>
-      <w:r>
-        <w:rPr>
-          <w:rFonts w:cs="Calibri"/>
-          <w:b/>
-          <w:bCs/>
-          <w:sz w:val="22"/>
-          <w:szCs w:val="22"/>
-        </w:rPr>
-        <w:t>Big Data/</w:t>
-      </w:r>
-      <w:r>
-        <w:rPr>
-          <w:rFonts w:cs="Calibri"/>
-          <w:b/>
-          <w:bCs/>
-          <w:sz w:val="22"/>
-          <w:szCs w:val="22"/>
-        </w:rPr>
-        <w:t>Data Analytics</w:t>
-      </w:r>
-      <w:r>
-        <w:rPr>
-          <w:rFonts w:cs="Calibri"/>
-          <w:b/>
-          <w:bCs/>
-          <w:sz w:val="22"/>
-          <w:szCs w:val="22"/>
-        </w:rPr>
-        <w:t>:</w:t>
-      </w:r>
-      <w:r>
-        <w:rPr>
-          <w:rFonts w:cs="Calibri"/>
-          <w:sz w:val="22"/>
-          <w:szCs w:val="22"/>
-        </w:rPr>
-        <w:t xml:space="preserve"> PySpark, AWS Glue, QuickSight, SWF, Athena, EMR, Amazon SageMaker</w:t>
-      </w:r>
-      <w:r>
-        <w:rPr>
-          <w:rFonts w:cs="Calibri"/>
-          <w:sz w:val="22"/>
-          <w:szCs w:val="22"/>
-        </w:rPr>
-        <w:t xml:space="preserve">, </w:t>
-      </w:r>
-      <w:r>
-        <w:rPr>
-          <w:rFonts w:cs="Calibri"/>
-          <w:sz w:val="22"/>
-          <w:szCs w:val="22"/>
-        </w:rPr>
-        <w:t>Tableau</w:t>
+        <w:t xml:space="preserve"> PySpark, AWS Glue, QuickSight, Athena, EMR, Amazon SageMaker, Tableau</w:t>
       </w:r>
     </w:p>
     <w:p>
@@ -529,63 +381,7 @@
           <w:sz w:val="22"/>
           <w:szCs w:val="22"/>
         </w:rPr>
-        <w:t xml:space="preserve">Automated </w:t>
-      </w:r>
-      <w:r>
-        <w:rPr>
-          <w:rFonts w:cs="Calibri"/>
-          <w:sz w:val="22"/>
-          <w:szCs w:val="22"/>
-        </w:rPr>
-        <w:t>internal compute</w:t>
-      </w:r>
-      <w:r>
-        <w:rPr>
-          <w:rFonts w:cs="Calibri"/>
-          <w:sz w:val="22"/>
-          <w:szCs w:val="22"/>
-        </w:rPr>
-        <w:t xml:space="preserve"> </w:t>
-      </w:r>
-      <w:r>
-        <w:rPr>
-          <w:rFonts w:cs="Calibri"/>
-          <w:sz w:val="22"/>
-          <w:szCs w:val="22"/>
-        </w:rPr>
-        <w:t>capacity</w:t>
-      </w:r>
-      <w:r>
-        <w:rPr>
-          <w:rFonts w:cs="Calibri"/>
-          <w:sz w:val="22"/>
-          <w:szCs w:val="22"/>
-        </w:rPr>
-        <w:t xml:space="preserve"> deployment, reducing manual setup </w:t>
-      </w:r>
-      <w:r>
-        <w:rPr>
-          <w:rFonts w:cs="Calibri"/>
-          <w:sz w:val="22"/>
-          <w:szCs w:val="22"/>
-        </w:rPr>
-        <w:t>steps</w:t>
-      </w:r>
-      <w:r>
-        <w:rPr>
-          <w:rFonts w:cs="Calibri"/>
-          <w:sz w:val="22"/>
-          <w:szCs w:val="22"/>
-        </w:rPr>
-        <w:t xml:space="preserve"> by 90% </w:t>
-      </w:r>
-      <w:r>
-        <w:rPr>
-          <w:rFonts w:cs="Calibri"/>
-          <w:sz w:val="22"/>
-          <w:szCs w:val="22"/>
-        </w:rPr>
-        <w:t>and reduced time to build new regions by 30% globally.</w:t>
+        <w:t>Automated internal compute capacity deployment, reducing manual setup steps by 90% and reduced time to build new regions by 30% globally.</w:t>
       </w:r>
     </w:p>
     <w:p>
@@ -607,31 +403,7 @@
           <w:sz w:val="22"/>
           <w:szCs w:val="22"/>
         </w:rPr>
-        <w:t xml:space="preserve">Maintained a high-scale internal workflow engine handling </w:t>
-      </w:r>
-      <w:r>
-        <w:rPr>
-          <w:rFonts w:cs="Calibri"/>
-          <w:sz w:val="22"/>
-          <w:szCs w:val="22"/>
-        </w:rPr>
-        <w:t>hundreds of thousands</w:t>
-      </w:r>
-      <w:r>
-        <w:rPr>
-          <w:rFonts w:cs="Calibri"/>
-          <w:sz w:val="22"/>
-          <w:szCs w:val="22"/>
-        </w:rPr>
-        <w:t xml:space="preserve"> of network devices </w:t>
-      </w:r>
-      <w:r>
-        <w:rPr>
-          <w:rFonts w:cs="Calibri"/>
-          <w:sz w:val="22"/>
-          <w:szCs w:val="22"/>
-        </w:rPr>
-        <w:t>daily to auto-remediate and auto-mitigate network events on every AWS regions.</w:t>
+        <w:t>Maintained a high-scale internal workflow engine handling hundreds of thousands of network devices daily to auto-remediate and auto-mitigate network events on every AWS regions.</w:t>
       </w:r>
     </w:p>
     <w:p>
@@ -653,15 +425,7 @@
           <w:sz w:val="22"/>
           <w:szCs w:val="22"/>
         </w:rPr>
-        <w:t>C</w:t>
-      </w:r>
-      <w:r>
-        <w:rPr>
-          <w:rFonts w:cs="Calibri"/>
-          <w:sz w:val="22"/>
-          <w:szCs w:val="22"/>
-        </w:rPr>
-        <w:t>reated system to automatically prioritize tickets based on network impact, reducing in 20% the number of large scale events that impact external customers.</w:t>
+        <w:t>Created system to automatically prioritize tickets based on network impact, reducing in 20% the number of large scale events that impact external customers.</w:t>
       </w:r>
     </w:p>
     <w:p>
@@ -770,23 +534,7 @@
           <w:sz w:val="22"/>
           <w:szCs w:val="22"/>
         </w:rPr>
-        <w:t xml:space="preserve">Developed an IoT fleet management and deployment platform for enterprise customers </w:t>
-      </w:r>
-      <w:r>
-        <w:rPr>
-          <w:rFonts w:eastAsia="Arial" w:cs="Calibri"/>
-          <w:sz w:val="22"/>
-          <w:szCs w:val="22"/>
-        </w:rPr>
-        <w:t>for hundreds of customers in Europe</w:t>
-      </w:r>
-      <w:r>
-        <w:rPr>
-          <w:rFonts w:eastAsia="Arial" w:cs="Calibri"/>
-          <w:sz w:val="22"/>
-          <w:szCs w:val="22"/>
-        </w:rPr>
-        <w:t>.</w:t>
+        <w:t>Developed an IoT fleet management and deployment platform for enterprise customers for hundreds of customers in Europe.</w:t>
       </w:r>
     </w:p>
     <w:p>
@@ -808,23 +556,7 @@
           <w:sz w:val="22"/>
           <w:szCs w:val="22"/>
         </w:rPr>
-        <w:t xml:space="preserve">Implemented monitoring, logging, and tracing for microservices, improving incident response time </w:t>
-      </w:r>
-      <w:r>
-        <w:rPr>
-          <w:rFonts w:eastAsia="Arial" w:cs="Calibri"/>
-          <w:sz w:val="22"/>
-          <w:szCs w:val="22"/>
-        </w:rPr>
-        <w:t>in 30%</w:t>
-      </w:r>
-      <w:r>
-        <w:rPr>
-          <w:rFonts w:eastAsia="Arial" w:cs="Calibri"/>
-          <w:sz w:val="22"/>
-          <w:szCs w:val="22"/>
-        </w:rPr>
-        <w:t>.</w:t>
+        <w:t>Implemented monitoring, logging, and tracing for microservices, improving incident response time in 30%.</w:t>
       </w:r>
     </w:p>
     <w:p>
@@ -846,23 +578,7 @@
           <w:sz w:val="22"/>
           <w:szCs w:val="22"/>
         </w:rPr>
-        <w:t xml:space="preserve">Managed Kubernetes clusters across cloud providers, increasing reliability and scalability </w:t>
-      </w:r>
-      <w:r>
-        <w:rPr>
-          <w:rFonts w:eastAsia="Arial" w:cs="Calibri"/>
-          <w:sz w:val="22"/>
-          <w:szCs w:val="22"/>
-        </w:rPr>
-        <w:t>while optimizing costs</w:t>
-      </w:r>
-      <w:r>
-        <w:rPr>
-          <w:rFonts w:eastAsia="Arial" w:cs="Calibri"/>
-          <w:sz w:val="22"/>
-          <w:szCs w:val="22"/>
-        </w:rPr>
-        <w:t>.</w:t>
+        <w:t>Managed Kubernetes clusters across cloud providers, increasing reliability and scalability while optimizing costs.</w:t>
       </w:r>
     </w:p>
     <w:p>
@@ -955,23 +671,7 @@
           <w:sz w:val="22"/>
           <w:szCs w:val="22"/>
         </w:rPr>
-        <w:t xml:space="preserve">Designed and deployed embedded Linux application for ultrasound live streaming to </w:t>
-      </w:r>
-      <w:r>
-        <w:rPr>
-          <w:rFonts w:eastAsia="Arial" w:cs="Calibri"/>
-          <w:sz w:val="22"/>
-          <w:szCs w:val="22"/>
-        </w:rPr>
-        <w:t xml:space="preserve">dozens of </w:t>
-      </w:r>
-      <w:r>
-        <w:rPr>
-          <w:rFonts w:eastAsia="Arial" w:cs="Calibri"/>
-          <w:sz w:val="22"/>
-          <w:szCs w:val="22"/>
-        </w:rPr>
-        <w:t>hospitals and clinics.</w:t>
+        <w:t>Designed and deployed embedded Linux application for ultrasound live streaming to dozens of hospitals and clinics.</w:t>
       </w:r>
     </w:p>
     <w:p>
@@ -993,39 +693,7 @@
           <w:sz w:val="22"/>
           <w:szCs w:val="22"/>
         </w:rPr>
-        <w:t>Develop</w:t>
-      </w:r>
-      <w:r>
-        <w:rPr>
-          <w:rFonts w:eastAsia="Arial" w:cs="Calibri"/>
-          <w:sz w:val="22"/>
-          <w:szCs w:val="22"/>
-        </w:rPr>
-        <w:t>ed</w:t>
-      </w:r>
-      <w:r>
-        <w:rPr>
-          <w:rFonts w:eastAsia="Arial" w:cs="Calibri"/>
-          <w:sz w:val="22"/>
-          <w:szCs w:val="22"/>
-        </w:rPr>
-        <w:t xml:space="preserve"> integrations to enterprise customers to increase leads </w:t>
-      </w:r>
-      <w:r>
-        <w:rPr>
-          <w:rFonts w:eastAsia="Arial" w:cs="Calibri"/>
-          <w:sz w:val="22"/>
-          <w:szCs w:val="22"/>
-        </w:rPr>
-        <w:t>in 20% Year-over-Year</w:t>
-      </w:r>
-      <w:r>
-        <w:rPr>
-          <w:rFonts w:eastAsia="Arial" w:cs="Calibri"/>
-          <w:sz w:val="22"/>
-          <w:szCs w:val="22"/>
-        </w:rPr>
-        <w:t>.</w:t>
+        <w:t>Developed integrations to enterprise customers to increase leads in 20% Year-over-Year.</w:t>
       </w:r>
     </w:p>
     <w:p>
@@ -1315,7 +983,12 @@
         </w:rPr>
       </w:pPr>
       <w:r>
-        <w:rPr/>
+        <w:rPr>
+          <w:rFonts w:cs="Calibri"/>
+          <w:b/>
+          <w:sz w:val="22"/>
+          <w:szCs w:val="22"/>
+        </w:rPr>
       </w:r>
     </w:p>
     <w:p>
@@ -1383,7 +1056,12 @@
         </w:rPr>
       </w:pPr>
       <w:r>
-        <w:rPr/>
+        <w:rPr>
+          <w:rFonts w:cs="Calibri"/>
+          <w:iCs/>
+          <w:sz w:val="22"/>
+          <w:szCs w:val="22"/>
+        </w:rPr>
       </w:r>
     </w:p>
     <w:p>
@@ -1441,8 +1119,10 @@
       </w:pPr>
       <w:r>
         <w:rPr>
-          <w:b w:val="false"/>
-          <w:bCs w:val="false"/>
+          <w:rFonts w:eastAsia="Arial" w:cs="Calibri"/>
+          <w:iCs/>
+          <w:sz w:val="22"/>
+          <w:szCs w:val="22"/>
         </w:rPr>
       </w:r>
     </w:p>
@@ -1563,16 +1243,7 @@
           <w:sz w:val="24"/>
           <w:szCs w:val="24"/>
         </w:rPr>
-        <w:t xml:space="preserve">Startup Accepted for Incubation </w:t>
-      </w:r>
-      <w:r>
-        <w:rPr>
-          <w:b/>
-          <w:bCs/>
-          <w:sz w:val="24"/>
-          <w:szCs w:val="24"/>
-        </w:rPr>
-        <w:t xml:space="preserve">(2014) - </w:t>
+        <w:t xml:space="preserve">Startup Accepted for Incubation (2014) - </w:t>
       </w:r>
       <w:r>
         <w:rPr>

--- a/Jonathan_Schweder_CV.docx
+++ b/Jonathan_Schweder_CV.docx
@@ -1,10 +1,9 @@
 
 <file path=word/document.xml><?xml version="1.0" encoding="utf-8"?>
-<w:document xmlns:o="urn:schemas-microsoft-com:office:office" xmlns:r="http://schemas.openxmlformats.org/officeDocument/2006/relationships" xmlns:v="urn:schemas-microsoft-com:vml" xmlns:w="http://schemas.openxmlformats.org/wordprocessingml/2006/main" xmlns:w10="urn:schemas-microsoft-com:office:word" xmlns:wp="http://schemas.openxmlformats.org/drawingml/2006/wordprocessingDrawing" xmlns:wps="http://schemas.microsoft.com/office/word/2010/wordprocessingShape" xmlns:wpg="http://schemas.microsoft.com/office/word/2010/wordprocessingGroup" xmlns:mc="http://schemas.openxmlformats.org/markup-compatibility/2006" xmlns:wp14="http://schemas.microsoft.com/office/word/2010/wordprocessingDrawing" xmlns:w14="http://schemas.microsoft.com/office/word/2010/wordml" xmlns:w15="http://schemas.microsoft.com/office/word/2012/wordml" mc:Ignorable="w14 wp14 w15">
+<w:document xmlns:wpc="http://schemas.microsoft.com/office/word/2010/wordprocessingCanvas" xmlns:cx="http://schemas.microsoft.com/office/drawing/2014/chartex" xmlns:cx1="http://schemas.microsoft.com/office/drawing/2015/9/8/chartex" xmlns:cx2="http://schemas.microsoft.com/office/drawing/2015/10/21/chartex" xmlns:cx3="http://schemas.microsoft.com/office/drawing/2016/5/9/chartex" xmlns:cx4="http://schemas.microsoft.com/office/drawing/2016/5/10/chartex" xmlns:cx5="http://schemas.microsoft.com/office/drawing/2016/5/11/chartex" xmlns:cx6="http://schemas.microsoft.com/office/drawing/2016/5/12/chartex" xmlns:cx7="http://schemas.microsoft.com/office/drawing/2016/5/13/chartex" xmlns:cx8="http://schemas.microsoft.com/office/drawing/2016/5/14/chartex" xmlns:mc="http://schemas.openxmlformats.org/markup-compatibility/2006" xmlns:aink="http://schemas.microsoft.com/office/drawing/2016/ink" xmlns:am3d="http://schemas.microsoft.com/office/drawing/2017/model3d" xmlns:o="urn:schemas-microsoft-com:office:office" xmlns:oel="http://schemas.microsoft.com/office/2019/extlst" xmlns:r="http://schemas.openxmlformats.org/officeDocument/2006/relationships" xmlns:m="http://schemas.openxmlformats.org/officeDocument/2006/math" xmlns:v="urn:schemas-microsoft-com:vml" xmlns:wp14="http://schemas.microsoft.com/office/word/2010/wordprocessingDrawing" xmlns:wp="http://schemas.openxmlformats.org/drawingml/2006/wordprocessingDrawing" xmlns:w10="urn:schemas-microsoft-com:office:word" xmlns:w="http://schemas.openxmlformats.org/wordprocessingml/2006/main" xmlns:w14="http://schemas.microsoft.com/office/word/2010/wordml" xmlns:w15="http://schemas.microsoft.com/office/word/2012/wordml" xmlns:w16cex="http://schemas.microsoft.com/office/word/2018/wordml/cex" xmlns:w16cid="http://schemas.microsoft.com/office/word/2016/wordml/cid" xmlns:w16="http://schemas.microsoft.com/office/word/2018/wordml" xmlns:w16sdtdh="http://schemas.microsoft.com/office/word/2020/wordml/sdtdatahash" xmlns:w16se="http://schemas.microsoft.com/office/word/2015/wordml/symex" xmlns:wpg="http://schemas.microsoft.com/office/word/2010/wordprocessingGroup" xmlns:wpi="http://schemas.microsoft.com/office/word/2010/wordprocessingInk" xmlns:wne="http://schemas.microsoft.com/office/word/2006/wordml" xmlns:wps="http://schemas.microsoft.com/office/word/2010/wordprocessingShape" mc:Ignorable="w14 w15 w16se w16cid w16 w16cex w16sdtdh wp14">
   <w:body>
     <w:p>
       <w:pPr>
-        <w:pStyle w:val="Normal"/>
         <w:jc w:val="center"/>
         <w:rPr>
           <w:rFonts w:ascii="Calibri" w:hAnsi="Calibri" w:cs="Calibri"/>
@@ -35,7 +34,6 @@
     </w:p>
     <w:p>
       <w:pPr>
-        <w:pStyle w:val="Normal"/>
         <w:jc w:val="center"/>
         <w:rPr>
           <w:rFonts w:ascii="Calibri" w:hAnsi="Calibri" w:cs="Calibri"/>
@@ -51,13 +49,12 @@
     </w:p>
     <w:p>
       <w:pPr>
-        <w:pStyle w:val="Normal"/>
         <w:jc w:val="center"/>
         <w:rPr>
           <w:rFonts w:ascii="Calibri" w:hAnsi="Calibri" w:cs="Calibri"/>
         </w:rPr>
       </w:pPr>
-      <w:hyperlink r:id="rId2">
+      <w:hyperlink r:id="rId5">
         <w:r>
           <w:rPr>
             <w:rStyle w:val="Hyperlink"/>
@@ -74,7 +71,7 @@
         </w:rPr>
         <w:t xml:space="preserve"> | </w:t>
       </w:r>
-      <w:hyperlink r:id="rId3">
+      <w:hyperlink r:id="rId6">
         <w:r>
           <w:rPr>
             <w:rStyle w:val="Hyperlink"/>
@@ -87,63 +84,47 @@
     </w:p>
     <w:p>
       <w:pPr>
-        <w:pStyle w:val="Normal"/>
         <w:jc w:val="center"/>
         <w:rPr>
           <w:rFonts w:ascii="Calibri" w:hAnsi="Calibri" w:cs="Calibri"/>
         </w:rPr>
       </w:pPr>
-      <w:r>
-        <w:rPr>
-          <w:rFonts w:cs="Calibri"/>
-        </w:rPr>
-      </w:r>
-    </w:p>
-    <w:p>
-      <w:pPr>
-        <w:pStyle w:val="Normal"/>
-        <w:rPr>
-          <w:rFonts w:cs="Calibri" w:cstheme="minorHAnsi"/>
+    </w:p>
+    <w:p>
+      <w:pPr>
+        <w:rPr>
+          <w:rFonts w:cstheme="minorHAnsi"/>
           <w:color w:val="1C1917"/>
           <w:sz w:val="22"/>
           <w:szCs w:val="22"/>
-          <w:shd w:fill="FFFFFF" w:val="clear"/>
-        </w:rPr>
-      </w:pPr>
-      <w:r>
-        <w:rPr>
-          <w:rFonts w:cs="Calibri" w:cstheme="minorHAnsi"/>
+          <w:shd w:val="clear" w:color="auto" w:fill="FFFFFF"/>
+        </w:rPr>
+      </w:pPr>
+      <w:r>
+        <w:rPr>
+          <w:rFonts w:cstheme="minorHAnsi"/>
           <w:color w:val="1C1917"/>
           <w:sz w:val="22"/>
           <w:szCs w:val="22"/>
-          <w:shd w:fill="FFFFFF" w:val="clear"/>
+          <w:shd w:val="clear" w:color="auto" w:fill="FFFFFF"/>
         </w:rPr>
         <w:t>Software Engineer with 13+ years of experience designing, developing, and deploying robust software solutions. Skilled in full-stack development and DevOps practices. Passionate about writing clean, efficient code and collaborating cross-functionally to build high-quality products. Seeking Site Reliability Engineer, Software Engineer or similar roles where I can demonstrate my experience and full capacity to deliver the best experience to customers.</w:t>
       </w:r>
     </w:p>
     <w:p>
       <w:pPr>
-        <w:pStyle w:val="Normal"/>
-        <w:rPr>
-          <w:rFonts w:cs="Calibri" w:cstheme="minorHAnsi"/>
-          <w:sz w:val="22"/>
-          <w:szCs w:val="22"/>
-        </w:rPr>
-      </w:pPr>
-      <w:r>
-        <w:rPr>
-          <w:rFonts w:cs="Calibri" w:cstheme="minorHAnsi"/>
-          <w:sz w:val="22"/>
-          <w:szCs w:val="22"/>
-        </w:rPr>
-      </w:r>
-    </w:p>
-    <w:p>
-      <w:pPr>
-        <w:pStyle w:val="Normal"/>
-        <w:spacing w:before="0" w:after="120"/>
-        <w:rPr>
-          <w:rFonts w:ascii="Calibri" w:hAnsi="Calibri" w:eastAsia="Arial" w:cs="Calibri"/>
+        <w:rPr>
+          <w:rFonts w:cstheme="minorHAnsi"/>
+          <w:sz w:val="22"/>
+          <w:szCs w:val="22"/>
+        </w:rPr>
+      </w:pPr>
+    </w:p>
+    <w:p>
+      <w:pPr>
+        <w:spacing w:after="120"/>
+        <w:rPr>
+          <w:rFonts w:ascii="Calibri" w:eastAsia="Arial" w:hAnsi="Calibri" w:cs="Calibri"/>
           <w:b/>
           <w:sz w:val="28"/>
           <w:szCs w:val="28"/>
@@ -161,8 +142,7 @@
     </w:p>
     <w:p>
       <w:pPr>
-        <w:pStyle w:val="Normal"/>
-        <w:spacing w:before="0" w:after="120"/>
+        <w:spacing w:after="120"/>
         <w:rPr>
           <w:rFonts w:ascii="Calibri" w:hAnsi="Calibri" w:cs="Calibri"/>
           <w:sz w:val="22"/>
@@ -190,8 +170,7 @@
     </w:p>
     <w:p>
       <w:pPr>
-        <w:pStyle w:val="Normal"/>
-        <w:spacing w:before="0" w:after="120"/>
+        <w:spacing w:after="120"/>
         <w:rPr>
           <w:rFonts w:ascii="Calibri" w:hAnsi="Calibri" w:cs="Calibri"/>
           <w:sz w:val="22"/>
@@ -214,22 +193,37 @@
           <w:sz w:val="22"/>
           <w:szCs w:val="22"/>
         </w:rPr>
-        <w:t xml:space="preserve"> EC2, Lambda, ECS, Docker, Kubernetes, Linux, Networking, ClouFormation, CDK, EventBridge, SNS, SQS, Step Functions, SWF, Amplify, API Gateway, CloudFront, Route 53, DMS, Prometheus, Grafana</w:t>
-      </w:r>
-    </w:p>
-    <w:p>
-      <w:pPr>
-        <w:pStyle w:val="Normal"/>
-        <w:spacing w:before="0" w:after="120"/>
-        <w:rPr>
-          <w:rFonts w:ascii="Calibri" w:hAnsi="Calibri" w:cs="Calibri"/>
-          <w:sz w:val="22"/>
-          <w:szCs w:val="22"/>
-        </w:rPr>
-      </w:pPr>
+        <w:t xml:space="preserve"> EC2, Lambda, ECS, Docker, Kubernetes, Linux, Networking, Clou</w:t>
+      </w:r>
       <w:r>
         <w:rPr>
           <w:rFonts w:cs="Calibri"/>
+          <w:sz w:val="22"/>
+          <w:szCs w:val="22"/>
+        </w:rPr>
+        <w:t>d</w:t>
+      </w:r>
+      <w:r>
+        <w:rPr>
+          <w:rFonts w:cs="Calibri"/>
+          <w:sz w:val="22"/>
+          <w:szCs w:val="22"/>
+        </w:rPr>
+        <w:t>Formation, CDK, EventBridge, SNS, SQS, Step Functions, SWF, Amplify, API Gateway, CloudFront, Route 53, DMS, Prometheus, Grafana</w:t>
+      </w:r>
+    </w:p>
+    <w:p>
+      <w:pPr>
+        <w:spacing w:after="120"/>
+        <w:rPr>
+          <w:rFonts w:ascii="Calibri" w:hAnsi="Calibri" w:cs="Calibri"/>
+          <w:sz w:val="22"/>
+          <w:szCs w:val="22"/>
+        </w:rPr>
+      </w:pPr>
+      <w:r>
+        <w:rPr>
+          <w:rFonts w:cs="Calibri"/>
           <w:b/>
           <w:bCs/>
           <w:sz w:val="22"/>
@@ -248,8 +242,7 @@
     </w:p>
     <w:p>
       <w:pPr>
-        <w:pStyle w:val="Normal"/>
-        <w:spacing w:before="0" w:after="120"/>
+        <w:spacing w:after="120"/>
         <w:rPr>
           <w:rFonts w:ascii="Calibri" w:hAnsi="Calibri" w:cs="Calibri"/>
           <w:sz w:val="22"/>
@@ -277,8 +270,7 @@
     </w:p>
     <w:p>
       <w:pPr>
-        <w:pStyle w:val="Normal"/>
-        <w:spacing w:before="0" w:after="120"/>
+        <w:spacing w:after="120"/>
         <w:rPr>
           <w:rFonts w:ascii="Calibri" w:hAnsi="Calibri" w:cs="Calibri"/>
         </w:rPr>
@@ -294,7 +286,6 @@
     </w:p>
     <w:p>
       <w:pPr>
-        <w:pStyle w:val="Normal"/>
         <w:rPr>
           <w:rFonts w:ascii="Calibri" w:hAnsi="Calibri" w:cs="Calibri"/>
           <w:b/>
@@ -316,10 +307,8 @@
     </w:p>
     <w:p>
       <w:pPr>
-        <w:pStyle w:val="Normal"/>
-        <w:tabs>
-          <w:tab w:val="clear" w:pos="720"/>
-          <w:tab w:val="right" w:pos="9020" w:leader="none"/>
+        <w:tabs>
+          <w:tab w:val="right" w:pos="9020"/>
         </w:tabs>
         <w:rPr>
           <w:rFonts w:ascii="Calibri" w:hAnsi="Calibri" w:cs="Calibri"/>
@@ -452,13 +441,11 @@
     </w:p>
     <w:p>
       <w:pPr>
-        <w:pStyle w:val="Normal"/>
-        <w:tabs>
-          <w:tab w:val="clear" w:pos="720"/>
-          <w:tab w:val="right" w:pos="9020" w:leader="none"/>
-        </w:tabs>
-        <w:rPr>
-          <w:rFonts w:ascii="Calibri" w:hAnsi="Calibri" w:eastAsia="Arial" w:cs="Calibri"/>
+        <w:tabs>
+          <w:tab w:val="right" w:pos="9020"/>
+        </w:tabs>
+        <w:rPr>
+          <w:rFonts w:ascii="Calibri" w:eastAsia="Arial" w:hAnsi="Calibri" w:cs="Calibri"/>
           <w:b/>
           <w:bCs/>
           <w:sz w:val="22"/>
@@ -478,10 +465,8 @@
     </w:p>
     <w:p>
       <w:pPr>
-        <w:pStyle w:val="Normal"/>
-        <w:tabs>
-          <w:tab w:val="clear" w:pos="720"/>
-          <w:tab w:val="right" w:pos="9020" w:leader="none"/>
+        <w:tabs>
+          <w:tab w:val="right" w:pos="9020"/>
         </w:tabs>
         <w:rPr>
           <w:rFonts w:ascii="Calibri" w:hAnsi="Calibri" w:cs="Calibri"/>
@@ -517,13 +502,12 @@
     </w:p>
     <w:p>
       <w:pPr>
-        <w:pStyle w:val="Normal"/>
         <w:numPr>
           <w:ilvl w:val="0"/>
           <w:numId w:val="2"/>
         </w:numPr>
         <w:rPr>
-          <w:rFonts w:ascii="Calibri" w:hAnsi="Calibri" w:eastAsia="Arial" w:cs="Calibri"/>
+          <w:rFonts w:ascii="Calibri" w:eastAsia="Arial" w:hAnsi="Calibri" w:cs="Calibri"/>
           <w:sz w:val="22"/>
           <w:szCs w:val="22"/>
         </w:rPr>
@@ -539,13 +523,12 @@
     </w:p>
     <w:p>
       <w:pPr>
-        <w:pStyle w:val="Normal"/>
         <w:numPr>
           <w:ilvl w:val="0"/>
           <w:numId w:val="2"/>
         </w:numPr>
         <w:rPr>
-          <w:rFonts w:ascii="Calibri" w:hAnsi="Calibri" w:eastAsia="Arial" w:cs="Calibri"/>
+          <w:rFonts w:ascii="Calibri" w:eastAsia="Arial" w:hAnsi="Calibri" w:cs="Calibri"/>
           <w:sz w:val="22"/>
           <w:szCs w:val="22"/>
         </w:rPr>
@@ -561,13 +544,12 @@
     </w:p>
     <w:p>
       <w:pPr>
-        <w:pStyle w:val="Normal"/>
         <w:numPr>
           <w:ilvl w:val="0"/>
           <w:numId w:val="2"/>
         </w:numPr>
         <w:rPr>
-          <w:rFonts w:ascii="Calibri" w:hAnsi="Calibri" w:eastAsia="Arial" w:cs="Calibri"/>
+          <w:rFonts w:ascii="Calibri" w:eastAsia="Arial" w:hAnsi="Calibri" w:cs="Calibri"/>
           <w:sz w:val="22"/>
           <w:szCs w:val="22"/>
         </w:rPr>
@@ -583,7 +565,6 @@
     </w:p>
     <w:p>
       <w:pPr>
-        <w:pStyle w:val="Normal"/>
         <w:rPr>
           <w:rFonts w:ascii="Calibri" w:hAnsi="Calibri" w:cs="Calibri"/>
           <w:b/>
@@ -615,10 +596,8 @@
     </w:p>
     <w:p>
       <w:pPr>
-        <w:pStyle w:val="Normal"/>
-        <w:tabs>
-          <w:tab w:val="clear" w:pos="720"/>
-          <w:tab w:val="right" w:pos="9020" w:leader="none"/>
+        <w:tabs>
+          <w:tab w:val="right" w:pos="9020"/>
         </w:tabs>
         <w:rPr>
           <w:rFonts w:ascii="Calibri" w:hAnsi="Calibri" w:cs="Calibri"/>
@@ -654,13 +633,12 @@
     </w:p>
     <w:p>
       <w:pPr>
-        <w:pStyle w:val="Normal"/>
         <w:numPr>
           <w:ilvl w:val="0"/>
           <w:numId w:val="3"/>
         </w:numPr>
         <w:rPr>
-          <w:rFonts w:ascii="Calibri" w:hAnsi="Calibri" w:eastAsia="Arial" w:cs="Calibri"/>
+          <w:rFonts w:ascii="Calibri" w:eastAsia="Arial" w:hAnsi="Calibri" w:cs="Calibri"/>
           <w:sz w:val="22"/>
           <w:szCs w:val="22"/>
         </w:rPr>
@@ -676,13 +654,12 @@
     </w:p>
     <w:p>
       <w:pPr>
-        <w:pStyle w:val="Normal"/>
         <w:numPr>
           <w:ilvl w:val="0"/>
           <w:numId w:val="3"/>
         </w:numPr>
         <w:rPr>
-          <w:rFonts w:ascii="Calibri" w:hAnsi="Calibri" w:eastAsia="Arial" w:cs="Calibri"/>
+          <w:rFonts w:ascii="Calibri" w:eastAsia="Arial" w:hAnsi="Calibri" w:cs="Calibri"/>
           <w:sz w:val="22"/>
           <w:szCs w:val="22"/>
         </w:rPr>
@@ -698,13 +675,12 @@
     </w:p>
     <w:p>
       <w:pPr>
-        <w:pStyle w:val="Normal"/>
         <w:numPr>
           <w:ilvl w:val="0"/>
           <w:numId w:val="3"/>
         </w:numPr>
         <w:rPr>
-          <w:rFonts w:ascii="Calibri" w:hAnsi="Calibri" w:eastAsia="Arial" w:cs="Calibri"/>
+          <w:rFonts w:ascii="Calibri" w:eastAsia="Arial" w:hAnsi="Calibri" w:cs="Calibri"/>
           <w:sz w:val="22"/>
           <w:szCs w:val="22"/>
         </w:rPr>
@@ -720,36 +696,24 @@
     </w:p>
     <w:p>
       <w:pPr>
-        <w:pStyle w:val="Normal"/>
-        <w:tabs>
-          <w:tab w:val="clear" w:pos="720"/>
-          <w:tab w:val="right" w:pos="9020" w:leader="none"/>
-        </w:tabs>
-        <w:rPr>
-          <w:rFonts w:ascii="Calibri" w:hAnsi="Calibri" w:eastAsia="Arial" w:cs="Calibri"/>
-          <w:bCs/>
-          <w:sz w:val="22"/>
-          <w:szCs w:val="22"/>
-        </w:rPr>
-      </w:pPr>
-      <w:r>
-        <w:rPr>
-          <w:rFonts w:eastAsia="Arial" w:cs="Calibri"/>
-          <w:bCs/>
-          <w:sz w:val="22"/>
-          <w:szCs w:val="22"/>
-        </w:rPr>
-      </w:r>
-    </w:p>
-    <w:p>
-      <w:pPr>
-        <w:pStyle w:val="Normal"/>
-        <w:tabs>
-          <w:tab w:val="clear" w:pos="720"/>
-          <w:tab w:val="right" w:pos="9020" w:leader="none"/>
-        </w:tabs>
-        <w:rPr>
-          <w:rFonts w:ascii="Calibri" w:hAnsi="Calibri" w:eastAsia="Arial" w:cs="Calibri"/>
+        <w:tabs>
+          <w:tab w:val="right" w:pos="9020"/>
+        </w:tabs>
+        <w:rPr>
+          <w:rFonts w:ascii="Calibri" w:eastAsia="Arial" w:hAnsi="Calibri" w:cs="Calibri"/>
+          <w:bCs/>
+          <w:sz w:val="22"/>
+          <w:szCs w:val="22"/>
+        </w:rPr>
+      </w:pPr>
+    </w:p>
+    <w:p>
+      <w:pPr>
+        <w:tabs>
+          <w:tab w:val="right" w:pos="9020"/>
+        </w:tabs>
+        <w:rPr>
+          <w:rFonts w:ascii="Calibri" w:eastAsia="Arial" w:hAnsi="Calibri" w:cs="Calibri"/>
           <w:b/>
           <w:bCs/>
           <w:sz w:val="22"/>
@@ -769,10 +733,8 @@
     </w:p>
     <w:p>
       <w:pPr>
-        <w:pStyle w:val="Normal"/>
-        <w:tabs>
-          <w:tab w:val="clear" w:pos="720"/>
-          <w:tab w:val="right" w:pos="9020" w:leader="none"/>
+        <w:tabs>
+          <w:tab w:val="right" w:pos="9020"/>
         </w:tabs>
         <w:rPr>
           <w:rFonts w:ascii="Calibri" w:hAnsi="Calibri" w:cs="Calibri"/>
@@ -809,28 +771,17 @@
     </w:p>
     <w:p>
       <w:pPr>
-        <w:pStyle w:val="Normal"/>
-        <w:rPr>
-          <w:rFonts w:ascii="Calibri" w:hAnsi="Calibri" w:eastAsia="Arial" w:cs="Calibri"/>
-          <w:b/>
-          <w:bCs/>
-          <w:sz w:val="22"/>
-          <w:szCs w:val="22"/>
-        </w:rPr>
-      </w:pPr>
-      <w:r>
-        <w:rPr>
-          <w:rFonts w:eastAsia="Arial" w:cs="Calibri"/>
-          <w:b/>
-          <w:bCs/>
-          <w:sz w:val="22"/>
-          <w:szCs w:val="22"/>
-        </w:rPr>
-      </w:r>
-    </w:p>
-    <w:p>
-      <w:pPr>
-        <w:pStyle w:val="Normal"/>
+        <w:rPr>
+          <w:rFonts w:ascii="Calibri" w:eastAsia="Arial" w:hAnsi="Calibri" w:cs="Calibri"/>
+          <w:b/>
+          <w:bCs/>
+          <w:sz w:val="22"/>
+          <w:szCs w:val="22"/>
+        </w:rPr>
+      </w:pPr>
+    </w:p>
+    <w:p>
+      <w:pPr>
         <w:rPr>
           <w:rFonts w:ascii="Calibri" w:hAnsi="Calibri" w:cs="Calibri"/>
           <w:b/>
@@ -852,10 +803,8 @@
     </w:p>
     <w:p>
       <w:pPr>
-        <w:pStyle w:val="Normal"/>
-        <w:tabs>
-          <w:tab w:val="clear" w:pos="720"/>
-          <w:tab w:val="right" w:pos="9020" w:leader="none"/>
+        <w:tabs>
+          <w:tab w:val="right" w:pos="9020"/>
         </w:tabs>
         <w:rPr>
           <w:rFonts w:ascii="Calibri" w:hAnsi="Calibri" w:cs="Calibri"/>
@@ -892,25 +841,17 @@
     </w:p>
     <w:p>
       <w:pPr>
-        <w:pStyle w:val="Normal"/>
-        <w:tabs>
-          <w:tab w:val="clear" w:pos="720"/>
-          <w:tab w:val="right" w:pos="9020" w:leader="none"/>
-        </w:tabs>
-        <w:rPr>
-          <w:rFonts w:ascii="Calibri" w:hAnsi="Calibri" w:cs="Calibri"/>
-        </w:rPr>
-      </w:pPr>
-      <w:r>
-        <w:rPr>
-          <w:rFonts w:cs="Calibri"/>
-        </w:rPr>
-      </w:r>
-    </w:p>
-    <w:p>
-      <w:pPr>
-        <w:pStyle w:val="Normal"/>
-        <w:spacing w:before="0" w:after="120"/>
+        <w:tabs>
+          <w:tab w:val="right" w:pos="9020"/>
+        </w:tabs>
+        <w:rPr>
+          <w:rFonts w:ascii="Calibri" w:hAnsi="Calibri" w:cs="Calibri"/>
+        </w:rPr>
+      </w:pPr>
+    </w:p>
+    <w:p>
+      <w:pPr>
+        <w:spacing w:after="120"/>
         <w:rPr>
           <w:rFonts w:ascii="Calibri" w:hAnsi="Calibri" w:cs="Calibri"/>
         </w:rPr>
@@ -926,31 +867,29 @@
     </w:p>
     <w:p>
       <w:pPr>
-        <w:pStyle w:val="Normal"/>
-        <w:tabs>
-          <w:tab w:val="clear" w:pos="720"/>
-          <w:tab w:val="right" w:pos="9020" w:leader="none"/>
-        </w:tabs>
-        <w:rPr>
-          <w:rFonts w:ascii="Calibri" w:hAnsi="Calibri" w:cs="Calibri"/>
-          <w:b/>
-          <w:sz w:val="22"/>
-          <w:szCs w:val="22"/>
-        </w:rPr>
-      </w:pPr>
-      <w:r>
-        <w:rPr>
-          <w:rFonts w:eastAsia="Arial" w:cs="Calibri"/>
-          <w:b/>
-          <w:sz w:val="22"/>
-          <w:szCs w:val="22"/>
-        </w:rPr>
+        <w:tabs>
+          <w:tab w:val="right" w:pos="9020"/>
+        </w:tabs>
+        <w:rPr>
+          <w:rFonts w:ascii="Calibri" w:hAnsi="Calibri" w:cs="Calibri"/>
+          <w:b/>
+          <w:sz w:val="22"/>
+          <w:szCs w:val="22"/>
+        </w:rPr>
+      </w:pPr>
+      <w:r>
+        <w:rPr>
+          <w:rFonts w:eastAsia="Arial" w:cs="Calibri"/>
+          <w:b/>
+          <w:sz w:val="22"/>
+          <w:szCs w:val="22"/>
+        </w:rPr>
+        <w:lastRenderedPageBreak/>
         <w:t>Master of Business Administration (M.B.A.) - Software Engineering</w:t>
       </w:r>
     </w:p>
     <w:p>
       <w:pPr>
-        <w:pStyle w:val="Normal"/>
         <w:rPr>
           <w:rFonts w:ascii="Calibri" w:hAnsi="Calibri" w:cs="Calibri"/>
           <w:iCs/>
@@ -970,33 +909,21 @@
     </w:p>
     <w:p>
       <w:pPr>
-        <w:pStyle w:val="Normal"/>
-        <w:tabs>
-          <w:tab w:val="clear" w:pos="720"/>
-          <w:tab w:val="right" w:pos="9020" w:leader="none"/>
-        </w:tabs>
-        <w:rPr>
-          <w:rFonts w:ascii="Calibri" w:hAnsi="Calibri" w:cs="Calibri"/>
-          <w:b/>
-          <w:sz w:val="22"/>
-          <w:szCs w:val="22"/>
-        </w:rPr>
-      </w:pPr>
-      <w:r>
-        <w:rPr>
-          <w:rFonts w:cs="Calibri"/>
-          <w:b/>
-          <w:sz w:val="22"/>
-          <w:szCs w:val="22"/>
-        </w:rPr>
-      </w:r>
-    </w:p>
-    <w:p>
-      <w:pPr>
-        <w:pStyle w:val="Normal"/>
-        <w:tabs>
-          <w:tab w:val="clear" w:pos="720"/>
-          <w:tab w:val="right" w:pos="9020" w:leader="none"/>
+        <w:tabs>
+          <w:tab w:val="right" w:pos="9020"/>
+        </w:tabs>
+        <w:rPr>
+          <w:rFonts w:ascii="Calibri" w:hAnsi="Calibri" w:cs="Calibri"/>
+          <w:b/>
+          <w:sz w:val="22"/>
+          <w:szCs w:val="22"/>
+        </w:rPr>
+      </w:pPr>
+    </w:p>
+    <w:p>
+      <w:pPr>
+        <w:tabs>
+          <w:tab w:val="right" w:pos="9020"/>
         </w:tabs>
         <w:rPr>
           <w:rFonts w:ascii="Calibri" w:hAnsi="Calibri" w:cs="Calibri"/>
@@ -1017,7 +944,6 @@
     </w:p>
     <w:p>
       <w:pPr>
-        <w:pStyle w:val="Normal"/>
         <w:rPr>
           <w:rFonts w:ascii="Calibri" w:hAnsi="Calibri" w:cs="Calibri"/>
           <w:iCs/>
@@ -1047,7 +973,6 @@
     </w:p>
     <w:p>
       <w:pPr>
-        <w:pStyle w:val="Normal"/>
         <w:rPr>
           <w:rFonts w:ascii="Calibri" w:hAnsi="Calibri" w:cs="Calibri"/>
           <w:iCs/>
@@ -1055,24 +980,15 @@
           <w:szCs w:val="22"/>
         </w:rPr>
       </w:pPr>
-      <w:r>
-        <w:rPr>
-          <w:rFonts w:cs="Calibri"/>
-          <w:iCs/>
-          <w:sz w:val="22"/>
-          <w:szCs w:val="22"/>
-        </w:rPr>
-      </w:r>
-    </w:p>
-    <w:p>
-      <w:pPr>
-        <w:pStyle w:val="Normal"/>
-        <w:rPr>
-          <w:b/>
-          <w:bCs/>
-        </w:rPr>
-      </w:pPr>
-      <w:hyperlink r:id="rId4">
+    </w:p>
+    <w:p>
+      <w:pPr>
+        <w:rPr>
+          <w:b/>
+          <w:bCs/>
+        </w:rPr>
+      </w:pPr>
+      <w:hyperlink r:id="rId7">
         <w:r>
           <w:rPr>
             <w:rStyle w:val="Hyperlink"/>
@@ -1088,18 +1004,9 @@
       </w:hyperlink>
     </w:p>
     <w:p>
-      <w:pPr>
-        <w:pStyle w:val="Normal"/>
-        <w:rPr>
-          <w:b w:val="false"/>
-          <w:bCs w:val="false"/>
-        </w:rPr>
-      </w:pPr>
-      <w:r>
-        <w:rPr>
-          <w:rFonts w:eastAsia="Arial" w:cs="Calibri"/>
-          <w:b w:val="false"/>
-          <w:bCs w:val="false"/>
+      <w:r>
+        <w:rPr>
+          <w:rFonts w:eastAsia="Arial" w:cs="Calibri"/>
           <w:iCs/>
           <w:sz w:val="22"/>
           <w:szCs w:val="22"/>
@@ -1109,27 +1016,17 @@
     </w:p>
     <w:p>
       <w:pPr>
-        <w:pStyle w:val="Normal"/>
-        <w:rPr>
-          <w:rFonts w:ascii="Calibri" w:hAnsi="Calibri" w:eastAsia="Arial" w:cs="Calibri"/>
+        <w:rPr>
+          <w:rFonts w:ascii="Calibri" w:eastAsia="Arial" w:hAnsi="Calibri" w:cs="Calibri"/>
           <w:iCs/>
           <w:sz w:val="22"/>
           <w:szCs w:val="22"/>
         </w:rPr>
       </w:pPr>
-      <w:r>
-        <w:rPr>
-          <w:rFonts w:eastAsia="Arial" w:cs="Calibri"/>
-          <w:iCs/>
-          <w:sz w:val="22"/>
-          <w:szCs w:val="22"/>
-        </w:rPr>
-      </w:r>
-    </w:p>
-    <w:p>
-      <w:pPr>
-        <w:pStyle w:val="Normal"/>
-        <w:spacing w:before="0" w:after="120"/>
+    </w:p>
+    <w:p>
+      <w:pPr>
+        <w:spacing w:after="120"/>
         <w:rPr>
           <w:rFonts w:ascii="Calibri" w:hAnsi="Calibri" w:cs="Calibri"/>
         </w:rPr>
@@ -1147,20 +1044,13 @@
     </w:p>
     <w:p>
       <w:pPr>
-        <w:pStyle w:val="Normal"/>
-        <w:spacing w:lineRule="auto" w:line="240" w:before="0" w:after="120"/>
-        <w:rPr>
-          <w:sz w:val="24"/>
-          <w:szCs w:val="24"/>
-        </w:rPr>
+        <w:spacing w:after="120"/>
       </w:pPr>
       <w:r>
         <w:rPr>
           <w:rFonts w:eastAsia="Arial" w:cs="Calibri"/>
           <w:b/>
           <w:iCs/>
-          <w:sz w:val="24"/>
-          <w:szCs w:val="24"/>
         </w:rPr>
         <w:t xml:space="preserve">Ownership Award (2022) </w:t>
       </w:r>
@@ -1169,10 +1059,6 @@
           <w:rFonts w:eastAsia="Arial" w:cs="Calibri"/>
           <w:b/>
           <w:bCs/>
-          <w:i w:val="false"/>
-          <w:iCs w:val="false"/>
-          <w:sz w:val="24"/>
-          <w:szCs w:val="24"/>
         </w:rPr>
         <w:t xml:space="preserve">- </w:t>
       </w:r>
@@ -1180,22 +1066,15 @@
         <w:rPr>
           <w:b/>
           <w:bCs/>
-          <w:i w:val="false"/>
-          <w:iCs w:val="false"/>
-          <w:sz w:val="24"/>
-          <w:szCs w:val="24"/>
         </w:rPr>
         <w:t>Amazon Web Services</w:t>
       </w:r>
     </w:p>
     <w:p>
       <w:pPr>
-        <w:pStyle w:val="Normal"/>
-        <w:tabs>
-          <w:tab w:val="clear" w:pos="720"/>
-          <w:tab w:val="right" w:pos="9020" w:leader="none"/>
-        </w:tabs>
-        <w:spacing w:lineRule="auto" w:line="240"/>
+        <w:tabs>
+          <w:tab w:val="right" w:pos="9020"/>
+        </w:tabs>
         <w:rPr>
           <w:sz w:val="22"/>
           <w:szCs w:val="22"/>
@@ -1211,37 +1090,21 @@
     </w:p>
     <w:p>
       <w:pPr>
-        <w:pStyle w:val="Normal"/>
-        <w:tabs>
-          <w:tab w:val="clear" w:pos="720"/>
-          <w:tab w:val="right" w:pos="9020" w:leader="none"/>
-        </w:tabs>
-        <w:spacing w:lineRule="auto" w:line="240"/>
-        <w:rPr/>
-      </w:pPr>
-      <w:r>
-        <w:rPr/>
-      </w:r>
-    </w:p>
-    <w:p>
-      <w:pPr>
-        <w:pStyle w:val="Normal"/>
-        <w:tabs>
-          <w:tab w:val="clear" w:pos="720"/>
-          <w:tab w:val="right" w:pos="9020" w:leader="none"/>
-        </w:tabs>
-        <w:spacing w:lineRule="auto" w:line="240"/>
-        <w:rPr>
-          <w:sz w:val="24"/>
-          <w:szCs w:val="24"/>
-        </w:rPr>
-      </w:pPr>
-      <w:r>
-        <w:rPr>
-          <w:b/>
-          <w:bCs/>
-          <w:sz w:val="24"/>
-          <w:szCs w:val="24"/>
+        <w:tabs>
+          <w:tab w:val="right" w:pos="9020"/>
+        </w:tabs>
+      </w:pPr>
+    </w:p>
+    <w:p>
+      <w:pPr>
+        <w:tabs>
+          <w:tab w:val="right" w:pos="9020"/>
+        </w:tabs>
+      </w:pPr>
+      <w:r>
+        <w:rPr>
+          <w:b/>
+          <w:bCs/>
         </w:rPr>
         <w:t xml:space="preserve">Startup Accepted for Incubation (2014) - </w:t>
       </w:r>
@@ -1251,20 +1114,15 @@
           <w:bCs/>
           <w:i/>
           <w:iCs/>
-          <w:sz w:val="24"/>
-          <w:szCs w:val="24"/>
         </w:rPr>
         <w:t>Instituto Gene</w:t>
       </w:r>
     </w:p>
     <w:p>
       <w:pPr>
-        <w:pStyle w:val="Normal"/>
-        <w:tabs>
-          <w:tab w:val="clear" w:pos="720"/>
-          <w:tab w:val="right" w:pos="9020" w:leader="none"/>
-        </w:tabs>
-        <w:spacing w:lineRule="auto" w:line="240"/>
+        <w:tabs>
+          <w:tab w:val="right" w:pos="9020"/>
+        </w:tabs>
         <w:rPr>
           <w:sz w:val="22"/>
           <w:szCs w:val="22"/>
@@ -1279,450 +1137,22 @@
       </w:r>
     </w:p>
     <w:sectPr>
-      <w:type w:val="nextPage"/>
       <w:pgSz w:w="11906" w:h="16838"/>
-      <w:pgMar w:left="1440" w:right="1440" w:gutter="0" w:header="0" w:top="720" w:footer="0" w:bottom="720"/>
-      <w:pgNumType w:fmt="decimal"/>
-      <w:formProt w:val="false"/>
-      <w:textDirection w:val="lrTb"/>
-      <w:docGrid w:type="default" w:linePitch="100" w:charSpace="0"/>
+      <w:pgMar w:top="720" w:right="1440" w:bottom="720" w:left="1440" w:header="0" w:footer="0" w:gutter="0"/>
+      <w:cols w:space="720"/>
+      <w:formProt w:val="0"/>
+      <w:docGrid w:linePitch="100"/>
     </w:sectPr>
   </w:body>
 </w:document>
 </file>
 
 <file path=word/numbering.xml><?xml version="1.0" encoding="utf-8"?>
-<w:numbering xmlns:w="http://schemas.openxmlformats.org/wordprocessingml/2006/main" xmlns:o="urn:schemas-microsoft-com:office:office" xmlns:r="http://schemas.openxmlformats.org/officeDocument/2006/relationships" xmlns:v="urn:schemas-microsoft-com:vml" xmlns:mc="http://schemas.openxmlformats.org/markup-compatibility/2006" xmlns:w14="http://schemas.microsoft.com/office/word/2010/wordml" mc:Ignorable="w14">
-  <w:abstractNum w:abstractNumId="1">
-    <w:lvl w:ilvl="0">
-      <w:start w:val="1"/>
-      <w:numFmt w:val="bullet"/>
-      <w:lvlText w:val=""/>
-      <w:lvlJc w:val="left"/>
-      <w:pPr>
-        <w:tabs>
-          <w:tab w:val="num" w:pos="0"/>
-        </w:tabs>
-        <w:ind w:left="720" w:hanging="360"/>
-      </w:pPr>
-      <w:rPr>
-        <w:rFonts w:ascii="Symbol" w:hAnsi="Symbol" w:cs="Symbol" w:hint="default"/>
-      </w:rPr>
-    </w:lvl>
-    <w:lvl w:ilvl="1">
-      <w:start w:val="1"/>
-      <w:numFmt w:val="bullet"/>
-      <w:lvlText w:val="o"/>
-      <w:lvlJc w:val="left"/>
-      <w:pPr>
-        <w:tabs>
-          <w:tab w:val="num" w:pos="0"/>
-        </w:tabs>
-        <w:ind w:left="1440" w:hanging="360"/>
-      </w:pPr>
-      <w:rPr>
-        <w:rFonts w:ascii="Courier New" w:hAnsi="Courier New" w:cs="Courier New" w:hint="default"/>
-      </w:rPr>
-    </w:lvl>
-    <w:lvl w:ilvl="2">
-      <w:start w:val="1"/>
-      <w:numFmt w:val="bullet"/>
-      <w:lvlText w:val=""/>
-      <w:lvlJc w:val="left"/>
-      <w:pPr>
-        <w:tabs>
-          <w:tab w:val="num" w:pos="0"/>
-        </w:tabs>
-        <w:ind w:left="2160" w:hanging="360"/>
-      </w:pPr>
-      <w:rPr>
-        <w:rFonts w:ascii="Wingdings" w:hAnsi="Wingdings" w:cs="Wingdings" w:hint="default"/>
-      </w:rPr>
-    </w:lvl>
-    <w:lvl w:ilvl="3">
-      <w:start w:val="1"/>
-      <w:numFmt w:val="bullet"/>
-      <w:lvlText w:val=""/>
-      <w:lvlJc w:val="left"/>
-      <w:pPr>
-        <w:tabs>
-          <w:tab w:val="num" w:pos="0"/>
-        </w:tabs>
-        <w:ind w:left="2880" w:hanging="360"/>
-      </w:pPr>
-      <w:rPr>
-        <w:rFonts w:ascii="Symbol" w:hAnsi="Symbol" w:cs="Symbol" w:hint="default"/>
-      </w:rPr>
-    </w:lvl>
-    <w:lvl w:ilvl="4">
-      <w:start w:val="1"/>
-      <w:numFmt w:val="bullet"/>
-      <w:lvlText w:val="o"/>
-      <w:lvlJc w:val="left"/>
-      <w:pPr>
-        <w:tabs>
-          <w:tab w:val="num" w:pos="0"/>
-        </w:tabs>
-        <w:ind w:left="3600" w:hanging="360"/>
-      </w:pPr>
-      <w:rPr>
-        <w:rFonts w:ascii="Courier New" w:hAnsi="Courier New" w:cs="Courier New" w:hint="default"/>
-      </w:rPr>
-    </w:lvl>
-    <w:lvl w:ilvl="5">
-      <w:start w:val="1"/>
-      <w:numFmt w:val="bullet"/>
-      <w:lvlText w:val=""/>
-      <w:lvlJc w:val="left"/>
-      <w:pPr>
-        <w:tabs>
-          <w:tab w:val="num" w:pos="0"/>
-        </w:tabs>
-        <w:ind w:left="4320" w:hanging="360"/>
-      </w:pPr>
-      <w:rPr>
-        <w:rFonts w:ascii="Wingdings" w:hAnsi="Wingdings" w:cs="Wingdings" w:hint="default"/>
-      </w:rPr>
-    </w:lvl>
-    <w:lvl w:ilvl="6">
-      <w:start w:val="1"/>
-      <w:numFmt w:val="bullet"/>
-      <w:lvlText w:val=""/>
-      <w:lvlJc w:val="left"/>
-      <w:pPr>
-        <w:tabs>
-          <w:tab w:val="num" w:pos="0"/>
-        </w:tabs>
-        <w:ind w:left="5040" w:hanging="360"/>
-      </w:pPr>
-      <w:rPr>
-        <w:rFonts w:ascii="Symbol" w:hAnsi="Symbol" w:cs="Symbol" w:hint="default"/>
-      </w:rPr>
-    </w:lvl>
-    <w:lvl w:ilvl="7">
-      <w:start w:val="1"/>
-      <w:numFmt w:val="bullet"/>
-      <w:lvlText w:val="o"/>
-      <w:lvlJc w:val="left"/>
-      <w:pPr>
-        <w:tabs>
-          <w:tab w:val="num" w:pos="0"/>
-        </w:tabs>
-        <w:ind w:left="5760" w:hanging="360"/>
-      </w:pPr>
-      <w:rPr>
-        <w:rFonts w:ascii="Courier New" w:hAnsi="Courier New" w:cs="Courier New" w:hint="default"/>
-      </w:rPr>
-    </w:lvl>
-    <w:lvl w:ilvl="8">
-      <w:start w:val="1"/>
-      <w:numFmt w:val="bullet"/>
-      <w:lvlText w:val=""/>
-      <w:lvlJc w:val="left"/>
-      <w:pPr>
-        <w:tabs>
-          <w:tab w:val="num" w:pos="0"/>
-        </w:tabs>
-        <w:ind w:left="6480" w:hanging="360"/>
-      </w:pPr>
-      <w:rPr>
-        <w:rFonts w:ascii="Wingdings" w:hAnsi="Wingdings" w:cs="Wingdings" w:hint="default"/>
-      </w:rPr>
-    </w:lvl>
-  </w:abstractNum>
-  <w:abstractNum w:abstractNumId="2">
-    <w:lvl w:ilvl="0">
-      <w:start w:val="1"/>
-      <w:numFmt w:val="bullet"/>
-      <w:lvlText w:val=""/>
-      <w:lvlJc w:val="left"/>
-      <w:pPr>
-        <w:tabs>
-          <w:tab w:val="num" w:pos="720"/>
-        </w:tabs>
-        <w:ind w:left="720" w:hanging="360"/>
-      </w:pPr>
-      <w:rPr>
-        <w:rFonts w:ascii="Symbol" w:hAnsi="Symbol" w:cs="Symbol" w:hint="default"/>
-        <w:sz w:val="20"/>
-      </w:rPr>
-    </w:lvl>
-    <w:lvl w:ilvl="1">
-      <w:start w:val="1"/>
-      <w:numFmt w:val="bullet"/>
-      <w:lvlText w:val=""/>
-      <w:lvlJc w:val="left"/>
-      <w:pPr>
-        <w:tabs>
-          <w:tab w:val="num" w:pos="1440"/>
-        </w:tabs>
-        <w:ind w:left="1440" w:hanging="360"/>
-      </w:pPr>
-      <w:rPr>
-        <w:rFonts w:ascii="Symbol" w:hAnsi="Symbol" w:cs="Symbol" w:hint="default"/>
-        <w:sz w:val="20"/>
-      </w:rPr>
-    </w:lvl>
-    <w:lvl w:ilvl="2">
-      <w:start w:val="1"/>
-      <w:numFmt w:val="bullet"/>
-      <w:lvlText w:val=""/>
-      <w:lvlJc w:val="left"/>
-      <w:pPr>
-        <w:tabs>
-          <w:tab w:val="num" w:pos="2160"/>
-        </w:tabs>
-        <w:ind w:left="2160" w:hanging="360"/>
-      </w:pPr>
-      <w:rPr>
-        <w:rFonts w:ascii="Symbol" w:hAnsi="Symbol" w:cs="Symbol" w:hint="default"/>
-        <w:sz w:val="20"/>
-      </w:rPr>
-    </w:lvl>
-    <w:lvl w:ilvl="3">
-      <w:start w:val="1"/>
-      <w:numFmt w:val="bullet"/>
-      <w:lvlText w:val=""/>
-      <w:lvlJc w:val="left"/>
-      <w:pPr>
-        <w:tabs>
-          <w:tab w:val="num" w:pos="2880"/>
-        </w:tabs>
-        <w:ind w:left="2880" w:hanging="360"/>
-      </w:pPr>
-      <w:rPr>
-        <w:rFonts w:ascii="Symbol" w:hAnsi="Symbol" w:cs="Symbol" w:hint="default"/>
-        <w:sz w:val="20"/>
-      </w:rPr>
-    </w:lvl>
-    <w:lvl w:ilvl="4">
-      <w:start w:val="1"/>
-      <w:numFmt w:val="bullet"/>
-      <w:lvlText w:val=""/>
-      <w:lvlJc w:val="left"/>
-      <w:pPr>
-        <w:tabs>
-          <w:tab w:val="num" w:pos="3600"/>
-        </w:tabs>
-        <w:ind w:left="3600" w:hanging="360"/>
-      </w:pPr>
-      <w:rPr>
-        <w:rFonts w:ascii="Symbol" w:hAnsi="Symbol" w:cs="Symbol" w:hint="default"/>
-        <w:sz w:val="20"/>
-      </w:rPr>
-    </w:lvl>
-    <w:lvl w:ilvl="5">
-      <w:start w:val="1"/>
-      <w:numFmt w:val="bullet"/>
-      <w:lvlText w:val=""/>
-      <w:lvlJc w:val="left"/>
-      <w:pPr>
-        <w:tabs>
-          <w:tab w:val="num" w:pos="4320"/>
-        </w:tabs>
-        <w:ind w:left="4320" w:hanging="360"/>
-      </w:pPr>
-      <w:rPr>
-        <w:rFonts w:ascii="Symbol" w:hAnsi="Symbol" w:cs="Symbol" w:hint="default"/>
-        <w:sz w:val="20"/>
-      </w:rPr>
-    </w:lvl>
-    <w:lvl w:ilvl="6">
-      <w:start w:val="1"/>
-      <w:numFmt w:val="bullet"/>
-      <w:lvlText w:val=""/>
-      <w:lvlJc w:val="left"/>
-      <w:pPr>
-        <w:tabs>
-          <w:tab w:val="num" w:pos="5040"/>
-        </w:tabs>
-        <w:ind w:left="5040" w:hanging="360"/>
-      </w:pPr>
-      <w:rPr>
-        <w:rFonts w:ascii="Symbol" w:hAnsi="Symbol" w:cs="Symbol" w:hint="default"/>
-        <w:sz w:val="20"/>
-      </w:rPr>
-    </w:lvl>
-    <w:lvl w:ilvl="7">
-      <w:start w:val="1"/>
-      <w:numFmt w:val="bullet"/>
-      <w:lvlText w:val=""/>
-      <w:lvlJc w:val="left"/>
-      <w:pPr>
-        <w:tabs>
-          <w:tab w:val="num" w:pos="5760"/>
-        </w:tabs>
-        <w:ind w:left="5760" w:hanging="360"/>
-      </w:pPr>
-      <w:rPr>
-        <w:rFonts w:ascii="Symbol" w:hAnsi="Symbol" w:cs="Symbol" w:hint="default"/>
-        <w:sz w:val="20"/>
-      </w:rPr>
-    </w:lvl>
-    <w:lvl w:ilvl="8">
-      <w:start w:val="1"/>
-      <w:numFmt w:val="bullet"/>
-      <w:lvlText w:val=""/>
-      <w:lvlJc w:val="left"/>
-      <w:pPr>
-        <w:tabs>
-          <w:tab w:val="num" w:pos="6480"/>
-        </w:tabs>
-        <w:ind w:left="6480" w:hanging="360"/>
-      </w:pPr>
-      <w:rPr>
-        <w:rFonts w:ascii="Symbol" w:hAnsi="Symbol" w:cs="Symbol" w:hint="default"/>
-        <w:sz w:val="20"/>
-      </w:rPr>
-    </w:lvl>
-  </w:abstractNum>
-  <w:abstractNum w:abstractNumId="3">
-    <w:lvl w:ilvl="0">
-      <w:start w:val="1"/>
-      <w:numFmt w:val="bullet"/>
-      <w:lvlText w:val=""/>
-      <w:lvlJc w:val="left"/>
-      <w:pPr>
-        <w:tabs>
-          <w:tab w:val="num" w:pos="720"/>
-        </w:tabs>
-        <w:ind w:left="720" w:hanging="360"/>
-      </w:pPr>
-      <w:rPr>
-        <w:rFonts w:ascii="Symbol" w:hAnsi="Symbol" w:cs="Symbol" w:hint="default"/>
-        <w:sz w:val="20"/>
-      </w:rPr>
-    </w:lvl>
-    <w:lvl w:ilvl="1">
-      <w:start w:val="1"/>
-      <w:numFmt w:val="bullet"/>
-      <w:lvlText w:val=""/>
-      <w:lvlJc w:val="left"/>
-      <w:pPr>
-        <w:tabs>
-          <w:tab w:val="num" w:pos="1440"/>
-        </w:tabs>
-        <w:ind w:left="1440" w:hanging="360"/>
-      </w:pPr>
-      <w:rPr>
-        <w:rFonts w:ascii="Symbol" w:hAnsi="Symbol" w:cs="Symbol" w:hint="default"/>
-        <w:sz w:val="20"/>
-      </w:rPr>
-    </w:lvl>
-    <w:lvl w:ilvl="2">
-      <w:start w:val="1"/>
-      <w:numFmt w:val="bullet"/>
-      <w:lvlText w:val=""/>
-      <w:lvlJc w:val="left"/>
-      <w:pPr>
-        <w:tabs>
-          <w:tab w:val="num" w:pos="2160"/>
-        </w:tabs>
-        <w:ind w:left="2160" w:hanging="360"/>
-      </w:pPr>
-      <w:rPr>
-        <w:rFonts w:ascii="Symbol" w:hAnsi="Symbol" w:cs="Symbol" w:hint="default"/>
-        <w:sz w:val="20"/>
-      </w:rPr>
-    </w:lvl>
-    <w:lvl w:ilvl="3">
-      <w:start w:val="1"/>
-      <w:numFmt w:val="bullet"/>
-      <w:lvlText w:val=""/>
-      <w:lvlJc w:val="left"/>
-      <w:pPr>
-        <w:tabs>
-          <w:tab w:val="num" w:pos="2880"/>
-        </w:tabs>
-        <w:ind w:left="2880" w:hanging="360"/>
-      </w:pPr>
-      <w:rPr>
-        <w:rFonts w:ascii="Symbol" w:hAnsi="Symbol" w:cs="Symbol" w:hint="default"/>
-        <w:sz w:val="20"/>
-      </w:rPr>
-    </w:lvl>
-    <w:lvl w:ilvl="4">
-      <w:start w:val="1"/>
-      <w:numFmt w:val="bullet"/>
-      <w:lvlText w:val=""/>
-      <w:lvlJc w:val="left"/>
-      <w:pPr>
-        <w:tabs>
-          <w:tab w:val="num" w:pos="3600"/>
-        </w:tabs>
-        <w:ind w:left="3600" w:hanging="360"/>
-      </w:pPr>
-      <w:rPr>
-        <w:rFonts w:ascii="Symbol" w:hAnsi="Symbol" w:cs="Symbol" w:hint="default"/>
-        <w:sz w:val="20"/>
-      </w:rPr>
-    </w:lvl>
-    <w:lvl w:ilvl="5">
-      <w:start w:val="1"/>
-      <w:numFmt w:val="bullet"/>
-      <w:lvlText w:val=""/>
-      <w:lvlJc w:val="left"/>
-      <w:pPr>
-        <w:tabs>
-          <w:tab w:val="num" w:pos="4320"/>
-        </w:tabs>
-        <w:ind w:left="4320" w:hanging="360"/>
-      </w:pPr>
-      <w:rPr>
-        <w:rFonts w:ascii="Symbol" w:hAnsi="Symbol" w:cs="Symbol" w:hint="default"/>
-        <w:sz w:val="20"/>
-      </w:rPr>
-    </w:lvl>
-    <w:lvl w:ilvl="6">
-      <w:start w:val="1"/>
-      <w:numFmt w:val="bullet"/>
-      <w:lvlText w:val=""/>
-      <w:lvlJc w:val="left"/>
-      <w:pPr>
-        <w:tabs>
-          <w:tab w:val="num" w:pos="5040"/>
-        </w:tabs>
-        <w:ind w:left="5040" w:hanging="360"/>
-      </w:pPr>
-      <w:rPr>
-        <w:rFonts w:ascii="Symbol" w:hAnsi="Symbol" w:cs="Symbol" w:hint="default"/>
-        <w:sz w:val="20"/>
-      </w:rPr>
-    </w:lvl>
-    <w:lvl w:ilvl="7">
-      <w:start w:val="1"/>
-      <w:numFmt w:val="bullet"/>
-      <w:lvlText w:val=""/>
-      <w:lvlJc w:val="left"/>
-      <w:pPr>
-        <w:tabs>
-          <w:tab w:val="num" w:pos="5760"/>
-        </w:tabs>
-        <w:ind w:left="5760" w:hanging="360"/>
-      </w:pPr>
-      <w:rPr>
-        <w:rFonts w:ascii="Symbol" w:hAnsi="Symbol" w:cs="Symbol" w:hint="default"/>
-        <w:sz w:val="20"/>
-      </w:rPr>
-    </w:lvl>
-    <w:lvl w:ilvl="8">
-      <w:start w:val="1"/>
-      <w:numFmt w:val="bullet"/>
-      <w:lvlText w:val=""/>
-      <w:lvlJc w:val="left"/>
-      <w:pPr>
-        <w:tabs>
-          <w:tab w:val="num" w:pos="6480"/>
-        </w:tabs>
-        <w:ind w:left="6480" w:hanging="360"/>
-      </w:pPr>
-      <w:rPr>
-        <w:rFonts w:ascii="Symbol" w:hAnsi="Symbol" w:cs="Symbol" w:hint="default"/>
-        <w:sz w:val="20"/>
-      </w:rPr>
-    </w:lvl>
-  </w:abstractNum>
-  <w:abstractNum w:abstractNumId="4">
+<w:numbering xmlns:wpc="http://schemas.microsoft.com/office/word/2010/wordprocessingCanvas" xmlns:cx="http://schemas.microsoft.com/office/drawing/2014/chartex" xmlns:cx1="http://schemas.microsoft.com/office/drawing/2015/9/8/chartex" xmlns:cx2="http://schemas.microsoft.com/office/drawing/2015/10/21/chartex" xmlns:cx3="http://schemas.microsoft.com/office/drawing/2016/5/9/chartex" xmlns:cx4="http://schemas.microsoft.com/office/drawing/2016/5/10/chartex" xmlns:cx5="http://schemas.microsoft.com/office/drawing/2016/5/11/chartex" xmlns:cx6="http://schemas.microsoft.com/office/drawing/2016/5/12/chartex" xmlns:cx7="http://schemas.microsoft.com/office/drawing/2016/5/13/chartex" xmlns:cx8="http://schemas.microsoft.com/office/drawing/2016/5/14/chartex" xmlns:mc="http://schemas.openxmlformats.org/markup-compatibility/2006" xmlns:aink="http://schemas.microsoft.com/office/drawing/2016/ink" xmlns:am3d="http://schemas.microsoft.com/office/drawing/2017/model3d" xmlns:o="urn:schemas-microsoft-com:office:office" xmlns:oel="http://schemas.microsoft.com/office/2019/extlst" xmlns:r="http://schemas.openxmlformats.org/officeDocument/2006/relationships" xmlns:m="http://schemas.openxmlformats.org/officeDocument/2006/math" xmlns:v="urn:schemas-microsoft-com:vml" xmlns:wp14="http://schemas.microsoft.com/office/word/2010/wordprocessingDrawing" xmlns:wp="http://schemas.openxmlformats.org/drawingml/2006/wordprocessingDrawing" xmlns:w10="urn:schemas-microsoft-com:office:word" xmlns:w="http://schemas.openxmlformats.org/wordprocessingml/2006/main" xmlns:w14="http://schemas.microsoft.com/office/word/2010/wordml" xmlns:w15="http://schemas.microsoft.com/office/word/2012/wordml" xmlns:w16cex="http://schemas.microsoft.com/office/word/2018/wordml/cex" xmlns:w16cid="http://schemas.microsoft.com/office/word/2016/wordml/cid" xmlns:w16="http://schemas.microsoft.com/office/word/2018/wordml" xmlns:w16sdtdh="http://schemas.microsoft.com/office/word/2020/wordml/sdtdatahash" xmlns:w16se="http://schemas.microsoft.com/office/word/2015/wordml/symex" xmlns:wpg="http://schemas.microsoft.com/office/word/2010/wordprocessingGroup" xmlns:wpi="http://schemas.microsoft.com/office/word/2010/wordprocessingInk" xmlns:wne="http://schemas.microsoft.com/office/word/2006/wordml" xmlns:wps="http://schemas.microsoft.com/office/word/2010/wordprocessingShape" mc:Ignorable="w14 w15 w16se w16cid w16 w16cex w16sdtdh wp14">
+  <w:abstractNum w:abstractNumId="0" w15:restartNumberingAfterBreak="0">
+    <w:nsid w:val="16492DED"/>
+    <w:multiLevelType w:val="multilevel"/>
+    <w:tmpl w:val="5582DEDA"/>
     <w:lvl w:ilvl="0">
       <w:start w:val="1"/>
       <w:numFmt w:val="none"/>
@@ -1733,7 +1163,7 @@
         <w:tabs>
           <w:tab w:val="num" w:pos="0"/>
         </w:tabs>
-        <w:ind w:left="0" w:hanging="0"/>
+        <w:ind w:left="0" w:firstLine="0"/>
       </w:pPr>
     </w:lvl>
     <w:lvl w:ilvl="1">
@@ -1746,7 +1176,7 @@
         <w:tabs>
           <w:tab w:val="num" w:pos="0"/>
         </w:tabs>
-        <w:ind w:left="0" w:hanging="0"/>
+        <w:ind w:left="0" w:firstLine="0"/>
       </w:pPr>
     </w:lvl>
     <w:lvl w:ilvl="2">
@@ -1759,7 +1189,7 @@
         <w:tabs>
           <w:tab w:val="num" w:pos="0"/>
         </w:tabs>
-        <w:ind w:left="0" w:hanging="0"/>
+        <w:ind w:left="0" w:firstLine="0"/>
       </w:pPr>
     </w:lvl>
     <w:lvl w:ilvl="3">
@@ -1772,7 +1202,7 @@
         <w:tabs>
           <w:tab w:val="num" w:pos="0"/>
         </w:tabs>
-        <w:ind w:left="0" w:hanging="0"/>
+        <w:ind w:left="0" w:firstLine="0"/>
       </w:pPr>
     </w:lvl>
     <w:lvl w:ilvl="4">
@@ -1785,7 +1215,7 @@
         <w:tabs>
           <w:tab w:val="num" w:pos="0"/>
         </w:tabs>
-        <w:ind w:left="0" w:hanging="0"/>
+        <w:ind w:left="0" w:firstLine="0"/>
       </w:pPr>
     </w:lvl>
     <w:lvl w:ilvl="5">
@@ -1798,7 +1228,7 @@
         <w:tabs>
           <w:tab w:val="num" w:pos="0"/>
         </w:tabs>
-        <w:ind w:left="0" w:hanging="0"/>
+        <w:ind w:left="0" w:firstLine="0"/>
       </w:pPr>
     </w:lvl>
     <w:lvl w:ilvl="6">
@@ -1811,7 +1241,7 @@
         <w:tabs>
           <w:tab w:val="num" w:pos="0"/>
         </w:tabs>
-        <w:ind w:left="0" w:hanging="0"/>
+        <w:ind w:left="0" w:firstLine="0"/>
       </w:pPr>
     </w:lvl>
     <w:lvl w:ilvl="7">
@@ -1824,7 +1254,7 @@
         <w:tabs>
           <w:tab w:val="num" w:pos="0"/>
         </w:tabs>
-        <w:ind w:left="0" w:hanging="0"/>
+        <w:ind w:left="0" w:firstLine="0"/>
       </w:pPr>
     </w:lvl>
     <w:lvl w:ilvl="8">
@@ -1837,31 +1267,469 @@
         <w:tabs>
           <w:tab w:val="num" w:pos="0"/>
         </w:tabs>
-        <w:ind w:left="0" w:hanging="0"/>
+        <w:ind w:left="0" w:firstLine="0"/>
       </w:pPr>
     </w:lvl>
   </w:abstractNum>
-  <w:num w:numId="1">
+  <w:abstractNum w:abstractNumId="1" w15:restartNumberingAfterBreak="0">
+    <w:nsid w:val="41052FAC"/>
+    <w:multiLevelType w:val="multilevel"/>
+    <w:tmpl w:val="2F0649C2"/>
+    <w:lvl w:ilvl="0">
+      <w:start w:val="1"/>
+      <w:numFmt w:val="bullet"/>
+      <w:lvlText w:val=""/>
+      <w:lvlJc w:val="left"/>
+      <w:pPr>
+        <w:tabs>
+          <w:tab w:val="num" w:pos="0"/>
+        </w:tabs>
+        <w:ind w:left="720" w:hanging="360"/>
+      </w:pPr>
+      <w:rPr>
+        <w:rFonts w:ascii="Symbol" w:hAnsi="Symbol" w:cs="Symbol" w:hint="default"/>
+      </w:rPr>
+    </w:lvl>
+    <w:lvl w:ilvl="1">
+      <w:start w:val="1"/>
+      <w:numFmt w:val="bullet"/>
+      <w:lvlText w:val="o"/>
+      <w:lvlJc w:val="left"/>
+      <w:pPr>
+        <w:tabs>
+          <w:tab w:val="num" w:pos="0"/>
+        </w:tabs>
+        <w:ind w:left="1440" w:hanging="360"/>
+      </w:pPr>
+      <w:rPr>
+        <w:rFonts w:ascii="Courier New" w:hAnsi="Courier New" w:cs="Courier New" w:hint="default"/>
+      </w:rPr>
+    </w:lvl>
+    <w:lvl w:ilvl="2">
+      <w:start w:val="1"/>
+      <w:numFmt w:val="bullet"/>
+      <w:lvlText w:val=""/>
+      <w:lvlJc w:val="left"/>
+      <w:pPr>
+        <w:tabs>
+          <w:tab w:val="num" w:pos="0"/>
+        </w:tabs>
+        <w:ind w:left="2160" w:hanging="360"/>
+      </w:pPr>
+      <w:rPr>
+        <w:rFonts w:ascii="Wingdings" w:hAnsi="Wingdings" w:cs="Wingdings" w:hint="default"/>
+      </w:rPr>
+    </w:lvl>
+    <w:lvl w:ilvl="3">
+      <w:start w:val="1"/>
+      <w:numFmt w:val="bullet"/>
+      <w:lvlText w:val=""/>
+      <w:lvlJc w:val="left"/>
+      <w:pPr>
+        <w:tabs>
+          <w:tab w:val="num" w:pos="0"/>
+        </w:tabs>
+        <w:ind w:left="2880" w:hanging="360"/>
+      </w:pPr>
+      <w:rPr>
+        <w:rFonts w:ascii="Symbol" w:hAnsi="Symbol" w:cs="Symbol" w:hint="default"/>
+      </w:rPr>
+    </w:lvl>
+    <w:lvl w:ilvl="4">
+      <w:start w:val="1"/>
+      <w:numFmt w:val="bullet"/>
+      <w:lvlText w:val="o"/>
+      <w:lvlJc w:val="left"/>
+      <w:pPr>
+        <w:tabs>
+          <w:tab w:val="num" w:pos="0"/>
+        </w:tabs>
+        <w:ind w:left="3600" w:hanging="360"/>
+      </w:pPr>
+      <w:rPr>
+        <w:rFonts w:ascii="Courier New" w:hAnsi="Courier New" w:cs="Courier New" w:hint="default"/>
+      </w:rPr>
+    </w:lvl>
+    <w:lvl w:ilvl="5">
+      <w:start w:val="1"/>
+      <w:numFmt w:val="bullet"/>
+      <w:lvlText w:val=""/>
+      <w:lvlJc w:val="left"/>
+      <w:pPr>
+        <w:tabs>
+          <w:tab w:val="num" w:pos="0"/>
+        </w:tabs>
+        <w:ind w:left="4320" w:hanging="360"/>
+      </w:pPr>
+      <w:rPr>
+        <w:rFonts w:ascii="Wingdings" w:hAnsi="Wingdings" w:cs="Wingdings" w:hint="default"/>
+      </w:rPr>
+    </w:lvl>
+    <w:lvl w:ilvl="6">
+      <w:start w:val="1"/>
+      <w:numFmt w:val="bullet"/>
+      <w:lvlText w:val=""/>
+      <w:lvlJc w:val="left"/>
+      <w:pPr>
+        <w:tabs>
+          <w:tab w:val="num" w:pos="0"/>
+        </w:tabs>
+        <w:ind w:left="5040" w:hanging="360"/>
+      </w:pPr>
+      <w:rPr>
+        <w:rFonts w:ascii="Symbol" w:hAnsi="Symbol" w:cs="Symbol" w:hint="default"/>
+      </w:rPr>
+    </w:lvl>
+    <w:lvl w:ilvl="7">
+      <w:start w:val="1"/>
+      <w:numFmt w:val="bullet"/>
+      <w:lvlText w:val="o"/>
+      <w:lvlJc w:val="left"/>
+      <w:pPr>
+        <w:tabs>
+          <w:tab w:val="num" w:pos="0"/>
+        </w:tabs>
+        <w:ind w:left="5760" w:hanging="360"/>
+      </w:pPr>
+      <w:rPr>
+        <w:rFonts w:ascii="Courier New" w:hAnsi="Courier New" w:cs="Courier New" w:hint="default"/>
+      </w:rPr>
+    </w:lvl>
+    <w:lvl w:ilvl="8">
+      <w:start w:val="1"/>
+      <w:numFmt w:val="bullet"/>
+      <w:lvlText w:val=""/>
+      <w:lvlJc w:val="left"/>
+      <w:pPr>
+        <w:tabs>
+          <w:tab w:val="num" w:pos="0"/>
+        </w:tabs>
+        <w:ind w:left="6480" w:hanging="360"/>
+      </w:pPr>
+      <w:rPr>
+        <w:rFonts w:ascii="Wingdings" w:hAnsi="Wingdings" w:cs="Wingdings" w:hint="default"/>
+      </w:rPr>
+    </w:lvl>
+  </w:abstractNum>
+  <w:abstractNum w:abstractNumId="2" w15:restartNumberingAfterBreak="0">
+    <w:nsid w:val="42FC7108"/>
+    <w:multiLevelType w:val="multilevel"/>
+    <w:tmpl w:val="088421D0"/>
+    <w:lvl w:ilvl="0">
+      <w:start w:val="1"/>
+      <w:numFmt w:val="bullet"/>
+      <w:lvlText w:val=""/>
+      <w:lvlJc w:val="left"/>
+      <w:pPr>
+        <w:tabs>
+          <w:tab w:val="num" w:pos="720"/>
+        </w:tabs>
+        <w:ind w:left="720" w:hanging="360"/>
+      </w:pPr>
+      <w:rPr>
+        <w:rFonts w:ascii="Symbol" w:hAnsi="Symbol" w:cs="Symbol" w:hint="default"/>
+        <w:sz w:val="20"/>
+      </w:rPr>
+    </w:lvl>
+    <w:lvl w:ilvl="1">
+      <w:start w:val="1"/>
+      <w:numFmt w:val="bullet"/>
+      <w:lvlText w:val=""/>
+      <w:lvlJc w:val="left"/>
+      <w:pPr>
+        <w:tabs>
+          <w:tab w:val="num" w:pos="1440"/>
+        </w:tabs>
+        <w:ind w:left="1440" w:hanging="360"/>
+      </w:pPr>
+      <w:rPr>
+        <w:rFonts w:ascii="Symbol" w:hAnsi="Symbol" w:cs="Symbol" w:hint="default"/>
+        <w:sz w:val="20"/>
+      </w:rPr>
+    </w:lvl>
+    <w:lvl w:ilvl="2">
+      <w:start w:val="1"/>
+      <w:numFmt w:val="bullet"/>
+      <w:lvlText w:val=""/>
+      <w:lvlJc w:val="left"/>
+      <w:pPr>
+        <w:tabs>
+          <w:tab w:val="num" w:pos="2160"/>
+        </w:tabs>
+        <w:ind w:left="2160" w:hanging="360"/>
+      </w:pPr>
+      <w:rPr>
+        <w:rFonts w:ascii="Symbol" w:hAnsi="Symbol" w:cs="Symbol" w:hint="default"/>
+        <w:sz w:val="20"/>
+      </w:rPr>
+    </w:lvl>
+    <w:lvl w:ilvl="3">
+      <w:start w:val="1"/>
+      <w:numFmt w:val="bullet"/>
+      <w:lvlText w:val=""/>
+      <w:lvlJc w:val="left"/>
+      <w:pPr>
+        <w:tabs>
+          <w:tab w:val="num" w:pos="2880"/>
+        </w:tabs>
+        <w:ind w:left="2880" w:hanging="360"/>
+      </w:pPr>
+      <w:rPr>
+        <w:rFonts w:ascii="Symbol" w:hAnsi="Symbol" w:cs="Symbol" w:hint="default"/>
+        <w:sz w:val="20"/>
+      </w:rPr>
+    </w:lvl>
+    <w:lvl w:ilvl="4">
+      <w:start w:val="1"/>
+      <w:numFmt w:val="bullet"/>
+      <w:lvlText w:val=""/>
+      <w:lvlJc w:val="left"/>
+      <w:pPr>
+        <w:tabs>
+          <w:tab w:val="num" w:pos="3600"/>
+        </w:tabs>
+        <w:ind w:left="3600" w:hanging="360"/>
+      </w:pPr>
+      <w:rPr>
+        <w:rFonts w:ascii="Symbol" w:hAnsi="Symbol" w:cs="Symbol" w:hint="default"/>
+        <w:sz w:val="20"/>
+      </w:rPr>
+    </w:lvl>
+    <w:lvl w:ilvl="5">
+      <w:start w:val="1"/>
+      <w:numFmt w:val="bullet"/>
+      <w:lvlText w:val=""/>
+      <w:lvlJc w:val="left"/>
+      <w:pPr>
+        <w:tabs>
+          <w:tab w:val="num" w:pos="4320"/>
+        </w:tabs>
+        <w:ind w:left="4320" w:hanging="360"/>
+      </w:pPr>
+      <w:rPr>
+        <w:rFonts w:ascii="Symbol" w:hAnsi="Symbol" w:cs="Symbol" w:hint="default"/>
+        <w:sz w:val="20"/>
+      </w:rPr>
+    </w:lvl>
+    <w:lvl w:ilvl="6">
+      <w:start w:val="1"/>
+      <w:numFmt w:val="bullet"/>
+      <w:lvlText w:val=""/>
+      <w:lvlJc w:val="left"/>
+      <w:pPr>
+        <w:tabs>
+          <w:tab w:val="num" w:pos="5040"/>
+        </w:tabs>
+        <w:ind w:left="5040" w:hanging="360"/>
+      </w:pPr>
+      <w:rPr>
+        <w:rFonts w:ascii="Symbol" w:hAnsi="Symbol" w:cs="Symbol" w:hint="default"/>
+        <w:sz w:val="20"/>
+      </w:rPr>
+    </w:lvl>
+    <w:lvl w:ilvl="7">
+      <w:start w:val="1"/>
+      <w:numFmt w:val="bullet"/>
+      <w:lvlText w:val=""/>
+      <w:lvlJc w:val="left"/>
+      <w:pPr>
+        <w:tabs>
+          <w:tab w:val="num" w:pos="5760"/>
+        </w:tabs>
+        <w:ind w:left="5760" w:hanging="360"/>
+      </w:pPr>
+      <w:rPr>
+        <w:rFonts w:ascii="Symbol" w:hAnsi="Symbol" w:cs="Symbol" w:hint="default"/>
+        <w:sz w:val="20"/>
+      </w:rPr>
+    </w:lvl>
+    <w:lvl w:ilvl="8">
+      <w:start w:val="1"/>
+      <w:numFmt w:val="bullet"/>
+      <w:lvlText w:val=""/>
+      <w:lvlJc w:val="left"/>
+      <w:pPr>
+        <w:tabs>
+          <w:tab w:val="num" w:pos="6480"/>
+        </w:tabs>
+        <w:ind w:left="6480" w:hanging="360"/>
+      </w:pPr>
+      <w:rPr>
+        <w:rFonts w:ascii="Symbol" w:hAnsi="Symbol" w:cs="Symbol" w:hint="default"/>
+        <w:sz w:val="20"/>
+      </w:rPr>
+    </w:lvl>
+  </w:abstractNum>
+  <w:abstractNum w:abstractNumId="3" w15:restartNumberingAfterBreak="0">
+    <w:nsid w:val="45FF1442"/>
+    <w:multiLevelType w:val="multilevel"/>
+    <w:tmpl w:val="B8DAF9B2"/>
+    <w:lvl w:ilvl="0">
+      <w:start w:val="1"/>
+      <w:numFmt w:val="bullet"/>
+      <w:lvlText w:val=""/>
+      <w:lvlJc w:val="left"/>
+      <w:pPr>
+        <w:tabs>
+          <w:tab w:val="num" w:pos="720"/>
+        </w:tabs>
+        <w:ind w:left="720" w:hanging="360"/>
+      </w:pPr>
+      <w:rPr>
+        <w:rFonts w:ascii="Symbol" w:hAnsi="Symbol" w:cs="Symbol" w:hint="default"/>
+        <w:sz w:val="20"/>
+      </w:rPr>
+    </w:lvl>
+    <w:lvl w:ilvl="1">
+      <w:start w:val="1"/>
+      <w:numFmt w:val="bullet"/>
+      <w:lvlText w:val=""/>
+      <w:lvlJc w:val="left"/>
+      <w:pPr>
+        <w:tabs>
+          <w:tab w:val="num" w:pos="1440"/>
+        </w:tabs>
+        <w:ind w:left="1440" w:hanging="360"/>
+      </w:pPr>
+      <w:rPr>
+        <w:rFonts w:ascii="Symbol" w:hAnsi="Symbol" w:cs="Symbol" w:hint="default"/>
+        <w:sz w:val="20"/>
+      </w:rPr>
+    </w:lvl>
+    <w:lvl w:ilvl="2">
+      <w:start w:val="1"/>
+      <w:numFmt w:val="bullet"/>
+      <w:lvlText w:val=""/>
+      <w:lvlJc w:val="left"/>
+      <w:pPr>
+        <w:tabs>
+          <w:tab w:val="num" w:pos="2160"/>
+        </w:tabs>
+        <w:ind w:left="2160" w:hanging="360"/>
+      </w:pPr>
+      <w:rPr>
+        <w:rFonts w:ascii="Symbol" w:hAnsi="Symbol" w:cs="Symbol" w:hint="default"/>
+        <w:sz w:val="20"/>
+      </w:rPr>
+    </w:lvl>
+    <w:lvl w:ilvl="3">
+      <w:start w:val="1"/>
+      <w:numFmt w:val="bullet"/>
+      <w:lvlText w:val=""/>
+      <w:lvlJc w:val="left"/>
+      <w:pPr>
+        <w:tabs>
+          <w:tab w:val="num" w:pos="2880"/>
+        </w:tabs>
+        <w:ind w:left="2880" w:hanging="360"/>
+      </w:pPr>
+      <w:rPr>
+        <w:rFonts w:ascii="Symbol" w:hAnsi="Symbol" w:cs="Symbol" w:hint="default"/>
+        <w:sz w:val="20"/>
+      </w:rPr>
+    </w:lvl>
+    <w:lvl w:ilvl="4">
+      <w:start w:val="1"/>
+      <w:numFmt w:val="bullet"/>
+      <w:lvlText w:val=""/>
+      <w:lvlJc w:val="left"/>
+      <w:pPr>
+        <w:tabs>
+          <w:tab w:val="num" w:pos="3600"/>
+        </w:tabs>
+        <w:ind w:left="3600" w:hanging="360"/>
+      </w:pPr>
+      <w:rPr>
+        <w:rFonts w:ascii="Symbol" w:hAnsi="Symbol" w:cs="Symbol" w:hint="default"/>
+        <w:sz w:val="20"/>
+      </w:rPr>
+    </w:lvl>
+    <w:lvl w:ilvl="5">
+      <w:start w:val="1"/>
+      <w:numFmt w:val="bullet"/>
+      <w:lvlText w:val=""/>
+      <w:lvlJc w:val="left"/>
+      <w:pPr>
+        <w:tabs>
+          <w:tab w:val="num" w:pos="4320"/>
+        </w:tabs>
+        <w:ind w:left="4320" w:hanging="360"/>
+      </w:pPr>
+      <w:rPr>
+        <w:rFonts w:ascii="Symbol" w:hAnsi="Symbol" w:cs="Symbol" w:hint="default"/>
+        <w:sz w:val="20"/>
+      </w:rPr>
+    </w:lvl>
+    <w:lvl w:ilvl="6">
+      <w:start w:val="1"/>
+      <w:numFmt w:val="bullet"/>
+      <w:lvlText w:val=""/>
+      <w:lvlJc w:val="left"/>
+      <w:pPr>
+        <w:tabs>
+          <w:tab w:val="num" w:pos="5040"/>
+        </w:tabs>
+        <w:ind w:left="5040" w:hanging="360"/>
+      </w:pPr>
+      <w:rPr>
+        <w:rFonts w:ascii="Symbol" w:hAnsi="Symbol" w:cs="Symbol" w:hint="default"/>
+        <w:sz w:val="20"/>
+      </w:rPr>
+    </w:lvl>
+    <w:lvl w:ilvl="7">
+      <w:start w:val="1"/>
+      <w:numFmt w:val="bullet"/>
+      <w:lvlText w:val=""/>
+      <w:lvlJc w:val="left"/>
+      <w:pPr>
+        <w:tabs>
+          <w:tab w:val="num" w:pos="5760"/>
+        </w:tabs>
+        <w:ind w:left="5760" w:hanging="360"/>
+      </w:pPr>
+      <w:rPr>
+        <w:rFonts w:ascii="Symbol" w:hAnsi="Symbol" w:cs="Symbol" w:hint="default"/>
+        <w:sz w:val="20"/>
+      </w:rPr>
+    </w:lvl>
+    <w:lvl w:ilvl="8">
+      <w:start w:val="1"/>
+      <w:numFmt w:val="bullet"/>
+      <w:lvlText w:val=""/>
+      <w:lvlJc w:val="left"/>
+      <w:pPr>
+        <w:tabs>
+          <w:tab w:val="num" w:pos="6480"/>
+        </w:tabs>
+        <w:ind w:left="6480" w:hanging="360"/>
+      </w:pPr>
+      <w:rPr>
+        <w:rFonts w:ascii="Symbol" w:hAnsi="Symbol" w:cs="Symbol" w:hint="default"/>
+        <w:sz w:val="20"/>
+      </w:rPr>
+    </w:lvl>
+  </w:abstractNum>
+  <w:num w:numId="1" w16cid:durableId="43217805">
     <w:abstractNumId w:val="1"/>
   </w:num>
-  <w:num w:numId="2">
+  <w:num w:numId="2" w16cid:durableId="577634771">
     <w:abstractNumId w:val="2"/>
   </w:num>
-  <w:num w:numId="3">
+  <w:num w:numId="3" w16cid:durableId="2029595197">
     <w:abstractNumId w:val="3"/>
   </w:num>
-  <w:num w:numId="4">
-    <w:abstractNumId w:val="4"/>
+  <w:num w:numId="4" w16cid:durableId="1670524161">
+    <w:abstractNumId w:val="0"/>
   </w:num>
 </w:numbering>
 </file>
 
 <file path=word/styles.xml><?xml version="1.0" encoding="utf-8"?>
-<w:styles xmlns:w="http://schemas.openxmlformats.org/wordprocessingml/2006/main" xmlns:w14="http://schemas.microsoft.com/office/word/2010/wordml" xmlns:mc="http://schemas.openxmlformats.org/markup-compatibility/2006" mc:Ignorable="w14">
+<w:styles xmlns:mc="http://schemas.openxmlformats.org/markup-compatibility/2006" xmlns:r="http://schemas.openxmlformats.org/officeDocument/2006/relationships" xmlns:w="http://schemas.openxmlformats.org/wordprocessingml/2006/main" xmlns:w14="http://schemas.microsoft.com/office/word/2010/wordml" xmlns:w15="http://schemas.microsoft.com/office/word/2012/wordml" xmlns:w16cex="http://schemas.microsoft.com/office/word/2018/wordml/cex" xmlns:w16cid="http://schemas.microsoft.com/office/word/2016/wordml/cid" xmlns:w16="http://schemas.microsoft.com/office/word/2018/wordml" xmlns:w16sdtdh="http://schemas.microsoft.com/office/word/2020/wordml/sdtdatahash" xmlns:w16se="http://schemas.microsoft.com/office/word/2015/wordml/symex" mc:Ignorable="w14 w15 w16se w16cid w16 w16cex w16sdtdh">
   <w:docDefaults>
     <w:rPrDefault>
       <w:rPr>
-        <w:rFonts w:ascii="Calibri" w:hAnsi="Calibri" w:eastAsia="" w:cs="" w:asciiTheme="minorHAnsi" w:cstheme="minorBidi" w:eastAsiaTheme="minorEastAsia" w:hAnsiTheme="minorHAnsi"/>
+        <w:rFonts w:asciiTheme="minorHAnsi" w:eastAsiaTheme="minorEastAsia" w:hAnsiTheme="minorHAnsi" w:cstheme="minorBidi"/>
         <w:sz w:val="24"/>
         <w:szCs w:val="24"/>
         <w:lang w:val="en-US" w:eastAsia="en-US" w:bidi="ar-SA"/>
@@ -1869,21 +1737,21 @@
     </w:rPrDefault>
     <w:pPrDefault>
       <w:pPr>
-        <w:suppressAutoHyphens w:val="true"/>
+        <w:suppressAutoHyphens/>
       </w:pPr>
     </w:pPrDefault>
   </w:docDefaults>
   <w:latentStyles w:defLockedState="0" w:defUIPriority="99" w:defSemiHidden="0" w:defUnhideWhenUsed="0" w:defQFormat="0" w:count="376">
     <w:lsdException w:name="Normal" w:uiPriority="0" w:qFormat="1"/>
     <w:lsdException w:name="heading 1" w:uiPriority="9" w:qFormat="1"/>
-    <w:lsdException w:name="heading 2" w:uiPriority="9" w:semiHidden="1" w:unhideWhenUsed="1" w:qFormat="1"/>
-    <w:lsdException w:name="heading 3" w:uiPriority="9" w:semiHidden="1" w:unhideWhenUsed="1" w:qFormat="1"/>
-    <w:lsdException w:name="heading 4" w:uiPriority="9" w:semiHidden="1" w:unhideWhenUsed="1" w:qFormat="1"/>
-    <w:lsdException w:name="heading 5" w:uiPriority="9" w:semiHidden="1" w:unhideWhenUsed="1" w:qFormat="1"/>
-    <w:lsdException w:name="heading 6" w:uiPriority="9" w:semiHidden="1" w:unhideWhenUsed="1" w:qFormat="1"/>
-    <w:lsdException w:name="heading 7" w:uiPriority="9" w:semiHidden="1" w:unhideWhenUsed="1" w:qFormat="1"/>
-    <w:lsdException w:name="heading 8" w:uiPriority="9" w:semiHidden="1" w:unhideWhenUsed="1" w:qFormat="1"/>
-    <w:lsdException w:name="heading 9" w:uiPriority="9" w:semiHidden="1" w:unhideWhenUsed="1" w:qFormat="1"/>
+    <w:lsdException w:name="heading 2" w:semiHidden="1" w:uiPriority="9" w:unhideWhenUsed="1" w:qFormat="1"/>
+    <w:lsdException w:name="heading 3" w:semiHidden="1" w:uiPriority="9" w:unhideWhenUsed="1" w:qFormat="1"/>
+    <w:lsdException w:name="heading 4" w:semiHidden="1" w:uiPriority="9" w:unhideWhenUsed="1" w:qFormat="1"/>
+    <w:lsdException w:name="heading 5" w:semiHidden="1" w:uiPriority="9" w:unhideWhenUsed="1" w:qFormat="1"/>
+    <w:lsdException w:name="heading 6" w:semiHidden="1" w:uiPriority="9" w:unhideWhenUsed="1" w:qFormat="1"/>
+    <w:lsdException w:name="heading 7" w:semiHidden="1" w:uiPriority="9" w:unhideWhenUsed="1" w:qFormat="1"/>
+    <w:lsdException w:name="heading 8" w:semiHidden="1" w:uiPriority="9" w:unhideWhenUsed="1" w:qFormat="1"/>
+    <w:lsdException w:name="heading 9" w:semiHidden="1" w:uiPriority="9" w:unhideWhenUsed="1" w:qFormat="1"/>
     <w:lsdException w:name="index 1" w:semiHidden="1" w:unhideWhenUsed="1"/>
     <w:lsdException w:name="index 2" w:semiHidden="1" w:unhideWhenUsed="1"/>
     <w:lsdException w:name="index 3" w:semiHidden="1" w:unhideWhenUsed="1"/>
@@ -1893,22 +1761,22 @@
     <w:lsdException w:name="index 7" w:semiHidden="1" w:unhideWhenUsed="1"/>
     <w:lsdException w:name="index 8" w:semiHidden="1" w:unhideWhenUsed="1"/>
     <w:lsdException w:name="index 9" w:semiHidden="1" w:unhideWhenUsed="1"/>
-    <w:lsdException w:name="toc 1" w:uiPriority="39" w:semiHidden="1" w:unhideWhenUsed="1"/>
-    <w:lsdException w:name="toc 2" w:uiPriority="39" w:semiHidden="1" w:unhideWhenUsed="1"/>
-    <w:lsdException w:name="toc 3" w:uiPriority="39" w:semiHidden="1" w:unhideWhenUsed="1"/>
-    <w:lsdException w:name="toc 4" w:uiPriority="39" w:semiHidden="1" w:unhideWhenUsed="1"/>
-    <w:lsdException w:name="toc 5" w:uiPriority="39" w:semiHidden="1" w:unhideWhenUsed="1"/>
-    <w:lsdException w:name="toc 6" w:uiPriority="39" w:semiHidden="1" w:unhideWhenUsed="1"/>
-    <w:lsdException w:name="toc 7" w:uiPriority="39" w:semiHidden="1" w:unhideWhenUsed="1"/>
-    <w:lsdException w:name="toc 8" w:uiPriority="39" w:semiHidden="1" w:unhideWhenUsed="1"/>
-    <w:lsdException w:name="toc 9" w:uiPriority="39" w:semiHidden="1" w:unhideWhenUsed="1"/>
+    <w:lsdException w:name="toc 1" w:semiHidden="1" w:uiPriority="39" w:unhideWhenUsed="1"/>
+    <w:lsdException w:name="toc 2" w:semiHidden="1" w:uiPriority="39" w:unhideWhenUsed="1"/>
+    <w:lsdException w:name="toc 3" w:semiHidden="1" w:uiPriority="39" w:unhideWhenUsed="1"/>
+    <w:lsdException w:name="toc 4" w:semiHidden="1" w:uiPriority="39" w:unhideWhenUsed="1"/>
+    <w:lsdException w:name="toc 5" w:semiHidden="1" w:uiPriority="39" w:unhideWhenUsed="1"/>
+    <w:lsdException w:name="toc 6" w:semiHidden="1" w:uiPriority="39" w:unhideWhenUsed="1"/>
+    <w:lsdException w:name="toc 7" w:semiHidden="1" w:uiPriority="39" w:unhideWhenUsed="1"/>
+    <w:lsdException w:name="toc 8" w:semiHidden="1" w:uiPriority="39" w:unhideWhenUsed="1"/>
+    <w:lsdException w:name="toc 9" w:semiHidden="1" w:uiPriority="39" w:unhideWhenUsed="1"/>
     <w:lsdException w:name="Normal Indent" w:semiHidden="1" w:unhideWhenUsed="1"/>
     <w:lsdException w:name="footnote text" w:semiHidden="1" w:unhideWhenUsed="1"/>
     <w:lsdException w:name="annotation text" w:semiHidden="1" w:unhideWhenUsed="1"/>
     <w:lsdException w:name="header" w:semiHidden="1" w:unhideWhenUsed="1"/>
     <w:lsdException w:name="footer" w:semiHidden="1" w:unhideWhenUsed="1"/>
     <w:lsdException w:name="index heading" w:semiHidden="1" w:unhideWhenUsed="1"/>
-    <w:lsdException w:name="caption" w:uiPriority="35" w:semiHidden="1" w:unhideWhenUsed="1" w:qFormat="1"/>
+    <w:lsdException w:name="caption" w:semiHidden="1" w:uiPriority="35" w:unhideWhenUsed="1" w:qFormat="1"/>
     <w:lsdException w:name="table of figures" w:semiHidden="1" w:unhideWhenUsed="1"/>
     <w:lsdException w:name="envelope address" w:semiHidden="1" w:unhideWhenUsed="1"/>
     <w:lsdException w:name="envelope return" w:semiHidden="1" w:unhideWhenUsed="1"/>
@@ -1939,7 +1807,7 @@
     <w:lsdException w:name="Title" w:uiPriority="10" w:qFormat="1"/>
     <w:lsdException w:name="Closing" w:semiHidden="1" w:unhideWhenUsed="1"/>
     <w:lsdException w:name="Signature" w:semiHidden="1" w:unhideWhenUsed="1"/>
-    <w:lsdException w:name="Default Paragraph Font" w:uiPriority="1" w:semiHidden="1" w:unhideWhenUsed="1"/>
+    <w:lsdException w:name="Default Paragraph Font" w:semiHidden="1" w:uiPriority="1" w:unhideWhenUsed="1"/>
     <w:lsdException w:name="Body Text" w:semiHidden="1" w:unhideWhenUsed="1"/>
     <w:lsdException w:name="Body Text Indent" w:semiHidden="1" w:unhideWhenUsed="1"/>
     <w:lsdException w:name="List Continue" w:semiHidden="1" w:unhideWhenUsed="1"/>
@@ -2139,8 +2007,8 @@
     <w:lsdException w:name="Subtle Reference" w:uiPriority="31" w:qFormat="1"/>
     <w:lsdException w:name="Intense Reference" w:uiPriority="32" w:qFormat="1"/>
     <w:lsdException w:name="Book Title" w:uiPriority="33" w:qFormat="1"/>
-    <w:lsdException w:name="Bibliography" w:uiPriority="37" w:semiHidden="1" w:unhideWhenUsed="1"/>
-    <w:lsdException w:name="TOC Heading" w:uiPriority="39" w:semiHidden="1" w:unhideWhenUsed="1" w:qFormat="1"/>
+    <w:lsdException w:name="Bibliography" w:semiHidden="1" w:uiPriority="37" w:unhideWhenUsed="1"/>
+    <w:lsdException w:name="TOC Heading" w:semiHidden="1" w:uiPriority="39" w:unhideWhenUsed="1" w:qFormat="1"/>
     <w:lsdException w:name="Plain Table 1" w:uiPriority="41"/>
     <w:lsdException w:name="Plain Table 2" w:uiPriority="42"/>
     <w:lsdException w:name="Plain Table 3" w:uiPriority="43"/>
@@ -2251,41 +2119,45 @@
     <w:lsdException w:name="Unresolved Mention" w:semiHidden="1" w:unhideWhenUsed="1"/>
     <w:lsdException w:name="Smart Link" w:semiHidden="1" w:unhideWhenUsed="1"/>
   </w:latentStyles>
-  <w:style w:type="paragraph" w:styleId="Normal" w:default="1">
+  <w:style w:type="paragraph" w:default="1" w:styleId="Normal">
     <w:name w:val="Normal"/>
     <w:qFormat/>
-    <w:pPr>
-      <w:widowControl/>
-      <w:suppressAutoHyphens w:val="true"/>
-      <w:bidi w:val="0"/>
-      <w:spacing w:before="0" w:after="0"/>
-      <w:jc w:val="left"/>
-    </w:pPr>
-    <w:rPr>
-      <w:rFonts w:ascii="Calibri" w:hAnsi="Calibri" w:eastAsia="" w:cs="" w:asciiTheme="minorHAnsi" w:cstheme="minorBidi" w:eastAsiaTheme="minorEastAsia" w:hAnsiTheme="minorHAnsi"/>
-      <w:color w:val="auto"/>
-      <w:kern w:val="0"/>
-      <w:sz w:val="24"/>
-      <w:szCs w:val="24"/>
-      <w:lang w:val="en-US" w:eastAsia="en-US" w:bidi="ar-SA"/>
-    </w:rPr>
   </w:style>
-  <w:style w:type="character" w:styleId="DefaultParagraphFont" w:default="1">
+  <w:style w:type="character" w:default="1" w:styleId="DefaultParagraphFont">
     <w:name w:val="Default Paragraph Font"/>
     <w:uiPriority w:val="1"/>
     <w:semiHidden/>
     <w:unhideWhenUsed/>
-    <w:qFormat/>
-    <w:rPr/>
+  </w:style>
+  <w:style w:type="table" w:default="1" w:styleId="TableNormal">
+    <w:name w:val="Normal Table"/>
+    <w:uiPriority w:val="99"/>
+    <w:semiHidden/>
+    <w:unhideWhenUsed/>
+    <w:tblPr>
+      <w:tblInd w:w="0" w:type="dxa"/>
+      <w:tblCellMar>
+        <w:top w:w="0" w:type="dxa"/>
+        <w:left w:w="108" w:type="dxa"/>
+        <w:bottom w:w="0" w:type="dxa"/>
+        <w:right w:w="108" w:type="dxa"/>
+      </w:tblCellMar>
+    </w:tblPr>
+  </w:style>
+  <w:style w:type="numbering" w:default="1" w:styleId="NoList">
+    <w:name w:val="No List"/>
+    <w:uiPriority w:val="99"/>
+    <w:semiHidden/>
+    <w:unhideWhenUsed/>
   </w:style>
   <w:style w:type="character" w:styleId="Hyperlink">
     <w:name w:val="Hyperlink"/>
     <w:basedOn w:val="DefaultParagraphFont"/>
     <w:uiPriority w:val="99"/>
     <w:unhideWhenUsed/>
-    <w:rsid w:val="00aa6e9f"/>
+    <w:rsid w:val="00AA6E9F"/>
     <w:rPr>
-      <w:color w:themeColor="hyperlink" w:val="0563C1"/>
+      <w:color w:val="0563C1" w:themeColor="hyperlink"/>
       <w:u w:val="single"/>
     </w:rPr>
   </w:style>
@@ -2296,23 +2168,23 @@
     <w:semiHidden/>
     <w:unhideWhenUsed/>
     <w:qFormat/>
-    <w:rsid w:val="00aa6e9f"/>
+    <w:rsid w:val="00AA6E9F"/>
     <w:rPr>
       <w:color w:val="605E5C"/>
-      <w:shd w:fill="E1DFDD" w:val="clear"/>
+      <w:shd w:val="clear" w:color="auto" w:fill="E1DFDD"/>
     </w:rPr>
   </w:style>
-  <w:style w:type="paragraph" w:styleId="Heading">
+  <w:style w:type="paragraph" w:customStyle="1" w:styleId="Heading">
     <w:name w:val="Heading"/>
     <w:basedOn w:val="Normal"/>
     <w:next w:val="BodyText"/>
     <w:qFormat/>
     <w:pPr>
-      <w:keepNext w:val="true"/>
+      <w:keepNext/>
       <w:spacing w:before="240" w:after="120"/>
     </w:pPr>
     <w:rPr>
-      <w:rFonts w:ascii="Liberation Sans" w:hAnsi="Liberation Sans" w:eastAsia="PingFang SC" w:cs="Arial Unicode MS"/>
+      <w:rFonts w:ascii="Liberation Sans" w:eastAsia="PingFang SC" w:hAnsi="Liberation Sans" w:cs="Arial Unicode MS"/>
       <w:sz w:val="28"/>
       <w:szCs w:val="28"/>
     </w:rPr>
@@ -2321,20 +2193,18 @@
     <w:name w:val="Body Text"/>
     <w:basedOn w:val="Normal"/>
     <w:pPr>
-      <w:spacing w:lineRule="auto" w:line="276" w:before="0" w:after="140"/>
+      <w:spacing w:after="140" w:line="276" w:lineRule="auto"/>
     </w:pPr>
-    <w:rPr/>
   </w:style>
   <w:style w:type="paragraph" w:styleId="List">
     <w:name w:val="List"/>
     <w:basedOn w:val="BodyText"/>
-    <w:pPr/>
     <w:rPr>
       <w:rFonts w:cs="Arial Unicode MS"/>
     </w:rPr>
   </w:style>
   <w:style w:type="paragraph" w:styleId="Caption">
-    <w:name w:val="Caption"/>
+    <w:name w:val="caption"/>
     <w:basedOn w:val="Normal"/>
     <w:qFormat/>
     <w:pPr>
@@ -2345,11 +2215,9 @@
       <w:rFonts w:cs="Arial Unicode MS"/>
       <w:i/>
       <w:iCs/>
-      <w:sz w:val="24"/>
-      <w:szCs w:val="24"/>
     </w:rPr>
   </w:style>
-  <w:style w:type="paragraph" w:styleId="Index">
+  <w:style w:type="paragraph" w:customStyle="1" w:styleId="Index">
     <w:name w:val="Index"/>
     <w:basedOn w:val="Normal"/>
     <w:qFormat/>
@@ -2367,85 +2235,62 @@
     <w:qFormat/>
     <w:rsid w:val="00711224"/>
     <w:pPr>
-      <w:spacing w:before="0" w:after="0"/>
-      <w:ind w:hanging="0" w:left="720"/>
+      <w:ind w:left="720"/>
       <w:contextualSpacing/>
     </w:pPr>
-    <w:rPr/>
-  </w:style>
-  <w:style w:type="numbering" w:styleId="NoList" w:default="1">
-    <w:name w:val="No List"/>
-    <w:uiPriority w:val="99"/>
-    <w:semiHidden/>
-    <w:unhideWhenUsed/>
-    <w:qFormat/>
-  </w:style>
-  <w:style w:type="table" w:default="1" w:styleId="TableNormal">
-    <w:name w:val="Normal Table"/>
-    <w:uiPriority w:val="99"/>
-    <w:semiHidden/>
-    <w:unhideWhenUsed/>
-    <w:tblPr>
-      <w:tblCellMar>
-        <w:top w:w="0" w:type="dxa"/>
-        <w:left w:w="108" w:type="dxa"/>
-        <w:bottom w:w="0" w:type="dxa"/>
-        <w:right w:w="108" w:type="dxa"/>
-      </w:tblCellMar>
-    </w:tblPr>
   </w:style>
 </w:styles>
 </file>
 
 <file path=word/theme/theme1.xml><?xml version="1.0" encoding="utf-8"?>
-<a:theme xmlns:a="http://schemas.openxmlformats.org/drawingml/2006/main" xmlns:r="http://schemas.openxmlformats.org/officeDocument/2006/relationships" name="Office Theme">
+<a:theme xmlns:a="http://schemas.openxmlformats.org/drawingml/2006/main" name="Office Theme">
   <a:themeElements>
     <a:clrScheme name="Office">
       <a:dk1>
         <a:srgbClr val="000000"/>
       </a:dk1>
       <a:lt1>
-        <a:srgbClr val="ffffff"/>
+        <a:srgbClr val="FFFFFF"/>
       </a:lt1>
       <a:dk2>
-        <a:srgbClr val="44546a"/>
+        <a:srgbClr val="44546A"/>
       </a:dk2>
       <a:lt2>
-        <a:srgbClr val="e7e6e6"/>
+        <a:srgbClr val="E7E6E6"/>
       </a:lt2>
       <a:accent1>
-        <a:srgbClr val="4472c4"/>
+        <a:srgbClr val="4472C4"/>
       </a:accent1>
       <a:accent2>
-        <a:srgbClr val="ed7d31"/>
+        <a:srgbClr val="ED7D31"/>
       </a:accent2>
       <a:accent3>
-        <a:srgbClr val="a5a5a5"/>
+        <a:srgbClr val="A5A5A5"/>
       </a:accent3>
       <a:accent4>
-        <a:srgbClr val="ffc000"/>
+        <a:srgbClr val="FFC000"/>
       </a:accent4>
       <a:accent5>
-        <a:srgbClr val="5b9bd5"/>
+        <a:srgbClr val="5B9BD5"/>
       </a:accent5>
       <a:accent6>
-        <a:srgbClr val="70ad47"/>
+        <a:srgbClr val="70AD47"/>
       </a:accent6>
       <a:hlink>
-        <a:srgbClr val="0563c1"/>
+        <a:srgbClr val="0563C1"/>
       </a:hlink>
       <a:folHlink>
-        <a:srgbClr val="954f72"/>
+        <a:srgbClr val="954F72"/>
       </a:folHlink>
     </a:clrScheme>
     <a:fontScheme name="Office">
       <a:majorFont>
-        <a:latin typeface="Calibri Light" panose="020F0302020204030204" pitchFamily="0" charset="1"/>
+        <a:latin typeface="Calibri Light" panose="020F0302020204030204"/>
         <a:ea typeface=""/>
         <a:cs typeface=""/>
       </a:majorFont>
       <a:minorFont>
-        <a:latin typeface="Calibri" panose="020F0502020204030204" pitchFamily="0" charset="1"/>
+        <a:latin typeface="Calibri" panose="020F0502020204030204"/>
         <a:ea typeface=""/>
         <a:cs typeface=""/>
       </a:minorFont>
@@ -2477,7 +2322,7 @@
             </a:gs>
           </a:gsLst>
           <a:lin ang="5400000" scaled="0"/>
-          <a:tileRect l="0" t="0" r="0" b="0"/>
+          <a:tileRect/>
         </a:gradFill>
         <a:gradFill>
           <a:gsLst>
@@ -2501,7 +2346,7 @@
             </a:gs>
           </a:gsLst>
           <a:lin ang="5400000" scaled="0"/>
-          <a:tileRect l="0" t="0" r="0" b="0"/>
+          <a:tileRect/>
         </a:gradFill>
       </a:fillStyleLst>
       <a:lnStyleLst>
@@ -2561,10 +2406,12 @@
             </a:gs>
           </a:gsLst>
           <a:lin ang="5400000" scaled="0"/>
-          <a:tileRect l="0" t="0" r="0" b="0"/>
+          <a:tileRect/>
         </a:gradFill>
       </a:bgFillStyleLst>
     </a:fmtScheme>
   </a:themeElements>
+  <a:objectDefaults/>
+  <a:extraClrSchemeLst/>
 </a:theme>
 </file>
--- a/Jonathan_Schweder_CV.docx
+++ b/Jonathan_Schweder_CV.docx
@@ -78,8 +78,18 @@
             <w:rFonts w:eastAsia="Arial" w:cs="Calibri"/>
             <w:sz w:val="22"/>
           </w:rPr>
-          <w:t>linkedin.com/in/jaswdr</w:t>
+          <w:t>linkedin.com/in/</w:t>
         </w:r>
+        <w:proofErr w:type="spellStart"/>
+        <w:r>
+          <w:rPr>
+            <w:rStyle w:val="Hyperlink"/>
+            <w:rFonts w:eastAsia="Arial" w:cs="Calibri"/>
+            <w:sz w:val="22"/>
+          </w:rPr>
+          <w:t>jaswdr</w:t>
+        </w:r>
+        <w:proofErr w:type="spellEnd"/>
       </w:hyperlink>
     </w:p>
     <w:p>
@@ -108,13 +118,43 @@
           <w:szCs w:val="22"/>
           <w:shd w:val="clear" w:color="auto" w:fill="FFFFFF"/>
         </w:rPr>
-        <w:t>Software Engineer with 13+ years of experience designing, developing, and deploying robust software solutions. Skilled in full-stack development and DevOps practices. Passionate about writing clean, efficient code and collaborating cross-functionally to build high-quality products. Seeking Site Reliability Engineer, Software Engineer or similar roles where I can demonstrate my experience and full capacity to deliver the best experience to customers.</w:t>
-      </w:r>
-    </w:p>
-    <w:p>
-      <w:pPr>
+        <w:t xml:space="preserve">Professional with 13+ years of experience designing, developing, and deploying robust software solutions. Skilled in cloud native development and DevOps practices. Passionate about writing clean, efficient code in collaboration with teams and leadership to build high-quality products. Seeking </w:t>
+      </w:r>
+      <w:r>
         <w:rPr>
           <w:rFonts w:cstheme="minorHAnsi"/>
+          <w:color w:val="1C1917"/>
+          <w:sz w:val="22"/>
+          <w:szCs w:val="22"/>
+          <w:shd w:val="clear" w:color="auto" w:fill="FFFFFF"/>
+        </w:rPr>
+        <w:t>Software Engineer</w:t>
+      </w:r>
+      <w:r>
+        <w:rPr>
+          <w:rFonts w:cstheme="minorHAnsi"/>
+          <w:color w:val="1C1917"/>
+          <w:sz w:val="22"/>
+          <w:szCs w:val="22"/>
+          <w:shd w:val="clear" w:color="auto" w:fill="FFFFFF"/>
+        </w:rPr>
+        <w:t xml:space="preserve">, </w:t>
+      </w:r>
+      <w:r>
+        <w:rPr>
+          <w:rFonts w:cstheme="minorHAnsi"/>
+          <w:color w:val="1C1917"/>
+          <w:sz w:val="22"/>
+          <w:szCs w:val="22"/>
+          <w:shd w:val="clear" w:color="auto" w:fill="FFFFFF"/>
+        </w:rPr>
+        <w:t>Site Reliability Engineer or similar roles where I can demonstrate my experience and full capacity to deliver the best experience to customers.</w:t>
+      </w:r>
+    </w:p>
+    <w:p>
+      <w:pPr>
+        <w:rPr>
+          <w:rFonts w:cstheme="minorHAnsi"/>
           <w:sz w:val="22"/>
           <w:szCs w:val="22"/>
         </w:rPr>
@@ -124,185 +164,16 @@
       <w:pPr>
         <w:spacing w:after="120"/>
         <w:rPr>
-          <w:rFonts w:ascii="Calibri" w:eastAsia="Arial" w:hAnsi="Calibri" w:cs="Calibri"/>
+          <w:rFonts w:ascii="Calibri" w:hAnsi="Calibri" w:cs="Calibri"/>
+        </w:rPr>
+      </w:pPr>
+      <w:r>
+        <w:rPr>
+          <w:rFonts w:eastAsia="Arial" w:cs="Calibri"/>
           <w:b/>
           <w:sz w:val="28"/>
-          <w:szCs w:val="28"/>
-        </w:rPr>
-      </w:pPr>
-      <w:r>
-        <w:rPr>
-          <w:rFonts w:eastAsia="Arial" w:cs="Calibri"/>
-          <w:b/>
-          <w:sz w:val="28"/>
-          <w:szCs w:val="28"/>
-        </w:rPr>
-        <w:t>TECHNICAL SKILLS</w:t>
-      </w:r>
-    </w:p>
-    <w:p>
-      <w:pPr>
-        <w:spacing w:after="120"/>
-        <w:rPr>
-          <w:rFonts w:ascii="Calibri" w:hAnsi="Calibri" w:cs="Calibri"/>
-          <w:sz w:val="22"/>
-          <w:szCs w:val="22"/>
-        </w:rPr>
-      </w:pPr>
-      <w:r>
-        <w:rPr>
-          <w:rFonts w:cs="Calibri"/>
-          <w:b/>
-          <w:bCs/>
-          <w:sz w:val="22"/>
-          <w:szCs w:val="22"/>
-        </w:rPr>
-        <w:t>Languages:</w:t>
-      </w:r>
-      <w:r>
-        <w:rPr>
-          <w:rFonts w:cs="Calibri"/>
-          <w:sz w:val="22"/>
-          <w:szCs w:val="22"/>
-        </w:rPr>
-        <w:t xml:space="preserve"> Python, Go, Ruby, Typescript/Javascript, Shellscript, SQL, R</w:t>
-      </w:r>
-    </w:p>
-    <w:p>
-      <w:pPr>
-        <w:spacing w:after="120"/>
-        <w:rPr>
-          <w:rFonts w:ascii="Calibri" w:hAnsi="Calibri" w:cs="Calibri"/>
-          <w:sz w:val="22"/>
-          <w:szCs w:val="22"/>
-        </w:rPr>
-      </w:pPr>
-      <w:r>
-        <w:rPr>
-          <w:rFonts w:cs="Calibri"/>
-          <w:b/>
-          <w:bCs/>
-          <w:sz w:val="22"/>
-          <w:szCs w:val="22"/>
-        </w:rPr>
-        <w:t>Cloud:</w:t>
-      </w:r>
-      <w:r>
-        <w:rPr>
-          <w:rFonts w:cs="Calibri"/>
-          <w:sz w:val="22"/>
-          <w:szCs w:val="22"/>
-        </w:rPr>
-        <w:t xml:space="preserve"> EC2, Lambda, ECS, Docker, Kubernetes, Linux, Networking, Clou</w:t>
-      </w:r>
-      <w:r>
-        <w:rPr>
-          <w:rFonts w:cs="Calibri"/>
-          <w:sz w:val="22"/>
-          <w:szCs w:val="22"/>
-        </w:rPr>
-        <w:t>d</w:t>
-      </w:r>
-      <w:r>
-        <w:rPr>
-          <w:rFonts w:cs="Calibri"/>
-          <w:sz w:val="22"/>
-          <w:szCs w:val="22"/>
-        </w:rPr>
-        <w:t>Formation, CDK, EventBridge, SNS, SQS, Step Functions, SWF, Amplify, API Gateway, CloudFront, Route 53, DMS, Prometheus, Grafana</w:t>
-      </w:r>
-    </w:p>
-    <w:p>
-      <w:pPr>
-        <w:spacing w:after="120"/>
-        <w:rPr>
-          <w:rFonts w:ascii="Calibri" w:hAnsi="Calibri" w:cs="Calibri"/>
-          <w:sz w:val="22"/>
-          <w:szCs w:val="22"/>
-        </w:rPr>
-      </w:pPr>
-      <w:r>
-        <w:rPr>
-          <w:rFonts w:cs="Calibri"/>
-          <w:b/>
-          <w:bCs/>
-          <w:sz w:val="22"/>
-          <w:szCs w:val="22"/>
-        </w:rPr>
-        <w:t>Databases/Storage:</w:t>
-      </w:r>
-      <w:r>
-        <w:rPr>
-          <w:rFonts w:cs="Calibri"/>
-          <w:sz w:val="22"/>
-          <w:szCs w:val="22"/>
-        </w:rPr>
-        <w:t xml:space="preserve"> DynamoDB, RDS, PostgreSQL, Amazon Timestream, Redis, S3, EFS, MongoDB</w:t>
-      </w:r>
-    </w:p>
-    <w:p>
-      <w:pPr>
-        <w:spacing w:after="120"/>
-        <w:rPr>
-          <w:rFonts w:ascii="Calibri" w:hAnsi="Calibri" w:cs="Calibri"/>
-          <w:sz w:val="22"/>
-          <w:szCs w:val="22"/>
-        </w:rPr>
-      </w:pPr>
-      <w:r>
-        <w:rPr>
-          <w:rFonts w:cs="Calibri"/>
-          <w:b/>
-          <w:bCs/>
-          <w:sz w:val="22"/>
-          <w:szCs w:val="22"/>
-        </w:rPr>
-        <w:t>Big Data/Data Analytics:</w:t>
-      </w:r>
-      <w:r>
-        <w:rPr>
-          <w:rFonts w:cs="Calibri"/>
-          <w:sz w:val="22"/>
-          <w:szCs w:val="22"/>
-        </w:rPr>
-        <w:t xml:space="preserve"> PySpark, AWS Glue, QuickSight, Athena, EMR, Amazon SageMaker, Tableau</w:t>
-      </w:r>
-    </w:p>
-    <w:p>
-      <w:pPr>
-        <w:spacing w:after="120"/>
-        <w:rPr>
-          <w:rFonts w:ascii="Calibri" w:hAnsi="Calibri" w:cs="Calibri"/>
-        </w:rPr>
-      </w:pPr>
-      <w:r>
-        <w:rPr>
-          <w:rFonts w:eastAsia="Arial" w:cs="Calibri"/>
-          <w:b/>
-          <w:sz w:val="28"/>
-        </w:rPr>
-        <w:t>EXPERIENCE</w:t>
-      </w:r>
-    </w:p>
-    <w:p>
-      <w:pPr>
-        <w:rPr>
-          <w:rFonts w:ascii="Calibri" w:hAnsi="Calibri" w:cs="Calibri"/>
-          <w:b/>
-          <w:bCs/>
-          <w:sz w:val="22"/>
-          <w:szCs w:val="22"/>
-        </w:rPr>
-      </w:pPr>
-      <w:r>
-        <w:rPr>
-          <w:rFonts w:eastAsia="Arial" w:cs="Calibri"/>
-          <w:b/>
-          <w:bCs/>
-          <w:sz w:val="22"/>
-          <w:szCs w:val="22"/>
-        </w:rPr>
-        <w:t>Amazon Web Services, Dublin, Ireland</w:t>
+        </w:rPr>
+        <w:t>EDUCATION</w:t>
       </w:r>
     </w:p>
     <w:p>
@@ -312,591 +183,144 @@
         </w:tabs>
         <w:rPr>
           <w:rFonts w:ascii="Calibri" w:hAnsi="Calibri" w:cs="Calibri"/>
-          <w:sz w:val="22"/>
-          <w:szCs w:val="22"/>
-        </w:rPr>
-      </w:pPr>
-      <w:r>
-        <w:rPr>
-          <w:rFonts w:eastAsia="Arial" w:cs="Calibri"/>
-          <w:bCs/>
-          <w:sz w:val="22"/>
-          <w:szCs w:val="22"/>
-        </w:rPr>
-        <w:t>System's Development Engineer</w:t>
-      </w:r>
-      <w:r>
-        <w:rPr>
-          <w:rFonts w:cs="Calibri"/>
-          <w:bCs/>
-          <w:sz w:val="22"/>
-          <w:szCs w:val="22"/>
-        </w:rPr>
-        <w:t>,</w:t>
-      </w:r>
-      <w:r>
-        <w:rPr>
-          <w:rFonts w:cs="Calibri"/>
+          <w:b/>
+          <w:sz w:val="22"/>
+          <w:szCs w:val="22"/>
+        </w:rPr>
+      </w:pPr>
+      <w:r>
+        <w:rPr>
+          <w:rFonts w:eastAsia="Arial" w:cs="Calibri"/>
+          <w:b/>
+          <w:sz w:val="22"/>
+          <w:szCs w:val="22"/>
+        </w:rPr>
+        <w:t>Master of Business Administration (M.B.A.) - Software Engineering</w:t>
+      </w:r>
+    </w:p>
+    <w:p>
+      <w:pPr>
+        <w:rPr>
+          <w:rFonts w:ascii="Calibri" w:hAnsi="Calibri" w:cs="Calibri"/>
+          <w:iCs/>
+          <w:sz w:val="22"/>
+          <w:szCs w:val="22"/>
+        </w:rPr>
+      </w:pPr>
+      <w:r>
+        <w:rPr>
+          <w:rFonts w:eastAsia="Arial" w:cs="Calibri"/>
+          <w:iCs/>
+          <w:sz w:val="22"/>
+          <w:szCs w:val="22"/>
+        </w:rPr>
+        <w:t xml:space="preserve">XP </w:t>
+      </w:r>
+      <w:proofErr w:type="spellStart"/>
+      <w:r>
+        <w:rPr>
+          <w:rFonts w:eastAsia="Arial" w:cs="Calibri"/>
+          <w:iCs/>
+          <w:sz w:val="22"/>
+          <w:szCs w:val="22"/>
+        </w:rPr>
+        <w:t>Educação</w:t>
+      </w:r>
+      <w:proofErr w:type="spellEnd"/>
+      <w:r>
+        <w:rPr>
+          <w:rFonts w:eastAsia="Arial" w:cs="Calibri"/>
+          <w:iCs/>
+          <w:sz w:val="22"/>
+          <w:szCs w:val="22"/>
+        </w:rPr>
+        <w:t>, Belo Horizonte, Brazil, Jun 2018 - Oct 2020</w:t>
+      </w:r>
+    </w:p>
+    <w:p>
+      <w:pPr>
+        <w:tabs>
+          <w:tab w:val="right" w:pos="9020"/>
+        </w:tabs>
+        <w:rPr>
+          <w:rFonts w:ascii="Calibri" w:hAnsi="Calibri" w:cs="Calibri"/>
+          <w:b/>
+          <w:sz w:val="22"/>
+          <w:szCs w:val="22"/>
+        </w:rPr>
+      </w:pPr>
+    </w:p>
+    <w:p>
+      <w:pPr>
+        <w:tabs>
+          <w:tab w:val="right" w:pos="9020"/>
+        </w:tabs>
+        <w:rPr>
+          <w:rFonts w:ascii="Calibri" w:hAnsi="Calibri" w:cs="Calibri"/>
+          <w:b/>
+          <w:sz w:val="22"/>
+          <w:szCs w:val="22"/>
+        </w:rPr>
+      </w:pPr>
+      <w:r>
+        <w:rPr>
+          <w:rFonts w:eastAsia="Arial" w:cs="Calibri"/>
+          <w:b/>
+          <w:sz w:val="22"/>
+          <w:szCs w:val="22"/>
+        </w:rPr>
+        <w:t>Bachelor's Degree - Computer Sciences</w:t>
+      </w:r>
+    </w:p>
+    <w:p>
+      <w:pPr>
+        <w:rPr>
+          <w:rFonts w:ascii="Calibri" w:hAnsi="Calibri" w:cs="Calibri"/>
+          <w:iCs/>
+          <w:sz w:val="22"/>
+          <w:szCs w:val="22"/>
+        </w:rPr>
+      </w:pPr>
+      <w:r>
+        <w:rPr>
+          <w:rFonts w:eastAsia="Arial" w:cs="Calibri"/>
+          <w:iCs/>
+          <w:sz w:val="22"/>
+          <w:szCs w:val="22"/>
+        </w:rPr>
+        <w:t xml:space="preserve">FURB - </w:t>
+      </w:r>
+      <w:proofErr w:type="spellStart"/>
+      <w:r>
+        <w:rPr>
+          <w:rFonts w:eastAsia="Arial" w:cs="Calibri"/>
+          <w:iCs/>
+          <w:sz w:val="22"/>
+          <w:szCs w:val="22"/>
+        </w:rPr>
+        <w:t>Fundação</w:t>
+      </w:r>
+      <w:proofErr w:type="spellEnd"/>
+      <w:r>
+        <w:rPr>
+          <w:rFonts w:eastAsia="Arial" w:cs="Calibri"/>
+          <w:iCs/>
           <w:sz w:val="22"/>
           <w:szCs w:val="22"/>
         </w:rPr>
         <w:t xml:space="preserve"> </w:t>
       </w:r>
-      <w:r>
-        <w:rPr>
-          <w:rFonts w:eastAsia="Arial" w:cs="Calibri"/>
-          <w:sz w:val="22"/>
-          <w:szCs w:val="22"/>
-        </w:rPr>
-        <w:t>Mar 2020 - Present</w:t>
-      </w:r>
-    </w:p>
-    <w:p>
-      <w:pPr>
-        <w:pStyle w:val="ListParagraph"/>
-        <w:numPr>
-          <w:ilvl w:val="0"/>
-          <w:numId w:val="1"/>
-        </w:numPr>
-        <w:rPr>
-          <w:rFonts w:ascii="Calibri" w:hAnsi="Calibri" w:cs="Calibri"/>
-          <w:sz w:val="22"/>
-          <w:szCs w:val="22"/>
-        </w:rPr>
-      </w:pPr>
-      <w:r>
-        <w:rPr>
-          <w:rFonts w:cs="Calibri"/>
-          <w:sz w:val="22"/>
-          <w:szCs w:val="22"/>
-        </w:rPr>
-        <w:t>Automated internal compute capacity deployment, reducing manual setup steps by 90% and reduced time to build new regions by 30% globally.</w:t>
-      </w:r>
-    </w:p>
-    <w:p>
-      <w:pPr>
-        <w:pStyle w:val="ListParagraph"/>
-        <w:numPr>
-          <w:ilvl w:val="0"/>
-          <w:numId w:val="1"/>
-        </w:numPr>
-        <w:rPr>
-          <w:rFonts w:ascii="Calibri" w:hAnsi="Calibri" w:cs="Calibri"/>
-          <w:sz w:val="22"/>
-          <w:szCs w:val="22"/>
-        </w:rPr>
-      </w:pPr>
-      <w:r>
-        <w:rPr>
-          <w:rFonts w:cs="Calibri"/>
-          <w:sz w:val="22"/>
-          <w:szCs w:val="22"/>
-        </w:rPr>
-        <w:t>Maintained a high-scale internal workflow engine handling hundreds of thousands of network devices daily to auto-remediate and auto-mitigate network events on every AWS regions.</w:t>
-      </w:r>
-    </w:p>
-    <w:p>
-      <w:pPr>
-        <w:pStyle w:val="ListParagraph"/>
-        <w:numPr>
-          <w:ilvl w:val="0"/>
-          <w:numId w:val="1"/>
-        </w:numPr>
-        <w:rPr>
-          <w:rFonts w:ascii="Calibri" w:hAnsi="Calibri" w:cs="Calibri"/>
-          <w:sz w:val="22"/>
-          <w:szCs w:val="22"/>
-        </w:rPr>
-      </w:pPr>
-      <w:r>
-        <w:rPr>
-          <w:rFonts w:cs="Calibri"/>
-          <w:sz w:val="22"/>
-          <w:szCs w:val="22"/>
-        </w:rPr>
-        <w:t>Created system to automatically prioritize tickets based on network impact, reducing in 20% the number of large scale events that impact external customers.</w:t>
-      </w:r>
-    </w:p>
-    <w:p>
-      <w:pPr>
-        <w:pStyle w:val="ListParagraph"/>
-        <w:numPr>
-          <w:ilvl w:val="0"/>
-          <w:numId w:val="1"/>
-        </w:numPr>
-        <w:rPr>
-          <w:rFonts w:ascii="Calibri" w:hAnsi="Calibri" w:cs="Calibri"/>
-          <w:sz w:val="22"/>
-          <w:szCs w:val="22"/>
-        </w:rPr>
-      </w:pPr>
-      <w:r>
-        <w:rPr>
-          <w:rFonts w:cs="Calibri"/>
-          <w:sz w:val="22"/>
-          <w:szCs w:val="22"/>
-        </w:rPr>
-        <w:t>Reduced infrastructure costs 20% by optimizing usage for internal teams. Forecasted and tracked future usage to stay under budget.</w:t>
-      </w:r>
-    </w:p>
-    <w:p>
-      <w:pPr>
-        <w:tabs>
-          <w:tab w:val="right" w:pos="9020"/>
-        </w:tabs>
-        <w:rPr>
-          <w:rFonts w:ascii="Calibri" w:eastAsia="Arial" w:hAnsi="Calibri" w:cs="Calibri"/>
-          <w:b/>
-          <w:bCs/>
-          <w:sz w:val="22"/>
-          <w:szCs w:val="22"/>
-        </w:rPr>
-      </w:pPr>
-      <w:r>
-        <w:rPr>
-          <w:rFonts w:eastAsia="Arial" w:cs="Calibri"/>
-          <w:b/>
-          <w:bCs/>
-          <w:sz w:val="22"/>
-          <w:szCs w:val="22"/>
-        </w:rPr>
-        <w:t>Pantacor, London, UK</w:t>
-      </w:r>
-    </w:p>
-    <w:p>
-      <w:pPr>
-        <w:tabs>
-          <w:tab w:val="right" w:pos="9020"/>
-        </w:tabs>
-        <w:rPr>
-          <w:rFonts w:ascii="Calibri" w:hAnsi="Calibri" w:cs="Calibri"/>
-          <w:sz w:val="22"/>
-          <w:szCs w:val="22"/>
-        </w:rPr>
-      </w:pPr>
-      <w:r>
-        <w:rPr>
-          <w:rFonts w:eastAsia="Arial" w:cs="Calibri"/>
-          <w:bCs/>
-          <w:sz w:val="22"/>
-          <w:szCs w:val="22"/>
-        </w:rPr>
-        <w:t>Software Engineer</w:t>
-      </w:r>
-      <w:r>
-        <w:rPr>
-          <w:rFonts w:cs="Calibri"/>
-          <w:sz w:val="22"/>
-          <w:szCs w:val="22"/>
-        </w:rPr>
-        <w:t xml:space="preserve">, </w:t>
-      </w:r>
-      <w:r>
-        <w:rPr>
-          <w:rFonts w:eastAsia="Arial" w:cs="Calibri"/>
-          <w:sz w:val="22"/>
-          <w:szCs w:val="22"/>
-        </w:rPr>
-        <w:t>Feb 2019 - Mar 2020</w:t>
-      </w:r>
-    </w:p>
-    <w:p>
-      <w:pPr>
-        <w:numPr>
-          <w:ilvl w:val="0"/>
-          <w:numId w:val="2"/>
-        </w:numPr>
-        <w:rPr>
-          <w:rFonts w:ascii="Calibri" w:eastAsia="Arial" w:hAnsi="Calibri" w:cs="Calibri"/>
-          <w:sz w:val="22"/>
-          <w:szCs w:val="22"/>
-        </w:rPr>
-      </w:pPr>
-      <w:r>
-        <w:rPr>
-          <w:rFonts w:eastAsia="Arial" w:cs="Calibri"/>
-          <w:sz w:val="22"/>
-          <w:szCs w:val="22"/>
-        </w:rPr>
-        <w:t>Developed an IoT fleet management and deployment platform for enterprise customers for hundreds of customers in Europe.</w:t>
-      </w:r>
-    </w:p>
-    <w:p>
-      <w:pPr>
-        <w:numPr>
-          <w:ilvl w:val="0"/>
-          <w:numId w:val="2"/>
-        </w:numPr>
-        <w:rPr>
-          <w:rFonts w:ascii="Calibri" w:eastAsia="Arial" w:hAnsi="Calibri" w:cs="Calibri"/>
-          <w:sz w:val="22"/>
-          <w:szCs w:val="22"/>
-        </w:rPr>
-      </w:pPr>
-      <w:r>
-        <w:rPr>
-          <w:rFonts w:eastAsia="Arial" w:cs="Calibri"/>
-          <w:sz w:val="22"/>
-          <w:szCs w:val="22"/>
-        </w:rPr>
-        <w:t>Implemented monitoring, logging, and tracing for microservices, improving incident response time in 30%.</w:t>
-      </w:r>
-    </w:p>
-    <w:p>
-      <w:pPr>
-        <w:numPr>
-          <w:ilvl w:val="0"/>
-          <w:numId w:val="2"/>
-        </w:numPr>
-        <w:rPr>
-          <w:rFonts w:ascii="Calibri" w:eastAsia="Arial" w:hAnsi="Calibri" w:cs="Calibri"/>
-          <w:sz w:val="22"/>
-          <w:szCs w:val="22"/>
-        </w:rPr>
-      </w:pPr>
-      <w:r>
-        <w:rPr>
-          <w:rFonts w:eastAsia="Arial" w:cs="Calibri"/>
-          <w:sz w:val="22"/>
-          <w:szCs w:val="22"/>
-        </w:rPr>
-        <w:t>Managed Kubernetes clusters across cloud providers, increasing reliability and scalability while optimizing costs.</w:t>
-      </w:r>
-    </w:p>
-    <w:p>
-      <w:pPr>
-        <w:rPr>
-          <w:rFonts w:ascii="Calibri" w:hAnsi="Calibri" w:cs="Calibri"/>
-          <w:b/>
-          <w:bCs/>
-          <w:sz w:val="22"/>
-          <w:szCs w:val="22"/>
-        </w:rPr>
-      </w:pPr>
-      <w:r>
-        <w:rPr>
-          <w:rFonts w:eastAsia="Arial" w:cs="Calibri"/>
-          <w:b/>
-          <w:bCs/>
-          <w:sz w:val="22"/>
-          <w:szCs w:val="22"/>
-        </w:rPr>
-        <w:t>Eventials, Blumenau</w:t>
-      </w:r>
-      <w:r>
-        <w:rPr>
-          <w:rFonts w:cs="Calibri"/>
-          <w:b/>
-          <w:bCs/>
-          <w:sz w:val="22"/>
-          <w:szCs w:val="22"/>
-        </w:rPr>
-        <w:t>, Brazil</w:t>
-      </w:r>
-    </w:p>
-    <w:p>
-      <w:pPr>
-        <w:tabs>
-          <w:tab w:val="right" w:pos="9020"/>
-        </w:tabs>
-        <w:rPr>
-          <w:rFonts w:ascii="Calibri" w:hAnsi="Calibri" w:cs="Calibri"/>
-          <w:sz w:val="22"/>
-          <w:szCs w:val="22"/>
-        </w:rPr>
-      </w:pPr>
-      <w:r>
-        <w:rPr>
-          <w:rFonts w:eastAsia="Arial" w:cs="Calibri"/>
-          <w:bCs/>
-          <w:sz w:val="22"/>
-          <w:szCs w:val="22"/>
-        </w:rPr>
-        <w:t>System's Analyst</w:t>
-      </w:r>
-      <w:r>
-        <w:rPr>
-          <w:rFonts w:cs="Calibri"/>
-          <w:sz w:val="22"/>
-          <w:szCs w:val="22"/>
-        </w:rPr>
-        <w:t xml:space="preserve">, </w:t>
-      </w:r>
-      <w:r>
-        <w:rPr>
-          <w:rFonts w:eastAsia="Arial" w:cs="Calibri"/>
-          <w:sz w:val="22"/>
-          <w:szCs w:val="22"/>
-        </w:rPr>
-        <w:t>Jul 2018 - Feb 2019</w:t>
-      </w:r>
-    </w:p>
-    <w:p>
-      <w:pPr>
-        <w:numPr>
-          <w:ilvl w:val="0"/>
-          <w:numId w:val="3"/>
-        </w:numPr>
-        <w:rPr>
-          <w:rFonts w:ascii="Calibri" w:eastAsia="Arial" w:hAnsi="Calibri" w:cs="Calibri"/>
-          <w:sz w:val="22"/>
-          <w:szCs w:val="22"/>
-        </w:rPr>
-      </w:pPr>
-      <w:r>
-        <w:rPr>
-          <w:rFonts w:eastAsia="Arial" w:cs="Calibri"/>
-          <w:sz w:val="22"/>
-          <w:szCs w:val="22"/>
-        </w:rPr>
-        <w:t>Designed and deployed embedded Linux application for ultrasound live streaming to dozens of hospitals and clinics.</w:t>
-      </w:r>
-    </w:p>
-    <w:p>
-      <w:pPr>
-        <w:numPr>
-          <w:ilvl w:val="0"/>
-          <w:numId w:val="3"/>
-        </w:numPr>
-        <w:rPr>
-          <w:rFonts w:ascii="Calibri" w:eastAsia="Arial" w:hAnsi="Calibri" w:cs="Calibri"/>
-          <w:sz w:val="22"/>
-          <w:szCs w:val="22"/>
-        </w:rPr>
-      </w:pPr>
-      <w:r>
-        <w:rPr>
-          <w:rFonts w:eastAsia="Arial" w:cs="Calibri"/>
-          <w:sz w:val="22"/>
-          <w:szCs w:val="22"/>
-        </w:rPr>
-        <w:t>Developed integrations to enterprise customers to increase leads in 20% Year-over-Year.</w:t>
-      </w:r>
-    </w:p>
-    <w:p>
-      <w:pPr>
-        <w:numPr>
-          <w:ilvl w:val="0"/>
-          <w:numId w:val="3"/>
-        </w:numPr>
-        <w:rPr>
-          <w:rFonts w:ascii="Calibri" w:eastAsia="Arial" w:hAnsi="Calibri" w:cs="Calibri"/>
-          <w:sz w:val="22"/>
-          <w:szCs w:val="22"/>
-        </w:rPr>
-      </w:pPr>
-      <w:r>
-        <w:rPr>
-          <w:rFonts w:eastAsia="Arial" w:cs="Calibri"/>
-          <w:sz w:val="22"/>
-          <w:szCs w:val="22"/>
-        </w:rPr>
-        <w:t>Architected and executed strategic migration from legacy monolith to microservices, increasing feature delivery speed.</w:t>
-      </w:r>
-    </w:p>
-    <w:p>
-      <w:pPr>
-        <w:tabs>
-          <w:tab w:val="right" w:pos="9020"/>
-        </w:tabs>
-        <w:rPr>
-          <w:rFonts w:ascii="Calibri" w:eastAsia="Arial" w:hAnsi="Calibri" w:cs="Calibri"/>
-          <w:bCs/>
-          <w:sz w:val="22"/>
-          <w:szCs w:val="22"/>
-        </w:rPr>
-      </w:pPr>
-    </w:p>
-    <w:p>
-      <w:pPr>
-        <w:tabs>
-          <w:tab w:val="right" w:pos="9020"/>
-        </w:tabs>
-        <w:rPr>
-          <w:rFonts w:ascii="Calibri" w:eastAsia="Arial" w:hAnsi="Calibri" w:cs="Calibri"/>
-          <w:b/>
-          <w:bCs/>
-          <w:sz w:val="22"/>
-          <w:szCs w:val="22"/>
-        </w:rPr>
-      </w:pPr>
-      <w:r>
-        <w:rPr>
-          <w:rFonts w:eastAsia="Arial" w:cs="Calibri"/>
-          <w:b/>
-          <w:bCs/>
-          <w:sz w:val="22"/>
-          <w:szCs w:val="22"/>
-        </w:rPr>
-        <w:t>Bludata Software, Blumenau, Brazil</w:t>
-      </w:r>
-    </w:p>
-    <w:p>
-      <w:pPr>
-        <w:tabs>
-          <w:tab w:val="right" w:pos="9020"/>
-        </w:tabs>
-        <w:rPr>
-          <w:rFonts w:ascii="Calibri" w:hAnsi="Calibri" w:cs="Calibri"/>
-          <w:sz w:val="22"/>
-          <w:szCs w:val="22"/>
-        </w:rPr>
-      </w:pPr>
-      <w:r>
-        <w:rPr>
-          <w:rFonts w:eastAsia="Arial" w:cs="Calibri"/>
-          <w:bCs/>
-          <w:sz w:val="22"/>
-          <w:szCs w:val="22"/>
-        </w:rPr>
-        <w:t>Software and Web Developer</w:t>
-      </w:r>
-      <w:r>
-        <w:rPr>
-          <w:rFonts w:cs="Calibri"/>
-          <w:bCs/>
-          <w:sz w:val="22"/>
-          <w:szCs w:val="22"/>
-        </w:rPr>
-        <w:t xml:space="preserve">, </w:t>
-      </w:r>
-      <w:r>
-        <w:rPr>
-          <w:rFonts w:eastAsia="Arial" w:cs="Calibri"/>
-          <w:sz w:val="22"/>
-          <w:szCs w:val="22"/>
-        </w:rPr>
-        <w:t>Sep 2014 - Jul 2018</w:t>
-      </w:r>
-    </w:p>
-    <w:p>
-      <w:pPr>
-        <w:rPr>
-          <w:rFonts w:ascii="Calibri" w:eastAsia="Arial" w:hAnsi="Calibri" w:cs="Calibri"/>
-          <w:b/>
-          <w:bCs/>
-          <w:sz w:val="22"/>
-          <w:szCs w:val="22"/>
-        </w:rPr>
-      </w:pPr>
-    </w:p>
-    <w:p>
-      <w:pPr>
-        <w:rPr>
-          <w:rFonts w:ascii="Calibri" w:hAnsi="Calibri" w:cs="Calibri"/>
-          <w:b/>
-          <w:bCs/>
-          <w:sz w:val="22"/>
-          <w:szCs w:val="22"/>
-        </w:rPr>
-      </w:pPr>
-      <w:r>
-        <w:rPr>
-          <w:rFonts w:eastAsia="Arial" w:cs="Calibri"/>
-          <w:b/>
-          <w:bCs/>
-          <w:sz w:val="22"/>
-          <w:szCs w:val="22"/>
-        </w:rPr>
-        <w:t>Pomerplast, Pomerode, Brazil</w:t>
-      </w:r>
-    </w:p>
-    <w:p>
-      <w:pPr>
-        <w:tabs>
-          <w:tab w:val="right" w:pos="9020"/>
-        </w:tabs>
-        <w:rPr>
-          <w:rFonts w:ascii="Calibri" w:hAnsi="Calibri" w:cs="Calibri"/>
-          <w:sz w:val="22"/>
-          <w:szCs w:val="22"/>
-        </w:rPr>
-      </w:pPr>
-      <w:r>
-        <w:rPr>
-          <w:rFonts w:eastAsia="Arial" w:cs="Calibri"/>
-          <w:bCs/>
-          <w:sz w:val="22"/>
-          <w:szCs w:val="22"/>
-        </w:rPr>
-        <w:t>Software Developer</w:t>
-      </w:r>
-      <w:r>
-        <w:rPr>
-          <w:rFonts w:cs="Calibri"/>
-          <w:bCs/>
-          <w:sz w:val="22"/>
-          <w:szCs w:val="22"/>
-        </w:rPr>
-        <w:t xml:space="preserve">, </w:t>
-      </w:r>
-      <w:r>
-        <w:rPr>
-          <w:rFonts w:eastAsia="Arial" w:cs="Calibri"/>
-          <w:sz w:val="22"/>
-          <w:szCs w:val="22"/>
-        </w:rPr>
-        <w:t>Feb 2010 - Sep 2014</w:t>
-      </w:r>
-    </w:p>
-    <w:p>
-      <w:pPr>
-        <w:tabs>
-          <w:tab w:val="right" w:pos="9020"/>
-        </w:tabs>
-        <w:rPr>
-          <w:rFonts w:ascii="Calibri" w:hAnsi="Calibri" w:cs="Calibri"/>
-        </w:rPr>
-      </w:pPr>
-    </w:p>
-    <w:p>
-      <w:pPr>
-        <w:spacing w:after="120"/>
-        <w:rPr>
-          <w:rFonts w:ascii="Calibri" w:hAnsi="Calibri" w:cs="Calibri"/>
-        </w:rPr>
-      </w:pPr>
-      <w:r>
-        <w:rPr>
-          <w:rFonts w:eastAsia="Arial" w:cs="Calibri"/>
-          <w:b/>
-          <w:sz w:val="28"/>
-        </w:rPr>
-        <w:t>EDUCATION</w:t>
-      </w:r>
-    </w:p>
-    <w:p>
-      <w:pPr>
-        <w:tabs>
-          <w:tab w:val="right" w:pos="9020"/>
-        </w:tabs>
-        <w:rPr>
-          <w:rFonts w:ascii="Calibri" w:hAnsi="Calibri" w:cs="Calibri"/>
-          <w:b/>
-          <w:sz w:val="22"/>
-          <w:szCs w:val="22"/>
-        </w:rPr>
-      </w:pPr>
-      <w:r>
-        <w:rPr>
-          <w:rFonts w:eastAsia="Arial" w:cs="Calibri"/>
-          <w:b/>
-          <w:sz w:val="22"/>
-          <w:szCs w:val="22"/>
-        </w:rPr>
-        <w:lastRenderedPageBreak/>
-        <w:t>Master of Business Administration (M.B.A.) - Software Engineering</w:t>
-      </w:r>
-    </w:p>
-    <w:p>
-      <w:pPr>
-        <w:rPr>
-          <w:rFonts w:ascii="Calibri" w:hAnsi="Calibri" w:cs="Calibri"/>
+      <w:proofErr w:type="spellStart"/>
+      <w:r>
+        <w:rPr>
+          <w:rFonts w:eastAsia="Arial" w:cs="Calibri"/>
           <w:iCs/>
           <w:sz w:val="22"/>
           <w:szCs w:val="22"/>
         </w:rPr>
-      </w:pPr>
+        <w:t>Universidade</w:t>
+      </w:r>
+      <w:proofErr w:type="spellEnd"/>
       <w:r>
         <w:rPr>
           <w:rFonts w:eastAsia="Arial" w:cs="Calibri"/>
@@ -904,61 +328,7 @@
           <w:sz w:val="22"/>
           <w:szCs w:val="22"/>
         </w:rPr>
-        <w:t>XP Educação, Belo Horizonte, Brazil, Jun 2018 - Oct 2020</w:t>
-      </w:r>
-    </w:p>
-    <w:p>
-      <w:pPr>
-        <w:tabs>
-          <w:tab w:val="right" w:pos="9020"/>
-        </w:tabs>
-        <w:rPr>
-          <w:rFonts w:ascii="Calibri" w:hAnsi="Calibri" w:cs="Calibri"/>
-          <w:b/>
-          <w:sz w:val="22"/>
-          <w:szCs w:val="22"/>
-        </w:rPr>
-      </w:pPr>
-    </w:p>
-    <w:p>
-      <w:pPr>
-        <w:tabs>
-          <w:tab w:val="right" w:pos="9020"/>
-        </w:tabs>
-        <w:rPr>
-          <w:rFonts w:ascii="Calibri" w:hAnsi="Calibri" w:cs="Calibri"/>
-          <w:b/>
-          <w:sz w:val="22"/>
-          <w:szCs w:val="22"/>
-        </w:rPr>
-      </w:pPr>
-      <w:r>
-        <w:rPr>
-          <w:rFonts w:eastAsia="Arial" w:cs="Calibri"/>
-          <w:b/>
-          <w:sz w:val="22"/>
-          <w:szCs w:val="22"/>
-        </w:rPr>
-        <w:t>Bachelor's Degree - Computer Sciences</w:t>
-      </w:r>
-    </w:p>
-    <w:p>
-      <w:pPr>
-        <w:rPr>
-          <w:rFonts w:ascii="Calibri" w:hAnsi="Calibri" w:cs="Calibri"/>
-          <w:iCs/>
-          <w:sz w:val="22"/>
-          <w:szCs w:val="22"/>
-        </w:rPr>
-      </w:pPr>
-      <w:r>
-        <w:rPr>
-          <w:rFonts w:eastAsia="Arial" w:cs="Calibri"/>
-          <w:iCs/>
-          <w:sz w:val="22"/>
-          <w:szCs w:val="22"/>
-        </w:rPr>
-        <w:t xml:space="preserve">FURB - Fundação Universidade Regional de Blumenau, Blumenau, Brazil, </w:t>
+        <w:t xml:space="preserve"> Regional de Blumenau, Blumenau, Brazil, </w:t>
       </w:r>
       <w:r>
         <w:rPr>
@@ -1016,22 +386,2728 @@
     </w:p>
     <w:p>
       <w:pPr>
-        <w:rPr>
-          <w:rFonts w:ascii="Calibri" w:eastAsia="Arial" w:hAnsi="Calibri" w:cs="Calibri"/>
-          <w:iCs/>
-          <w:sz w:val="22"/>
-          <w:szCs w:val="22"/>
-        </w:rPr>
-      </w:pPr>
-    </w:p>
-    <w:p>
-      <w:pPr>
         <w:spacing w:after="120"/>
         <w:rPr>
-          <w:rFonts w:ascii="Calibri" w:hAnsi="Calibri" w:cs="Calibri"/>
-        </w:rPr>
-      </w:pPr>
-      <w:r>
+          <w:rFonts w:eastAsia="Arial" w:cs="Calibri"/>
+          <w:b/>
+          <w:sz w:val="28"/>
+        </w:rPr>
+      </w:pPr>
+    </w:p>
+    <w:p>
+      <w:pPr>
+        <w:spacing w:after="120"/>
+        <w:rPr>
+          <w:rFonts w:ascii="Calibri" w:hAnsi="Calibri" w:cs="Calibri"/>
+        </w:rPr>
+      </w:pPr>
+      <w:r>
+        <w:rPr>
+          <w:rFonts w:eastAsia="Arial" w:cs="Calibri"/>
+          <w:b/>
+          <w:sz w:val="28"/>
+        </w:rPr>
+        <w:t>EXPERIENCE</w:t>
+      </w:r>
+    </w:p>
+    <w:p>
+      <w:pPr>
+        <w:rPr>
+          <w:rFonts w:ascii="Calibri" w:hAnsi="Calibri" w:cs="Calibri"/>
+          <w:b/>
+          <w:bCs/>
+          <w:sz w:val="22"/>
+          <w:szCs w:val="22"/>
+        </w:rPr>
+      </w:pPr>
+      <w:r>
+        <w:rPr>
+          <w:rFonts w:eastAsia="Arial" w:cs="Calibri"/>
+          <w:b/>
+          <w:bCs/>
+          <w:sz w:val="22"/>
+          <w:szCs w:val="22"/>
+        </w:rPr>
+        <w:t>Amazon Web Services, Dublin, Ireland</w:t>
+      </w:r>
+    </w:p>
+    <w:p>
+      <w:pPr>
+        <w:tabs>
+          <w:tab w:val="right" w:pos="9020"/>
+        </w:tabs>
+        <w:rPr>
+          <w:rFonts w:eastAsia="Arial" w:cs="Calibri"/>
+          <w:sz w:val="22"/>
+          <w:szCs w:val="22"/>
+        </w:rPr>
+      </w:pPr>
+      <w:r>
+        <w:rPr>
+          <w:rFonts w:eastAsia="Arial" w:cs="Calibri"/>
+          <w:bCs/>
+          <w:sz w:val="22"/>
+          <w:szCs w:val="22"/>
+        </w:rPr>
+        <w:t>System's Development Engineer</w:t>
+      </w:r>
+      <w:r>
+        <w:rPr>
+          <w:rFonts w:cs="Calibri"/>
+          <w:bCs/>
+          <w:sz w:val="22"/>
+          <w:szCs w:val="22"/>
+        </w:rPr>
+        <w:t>,</w:t>
+      </w:r>
+      <w:r>
+        <w:rPr>
+          <w:rFonts w:cs="Calibri"/>
+          <w:sz w:val="22"/>
+          <w:szCs w:val="22"/>
+        </w:rPr>
+        <w:t xml:space="preserve"> </w:t>
+      </w:r>
+      <w:r>
+        <w:rPr>
+          <w:rFonts w:eastAsia="Arial" w:cs="Calibri"/>
+          <w:sz w:val="22"/>
+          <w:szCs w:val="22"/>
+        </w:rPr>
+        <w:t xml:space="preserve">Mar 2020 </w:t>
+      </w:r>
+      <w:r>
+        <w:rPr>
+          <w:rFonts w:eastAsia="Arial" w:cs="Calibri"/>
+          <w:sz w:val="22"/>
+          <w:szCs w:val="22"/>
+        </w:rPr>
+        <w:t>–</w:t>
+      </w:r>
+      <w:r>
+        <w:rPr>
+          <w:rFonts w:eastAsia="Arial" w:cs="Calibri"/>
+          <w:sz w:val="22"/>
+          <w:szCs w:val="22"/>
+        </w:rPr>
+        <w:t xml:space="preserve"> Present</w:t>
+      </w:r>
+    </w:p>
+    <w:p>
+      <w:pPr>
+        <w:pStyle w:val="Caption"/>
+      </w:pPr>
+      <w:r>
+        <w:t xml:space="preserve">AWS </w:t>
+      </w:r>
+      <w:r>
+        <w:t>is the biggest cloud provider in market today. Offering more than</w:t>
+      </w:r>
+      <w:r>
+        <w:t xml:space="preserve"> 200 </w:t>
+      </w:r>
+      <w:r>
+        <w:t xml:space="preserve">cloud </w:t>
+      </w:r>
+      <w:r>
+        <w:t>services from data centers globally, including computing power, storage options, and networking capabilities.</w:t>
+      </w:r>
+      <w:r>
+        <w:t xml:space="preserve"> I’m part of the AWS Networking team, were</w:t>
+      </w:r>
+      <w:r>
+        <w:t xml:space="preserve"> thousands of</w:t>
+      </w:r>
+      <w:r>
+        <w:t xml:space="preserve"> engineers like me work hard to build</w:t>
+      </w:r>
+      <w:r>
+        <w:t>, maintain</w:t>
+      </w:r>
+      <w:r>
+        <w:t xml:space="preserve"> and scale the network</w:t>
+      </w:r>
+      <w:r>
+        <w:t xml:space="preserve"> world-wide to AWS teams and our customers.</w:t>
+      </w:r>
+    </w:p>
+    <w:p>
+      <w:pPr>
+        <w:tabs>
+          <w:tab w:val="right" w:pos="9020"/>
+        </w:tabs>
+        <w:rPr>
+          <w:rFonts w:eastAsia="Arial" w:cs="Calibri"/>
+          <w:sz w:val="22"/>
+          <w:szCs w:val="22"/>
+        </w:rPr>
+      </w:pPr>
+      <w:r>
+        <w:rPr>
+          <w:rFonts w:eastAsia="Arial" w:cs="Calibri"/>
+          <w:sz w:val="22"/>
+          <w:szCs w:val="22"/>
+        </w:rPr>
+        <w:t>Key responsibilities:</w:t>
+      </w:r>
+    </w:p>
+    <w:p>
+      <w:pPr>
+        <w:pStyle w:val="ListParagraph"/>
+        <w:numPr>
+          <w:ilvl w:val="0"/>
+          <w:numId w:val="1"/>
+        </w:numPr>
+        <w:rPr>
+          <w:rFonts w:ascii="Calibri" w:hAnsi="Calibri" w:cs="Calibri"/>
+          <w:sz w:val="22"/>
+          <w:szCs w:val="22"/>
+        </w:rPr>
+      </w:pPr>
+      <w:r>
+        <w:rPr>
+          <w:rFonts w:ascii="Calibri" w:hAnsi="Calibri" w:cs="Calibri"/>
+          <w:sz w:val="22"/>
+          <w:szCs w:val="22"/>
+        </w:rPr>
+        <w:t xml:space="preserve">Improve and maintain existing workflow engine </w:t>
+      </w:r>
+      <w:r>
+        <w:rPr>
+          <w:rFonts w:ascii="Calibri" w:hAnsi="Calibri" w:cs="Calibri"/>
+          <w:sz w:val="22"/>
+          <w:szCs w:val="22"/>
+        </w:rPr>
+        <w:t>platform,</w:t>
+      </w:r>
+      <w:r>
+        <w:rPr>
+          <w:rFonts w:ascii="Calibri" w:hAnsi="Calibri" w:cs="Calibri"/>
+          <w:sz w:val="22"/>
+          <w:szCs w:val="22"/>
+        </w:rPr>
+        <w:t xml:space="preserve"> written in Python</w:t>
+      </w:r>
+      <w:r>
+        <w:rPr>
+          <w:rFonts w:ascii="Calibri" w:hAnsi="Calibri" w:cs="Calibri"/>
+          <w:sz w:val="22"/>
+          <w:szCs w:val="22"/>
+        </w:rPr>
+        <w:t xml:space="preserve"> and running on a mixed environment of cloud native and on-premise capacity.</w:t>
+      </w:r>
+      <w:r>
+        <w:rPr>
+          <w:rFonts w:ascii="Calibri" w:hAnsi="Calibri" w:cs="Calibri"/>
+          <w:sz w:val="22"/>
+          <w:szCs w:val="22"/>
+        </w:rPr>
+        <w:t xml:space="preserve"> </w:t>
+      </w:r>
+      <w:r>
+        <w:rPr>
+          <w:rFonts w:ascii="Calibri" w:hAnsi="Calibri" w:cs="Calibri"/>
+          <w:sz w:val="22"/>
+          <w:szCs w:val="22"/>
+        </w:rPr>
+        <w:t xml:space="preserve">The system is </w:t>
+      </w:r>
+      <w:r>
+        <w:rPr>
+          <w:rFonts w:ascii="Calibri" w:hAnsi="Calibri" w:cs="Calibri"/>
+          <w:sz w:val="22"/>
+          <w:szCs w:val="22"/>
+        </w:rPr>
+        <w:t>used by thousands of Network Engineers to operate hundreds of thousands of network devices to build, maintain, mitigate and remediate network issues within AWS.</w:t>
+      </w:r>
+    </w:p>
+    <w:p>
+      <w:pPr>
+        <w:pStyle w:val="ListParagraph"/>
+        <w:numPr>
+          <w:ilvl w:val="0"/>
+          <w:numId w:val="1"/>
+        </w:numPr>
+        <w:rPr>
+          <w:rFonts w:ascii="Calibri" w:hAnsi="Calibri" w:cs="Calibri"/>
+          <w:sz w:val="22"/>
+          <w:szCs w:val="22"/>
+        </w:rPr>
+      </w:pPr>
+      <w:r>
+        <w:rPr>
+          <w:rFonts w:ascii="Calibri" w:hAnsi="Calibri" w:cs="Calibri"/>
+          <w:sz w:val="22"/>
+          <w:szCs w:val="22"/>
+        </w:rPr>
+        <w:t xml:space="preserve">Analyze operational problems </w:t>
+      </w:r>
+      <w:r>
+        <w:rPr>
+          <w:rFonts w:ascii="Calibri" w:hAnsi="Calibri" w:cs="Calibri"/>
+          <w:sz w:val="22"/>
+          <w:szCs w:val="22"/>
+        </w:rPr>
+        <w:t>based on ticketing data, metrics, other team members experience and weekly operational reviews with the objective to find gaps, propose and develop solutions to effectively address</w:t>
+      </w:r>
+      <w:r>
+        <w:rPr>
+          <w:rFonts w:ascii="Calibri" w:hAnsi="Calibri" w:cs="Calibri"/>
+          <w:sz w:val="22"/>
+          <w:szCs w:val="22"/>
+        </w:rPr>
+        <w:t xml:space="preserve"> those</w:t>
+      </w:r>
+      <w:r>
+        <w:rPr>
+          <w:rFonts w:ascii="Calibri" w:hAnsi="Calibri" w:cs="Calibri"/>
+          <w:sz w:val="22"/>
+          <w:szCs w:val="22"/>
+        </w:rPr>
+        <w:t xml:space="preserve"> problems and reduce Ops load.</w:t>
+      </w:r>
+    </w:p>
+    <w:p>
+      <w:pPr>
+        <w:pStyle w:val="ListParagraph"/>
+        <w:numPr>
+          <w:ilvl w:val="0"/>
+          <w:numId w:val="1"/>
+        </w:numPr>
+        <w:rPr>
+          <w:rFonts w:ascii="Calibri" w:hAnsi="Calibri" w:cs="Calibri"/>
+          <w:sz w:val="22"/>
+          <w:szCs w:val="22"/>
+        </w:rPr>
+      </w:pPr>
+      <w:r>
+        <w:rPr>
+          <w:rFonts w:ascii="Calibri" w:hAnsi="Calibri" w:cs="Calibri"/>
+          <w:sz w:val="22"/>
+          <w:szCs w:val="22"/>
+        </w:rPr>
+        <w:t>Design and build systems and tools using AWS cloud native solutions to improve the development velocity of the team, automating most common tasks and data collection.</w:t>
+      </w:r>
+    </w:p>
+    <w:p>
+      <w:pPr>
+        <w:pStyle w:val="ListParagraph"/>
+        <w:numPr>
+          <w:ilvl w:val="0"/>
+          <w:numId w:val="1"/>
+        </w:numPr>
+        <w:rPr>
+          <w:rFonts w:ascii="Calibri" w:hAnsi="Calibri" w:cs="Calibri"/>
+          <w:sz w:val="22"/>
+          <w:szCs w:val="22"/>
+        </w:rPr>
+      </w:pPr>
+      <w:r>
+        <w:rPr>
+          <w:rFonts w:ascii="Calibri" w:hAnsi="Calibri" w:cs="Calibri"/>
+          <w:sz w:val="22"/>
+          <w:szCs w:val="22"/>
+        </w:rPr>
+        <w:t>Stay</w:t>
+      </w:r>
+      <w:r>
+        <w:rPr>
+          <w:rFonts w:ascii="Calibri" w:hAnsi="Calibri" w:cs="Calibri"/>
+          <w:sz w:val="22"/>
+          <w:szCs w:val="22"/>
+        </w:rPr>
+        <w:t xml:space="preserve"> on-call once per month for one week, being available 24/7</w:t>
+      </w:r>
+      <w:r>
+        <w:rPr>
+          <w:rFonts w:ascii="Calibri" w:hAnsi="Calibri" w:cs="Calibri"/>
+          <w:sz w:val="22"/>
+          <w:szCs w:val="22"/>
+        </w:rPr>
+        <w:t xml:space="preserve"> during this time, mitigate impactful issues and work to reduce number of open tickets, improve alarms and keep the team aware of </w:t>
+      </w:r>
+      <w:r>
+        <w:rPr>
+          <w:rFonts w:ascii="Calibri" w:hAnsi="Calibri" w:cs="Calibri"/>
+          <w:sz w:val="22"/>
+          <w:szCs w:val="22"/>
+        </w:rPr>
+        <w:t>current Ops situation</w:t>
+      </w:r>
+      <w:r>
+        <w:rPr>
+          <w:rFonts w:ascii="Calibri" w:hAnsi="Calibri" w:cs="Calibri"/>
+          <w:sz w:val="22"/>
+          <w:szCs w:val="22"/>
+        </w:rPr>
+        <w:t>.</w:t>
+      </w:r>
+    </w:p>
+    <w:p>
+      <w:pPr>
+        <w:rPr>
+          <w:rFonts w:ascii="Calibri" w:hAnsi="Calibri" w:cs="Calibri"/>
+          <w:sz w:val="22"/>
+          <w:szCs w:val="22"/>
+        </w:rPr>
+      </w:pPr>
+      <w:r>
+        <w:rPr>
+          <w:rFonts w:ascii="Calibri" w:hAnsi="Calibri" w:cs="Calibri"/>
+          <w:sz w:val="22"/>
+          <w:szCs w:val="22"/>
+        </w:rPr>
+        <w:t xml:space="preserve">Key </w:t>
+      </w:r>
+      <w:r>
+        <w:rPr>
+          <w:rFonts w:ascii="Calibri" w:hAnsi="Calibri" w:cs="Calibri"/>
+          <w:sz w:val="22"/>
+          <w:szCs w:val="22"/>
+        </w:rPr>
+        <w:t>a</w:t>
+      </w:r>
+      <w:r>
+        <w:rPr>
+          <w:rFonts w:ascii="Calibri" w:hAnsi="Calibri" w:cs="Calibri"/>
+          <w:sz w:val="22"/>
+          <w:szCs w:val="22"/>
+        </w:rPr>
+        <w:t>chievements:</w:t>
+      </w:r>
+    </w:p>
+    <w:p>
+      <w:pPr>
+        <w:pStyle w:val="ListParagraph"/>
+        <w:numPr>
+          <w:ilvl w:val="0"/>
+          <w:numId w:val="1"/>
+        </w:numPr>
+        <w:rPr>
+          <w:rFonts w:ascii="Calibri" w:hAnsi="Calibri" w:cs="Calibri"/>
+          <w:sz w:val="22"/>
+          <w:szCs w:val="22"/>
+        </w:rPr>
+      </w:pPr>
+      <w:r>
+        <w:rPr>
+          <w:rFonts w:cs="Calibri"/>
+          <w:sz w:val="22"/>
+          <w:szCs w:val="22"/>
+        </w:rPr>
+        <w:t>Automated internal compute capacity deployment</w:t>
+      </w:r>
+      <w:r>
+        <w:rPr>
+          <w:rFonts w:cs="Calibri"/>
+          <w:sz w:val="22"/>
+          <w:szCs w:val="22"/>
+        </w:rPr>
+        <w:t xml:space="preserve"> </w:t>
+      </w:r>
+      <w:r>
+        <w:rPr>
+          <w:rFonts w:cs="Calibri"/>
+          <w:sz w:val="22"/>
+          <w:szCs w:val="22"/>
+        </w:rPr>
+        <w:t>by</w:t>
+      </w:r>
+      <w:r>
+        <w:rPr>
+          <w:rFonts w:cs="Calibri"/>
+          <w:sz w:val="22"/>
+          <w:szCs w:val="22"/>
+        </w:rPr>
+        <w:t xml:space="preserve"> integrat</w:t>
+      </w:r>
+      <w:r>
+        <w:rPr>
+          <w:rFonts w:cs="Calibri"/>
+          <w:sz w:val="22"/>
+          <w:szCs w:val="22"/>
+        </w:rPr>
+        <w:t>ing</w:t>
+      </w:r>
+      <w:r>
+        <w:rPr>
+          <w:rFonts w:cs="Calibri"/>
+          <w:sz w:val="22"/>
+          <w:szCs w:val="22"/>
+        </w:rPr>
+        <w:t xml:space="preserve"> with dozens of </w:t>
+      </w:r>
+      <w:r>
+        <w:rPr>
+          <w:rFonts w:cs="Calibri"/>
+          <w:sz w:val="22"/>
+          <w:szCs w:val="22"/>
+        </w:rPr>
+        <w:t xml:space="preserve">internal </w:t>
+      </w:r>
+      <w:r>
+        <w:rPr>
+          <w:rFonts w:cs="Calibri"/>
+          <w:sz w:val="22"/>
+          <w:szCs w:val="22"/>
+        </w:rPr>
+        <w:t>APIs</w:t>
+      </w:r>
+      <w:r>
+        <w:rPr>
+          <w:rFonts w:cs="Calibri"/>
+          <w:sz w:val="22"/>
+          <w:szCs w:val="22"/>
+        </w:rPr>
+        <w:t xml:space="preserve"> and</w:t>
+      </w:r>
+      <w:r>
+        <w:rPr>
+          <w:rFonts w:cs="Calibri"/>
+          <w:sz w:val="22"/>
+          <w:szCs w:val="22"/>
+        </w:rPr>
+        <w:t xml:space="preserve"> reducing</w:t>
+      </w:r>
+      <w:r>
+        <w:rPr>
+          <w:rFonts w:cs="Calibri"/>
+          <w:sz w:val="22"/>
+          <w:szCs w:val="22"/>
+        </w:rPr>
+        <w:t xml:space="preserve"> manual </w:t>
+      </w:r>
+      <w:r>
+        <w:rPr>
+          <w:rFonts w:cs="Calibri"/>
+          <w:sz w:val="22"/>
+          <w:szCs w:val="22"/>
+        </w:rPr>
+        <w:t>actions</w:t>
+      </w:r>
+      <w:r>
+        <w:rPr>
+          <w:rFonts w:cs="Calibri"/>
+          <w:sz w:val="22"/>
+          <w:szCs w:val="22"/>
+        </w:rPr>
+        <w:t xml:space="preserve"> </w:t>
+      </w:r>
+      <w:r>
+        <w:rPr>
+          <w:rFonts w:cs="Calibri"/>
+          <w:sz w:val="22"/>
+          <w:szCs w:val="22"/>
+        </w:rPr>
+        <w:t>in</w:t>
+      </w:r>
+      <w:r>
+        <w:rPr>
+          <w:rFonts w:cs="Calibri"/>
+          <w:sz w:val="22"/>
+          <w:szCs w:val="22"/>
+        </w:rPr>
+        <w:t xml:space="preserve"> 90% and time to build new regions by 30% globally</w:t>
+      </w:r>
+      <w:r>
+        <w:rPr>
+          <w:rFonts w:cs="Calibri"/>
+          <w:sz w:val="22"/>
+          <w:szCs w:val="22"/>
+        </w:rPr>
+        <w:t>.</w:t>
+      </w:r>
+    </w:p>
+    <w:p>
+      <w:pPr>
+        <w:pStyle w:val="ListParagraph"/>
+        <w:numPr>
+          <w:ilvl w:val="0"/>
+          <w:numId w:val="1"/>
+        </w:numPr>
+        <w:rPr>
+          <w:rFonts w:ascii="Calibri" w:hAnsi="Calibri" w:cs="Calibri"/>
+          <w:sz w:val="22"/>
+          <w:szCs w:val="22"/>
+        </w:rPr>
+      </w:pPr>
+      <w:r>
+        <w:rPr>
+          <w:rFonts w:cs="Calibri"/>
+          <w:sz w:val="22"/>
+          <w:szCs w:val="22"/>
+        </w:rPr>
+        <w:t xml:space="preserve">Created system to automatically prioritize tickets based on network impact, reducing in 20% the number of </w:t>
+      </w:r>
+      <w:r>
+        <w:rPr>
+          <w:rFonts w:cs="Calibri"/>
+          <w:sz w:val="22"/>
+          <w:szCs w:val="22"/>
+        </w:rPr>
+        <w:t>large-scale</w:t>
+      </w:r>
+      <w:r>
+        <w:rPr>
+          <w:rFonts w:cs="Calibri"/>
+          <w:sz w:val="22"/>
+          <w:szCs w:val="22"/>
+        </w:rPr>
+        <w:t xml:space="preserve"> events that impact external customers.</w:t>
+      </w:r>
+    </w:p>
+    <w:p>
+      <w:pPr>
+        <w:pStyle w:val="ListParagraph"/>
+        <w:numPr>
+          <w:ilvl w:val="0"/>
+          <w:numId w:val="1"/>
+        </w:numPr>
+        <w:rPr>
+          <w:rFonts w:ascii="Calibri" w:hAnsi="Calibri" w:cs="Calibri"/>
+          <w:sz w:val="22"/>
+          <w:szCs w:val="22"/>
+        </w:rPr>
+      </w:pPr>
+      <w:r>
+        <w:rPr>
+          <w:rFonts w:cs="Calibri"/>
+          <w:sz w:val="22"/>
+          <w:szCs w:val="22"/>
+        </w:rPr>
+        <w:t xml:space="preserve">Reduced </w:t>
+      </w:r>
+      <w:r>
+        <w:rPr>
+          <w:rFonts w:cs="Calibri"/>
+          <w:sz w:val="22"/>
+          <w:szCs w:val="22"/>
+        </w:rPr>
+        <w:t xml:space="preserve">Year-over-Year </w:t>
+      </w:r>
+      <w:r>
+        <w:rPr>
+          <w:rFonts w:cs="Calibri"/>
+          <w:sz w:val="22"/>
+          <w:szCs w:val="22"/>
+        </w:rPr>
+        <w:t xml:space="preserve">infrastructure costs </w:t>
+      </w:r>
+      <w:r>
+        <w:rPr>
+          <w:rFonts w:cs="Calibri"/>
+          <w:sz w:val="22"/>
+          <w:szCs w:val="22"/>
+        </w:rPr>
+        <w:t xml:space="preserve">in </w:t>
+      </w:r>
+      <w:r>
+        <w:rPr>
+          <w:rFonts w:cs="Calibri"/>
+          <w:sz w:val="22"/>
+          <w:szCs w:val="22"/>
+        </w:rPr>
+        <w:t xml:space="preserve">20% by </w:t>
+      </w:r>
+      <w:r>
+        <w:rPr>
+          <w:rFonts w:cs="Calibri"/>
+          <w:sz w:val="22"/>
+          <w:szCs w:val="22"/>
+        </w:rPr>
+        <w:t>collecting data and rightsizing instance types from thousands of internal AWS accounts, owned by hundreds of teams</w:t>
+      </w:r>
+      <w:r>
+        <w:rPr>
+          <w:rFonts w:cs="Calibri"/>
+          <w:sz w:val="22"/>
+          <w:szCs w:val="22"/>
+        </w:rPr>
+        <w:t>.</w:t>
+      </w:r>
+    </w:p>
+    <w:p>
+      <w:pPr>
+        <w:rPr>
+          <w:rFonts w:ascii="Calibri" w:hAnsi="Calibri" w:cs="Calibri"/>
+          <w:b/>
+          <w:bCs/>
+          <w:sz w:val="20"/>
+          <w:szCs w:val="20"/>
+        </w:rPr>
+      </w:pPr>
+    </w:p>
+    <w:p>
+      <w:pPr>
+        <w:rPr>
+          <w:rFonts w:ascii="Calibri" w:hAnsi="Calibri" w:cs="Calibri"/>
+          <w:sz w:val="20"/>
+          <w:szCs w:val="20"/>
+        </w:rPr>
+      </w:pPr>
+      <w:r>
+        <w:rPr>
+          <w:rFonts w:ascii="Calibri" w:hAnsi="Calibri" w:cs="Calibri"/>
+          <w:b/>
+          <w:bCs/>
+          <w:sz w:val="20"/>
+          <w:szCs w:val="20"/>
+        </w:rPr>
+        <w:t>Skills:</w:t>
+      </w:r>
+      <w:r>
+        <w:rPr>
+          <w:rFonts w:ascii="Calibri" w:hAnsi="Calibri" w:cs="Calibri"/>
+          <w:sz w:val="20"/>
+          <w:szCs w:val="20"/>
+        </w:rPr>
+        <w:t xml:space="preserve"> Python, Go, </w:t>
+      </w:r>
+      <w:r>
+        <w:rPr>
+          <w:rFonts w:ascii="Calibri" w:hAnsi="Calibri" w:cs="Calibri"/>
+          <w:sz w:val="20"/>
+          <w:szCs w:val="20"/>
+        </w:rPr>
+        <w:t>Ruby, Typescript/</w:t>
+      </w:r>
+      <w:proofErr w:type="spellStart"/>
+      <w:r>
+        <w:rPr>
+          <w:rFonts w:ascii="Calibri" w:hAnsi="Calibri" w:cs="Calibri"/>
+          <w:sz w:val="20"/>
+          <w:szCs w:val="20"/>
+        </w:rPr>
+        <w:t>Javascript</w:t>
+      </w:r>
+      <w:proofErr w:type="spellEnd"/>
+      <w:r>
+        <w:rPr>
+          <w:rFonts w:ascii="Calibri" w:hAnsi="Calibri" w:cs="Calibri"/>
+          <w:sz w:val="20"/>
+          <w:szCs w:val="20"/>
+        </w:rPr>
+        <w:t xml:space="preserve">, </w:t>
+      </w:r>
+      <w:proofErr w:type="spellStart"/>
+      <w:r>
+        <w:rPr>
+          <w:rFonts w:ascii="Calibri" w:hAnsi="Calibri" w:cs="Calibri"/>
+          <w:sz w:val="20"/>
+          <w:szCs w:val="20"/>
+        </w:rPr>
+        <w:t>Shellscript</w:t>
+      </w:r>
+      <w:proofErr w:type="spellEnd"/>
+      <w:r>
+        <w:rPr>
+          <w:rFonts w:ascii="Calibri" w:hAnsi="Calibri" w:cs="Calibri"/>
+          <w:sz w:val="20"/>
+          <w:szCs w:val="20"/>
+        </w:rPr>
+        <w:t>, SQL</w:t>
+      </w:r>
+      <w:r>
+        <w:rPr>
+          <w:rFonts w:ascii="Calibri" w:hAnsi="Calibri" w:cs="Calibri"/>
+          <w:sz w:val="20"/>
+          <w:szCs w:val="20"/>
+        </w:rPr>
+        <w:t xml:space="preserve">, Flask, </w:t>
+      </w:r>
+      <w:proofErr w:type="spellStart"/>
+      <w:r>
+        <w:rPr>
+          <w:rFonts w:ascii="Calibri" w:hAnsi="Calibri" w:cs="Calibri"/>
+          <w:sz w:val="20"/>
+          <w:szCs w:val="20"/>
+        </w:rPr>
+        <w:t>SQLAlchemy</w:t>
+      </w:r>
+      <w:proofErr w:type="spellEnd"/>
+      <w:r>
+        <w:rPr>
+          <w:rFonts w:ascii="Calibri" w:hAnsi="Calibri" w:cs="Calibri"/>
+          <w:sz w:val="20"/>
+          <w:szCs w:val="20"/>
+        </w:rPr>
+        <w:t>, Linux</w:t>
+      </w:r>
+      <w:r>
+        <w:rPr>
+          <w:rFonts w:ascii="Calibri" w:hAnsi="Calibri" w:cs="Calibri"/>
+          <w:sz w:val="20"/>
+          <w:szCs w:val="20"/>
+        </w:rPr>
+        <w:t>, EC2, Lambda, ECS</w:t>
+      </w:r>
+      <w:r>
+        <w:rPr>
+          <w:rFonts w:ascii="Calibri" w:hAnsi="Calibri" w:cs="Calibri"/>
+          <w:sz w:val="20"/>
+          <w:szCs w:val="20"/>
+        </w:rPr>
+        <w:t xml:space="preserve">, </w:t>
+      </w:r>
+      <w:proofErr w:type="spellStart"/>
+      <w:r>
+        <w:rPr>
+          <w:rFonts w:ascii="Calibri" w:hAnsi="Calibri" w:cs="Calibri"/>
+          <w:sz w:val="20"/>
+          <w:szCs w:val="20"/>
+        </w:rPr>
+        <w:t>Fargate</w:t>
+      </w:r>
+      <w:proofErr w:type="spellEnd"/>
+      <w:r>
+        <w:rPr>
+          <w:rFonts w:ascii="Calibri" w:hAnsi="Calibri" w:cs="Calibri"/>
+          <w:sz w:val="20"/>
+          <w:szCs w:val="20"/>
+        </w:rPr>
+        <w:t xml:space="preserve">, Docker, Kubernetes, Linux, CloudFormation, CDK, </w:t>
+      </w:r>
+      <w:proofErr w:type="spellStart"/>
+      <w:r>
+        <w:rPr>
+          <w:rFonts w:ascii="Calibri" w:hAnsi="Calibri" w:cs="Calibri"/>
+          <w:sz w:val="20"/>
+          <w:szCs w:val="20"/>
+        </w:rPr>
+        <w:t>EventBridge</w:t>
+      </w:r>
+      <w:proofErr w:type="spellEnd"/>
+      <w:r>
+        <w:rPr>
+          <w:rFonts w:ascii="Calibri" w:hAnsi="Calibri" w:cs="Calibri"/>
+          <w:sz w:val="20"/>
+          <w:szCs w:val="20"/>
+        </w:rPr>
+        <w:t xml:space="preserve">, SNS, SQS, Step Functions, SWF, Amplify, API Gateway, CloudFront, Route 53, DMS, DynamoDB, RDS, PostgreSQL, Timestream, S3, </w:t>
+      </w:r>
+      <w:proofErr w:type="spellStart"/>
+      <w:r>
+        <w:rPr>
+          <w:rFonts w:ascii="Calibri" w:hAnsi="Calibri" w:cs="Calibri"/>
+          <w:sz w:val="20"/>
+          <w:szCs w:val="20"/>
+        </w:rPr>
+        <w:t>PySpark</w:t>
+      </w:r>
+      <w:proofErr w:type="spellEnd"/>
+      <w:r>
+        <w:rPr>
+          <w:rFonts w:ascii="Calibri" w:hAnsi="Calibri" w:cs="Calibri"/>
+          <w:sz w:val="20"/>
+          <w:szCs w:val="20"/>
+        </w:rPr>
+        <w:t xml:space="preserve">, Glue, </w:t>
+      </w:r>
+      <w:proofErr w:type="spellStart"/>
+      <w:r>
+        <w:rPr>
+          <w:rFonts w:ascii="Calibri" w:hAnsi="Calibri" w:cs="Calibri"/>
+          <w:sz w:val="20"/>
+          <w:szCs w:val="20"/>
+        </w:rPr>
+        <w:t>QuickSight</w:t>
+      </w:r>
+      <w:proofErr w:type="spellEnd"/>
+      <w:r>
+        <w:rPr>
+          <w:rFonts w:ascii="Calibri" w:hAnsi="Calibri" w:cs="Calibri"/>
+          <w:sz w:val="20"/>
+          <w:szCs w:val="20"/>
+        </w:rPr>
+        <w:t xml:space="preserve">, Athena, EMR, Amazon </w:t>
+      </w:r>
+      <w:proofErr w:type="spellStart"/>
+      <w:r>
+        <w:rPr>
+          <w:rFonts w:ascii="Calibri" w:hAnsi="Calibri" w:cs="Calibri"/>
+          <w:sz w:val="20"/>
+          <w:szCs w:val="20"/>
+        </w:rPr>
+        <w:t>SageMaker</w:t>
+      </w:r>
+      <w:proofErr w:type="spellEnd"/>
+      <w:r>
+        <w:rPr>
+          <w:rFonts w:ascii="Calibri" w:hAnsi="Calibri" w:cs="Calibri"/>
+          <w:sz w:val="20"/>
+          <w:szCs w:val="20"/>
+        </w:rPr>
+        <w:t>, CloudWatch</w:t>
+      </w:r>
+      <w:r>
+        <w:rPr>
+          <w:rFonts w:ascii="Calibri" w:hAnsi="Calibri" w:cs="Calibri"/>
+          <w:sz w:val="20"/>
+          <w:szCs w:val="20"/>
+        </w:rPr>
+        <w:t>.</w:t>
+      </w:r>
+    </w:p>
+    <w:p>
+      <w:pPr>
+        <w:tabs>
+          <w:tab w:val="right" w:pos="9020"/>
+        </w:tabs>
+        <w:rPr>
+          <w:rFonts w:ascii="Calibri" w:eastAsia="Arial" w:hAnsi="Calibri" w:cs="Calibri"/>
+          <w:b/>
+          <w:bCs/>
+          <w:sz w:val="22"/>
+          <w:szCs w:val="22"/>
+        </w:rPr>
+      </w:pPr>
+      <w:proofErr w:type="spellStart"/>
+      <w:r>
+        <w:rPr>
+          <w:rFonts w:eastAsia="Arial" w:cs="Calibri"/>
+          <w:b/>
+          <w:bCs/>
+          <w:sz w:val="22"/>
+          <w:szCs w:val="22"/>
+        </w:rPr>
+        <w:lastRenderedPageBreak/>
+        <w:t>Pantacor</w:t>
+      </w:r>
+      <w:proofErr w:type="spellEnd"/>
+      <w:r>
+        <w:rPr>
+          <w:rFonts w:eastAsia="Arial" w:cs="Calibri"/>
+          <w:b/>
+          <w:bCs/>
+          <w:sz w:val="22"/>
+          <w:szCs w:val="22"/>
+        </w:rPr>
+        <w:t>, London, UK</w:t>
+      </w:r>
+    </w:p>
+    <w:p>
+      <w:pPr>
+        <w:tabs>
+          <w:tab w:val="right" w:pos="9020"/>
+        </w:tabs>
+        <w:rPr>
+          <w:rFonts w:eastAsia="Arial" w:cs="Calibri"/>
+          <w:sz w:val="22"/>
+          <w:szCs w:val="22"/>
+        </w:rPr>
+      </w:pPr>
+      <w:r>
+        <w:rPr>
+          <w:rFonts w:eastAsia="Arial" w:cs="Calibri"/>
+          <w:bCs/>
+          <w:sz w:val="22"/>
+          <w:szCs w:val="22"/>
+        </w:rPr>
+        <w:t>Software Engineer</w:t>
+      </w:r>
+      <w:r>
+        <w:rPr>
+          <w:rFonts w:cs="Calibri"/>
+          <w:sz w:val="22"/>
+          <w:szCs w:val="22"/>
+        </w:rPr>
+        <w:t xml:space="preserve">, </w:t>
+      </w:r>
+      <w:r>
+        <w:rPr>
+          <w:rFonts w:eastAsia="Arial" w:cs="Calibri"/>
+          <w:sz w:val="22"/>
+          <w:szCs w:val="22"/>
+        </w:rPr>
+        <w:t>Feb 2019 - Mar 2020</w:t>
+      </w:r>
+    </w:p>
+    <w:p>
+      <w:pPr>
+        <w:pStyle w:val="Caption"/>
+      </w:pPr>
+      <w:proofErr w:type="spellStart"/>
+      <w:r>
+        <w:t>Pantacor</w:t>
+      </w:r>
+      <w:r>
+        <w:t>’s</w:t>
+      </w:r>
+      <w:proofErr w:type="spellEnd"/>
+      <w:r>
+        <w:t xml:space="preserve"> main product is a fleet management platform that uses containers to deploy software</w:t>
+      </w:r>
+      <w:r>
+        <w:t xml:space="preserve"> and control the lifecycle of devices</w:t>
+      </w:r>
+      <w:r>
+        <w:t>. As part of a small team with less than 5 people, my goal was to maintain the backend and the Kubernetes cluster infrastructure</w:t>
+      </w:r>
+      <w:r>
+        <w:t xml:space="preserve"> of the company</w:t>
+      </w:r>
+      <w:r>
+        <w:t>.</w:t>
+      </w:r>
+    </w:p>
+    <w:p>
+      <w:pPr>
+        <w:rPr>
+          <w:rFonts w:eastAsia="Arial" w:cs="Calibri"/>
+          <w:sz w:val="22"/>
+          <w:szCs w:val="22"/>
+        </w:rPr>
+      </w:pPr>
+      <w:r>
+        <w:rPr>
+          <w:rFonts w:eastAsia="Arial" w:cs="Calibri"/>
+          <w:sz w:val="22"/>
+          <w:szCs w:val="22"/>
+        </w:rPr>
+        <w:t>Key responsibilities:</w:t>
+      </w:r>
+    </w:p>
+    <w:p>
+      <w:pPr>
+        <w:numPr>
+          <w:ilvl w:val="0"/>
+          <w:numId w:val="2"/>
+        </w:numPr>
+        <w:rPr>
+          <w:rFonts w:ascii="Calibri" w:eastAsia="Arial" w:hAnsi="Calibri" w:cs="Calibri"/>
+          <w:sz w:val="22"/>
+          <w:szCs w:val="22"/>
+        </w:rPr>
+      </w:pPr>
+      <w:r>
+        <w:rPr>
+          <w:rFonts w:ascii="Calibri" w:eastAsia="Arial" w:hAnsi="Calibri" w:cs="Calibri"/>
+          <w:sz w:val="22"/>
+          <w:szCs w:val="22"/>
+        </w:rPr>
+        <w:t>Improve existing fleet management platform for IoT devices written in Go, running on a Kubernetes cluster deployed in a multi cloud environment</w:t>
+      </w:r>
+      <w:r>
+        <w:rPr>
+          <w:rFonts w:ascii="Calibri" w:eastAsia="Arial" w:hAnsi="Calibri" w:cs="Calibri"/>
+          <w:sz w:val="22"/>
+          <w:szCs w:val="22"/>
+        </w:rPr>
+        <w:t xml:space="preserve"> using MongoDB as database.</w:t>
+      </w:r>
+    </w:p>
+    <w:p>
+      <w:pPr>
+        <w:numPr>
+          <w:ilvl w:val="0"/>
+          <w:numId w:val="2"/>
+        </w:numPr>
+        <w:rPr>
+          <w:rFonts w:ascii="Calibri" w:eastAsia="Arial" w:hAnsi="Calibri" w:cs="Calibri"/>
+          <w:sz w:val="22"/>
+          <w:szCs w:val="22"/>
+        </w:rPr>
+      </w:pPr>
+      <w:r>
+        <w:rPr>
+          <w:rFonts w:ascii="Calibri" w:eastAsia="Arial" w:hAnsi="Calibri" w:cs="Calibri"/>
+          <w:sz w:val="22"/>
+          <w:szCs w:val="22"/>
+        </w:rPr>
+        <w:t>Work directly with the CTO</w:t>
+      </w:r>
+      <w:r>
+        <w:rPr>
+          <w:rFonts w:ascii="Calibri" w:eastAsia="Arial" w:hAnsi="Calibri" w:cs="Calibri"/>
+          <w:sz w:val="22"/>
+          <w:szCs w:val="22"/>
+        </w:rPr>
+        <w:t xml:space="preserve"> of the company</w:t>
+      </w:r>
+      <w:r>
+        <w:rPr>
+          <w:rFonts w:ascii="Calibri" w:eastAsia="Arial" w:hAnsi="Calibri" w:cs="Calibri"/>
+          <w:sz w:val="22"/>
+          <w:szCs w:val="22"/>
+        </w:rPr>
+        <w:t xml:space="preserve"> to prioritize work based on customers feedback and operational issues.</w:t>
+      </w:r>
+    </w:p>
+    <w:p>
+      <w:pPr>
+        <w:numPr>
+          <w:ilvl w:val="0"/>
+          <w:numId w:val="2"/>
+        </w:numPr>
+        <w:rPr>
+          <w:rFonts w:ascii="Calibri" w:eastAsia="Arial" w:hAnsi="Calibri" w:cs="Calibri"/>
+          <w:sz w:val="22"/>
+          <w:szCs w:val="22"/>
+        </w:rPr>
+      </w:pPr>
+      <w:r>
+        <w:rPr>
+          <w:rFonts w:ascii="Calibri" w:eastAsia="Arial" w:hAnsi="Calibri" w:cs="Calibri"/>
+          <w:sz w:val="22"/>
+          <w:szCs w:val="22"/>
+        </w:rPr>
+        <w:t>Develop new features requested by customers and prioritized with leadership, owning the design, implementation, test, deployment and maintenance of those features.</w:t>
+      </w:r>
+    </w:p>
+    <w:p>
+      <w:pPr>
+        <w:numPr>
+          <w:ilvl w:val="0"/>
+          <w:numId w:val="2"/>
+        </w:numPr>
+        <w:rPr>
+          <w:rFonts w:ascii="Calibri" w:eastAsia="Arial" w:hAnsi="Calibri" w:cs="Calibri"/>
+          <w:sz w:val="22"/>
+          <w:szCs w:val="22"/>
+        </w:rPr>
+      </w:pPr>
+      <w:r>
+        <w:rPr>
+          <w:rFonts w:ascii="Calibri" w:eastAsia="Arial" w:hAnsi="Calibri" w:cs="Calibri"/>
+          <w:sz w:val="22"/>
+          <w:szCs w:val="22"/>
+        </w:rPr>
+        <w:t xml:space="preserve">Maintain and </w:t>
+      </w:r>
+      <w:r>
+        <w:rPr>
+          <w:rFonts w:ascii="Calibri" w:eastAsia="Arial" w:hAnsi="Calibri" w:cs="Calibri"/>
+          <w:sz w:val="22"/>
+          <w:szCs w:val="22"/>
+        </w:rPr>
+        <w:t>build</w:t>
+      </w:r>
+      <w:r>
+        <w:rPr>
+          <w:rFonts w:ascii="Calibri" w:eastAsia="Arial" w:hAnsi="Calibri" w:cs="Calibri"/>
+          <w:sz w:val="22"/>
+          <w:szCs w:val="22"/>
+        </w:rPr>
+        <w:t xml:space="preserve"> infrastructure using Kubernetes to run dozens of microservices written in Go, Typescrip</w:t>
+      </w:r>
+      <w:r>
+        <w:rPr>
+          <w:rFonts w:ascii="Calibri" w:eastAsia="Arial" w:hAnsi="Calibri" w:cs="Calibri"/>
+          <w:sz w:val="22"/>
+          <w:szCs w:val="22"/>
+        </w:rPr>
+        <w:t>t and Python.</w:t>
+      </w:r>
+    </w:p>
+    <w:p>
+      <w:pPr>
+        <w:rPr>
+          <w:rFonts w:ascii="Calibri" w:eastAsia="Arial" w:hAnsi="Calibri" w:cs="Calibri"/>
+          <w:sz w:val="22"/>
+          <w:szCs w:val="22"/>
+        </w:rPr>
+      </w:pPr>
+      <w:r>
+        <w:rPr>
+          <w:rFonts w:ascii="Calibri" w:eastAsia="Arial" w:hAnsi="Calibri" w:cs="Calibri"/>
+          <w:sz w:val="22"/>
+          <w:szCs w:val="22"/>
+        </w:rPr>
+        <w:t>Key achievements:</w:t>
+      </w:r>
+    </w:p>
+    <w:p>
+      <w:pPr>
+        <w:numPr>
+          <w:ilvl w:val="0"/>
+          <w:numId w:val="2"/>
+        </w:numPr>
+        <w:rPr>
+          <w:rFonts w:ascii="Calibri" w:eastAsia="Arial" w:hAnsi="Calibri" w:cs="Calibri"/>
+          <w:sz w:val="22"/>
+          <w:szCs w:val="22"/>
+        </w:rPr>
+      </w:pPr>
+      <w:r>
+        <w:rPr>
+          <w:rFonts w:eastAsia="Arial" w:cs="Calibri"/>
+          <w:sz w:val="22"/>
+          <w:szCs w:val="22"/>
+        </w:rPr>
+        <w:t>Created monitoring, logging, tracing</w:t>
+      </w:r>
+      <w:r>
+        <w:rPr>
+          <w:rFonts w:eastAsia="Arial" w:cs="Calibri"/>
+          <w:sz w:val="22"/>
+          <w:szCs w:val="22"/>
+        </w:rPr>
+        <w:t xml:space="preserve"> and notification system</w:t>
+      </w:r>
+      <w:r>
+        <w:rPr>
+          <w:rFonts w:eastAsia="Arial" w:cs="Calibri"/>
+          <w:sz w:val="22"/>
+          <w:szCs w:val="22"/>
+        </w:rPr>
+        <w:t xml:space="preserve"> using Grafana, Prometheus and </w:t>
+      </w:r>
+      <w:proofErr w:type="spellStart"/>
+      <w:r>
+        <w:rPr>
+          <w:rFonts w:eastAsia="Arial" w:cs="Calibri"/>
+          <w:sz w:val="22"/>
+          <w:szCs w:val="22"/>
+        </w:rPr>
+        <w:t>TimescaleDB</w:t>
+      </w:r>
+      <w:proofErr w:type="spellEnd"/>
+      <w:r>
+        <w:rPr>
+          <w:rFonts w:eastAsia="Arial" w:cs="Calibri"/>
+          <w:sz w:val="22"/>
+          <w:szCs w:val="22"/>
+        </w:rPr>
+        <w:t>, reducing incident response time in 30%.</w:t>
+      </w:r>
+    </w:p>
+    <w:p>
+      <w:pPr>
+        <w:numPr>
+          <w:ilvl w:val="0"/>
+          <w:numId w:val="2"/>
+        </w:numPr>
+        <w:rPr>
+          <w:rFonts w:ascii="Calibri" w:eastAsia="Arial" w:hAnsi="Calibri" w:cs="Calibri"/>
+          <w:sz w:val="22"/>
+          <w:szCs w:val="22"/>
+        </w:rPr>
+      </w:pPr>
+      <w:r>
+        <w:rPr>
+          <w:rFonts w:eastAsia="Arial" w:cs="Calibri"/>
+          <w:sz w:val="22"/>
+          <w:szCs w:val="22"/>
+        </w:rPr>
+        <w:t>Created tools and templates for other team members to deploy and test code in Kubernetes, reducing the number of bugs found in production in 50%.</w:t>
+      </w:r>
+    </w:p>
+    <w:p>
+      <w:pPr>
+        <w:rPr>
+          <w:rFonts w:ascii="Calibri" w:eastAsia="Arial" w:hAnsi="Calibri" w:cs="Calibri"/>
+          <w:sz w:val="20"/>
+          <w:szCs w:val="20"/>
+        </w:rPr>
+      </w:pPr>
+      <w:r>
+        <w:rPr>
+          <w:rFonts w:ascii="Calibri" w:eastAsia="Arial" w:hAnsi="Calibri" w:cs="Calibri"/>
+          <w:b/>
+          <w:bCs/>
+          <w:sz w:val="20"/>
+          <w:szCs w:val="20"/>
+        </w:rPr>
+        <w:t>Skills:</w:t>
+      </w:r>
+      <w:r>
+        <w:rPr>
+          <w:rFonts w:ascii="Calibri" w:eastAsia="Arial" w:hAnsi="Calibri" w:cs="Calibri"/>
+          <w:sz w:val="20"/>
+          <w:szCs w:val="20"/>
+        </w:rPr>
+        <w:t xml:space="preserve"> Python, Go, Typescript</w:t>
+      </w:r>
+      <w:r>
+        <w:rPr>
+          <w:rFonts w:ascii="Calibri" w:eastAsia="Arial" w:hAnsi="Calibri" w:cs="Calibri"/>
+          <w:sz w:val="20"/>
+          <w:szCs w:val="20"/>
+        </w:rPr>
+        <w:t xml:space="preserve">, </w:t>
+      </w:r>
+      <w:proofErr w:type="spellStart"/>
+      <w:r>
+        <w:rPr>
+          <w:rFonts w:ascii="Calibri" w:eastAsia="Arial" w:hAnsi="Calibri" w:cs="Calibri"/>
+          <w:sz w:val="20"/>
+          <w:szCs w:val="20"/>
+        </w:rPr>
+        <w:t>Shellscript</w:t>
+      </w:r>
+      <w:proofErr w:type="spellEnd"/>
+      <w:r>
+        <w:rPr>
+          <w:rFonts w:ascii="Calibri" w:eastAsia="Arial" w:hAnsi="Calibri" w:cs="Calibri"/>
+          <w:sz w:val="20"/>
+          <w:szCs w:val="20"/>
+        </w:rPr>
+        <w:t>, SQL</w:t>
+      </w:r>
+      <w:r>
+        <w:rPr>
+          <w:rFonts w:ascii="Calibri" w:eastAsia="Arial" w:hAnsi="Calibri" w:cs="Calibri"/>
+          <w:sz w:val="20"/>
+          <w:szCs w:val="20"/>
+        </w:rPr>
+        <w:t>, C/C++</w:t>
+      </w:r>
+      <w:r>
+        <w:rPr>
+          <w:rFonts w:ascii="Calibri" w:eastAsia="Arial" w:hAnsi="Calibri" w:cs="Calibri"/>
+          <w:sz w:val="20"/>
+          <w:szCs w:val="20"/>
+        </w:rPr>
+        <w:t xml:space="preserve">, </w:t>
+      </w:r>
+      <w:r>
+        <w:rPr>
+          <w:rFonts w:ascii="Calibri" w:eastAsia="Arial" w:hAnsi="Calibri" w:cs="Calibri"/>
+          <w:sz w:val="20"/>
+          <w:szCs w:val="20"/>
+        </w:rPr>
+        <w:t>Docker, Kubernetes</w:t>
+      </w:r>
+      <w:r>
+        <w:rPr>
+          <w:rFonts w:ascii="Calibri" w:eastAsia="Arial" w:hAnsi="Calibri" w:cs="Calibri"/>
+          <w:sz w:val="20"/>
+          <w:szCs w:val="20"/>
+        </w:rPr>
+        <w:t>, Kafka</w:t>
+      </w:r>
+      <w:r>
+        <w:rPr>
+          <w:rFonts w:ascii="Calibri" w:eastAsia="Arial" w:hAnsi="Calibri" w:cs="Calibri"/>
+          <w:sz w:val="20"/>
+          <w:szCs w:val="20"/>
+        </w:rPr>
+        <w:t>, API Gateway, Route 53, CloudFront, Digital Ocean, Google Compute Engine, MongoDB, S3, EFS, Prometheus, Grafana</w:t>
+      </w:r>
+      <w:r>
+        <w:rPr>
+          <w:rFonts w:ascii="Calibri" w:eastAsia="Arial" w:hAnsi="Calibri" w:cs="Calibri"/>
+          <w:sz w:val="20"/>
+          <w:szCs w:val="20"/>
+        </w:rPr>
+        <w:t>, Nginx, Apache httpd</w:t>
+      </w:r>
+      <w:r>
+        <w:rPr>
+          <w:rFonts w:ascii="Calibri" w:eastAsia="Arial" w:hAnsi="Calibri" w:cs="Calibri"/>
+          <w:sz w:val="20"/>
+          <w:szCs w:val="20"/>
+        </w:rPr>
+        <w:t>, Redis</w:t>
+      </w:r>
+      <w:r>
+        <w:rPr>
+          <w:rFonts w:ascii="Calibri" w:eastAsia="Arial" w:hAnsi="Calibri" w:cs="Calibri"/>
+          <w:sz w:val="20"/>
+          <w:szCs w:val="20"/>
+        </w:rPr>
+        <w:t>, Linux server (Debian and Alpine)</w:t>
+      </w:r>
+      <w:r>
+        <w:rPr>
+          <w:rFonts w:ascii="Calibri" w:eastAsia="Arial" w:hAnsi="Calibri" w:cs="Calibri"/>
+          <w:sz w:val="20"/>
+          <w:szCs w:val="20"/>
+        </w:rPr>
+        <w:t>.</w:t>
+      </w:r>
+    </w:p>
+    <w:p>
+      <w:pPr>
+        <w:rPr>
+          <w:rFonts w:ascii="Calibri" w:eastAsia="Arial" w:hAnsi="Calibri" w:cs="Calibri"/>
+          <w:sz w:val="22"/>
+          <w:szCs w:val="22"/>
+        </w:rPr>
+      </w:pPr>
+    </w:p>
+    <w:p>
+      <w:pPr>
+        <w:rPr>
+          <w:rFonts w:cs="Calibri"/>
+          <w:b/>
+          <w:bCs/>
+          <w:sz w:val="22"/>
+          <w:szCs w:val="22"/>
+        </w:rPr>
+      </w:pPr>
+      <w:proofErr w:type="spellStart"/>
+      <w:r>
+        <w:rPr>
+          <w:rFonts w:eastAsia="Arial" w:cs="Calibri"/>
+          <w:b/>
+          <w:bCs/>
+          <w:sz w:val="22"/>
+          <w:szCs w:val="22"/>
+        </w:rPr>
+        <w:t>Eventials</w:t>
+      </w:r>
+      <w:proofErr w:type="spellEnd"/>
+      <w:r>
+        <w:rPr>
+          <w:rFonts w:eastAsia="Arial" w:cs="Calibri"/>
+          <w:b/>
+          <w:bCs/>
+          <w:sz w:val="22"/>
+          <w:szCs w:val="22"/>
+        </w:rPr>
+        <w:t>, Blumenau</w:t>
+      </w:r>
+      <w:r>
+        <w:rPr>
+          <w:rFonts w:cs="Calibri"/>
+          <w:b/>
+          <w:bCs/>
+          <w:sz w:val="22"/>
+          <w:szCs w:val="22"/>
+        </w:rPr>
+        <w:t>, Brazil</w:t>
+      </w:r>
+    </w:p>
+    <w:p>
+      <w:pPr>
+        <w:tabs>
+          <w:tab w:val="right" w:pos="9020"/>
+        </w:tabs>
+        <w:rPr>
+          <w:rFonts w:ascii="Calibri" w:hAnsi="Calibri" w:cs="Calibri"/>
+          <w:sz w:val="22"/>
+          <w:szCs w:val="22"/>
+        </w:rPr>
+      </w:pPr>
+      <w:r>
+        <w:rPr>
+          <w:rFonts w:eastAsia="Arial" w:cs="Calibri"/>
+          <w:bCs/>
+          <w:sz w:val="22"/>
+          <w:szCs w:val="22"/>
+        </w:rPr>
+        <w:t>System's Analyst</w:t>
+      </w:r>
+      <w:r>
+        <w:rPr>
+          <w:rFonts w:cs="Calibri"/>
+          <w:sz w:val="22"/>
+          <w:szCs w:val="22"/>
+        </w:rPr>
+        <w:t xml:space="preserve">, </w:t>
+      </w:r>
+      <w:r>
+        <w:rPr>
+          <w:rFonts w:eastAsia="Arial" w:cs="Calibri"/>
+          <w:sz w:val="22"/>
+          <w:szCs w:val="22"/>
+        </w:rPr>
+        <w:t>Jul 2018 - Feb 2019</w:t>
+      </w:r>
+    </w:p>
+    <w:p>
+      <w:pPr>
+        <w:pStyle w:val="Caption"/>
+      </w:pPr>
+      <w:proofErr w:type="spellStart"/>
+      <w:r>
+        <w:t>Eventials</w:t>
+      </w:r>
+      <w:proofErr w:type="spellEnd"/>
+      <w:r>
+        <w:t xml:space="preserve"> offers a platform to stream webinars to enterprise company’s customers and employees. My role as System’s Analyst was to maintain the platform backend hosted in AWS and build new products using its live streaming technology.</w:t>
+      </w:r>
+    </w:p>
+    <w:p>
+      <w:pPr>
+        <w:rPr>
+          <w:rFonts w:ascii="Calibri" w:eastAsia="Arial" w:hAnsi="Calibri" w:cs="Calibri"/>
+          <w:sz w:val="22"/>
+          <w:szCs w:val="22"/>
+        </w:rPr>
+      </w:pPr>
+      <w:r>
+        <w:rPr>
+          <w:rFonts w:ascii="Calibri" w:eastAsia="Arial" w:hAnsi="Calibri" w:cs="Calibri"/>
+          <w:sz w:val="22"/>
+          <w:szCs w:val="22"/>
+        </w:rPr>
+        <w:t>Key responsibilities:</w:t>
+      </w:r>
+    </w:p>
+    <w:p>
+      <w:pPr>
+        <w:numPr>
+          <w:ilvl w:val="0"/>
+          <w:numId w:val="3"/>
+        </w:numPr>
+        <w:rPr>
+          <w:rFonts w:ascii="Calibri" w:eastAsia="Arial" w:hAnsi="Calibri" w:cs="Calibri"/>
+          <w:sz w:val="22"/>
+          <w:szCs w:val="22"/>
+        </w:rPr>
+      </w:pPr>
+      <w:r>
+        <w:rPr>
+          <w:rFonts w:ascii="Calibri" w:eastAsia="Arial" w:hAnsi="Calibri" w:cs="Calibri"/>
+          <w:sz w:val="22"/>
+          <w:szCs w:val="22"/>
+        </w:rPr>
+        <w:t xml:space="preserve">Maintain existing </w:t>
+      </w:r>
+      <w:r>
+        <w:rPr>
+          <w:rFonts w:ascii="Calibri" w:eastAsia="Arial" w:hAnsi="Calibri" w:cs="Calibri"/>
+          <w:sz w:val="22"/>
+          <w:szCs w:val="22"/>
+        </w:rPr>
+        <w:t xml:space="preserve">monolith </w:t>
+      </w:r>
+      <w:r>
+        <w:rPr>
+          <w:rFonts w:ascii="Calibri" w:eastAsia="Arial" w:hAnsi="Calibri" w:cs="Calibri"/>
+          <w:sz w:val="22"/>
+          <w:szCs w:val="22"/>
+        </w:rPr>
+        <w:t xml:space="preserve">system built using Django and multiple micro services written in Go, deployed on AWS and on-premise </w:t>
+      </w:r>
+      <w:r>
+        <w:rPr>
+          <w:rFonts w:ascii="Calibri" w:eastAsia="Arial" w:hAnsi="Calibri" w:cs="Calibri"/>
+          <w:sz w:val="22"/>
+          <w:szCs w:val="22"/>
+        </w:rPr>
+        <w:t>capacity</w:t>
+      </w:r>
+      <w:r>
+        <w:rPr>
+          <w:rFonts w:ascii="Calibri" w:eastAsia="Arial" w:hAnsi="Calibri" w:cs="Calibri"/>
+          <w:sz w:val="22"/>
+          <w:szCs w:val="22"/>
+        </w:rPr>
+        <w:t xml:space="preserve"> with PostgreSQL as database.</w:t>
+      </w:r>
+    </w:p>
+    <w:p>
+      <w:pPr>
+        <w:numPr>
+          <w:ilvl w:val="0"/>
+          <w:numId w:val="3"/>
+        </w:numPr>
+        <w:rPr>
+          <w:rFonts w:ascii="Calibri" w:eastAsia="Arial" w:hAnsi="Calibri" w:cs="Calibri"/>
+          <w:sz w:val="22"/>
+          <w:szCs w:val="22"/>
+        </w:rPr>
+      </w:pPr>
+      <w:r>
+        <w:rPr>
+          <w:rFonts w:ascii="Calibri" w:eastAsia="Arial" w:hAnsi="Calibri" w:cs="Calibri"/>
+          <w:sz w:val="22"/>
+          <w:szCs w:val="22"/>
+        </w:rPr>
+        <w:t>Migrate monolith codebase to micro services to improve performance and resilience of the platform.</w:t>
+      </w:r>
+    </w:p>
+    <w:p>
+      <w:pPr>
+        <w:numPr>
+          <w:ilvl w:val="0"/>
+          <w:numId w:val="3"/>
+        </w:numPr>
+        <w:rPr>
+          <w:rFonts w:ascii="Calibri" w:eastAsia="Arial" w:hAnsi="Calibri" w:cs="Calibri"/>
+          <w:sz w:val="22"/>
+          <w:szCs w:val="22"/>
+        </w:rPr>
+      </w:pPr>
+      <w:r>
+        <w:rPr>
+          <w:rFonts w:ascii="Calibri" w:eastAsia="Arial" w:hAnsi="Calibri" w:cs="Calibri"/>
+          <w:sz w:val="22"/>
+          <w:szCs w:val="22"/>
+        </w:rPr>
+        <w:t>Create and improv</w:t>
+      </w:r>
+      <w:r>
+        <w:rPr>
+          <w:rFonts w:ascii="Calibri" w:eastAsia="Arial" w:hAnsi="Calibri" w:cs="Calibri"/>
+          <w:sz w:val="22"/>
+          <w:szCs w:val="22"/>
+        </w:rPr>
+        <w:t>e</w:t>
+      </w:r>
+      <w:r>
+        <w:rPr>
+          <w:rFonts w:ascii="Calibri" w:eastAsia="Arial" w:hAnsi="Calibri" w:cs="Calibri"/>
+          <w:sz w:val="22"/>
+          <w:szCs w:val="22"/>
+        </w:rPr>
+        <w:t xml:space="preserve"> observability in terms of logging, metrics and alarms of running systems to reduce time to mitigate and time to remediate issues.</w:t>
+      </w:r>
+    </w:p>
+    <w:p>
+      <w:pPr>
+        <w:numPr>
+          <w:ilvl w:val="0"/>
+          <w:numId w:val="3"/>
+        </w:numPr>
+        <w:rPr>
+          <w:rFonts w:ascii="Calibri" w:eastAsia="Arial" w:hAnsi="Calibri" w:cs="Calibri"/>
+          <w:sz w:val="22"/>
+          <w:szCs w:val="22"/>
+        </w:rPr>
+      </w:pPr>
+      <w:r>
+        <w:rPr>
+          <w:rFonts w:ascii="Calibri" w:eastAsia="Arial" w:hAnsi="Calibri" w:cs="Calibri"/>
+          <w:sz w:val="22"/>
+          <w:szCs w:val="22"/>
+        </w:rPr>
+        <w:t>Build new products and proof of concepts using current video streaming technology.</w:t>
+      </w:r>
+    </w:p>
+    <w:p>
+      <w:pPr>
+        <w:rPr>
+          <w:rFonts w:ascii="Calibri" w:eastAsia="Arial" w:hAnsi="Calibri" w:cs="Calibri"/>
+          <w:sz w:val="22"/>
+          <w:szCs w:val="22"/>
+        </w:rPr>
+      </w:pPr>
+      <w:r>
+        <w:rPr>
+          <w:rFonts w:ascii="Calibri" w:eastAsia="Arial" w:hAnsi="Calibri" w:cs="Calibri"/>
+          <w:sz w:val="22"/>
+          <w:szCs w:val="22"/>
+        </w:rPr>
+        <w:t>Key achievements</w:t>
+      </w:r>
+      <w:r>
+        <w:rPr>
+          <w:rFonts w:ascii="Calibri" w:eastAsia="Arial" w:hAnsi="Calibri" w:cs="Calibri"/>
+          <w:sz w:val="22"/>
+          <w:szCs w:val="22"/>
+        </w:rPr>
+        <w:t>:</w:t>
+      </w:r>
+    </w:p>
+    <w:p>
+      <w:pPr>
+        <w:numPr>
+          <w:ilvl w:val="0"/>
+          <w:numId w:val="3"/>
+        </w:numPr>
+        <w:rPr>
+          <w:rFonts w:ascii="Calibri" w:eastAsia="Arial" w:hAnsi="Calibri" w:cs="Calibri"/>
+          <w:sz w:val="22"/>
+          <w:szCs w:val="22"/>
+        </w:rPr>
+      </w:pPr>
+      <w:r>
+        <w:rPr>
+          <w:rFonts w:eastAsia="Arial" w:cs="Calibri"/>
+          <w:sz w:val="22"/>
+          <w:szCs w:val="22"/>
+        </w:rPr>
+        <w:t>Designed</w:t>
+      </w:r>
+      <w:r>
+        <w:rPr>
+          <w:rFonts w:eastAsia="Arial" w:cs="Calibri"/>
+          <w:sz w:val="22"/>
+          <w:szCs w:val="22"/>
+        </w:rPr>
+        <w:t>, developed</w:t>
+      </w:r>
+      <w:r>
+        <w:rPr>
+          <w:rFonts w:eastAsia="Arial" w:cs="Calibri"/>
+          <w:sz w:val="22"/>
+          <w:szCs w:val="22"/>
+        </w:rPr>
+        <w:t xml:space="preserve"> and deployed embedded Linux application for live streaming</w:t>
+      </w:r>
+      <w:r>
+        <w:rPr>
+          <w:rFonts w:eastAsia="Arial" w:cs="Calibri"/>
+          <w:sz w:val="22"/>
+          <w:szCs w:val="22"/>
+        </w:rPr>
+        <w:t xml:space="preserve"> of ultrasound exams</w:t>
+      </w:r>
+      <w:r>
+        <w:rPr>
+          <w:rFonts w:eastAsia="Arial" w:cs="Calibri"/>
+          <w:sz w:val="22"/>
+          <w:szCs w:val="22"/>
+        </w:rPr>
+        <w:t xml:space="preserve"> </w:t>
+      </w:r>
+      <w:r>
+        <w:rPr>
+          <w:rFonts w:eastAsia="Arial" w:cs="Calibri"/>
+          <w:sz w:val="22"/>
+          <w:szCs w:val="22"/>
+        </w:rPr>
+        <w:t>in</w:t>
+      </w:r>
+      <w:r>
+        <w:rPr>
+          <w:rFonts w:eastAsia="Arial" w:cs="Calibri"/>
+          <w:sz w:val="22"/>
+          <w:szCs w:val="22"/>
+        </w:rPr>
+        <w:t xml:space="preserve"> dozens of hospitals and clinics</w:t>
+      </w:r>
+      <w:r>
+        <w:rPr>
+          <w:rFonts w:eastAsia="Arial" w:cs="Calibri"/>
+          <w:sz w:val="22"/>
+          <w:szCs w:val="22"/>
+        </w:rPr>
+        <w:t xml:space="preserve">, using Go for the application running on the device, publishing files to S3 and </w:t>
+      </w:r>
+      <w:r>
+        <w:rPr>
+          <w:rFonts w:eastAsia="Arial" w:cs="Calibri"/>
+          <w:sz w:val="22"/>
+          <w:szCs w:val="22"/>
+        </w:rPr>
+        <w:t>preparing files for visualization using Lambda in AWS cloud.</w:t>
+      </w:r>
+    </w:p>
+    <w:p>
+      <w:pPr>
+        <w:numPr>
+          <w:ilvl w:val="0"/>
+          <w:numId w:val="3"/>
+        </w:numPr>
+        <w:rPr>
+          <w:rFonts w:ascii="Calibri" w:eastAsia="Arial" w:hAnsi="Calibri" w:cs="Calibri"/>
+          <w:sz w:val="22"/>
+          <w:szCs w:val="22"/>
+        </w:rPr>
+      </w:pPr>
+      <w:r>
+        <w:rPr>
+          <w:rFonts w:eastAsia="Arial" w:cs="Calibri"/>
+          <w:sz w:val="22"/>
+          <w:szCs w:val="22"/>
+        </w:rPr>
+        <w:t xml:space="preserve">Developed integrations </w:t>
+      </w:r>
+      <w:r>
+        <w:rPr>
+          <w:rFonts w:eastAsia="Arial" w:cs="Calibri"/>
+          <w:sz w:val="22"/>
+          <w:szCs w:val="22"/>
+        </w:rPr>
+        <w:t>with multiple</w:t>
+      </w:r>
+      <w:r>
+        <w:rPr>
+          <w:rFonts w:eastAsia="Arial" w:cs="Calibri"/>
+          <w:sz w:val="22"/>
+          <w:szCs w:val="22"/>
+        </w:rPr>
+        <w:t xml:space="preserve"> enterprise </w:t>
+      </w:r>
+      <w:r>
+        <w:rPr>
+          <w:rFonts w:eastAsia="Arial" w:cs="Calibri"/>
+          <w:sz w:val="22"/>
+          <w:szCs w:val="22"/>
+        </w:rPr>
+        <w:t>partners to add features and</w:t>
+      </w:r>
+      <w:r>
+        <w:rPr>
+          <w:rFonts w:eastAsia="Arial" w:cs="Calibri"/>
+          <w:sz w:val="22"/>
+          <w:szCs w:val="22"/>
+        </w:rPr>
+        <w:t xml:space="preserve"> increase leads in 20% Year-over-Year.</w:t>
+      </w:r>
+    </w:p>
+    <w:p>
+      <w:pPr>
+        <w:numPr>
+          <w:ilvl w:val="0"/>
+          <w:numId w:val="3"/>
+        </w:numPr>
+        <w:rPr>
+          <w:rFonts w:ascii="Calibri" w:eastAsia="Arial" w:hAnsi="Calibri" w:cs="Calibri"/>
+          <w:sz w:val="22"/>
+          <w:szCs w:val="22"/>
+        </w:rPr>
+      </w:pPr>
+      <w:r>
+        <w:rPr>
+          <w:rFonts w:eastAsia="Arial" w:cs="Calibri"/>
+          <w:sz w:val="22"/>
+          <w:szCs w:val="22"/>
+        </w:rPr>
+        <w:t>Migrated legacy Django application to Go microservices, increasing the performance, resilience and customers experience.</w:t>
+      </w:r>
+    </w:p>
+    <w:p>
+      <w:pPr>
+        <w:tabs>
+          <w:tab w:val="right" w:pos="9020"/>
+        </w:tabs>
+        <w:rPr>
+          <w:rFonts w:ascii="Calibri" w:eastAsia="Arial" w:hAnsi="Calibri" w:cs="Calibri"/>
+          <w:bCs/>
+          <w:sz w:val="22"/>
+          <w:szCs w:val="22"/>
+        </w:rPr>
+      </w:pPr>
+      <w:r>
+        <w:rPr>
+          <w:rFonts w:ascii="Calibri" w:eastAsia="Arial" w:hAnsi="Calibri" w:cs="Calibri"/>
+          <w:b/>
+          <w:sz w:val="22"/>
+          <w:szCs w:val="22"/>
+        </w:rPr>
+        <w:t xml:space="preserve">Skills: </w:t>
+      </w:r>
+      <w:r>
+        <w:rPr>
+          <w:rFonts w:ascii="Calibri" w:eastAsia="Arial" w:hAnsi="Calibri" w:cs="Calibri"/>
+          <w:bCs/>
+          <w:sz w:val="22"/>
+          <w:szCs w:val="22"/>
+        </w:rPr>
+        <w:t>Python, Go</w:t>
+      </w:r>
+      <w:r>
+        <w:rPr>
+          <w:rFonts w:ascii="Calibri" w:eastAsia="Arial" w:hAnsi="Calibri" w:cs="Calibri"/>
+          <w:bCs/>
+          <w:sz w:val="22"/>
+          <w:szCs w:val="22"/>
+        </w:rPr>
+        <w:t xml:space="preserve">, C\C++, </w:t>
+      </w:r>
+      <w:proofErr w:type="spellStart"/>
+      <w:r>
+        <w:rPr>
+          <w:rFonts w:ascii="Calibri" w:eastAsia="Arial" w:hAnsi="Calibri" w:cs="Calibri"/>
+          <w:bCs/>
+          <w:sz w:val="22"/>
+          <w:szCs w:val="22"/>
+        </w:rPr>
+        <w:t>Javascript</w:t>
+      </w:r>
+      <w:proofErr w:type="spellEnd"/>
+      <w:r>
+        <w:rPr>
+          <w:rFonts w:ascii="Calibri" w:eastAsia="Arial" w:hAnsi="Calibri" w:cs="Calibri"/>
+          <w:bCs/>
+          <w:sz w:val="22"/>
+          <w:szCs w:val="22"/>
+        </w:rPr>
+        <w:t xml:space="preserve">/Node.JS, </w:t>
+      </w:r>
+      <w:proofErr w:type="spellStart"/>
+      <w:r>
+        <w:rPr>
+          <w:rFonts w:ascii="Calibri" w:eastAsia="Arial" w:hAnsi="Calibri" w:cs="Calibri"/>
+          <w:bCs/>
+          <w:sz w:val="22"/>
+          <w:szCs w:val="22"/>
+        </w:rPr>
+        <w:t>Shellscript</w:t>
+      </w:r>
+      <w:proofErr w:type="spellEnd"/>
+      <w:r>
+        <w:rPr>
+          <w:rFonts w:ascii="Calibri" w:eastAsia="Arial" w:hAnsi="Calibri" w:cs="Calibri"/>
+          <w:bCs/>
+          <w:sz w:val="22"/>
+          <w:szCs w:val="22"/>
+        </w:rPr>
+        <w:t xml:space="preserve">, SQL, </w:t>
+      </w:r>
+      <w:proofErr w:type="spellStart"/>
+      <w:r>
+        <w:rPr>
+          <w:rFonts w:ascii="Calibri" w:eastAsia="Arial" w:hAnsi="Calibri" w:cs="Calibri"/>
+          <w:bCs/>
+          <w:sz w:val="22"/>
+          <w:szCs w:val="22"/>
+        </w:rPr>
+        <w:t>SQLAlchemy</w:t>
+      </w:r>
+      <w:proofErr w:type="spellEnd"/>
+      <w:r>
+        <w:rPr>
+          <w:rFonts w:ascii="Calibri" w:eastAsia="Arial" w:hAnsi="Calibri" w:cs="Calibri"/>
+          <w:bCs/>
+          <w:sz w:val="22"/>
+          <w:szCs w:val="22"/>
+        </w:rPr>
+        <w:t xml:space="preserve">, Flask, EC2, ECS, </w:t>
+      </w:r>
+      <w:proofErr w:type="spellStart"/>
+      <w:r>
+        <w:rPr>
+          <w:rFonts w:ascii="Calibri" w:eastAsia="Arial" w:hAnsi="Calibri" w:cs="Calibri"/>
+          <w:bCs/>
+          <w:sz w:val="22"/>
+          <w:szCs w:val="22"/>
+        </w:rPr>
+        <w:t>Fargate</w:t>
+      </w:r>
+      <w:proofErr w:type="spellEnd"/>
+      <w:r>
+        <w:rPr>
+          <w:rFonts w:ascii="Calibri" w:eastAsia="Arial" w:hAnsi="Calibri" w:cs="Calibri"/>
+          <w:bCs/>
+          <w:sz w:val="22"/>
+          <w:szCs w:val="22"/>
+        </w:rPr>
+        <w:t xml:space="preserve">, Docker, </w:t>
+      </w:r>
+      <w:r>
+        <w:rPr>
+          <w:rFonts w:ascii="Calibri" w:eastAsia="Arial" w:hAnsi="Calibri" w:cs="Calibri"/>
+          <w:bCs/>
+          <w:sz w:val="22"/>
+          <w:szCs w:val="22"/>
+        </w:rPr>
+        <w:t xml:space="preserve">AWS Stack (EC2, ECS, ECR, S3, RDS, CloudFront, Route 53, and others), Redis, RabbitMQ&lt; Grafana, Prometheus, ELK stack, Nginx, Apache httpd, Jenkins, Linux server (Ubuntu, Debian, Fedora, CentOS, RHEL, SUSE), PostgreSQL, Git, </w:t>
+      </w:r>
+      <w:proofErr w:type="spellStart"/>
+      <w:r>
+        <w:rPr>
+          <w:rFonts w:ascii="Calibri" w:eastAsia="Arial" w:hAnsi="Calibri" w:cs="Calibri"/>
+          <w:bCs/>
+          <w:sz w:val="22"/>
+          <w:szCs w:val="22"/>
+        </w:rPr>
+        <w:t>Github</w:t>
+      </w:r>
+      <w:proofErr w:type="spellEnd"/>
+      <w:r>
+        <w:rPr>
+          <w:rFonts w:ascii="Calibri" w:eastAsia="Arial" w:hAnsi="Calibri" w:cs="Calibri"/>
+          <w:bCs/>
+          <w:sz w:val="22"/>
+          <w:szCs w:val="22"/>
+        </w:rPr>
+        <w:t>, Slack.</w:t>
+      </w:r>
+    </w:p>
+    <w:p>
+      <w:pPr>
+        <w:tabs>
+          <w:tab w:val="right" w:pos="9020"/>
+        </w:tabs>
+        <w:rPr>
+          <w:rFonts w:ascii="Calibri" w:eastAsia="Arial" w:hAnsi="Calibri" w:cs="Calibri"/>
+          <w:bCs/>
+          <w:sz w:val="22"/>
+          <w:szCs w:val="22"/>
+        </w:rPr>
+      </w:pPr>
+    </w:p>
+    <w:p>
+      <w:pPr>
+        <w:rPr>
+          <w:rFonts w:eastAsia="Arial" w:cs="Calibri"/>
+          <w:b/>
+          <w:bCs/>
+          <w:sz w:val="22"/>
+          <w:szCs w:val="22"/>
+        </w:rPr>
+      </w:pPr>
+      <w:r>
+        <w:rPr>
+          <w:rFonts w:eastAsia="Arial" w:cs="Calibri"/>
+          <w:b/>
+          <w:bCs/>
+          <w:sz w:val="22"/>
+          <w:szCs w:val="22"/>
+        </w:rPr>
+        <w:br w:type="page"/>
+      </w:r>
+    </w:p>
+    <w:p>
+      <w:pPr>
+        <w:tabs>
+          <w:tab w:val="right" w:pos="9020"/>
+        </w:tabs>
+        <w:rPr>
+          <w:rFonts w:ascii="Calibri" w:eastAsia="Arial" w:hAnsi="Calibri" w:cs="Calibri"/>
+          <w:b/>
+          <w:bCs/>
+          <w:sz w:val="22"/>
+          <w:szCs w:val="22"/>
+        </w:rPr>
+      </w:pPr>
+      <w:proofErr w:type="spellStart"/>
+      <w:r>
+        <w:rPr>
+          <w:rFonts w:eastAsia="Arial" w:cs="Calibri"/>
+          <w:b/>
+          <w:bCs/>
+          <w:sz w:val="22"/>
+          <w:szCs w:val="22"/>
+        </w:rPr>
+        <w:lastRenderedPageBreak/>
+        <w:t>Bludata</w:t>
+      </w:r>
+      <w:proofErr w:type="spellEnd"/>
+      <w:r>
+        <w:rPr>
+          <w:rFonts w:eastAsia="Arial" w:cs="Calibri"/>
+          <w:b/>
+          <w:bCs/>
+          <w:sz w:val="22"/>
+          <w:szCs w:val="22"/>
+        </w:rPr>
+        <w:t xml:space="preserve"> Software, Blumenau, Brazil</w:t>
+      </w:r>
+    </w:p>
+    <w:p>
+      <w:pPr>
+        <w:tabs>
+          <w:tab w:val="right" w:pos="9020"/>
+        </w:tabs>
+        <w:rPr>
+          <w:rFonts w:eastAsia="Arial" w:cs="Calibri"/>
+          <w:sz w:val="22"/>
+          <w:szCs w:val="22"/>
+        </w:rPr>
+      </w:pPr>
+      <w:r>
+        <w:rPr>
+          <w:rFonts w:eastAsia="Arial" w:cs="Calibri"/>
+          <w:bCs/>
+          <w:sz w:val="22"/>
+          <w:szCs w:val="22"/>
+        </w:rPr>
+        <w:t>Software and Web Developer</w:t>
+      </w:r>
+      <w:r>
+        <w:rPr>
+          <w:rFonts w:cs="Calibri"/>
+          <w:bCs/>
+          <w:sz w:val="22"/>
+          <w:szCs w:val="22"/>
+        </w:rPr>
+        <w:t xml:space="preserve">, </w:t>
+      </w:r>
+      <w:r>
+        <w:rPr>
+          <w:rFonts w:eastAsia="Arial" w:cs="Calibri"/>
+          <w:sz w:val="22"/>
+          <w:szCs w:val="22"/>
+        </w:rPr>
+        <w:t>Sep 2014 - Jul 2018</w:t>
+      </w:r>
+    </w:p>
+    <w:p>
+      <w:pPr>
+        <w:tabs>
+          <w:tab w:val="right" w:pos="9020"/>
+        </w:tabs>
+        <w:rPr>
+          <w:rFonts w:eastAsia="Arial" w:cs="Calibri"/>
+          <w:sz w:val="22"/>
+          <w:szCs w:val="22"/>
+        </w:rPr>
+      </w:pPr>
+    </w:p>
+    <w:p>
+      <w:pPr>
+        <w:rPr>
+          <w:rFonts w:ascii="Calibri" w:eastAsia="Arial" w:hAnsi="Calibri" w:cs="Calibri"/>
+          <w:sz w:val="22"/>
+          <w:szCs w:val="22"/>
+        </w:rPr>
+      </w:pPr>
+      <w:r>
+        <w:rPr>
+          <w:rFonts w:ascii="Calibri" w:eastAsia="Arial" w:hAnsi="Calibri" w:cs="Calibri"/>
+          <w:sz w:val="22"/>
+          <w:szCs w:val="22"/>
+        </w:rPr>
+        <w:t>Key responsibilities:</w:t>
+      </w:r>
+    </w:p>
+    <w:p>
+      <w:pPr>
+        <w:numPr>
+          <w:ilvl w:val="0"/>
+          <w:numId w:val="3"/>
+        </w:numPr>
+        <w:rPr>
+          <w:rFonts w:ascii="Calibri" w:eastAsia="Arial" w:hAnsi="Calibri" w:cs="Calibri"/>
+          <w:sz w:val="22"/>
+          <w:szCs w:val="22"/>
+        </w:rPr>
+      </w:pPr>
+      <w:r>
+        <w:rPr>
+          <w:rFonts w:ascii="Calibri" w:eastAsia="Arial" w:hAnsi="Calibri" w:cs="Calibri"/>
+          <w:sz w:val="22"/>
+          <w:szCs w:val="22"/>
+        </w:rPr>
+        <w:t xml:space="preserve">Architect, build, test and deploy software </w:t>
+      </w:r>
+      <w:r>
+        <w:rPr>
+          <w:rFonts w:ascii="Calibri" w:eastAsia="Arial" w:hAnsi="Calibri" w:cs="Calibri"/>
+          <w:sz w:val="22"/>
+          <w:szCs w:val="22"/>
+        </w:rPr>
+        <w:t>in the company data center to serve customers</w:t>
+      </w:r>
+      <w:r>
+        <w:rPr>
+          <w:rFonts w:ascii="Calibri" w:eastAsia="Arial" w:hAnsi="Calibri" w:cs="Calibri"/>
+          <w:sz w:val="22"/>
+          <w:szCs w:val="22"/>
+        </w:rPr>
+        <w:t>.</w:t>
+      </w:r>
+    </w:p>
+    <w:p>
+      <w:pPr>
+        <w:numPr>
+          <w:ilvl w:val="0"/>
+          <w:numId w:val="3"/>
+        </w:numPr>
+        <w:rPr>
+          <w:rFonts w:ascii="Calibri" w:eastAsia="Arial" w:hAnsi="Calibri" w:cs="Calibri"/>
+          <w:sz w:val="22"/>
+          <w:szCs w:val="22"/>
+        </w:rPr>
+      </w:pPr>
+      <w:r>
+        <w:rPr>
+          <w:rFonts w:ascii="Calibri" w:eastAsia="Arial" w:hAnsi="Calibri" w:cs="Calibri"/>
+          <w:sz w:val="22"/>
+          <w:szCs w:val="22"/>
+        </w:rPr>
+        <w:t>Work</w:t>
+      </w:r>
+      <w:r>
+        <w:rPr>
+          <w:rFonts w:ascii="Calibri" w:eastAsia="Arial" w:hAnsi="Calibri" w:cs="Calibri"/>
+          <w:sz w:val="22"/>
+          <w:szCs w:val="22"/>
+        </w:rPr>
+        <w:t xml:space="preserve"> directly </w:t>
+      </w:r>
+      <w:r>
+        <w:rPr>
+          <w:rFonts w:ascii="Calibri" w:eastAsia="Arial" w:hAnsi="Calibri" w:cs="Calibri"/>
+          <w:sz w:val="22"/>
+          <w:szCs w:val="22"/>
+        </w:rPr>
+        <w:t>with</w:t>
+      </w:r>
+      <w:r>
+        <w:rPr>
+          <w:rFonts w:ascii="Calibri" w:eastAsia="Arial" w:hAnsi="Calibri" w:cs="Calibri"/>
+          <w:sz w:val="22"/>
+          <w:szCs w:val="22"/>
+        </w:rPr>
+        <w:t xml:space="preserve"> customers to understand their problems, needs and requirements</w:t>
+      </w:r>
+      <w:r>
+        <w:rPr>
+          <w:rFonts w:ascii="Calibri" w:eastAsia="Arial" w:hAnsi="Calibri" w:cs="Calibri"/>
+          <w:sz w:val="22"/>
+          <w:szCs w:val="22"/>
+        </w:rPr>
+        <w:t xml:space="preserve"> and later communicate them to the team in the form of software requirements.</w:t>
+      </w:r>
+    </w:p>
+    <w:p>
+      <w:pPr>
+        <w:numPr>
+          <w:ilvl w:val="0"/>
+          <w:numId w:val="3"/>
+        </w:numPr>
+        <w:rPr>
+          <w:rFonts w:ascii="Calibri" w:eastAsia="Arial" w:hAnsi="Calibri" w:cs="Calibri"/>
+          <w:sz w:val="22"/>
+          <w:szCs w:val="22"/>
+        </w:rPr>
+      </w:pPr>
+      <w:r>
+        <w:rPr>
+          <w:rFonts w:ascii="Calibri" w:eastAsia="Arial" w:hAnsi="Calibri" w:cs="Calibri"/>
+          <w:sz w:val="22"/>
+          <w:szCs w:val="22"/>
+        </w:rPr>
+        <w:t>Lead and train a team of 4 other software developers to deliver products and services to customers.</w:t>
+      </w:r>
+    </w:p>
+    <w:p>
+      <w:pPr>
+        <w:rPr>
+          <w:rFonts w:ascii="Calibri" w:eastAsia="Arial" w:hAnsi="Calibri" w:cs="Calibri"/>
+          <w:sz w:val="22"/>
+          <w:szCs w:val="22"/>
+        </w:rPr>
+      </w:pPr>
+      <w:r>
+        <w:rPr>
+          <w:rFonts w:ascii="Calibri" w:eastAsia="Arial" w:hAnsi="Calibri" w:cs="Calibri"/>
+          <w:sz w:val="22"/>
+          <w:szCs w:val="22"/>
+        </w:rPr>
+        <w:t>Key achievements</w:t>
+      </w:r>
+      <w:r>
+        <w:rPr>
+          <w:rFonts w:ascii="Calibri" w:eastAsia="Arial" w:hAnsi="Calibri" w:cs="Calibri"/>
+          <w:sz w:val="22"/>
+          <w:szCs w:val="22"/>
+        </w:rPr>
+        <w:t>:</w:t>
+      </w:r>
+    </w:p>
+    <w:p>
+      <w:pPr>
+        <w:numPr>
+          <w:ilvl w:val="0"/>
+          <w:numId w:val="3"/>
+        </w:numPr>
+        <w:rPr>
+          <w:rFonts w:ascii="Calibri" w:eastAsia="Arial" w:hAnsi="Calibri" w:cs="Calibri"/>
+          <w:sz w:val="22"/>
+          <w:szCs w:val="22"/>
+        </w:rPr>
+      </w:pPr>
+      <w:r>
+        <w:rPr>
+          <w:rFonts w:eastAsia="Arial" w:cs="Calibri"/>
+          <w:sz w:val="22"/>
+          <w:szCs w:val="22"/>
+        </w:rPr>
+        <w:t>Developed IoT system running</w:t>
+      </w:r>
+      <w:r>
+        <w:rPr>
+          <w:rFonts w:eastAsia="Arial" w:cs="Calibri"/>
+          <w:sz w:val="22"/>
+          <w:szCs w:val="22"/>
+        </w:rPr>
+        <w:t xml:space="preserve"> inside vehicles to track and audit driving licensing exams, deployed to hundreds of locations in Brazil.</w:t>
+      </w:r>
+    </w:p>
+    <w:p>
+      <w:pPr>
+        <w:numPr>
+          <w:ilvl w:val="0"/>
+          <w:numId w:val="3"/>
+        </w:numPr>
+        <w:rPr>
+          <w:rFonts w:ascii="Calibri" w:eastAsia="Arial" w:hAnsi="Calibri" w:cs="Calibri"/>
+          <w:sz w:val="22"/>
+          <w:szCs w:val="22"/>
+        </w:rPr>
+      </w:pPr>
+      <w:r>
+        <w:rPr>
+          <w:rFonts w:eastAsia="Arial" w:cs="Calibri"/>
+          <w:sz w:val="22"/>
+          <w:szCs w:val="22"/>
+        </w:rPr>
+        <w:t>Created EAD system for driving schools to store students PII data and schedule classes and reserve vehicles.</w:t>
+      </w:r>
+    </w:p>
+    <w:p>
+      <w:pPr>
+        <w:rPr>
+          <w:rFonts w:ascii="Calibri" w:eastAsia="Arial" w:hAnsi="Calibri" w:cs="Calibri"/>
+          <w:b/>
+          <w:bCs/>
+          <w:sz w:val="22"/>
+          <w:szCs w:val="22"/>
+        </w:rPr>
+      </w:pPr>
+    </w:p>
+    <w:p>
+      <w:pPr>
+        <w:tabs>
+          <w:tab w:val="right" w:pos="9020"/>
+        </w:tabs>
+        <w:rPr>
+          <w:rFonts w:ascii="Calibri" w:eastAsia="Arial" w:hAnsi="Calibri" w:cs="Calibri"/>
+          <w:bCs/>
+          <w:sz w:val="22"/>
+          <w:szCs w:val="22"/>
+        </w:rPr>
+      </w:pPr>
+      <w:r>
+        <w:rPr>
+          <w:rFonts w:ascii="Calibri" w:eastAsia="Arial" w:hAnsi="Calibri" w:cs="Calibri"/>
+          <w:b/>
+          <w:sz w:val="22"/>
+          <w:szCs w:val="22"/>
+        </w:rPr>
+        <w:t xml:space="preserve">Skills: </w:t>
+      </w:r>
+      <w:r>
+        <w:rPr>
+          <w:rFonts w:ascii="Calibri" w:eastAsia="Arial" w:hAnsi="Calibri" w:cs="Calibri"/>
+          <w:bCs/>
+          <w:sz w:val="22"/>
+          <w:szCs w:val="22"/>
+        </w:rPr>
+        <w:t xml:space="preserve">Go, C\C++, Python, PHP, </w:t>
+      </w:r>
+      <w:proofErr w:type="spellStart"/>
+      <w:r>
+        <w:rPr>
+          <w:rFonts w:ascii="Calibri" w:eastAsia="Arial" w:hAnsi="Calibri" w:cs="Calibri"/>
+          <w:bCs/>
+          <w:sz w:val="22"/>
+          <w:szCs w:val="22"/>
+        </w:rPr>
+        <w:t>Shellscript</w:t>
+      </w:r>
+      <w:proofErr w:type="spellEnd"/>
+      <w:r>
+        <w:rPr>
+          <w:rFonts w:ascii="Calibri" w:eastAsia="Arial" w:hAnsi="Calibri" w:cs="Calibri"/>
+          <w:bCs/>
+          <w:sz w:val="22"/>
+          <w:szCs w:val="22"/>
+        </w:rPr>
+        <w:t xml:space="preserve">, </w:t>
+      </w:r>
+      <w:proofErr w:type="spellStart"/>
+      <w:r>
+        <w:rPr>
+          <w:rFonts w:ascii="Calibri" w:eastAsia="Arial" w:hAnsi="Calibri" w:cs="Calibri"/>
+          <w:bCs/>
+          <w:sz w:val="22"/>
+          <w:szCs w:val="22"/>
+        </w:rPr>
+        <w:t>Javascript</w:t>
+      </w:r>
+      <w:proofErr w:type="spellEnd"/>
+      <w:r>
+        <w:rPr>
+          <w:rFonts w:ascii="Calibri" w:eastAsia="Arial" w:hAnsi="Calibri" w:cs="Calibri"/>
+          <w:bCs/>
+          <w:sz w:val="22"/>
+          <w:szCs w:val="22"/>
+        </w:rPr>
+        <w:t xml:space="preserve">/Node.JS, Docker, ELK stack, Nginx, Jenkins, Linux server (Ubuntu, Debian, Fedora, CentOS, RHEL), </w:t>
+      </w:r>
+      <w:r>
+        <w:rPr>
+          <w:rFonts w:ascii="Calibri" w:eastAsia="Arial" w:hAnsi="Calibri" w:cs="Calibri"/>
+          <w:bCs/>
+          <w:sz w:val="22"/>
+          <w:szCs w:val="22"/>
+        </w:rPr>
+        <w:t xml:space="preserve">Sybase, Git, HG, </w:t>
+      </w:r>
+      <w:proofErr w:type="spellStart"/>
+      <w:r>
+        <w:rPr>
+          <w:rFonts w:ascii="Calibri" w:eastAsia="Arial" w:hAnsi="Calibri" w:cs="Calibri"/>
+          <w:bCs/>
+          <w:sz w:val="22"/>
+          <w:szCs w:val="22"/>
+        </w:rPr>
+        <w:t>Github</w:t>
+      </w:r>
+      <w:proofErr w:type="spellEnd"/>
+      <w:r>
+        <w:rPr>
+          <w:rFonts w:ascii="Calibri" w:eastAsia="Arial" w:hAnsi="Calibri" w:cs="Calibri"/>
+          <w:bCs/>
+          <w:sz w:val="22"/>
+          <w:szCs w:val="22"/>
+        </w:rPr>
+        <w:t>, Bitbucket, Slack</w:t>
+      </w:r>
+      <w:r>
+        <w:rPr>
+          <w:rFonts w:ascii="Calibri" w:eastAsia="Arial" w:hAnsi="Calibri" w:cs="Calibri"/>
+          <w:bCs/>
+          <w:sz w:val="22"/>
+          <w:szCs w:val="22"/>
+        </w:rPr>
+        <w:t>.</w:t>
+      </w:r>
+    </w:p>
+    <w:p>
+      <w:pPr>
+        <w:rPr>
+          <w:rFonts w:ascii="Calibri" w:eastAsia="Arial" w:hAnsi="Calibri" w:cs="Calibri"/>
+          <w:b/>
+          <w:bCs/>
+          <w:sz w:val="22"/>
+          <w:szCs w:val="22"/>
+        </w:rPr>
+      </w:pPr>
+    </w:p>
+    <w:p>
+      <w:pPr>
+        <w:rPr>
+          <w:rFonts w:ascii="Calibri" w:hAnsi="Calibri" w:cs="Calibri"/>
+          <w:b/>
+          <w:bCs/>
+          <w:sz w:val="22"/>
+          <w:szCs w:val="22"/>
+        </w:rPr>
+      </w:pPr>
+      <w:proofErr w:type="spellStart"/>
+      <w:r>
+        <w:rPr>
+          <w:rFonts w:eastAsia="Arial" w:cs="Calibri"/>
+          <w:b/>
+          <w:bCs/>
+          <w:sz w:val="22"/>
+          <w:szCs w:val="22"/>
+        </w:rPr>
+        <w:t>Pomerplast</w:t>
+      </w:r>
+      <w:proofErr w:type="spellEnd"/>
+      <w:r>
+        <w:rPr>
+          <w:rFonts w:eastAsia="Arial" w:cs="Calibri"/>
+          <w:b/>
+          <w:bCs/>
+          <w:sz w:val="22"/>
+          <w:szCs w:val="22"/>
+        </w:rPr>
+        <w:t xml:space="preserve">, </w:t>
+      </w:r>
+      <w:proofErr w:type="spellStart"/>
+      <w:r>
+        <w:rPr>
+          <w:rFonts w:eastAsia="Arial" w:cs="Calibri"/>
+          <w:b/>
+          <w:bCs/>
+          <w:sz w:val="22"/>
+          <w:szCs w:val="22"/>
+        </w:rPr>
+        <w:t>Pomerode</w:t>
+      </w:r>
+      <w:proofErr w:type="spellEnd"/>
+      <w:r>
+        <w:rPr>
+          <w:rFonts w:eastAsia="Arial" w:cs="Calibri"/>
+          <w:b/>
+          <w:bCs/>
+          <w:sz w:val="22"/>
+          <w:szCs w:val="22"/>
+        </w:rPr>
+        <w:t>, Brazil</w:t>
+      </w:r>
+    </w:p>
+    <w:p>
+      <w:pPr>
+        <w:tabs>
+          <w:tab w:val="right" w:pos="9020"/>
+        </w:tabs>
+        <w:rPr>
+          <w:rFonts w:eastAsia="Arial" w:cs="Calibri"/>
+          <w:sz w:val="22"/>
+          <w:szCs w:val="22"/>
+        </w:rPr>
+      </w:pPr>
+      <w:r>
+        <w:rPr>
+          <w:rFonts w:eastAsia="Arial" w:cs="Calibri"/>
+          <w:bCs/>
+          <w:sz w:val="22"/>
+          <w:szCs w:val="22"/>
+        </w:rPr>
+        <w:t>Software Developer</w:t>
+      </w:r>
+      <w:r>
+        <w:rPr>
+          <w:rFonts w:cs="Calibri"/>
+          <w:bCs/>
+          <w:sz w:val="22"/>
+          <w:szCs w:val="22"/>
+        </w:rPr>
+        <w:t xml:space="preserve">, </w:t>
+      </w:r>
+      <w:r>
+        <w:rPr>
+          <w:rFonts w:eastAsia="Arial" w:cs="Calibri"/>
+          <w:sz w:val="22"/>
+          <w:szCs w:val="22"/>
+        </w:rPr>
+        <w:t>Feb 2010 - Sep 2014</w:t>
+      </w:r>
+    </w:p>
+    <w:p>
+      <w:pPr>
+        <w:tabs>
+          <w:tab w:val="right" w:pos="9020"/>
+        </w:tabs>
+        <w:rPr>
+          <w:rFonts w:eastAsia="Arial" w:cs="Calibri"/>
+          <w:sz w:val="22"/>
+          <w:szCs w:val="22"/>
+        </w:rPr>
+      </w:pPr>
+    </w:p>
+    <w:p>
+      <w:pPr>
+        <w:rPr>
+          <w:rFonts w:ascii="Calibri" w:eastAsia="Arial" w:hAnsi="Calibri" w:cs="Calibri"/>
+          <w:sz w:val="22"/>
+          <w:szCs w:val="22"/>
+        </w:rPr>
+      </w:pPr>
+      <w:r>
+        <w:rPr>
+          <w:rFonts w:ascii="Calibri" w:eastAsia="Arial" w:hAnsi="Calibri" w:cs="Calibri"/>
+          <w:sz w:val="22"/>
+          <w:szCs w:val="22"/>
+        </w:rPr>
+        <w:t>Key responsibilities:</w:t>
+      </w:r>
+    </w:p>
+    <w:p>
+      <w:pPr>
+        <w:numPr>
+          <w:ilvl w:val="0"/>
+          <w:numId w:val="3"/>
+        </w:numPr>
+        <w:rPr>
+          <w:rFonts w:ascii="Calibri" w:eastAsia="Arial" w:hAnsi="Calibri" w:cs="Calibri"/>
+          <w:sz w:val="22"/>
+          <w:szCs w:val="22"/>
+        </w:rPr>
+      </w:pPr>
+      <w:r>
+        <w:rPr>
+          <w:rFonts w:ascii="Calibri" w:eastAsia="Arial" w:hAnsi="Calibri" w:cs="Calibri"/>
+          <w:sz w:val="22"/>
+          <w:szCs w:val="22"/>
+        </w:rPr>
+        <w:t>Collaborate with director of finance to build and maintain an internal ERP platform written in Delphi.</w:t>
+      </w:r>
+    </w:p>
+    <w:p>
+      <w:pPr>
+        <w:numPr>
+          <w:ilvl w:val="0"/>
+          <w:numId w:val="3"/>
+        </w:numPr>
+        <w:rPr>
+          <w:rFonts w:ascii="Calibri" w:eastAsia="Arial" w:hAnsi="Calibri" w:cs="Calibri"/>
+          <w:sz w:val="22"/>
+          <w:szCs w:val="22"/>
+        </w:rPr>
+      </w:pPr>
+      <w:r>
+        <w:rPr>
+          <w:rFonts w:ascii="Calibri" w:eastAsia="Arial" w:hAnsi="Calibri" w:cs="Calibri"/>
+          <w:sz w:val="22"/>
+          <w:szCs w:val="22"/>
+        </w:rPr>
+        <w:t>Support internal employees and resolve any issue related to IT infrastructure.</w:t>
+      </w:r>
+    </w:p>
+    <w:p>
+      <w:pPr>
+        <w:numPr>
+          <w:ilvl w:val="0"/>
+          <w:numId w:val="3"/>
+        </w:numPr>
+        <w:rPr>
+          <w:rFonts w:ascii="Calibri" w:eastAsia="Arial" w:hAnsi="Calibri" w:cs="Calibri"/>
+          <w:sz w:val="22"/>
+          <w:szCs w:val="22"/>
+        </w:rPr>
+      </w:pPr>
+      <w:r>
+        <w:rPr>
+          <w:rFonts w:ascii="Calibri" w:eastAsia="Arial" w:hAnsi="Calibri" w:cs="Calibri"/>
+          <w:sz w:val="22"/>
+          <w:szCs w:val="22"/>
+        </w:rPr>
+        <w:t>Maintain a Windows server cluster used for data storage, video cameras storage and internet firewall.</w:t>
+      </w:r>
+    </w:p>
+    <w:p>
+      <w:pPr>
+        <w:rPr>
+          <w:rFonts w:ascii="Calibri" w:eastAsia="Arial" w:hAnsi="Calibri" w:cs="Calibri"/>
+          <w:sz w:val="22"/>
+          <w:szCs w:val="22"/>
+        </w:rPr>
+      </w:pPr>
+      <w:r>
+        <w:rPr>
+          <w:rFonts w:ascii="Calibri" w:eastAsia="Arial" w:hAnsi="Calibri" w:cs="Calibri"/>
+          <w:sz w:val="22"/>
+          <w:szCs w:val="22"/>
+        </w:rPr>
+        <w:t>Key achievements</w:t>
+      </w:r>
+      <w:r>
+        <w:rPr>
+          <w:rFonts w:ascii="Calibri" w:eastAsia="Arial" w:hAnsi="Calibri" w:cs="Calibri"/>
+          <w:sz w:val="22"/>
+          <w:szCs w:val="22"/>
+        </w:rPr>
+        <w:t>:</w:t>
+      </w:r>
+    </w:p>
+    <w:p>
+      <w:pPr>
+        <w:numPr>
+          <w:ilvl w:val="0"/>
+          <w:numId w:val="3"/>
+        </w:numPr>
+        <w:rPr>
+          <w:rFonts w:ascii="Calibri" w:eastAsia="Arial" w:hAnsi="Calibri" w:cs="Calibri"/>
+          <w:sz w:val="22"/>
+          <w:szCs w:val="22"/>
+        </w:rPr>
+      </w:pPr>
+      <w:r>
+        <w:rPr>
+          <w:rFonts w:eastAsia="Arial" w:cs="Calibri"/>
+          <w:sz w:val="22"/>
+          <w:szCs w:val="22"/>
+        </w:rPr>
+        <w:t xml:space="preserve">Created firewall and proxy server using </w:t>
+      </w:r>
+      <w:proofErr w:type="spellStart"/>
+      <w:r>
+        <w:rPr>
+          <w:rFonts w:eastAsia="Arial" w:cs="Calibri"/>
+          <w:sz w:val="22"/>
+          <w:szCs w:val="22"/>
+        </w:rPr>
+        <w:t>pfSense</w:t>
+      </w:r>
+      <w:proofErr w:type="spellEnd"/>
+      <w:r>
+        <w:rPr>
+          <w:rFonts w:eastAsia="Arial" w:cs="Calibri"/>
+          <w:sz w:val="22"/>
+          <w:szCs w:val="22"/>
+        </w:rPr>
+        <w:t xml:space="preserve"> server to restrict internal access to interne</w:t>
+      </w:r>
+      <w:r>
+        <w:rPr>
+          <w:rFonts w:eastAsia="Arial" w:cs="Calibri"/>
+          <w:sz w:val="22"/>
+          <w:szCs w:val="22"/>
+        </w:rPr>
+        <w:t>t, increasing security.</w:t>
+      </w:r>
+    </w:p>
+    <w:p>
+      <w:pPr>
+        <w:numPr>
+          <w:ilvl w:val="0"/>
+          <w:numId w:val="3"/>
+        </w:numPr>
+        <w:rPr>
+          <w:rFonts w:ascii="Calibri" w:eastAsia="Arial" w:hAnsi="Calibri" w:cs="Calibri"/>
+          <w:sz w:val="22"/>
+          <w:szCs w:val="22"/>
+        </w:rPr>
+      </w:pPr>
+      <w:r>
+        <w:rPr>
+          <w:rFonts w:ascii="Calibri" w:eastAsia="Arial" w:hAnsi="Calibri" w:cs="Calibri"/>
+          <w:sz w:val="22"/>
+          <w:szCs w:val="22"/>
+        </w:rPr>
+        <w:t>Developed integration with Banks to automatically input payments data, speeding up the process and reducing human errors.</w:t>
+      </w:r>
+    </w:p>
+    <w:p>
+      <w:pPr>
+        <w:rPr>
+          <w:rFonts w:ascii="Calibri" w:eastAsia="Arial" w:hAnsi="Calibri" w:cs="Calibri"/>
+          <w:b/>
+          <w:bCs/>
+          <w:sz w:val="22"/>
+          <w:szCs w:val="22"/>
+        </w:rPr>
+      </w:pPr>
+    </w:p>
+    <w:p>
+      <w:pPr>
+        <w:tabs>
+          <w:tab w:val="right" w:pos="9020"/>
+        </w:tabs>
+        <w:rPr>
+          <w:rFonts w:ascii="Calibri" w:eastAsia="Arial" w:hAnsi="Calibri" w:cs="Calibri"/>
+          <w:bCs/>
+          <w:sz w:val="22"/>
+          <w:szCs w:val="22"/>
+        </w:rPr>
+      </w:pPr>
+      <w:r>
+        <w:rPr>
+          <w:rFonts w:ascii="Calibri" w:eastAsia="Arial" w:hAnsi="Calibri" w:cs="Calibri"/>
+          <w:b/>
+          <w:sz w:val="22"/>
+          <w:szCs w:val="22"/>
+        </w:rPr>
+        <w:t xml:space="preserve">Skills: </w:t>
+      </w:r>
+      <w:r>
+        <w:rPr>
+          <w:rFonts w:ascii="Calibri" w:eastAsia="Arial" w:hAnsi="Calibri" w:cs="Calibri"/>
+          <w:bCs/>
+          <w:sz w:val="22"/>
+          <w:szCs w:val="22"/>
+        </w:rPr>
+        <w:t xml:space="preserve">Windows Server, Remote Desktop Services, Active Directory, Linux server, </w:t>
+      </w:r>
+      <w:proofErr w:type="spellStart"/>
+      <w:r>
+        <w:rPr>
+          <w:rFonts w:ascii="Calibri" w:eastAsia="Arial" w:hAnsi="Calibri" w:cs="Calibri"/>
+          <w:bCs/>
+          <w:sz w:val="22"/>
+          <w:szCs w:val="22"/>
+        </w:rPr>
+        <w:t>pfSense</w:t>
+      </w:r>
+      <w:proofErr w:type="spellEnd"/>
+      <w:r>
+        <w:rPr>
+          <w:rFonts w:ascii="Calibri" w:eastAsia="Arial" w:hAnsi="Calibri" w:cs="Calibri"/>
+          <w:bCs/>
+          <w:sz w:val="22"/>
+          <w:szCs w:val="22"/>
+        </w:rPr>
+        <w:t>, iptables, Sybase</w:t>
+      </w:r>
+      <w:r>
+        <w:rPr>
+          <w:rFonts w:ascii="Calibri" w:eastAsia="Arial" w:hAnsi="Calibri" w:cs="Calibri"/>
+          <w:bCs/>
+          <w:sz w:val="22"/>
+          <w:szCs w:val="22"/>
+        </w:rPr>
+        <w:t>.</w:t>
+      </w:r>
+    </w:p>
+    <w:p>
+      <w:pPr>
+        <w:spacing w:after="120"/>
         <w:rPr>
           <w:rFonts w:eastAsia="Arial" w:cs="Calibri"/>
           <w:b/>
@@ -1039,6 +3115,23 @@
           <w:sz w:val="28"/>
           <w:szCs w:val="22"/>
         </w:rPr>
+      </w:pPr>
+    </w:p>
+    <w:p>
+      <w:pPr>
+        <w:spacing w:after="120"/>
+        <w:rPr>
+          <w:rFonts w:ascii="Calibri" w:hAnsi="Calibri" w:cs="Calibri"/>
+        </w:rPr>
+      </w:pPr>
+      <w:r>
+        <w:rPr>
+          <w:rFonts w:eastAsia="Arial" w:cs="Calibri"/>
+          <w:b/>
+          <w:iCs/>
+          <w:sz w:val="28"/>
+          <w:szCs w:val="22"/>
+        </w:rPr>
         <w:t>HONORS &amp; AWARDS</w:t>
       </w:r>
     </w:p>
@@ -1058,9 +3151,17 @@
         <w:rPr>
           <w:rFonts w:eastAsia="Arial" w:cs="Calibri"/>
           <w:b/>
-          <w:bCs/>
-        </w:rPr>
-        <w:t xml:space="preserve">- </w:t>
+          <w:iCs/>
+        </w:rPr>
+        <w:t>-</w:t>
+      </w:r>
+      <w:r>
+        <w:rPr>
+          <w:rFonts w:eastAsia="Arial" w:cs="Calibri"/>
+          <w:b/>
+          <w:bCs/>
+        </w:rPr>
+        <w:t xml:space="preserve"> </w:t>
       </w:r>
       <w:r>
         <w:rPr>
@@ -1068,6 +3169,28 @@
           <w:bCs/>
         </w:rPr>
         <w:t>Amazon Web Services</w:t>
+      </w:r>
+      <w:r>
+        <w:rPr>
+          <w:b/>
+          <w:bCs/>
+        </w:rPr>
+        <w:t xml:space="preserve"> </w:t>
+      </w:r>
+      <w:r>
+        <w:rPr>
+          <w:rFonts w:eastAsia="Arial" w:cs="Calibri"/>
+          <w:b/>
+          <w:iCs/>
+        </w:rPr>
+        <w:t>-</w:t>
+      </w:r>
+      <w:r>
+        <w:rPr>
+          <w:b/>
+          <w:bCs/>
+        </w:rPr>
+        <w:t xml:space="preserve"> GCNA org</w:t>
       </w:r>
     </w:p>
     <w:p>
@@ -1133,7 +3256,23 @@
           <w:sz w:val="22"/>
           <w:szCs w:val="22"/>
         </w:rPr>
-        <w:t>Project "Eplus" accepted for incubation as a startup, with the goal of democratizing access to high-quality study materials and improving the ability of educators and learners to find necessary resources.</w:t>
+        <w:t>Project "</w:t>
+      </w:r>
+      <w:proofErr w:type="spellStart"/>
+      <w:r>
+        <w:rPr>
+          <w:sz w:val="22"/>
+          <w:szCs w:val="22"/>
+        </w:rPr>
+        <w:t>Eplus</w:t>
+      </w:r>
+      <w:proofErr w:type="spellEnd"/>
+      <w:r>
+        <w:rPr>
+          <w:sz w:val="22"/>
+          <w:szCs w:val="22"/>
+        </w:rPr>
+        <w:t>" accepted for incubation as a startup, with the goal of democratizing access to high-quality study materials and improving the ability of educators and learners to find necessary resources.</w:t>
       </w:r>
     </w:p>
     <w:sectPr>
@@ -1150,6 +3289,118 @@
 <file path=word/numbering.xml><?xml version="1.0" encoding="utf-8"?>
 <w:numbering xmlns:wpc="http://schemas.microsoft.com/office/word/2010/wordprocessingCanvas" xmlns:cx="http://schemas.microsoft.com/office/drawing/2014/chartex" xmlns:cx1="http://schemas.microsoft.com/office/drawing/2015/9/8/chartex" xmlns:cx2="http://schemas.microsoft.com/office/drawing/2015/10/21/chartex" xmlns:cx3="http://schemas.microsoft.com/office/drawing/2016/5/9/chartex" xmlns:cx4="http://schemas.microsoft.com/office/drawing/2016/5/10/chartex" xmlns:cx5="http://schemas.microsoft.com/office/drawing/2016/5/11/chartex" xmlns:cx6="http://schemas.microsoft.com/office/drawing/2016/5/12/chartex" xmlns:cx7="http://schemas.microsoft.com/office/drawing/2016/5/13/chartex" xmlns:cx8="http://schemas.microsoft.com/office/drawing/2016/5/14/chartex" xmlns:mc="http://schemas.openxmlformats.org/markup-compatibility/2006" xmlns:aink="http://schemas.microsoft.com/office/drawing/2016/ink" xmlns:am3d="http://schemas.microsoft.com/office/drawing/2017/model3d" xmlns:o="urn:schemas-microsoft-com:office:office" xmlns:oel="http://schemas.microsoft.com/office/2019/extlst" xmlns:r="http://schemas.openxmlformats.org/officeDocument/2006/relationships" xmlns:m="http://schemas.openxmlformats.org/officeDocument/2006/math" xmlns:v="urn:schemas-microsoft-com:vml" xmlns:wp14="http://schemas.microsoft.com/office/word/2010/wordprocessingDrawing" xmlns:wp="http://schemas.openxmlformats.org/drawingml/2006/wordprocessingDrawing" xmlns:w10="urn:schemas-microsoft-com:office:word" xmlns:w="http://schemas.openxmlformats.org/wordprocessingml/2006/main" xmlns:w14="http://schemas.microsoft.com/office/word/2010/wordml" xmlns:w15="http://schemas.microsoft.com/office/word/2012/wordml" xmlns:w16cex="http://schemas.microsoft.com/office/word/2018/wordml/cex" xmlns:w16cid="http://schemas.microsoft.com/office/word/2016/wordml/cid" xmlns:w16="http://schemas.microsoft.com/office/word/2018/wordml" xmlns:w16sdtdh="http://schemas.microsoft.com/office/word/2020/wordml/sdtdatahash" xmlns:w16se="http://schemas.microsoft.com/office/word/2015/wordml/symex" xmlns:wpg="http://schemas.microsoft.com/office/word/2010/wordprocessingGroup" xmlns:wpi="http://schemas.microsoft.com/office/word/2010/wordprocessingInk" xmlns:wne="http://schemas.microsoft.com/office/word/2006/wordml" xmlns:wps="http://schemas.microsoft.com/office/word/2010/wordprocessingShape" mc:Ignorable="w14 w15 w16se w16cid w16 w16cex w16sdtdh wp14">
   <w:abstractNum w:abstractNumId="0" w15:restartNumberingAfterBreak="0">
+    <w:nsid w:val="00003EA0"/>
+    <w:multiLevelType w:val="hybridMultilevel"/>
+    <w:tmpl w:val="61382C36"/>
+    <w:lvl w:ilvl="0" w:tplc="F896232A">
+      <w:numFmt w:val="bullet"/>
+      <w:lvlText w:val="-"/>
+      <w:lvlJc w:val="left"/>
+      <w:pPr>
+        <w:ind w:left="720" w:hanging="360"/>
+      </w:pPr>
+      <w:rPr>
+        <w:rFonts w:ascii="Calibri" w:eastAsiaTheme="minorEastAsia" w:hAnsi="Calibri" w:cs="Calibri" w:hint="default"/>
+      </w:rPr>
+    </w:lvl>
+    <w:lvl w:ilvl="1" w:tplc="08090003" w:tentative="1">
+      <w:start w:val="1"/>
+      <w:numFmt w:val="bullet"/>
+      <w:lvlText w:val="o"/>
+      <w:lvlJc w:val="left"/>
+      <w:pPr>
+        <w:ind w:left="1440" w:hanging="360"/>
+      </w:pPr>
+      <w:rPr>
+        <w:rFonts w:ascii="Courier New" w:hAnsi="Courier New" w:cs="Courier New" w:hint="default"/>
+      </w:rPr>
+    </w:lvl>
+    <w:lvl w:ilvl="2" w:tplc="08090005" w:tentative="1">
+      <w:start w:val="1"/>
+      <w:numFmt w:val="bullet"/>
+      <w:lvlText w:val=""/>
+      <w:lvlJc w:val="left"/>
+      <w:pPr>
+        <w:ind w:left="2160" w:hanging="360"/>
+      </w:pPr>
+      <w:rPr>
+        <w:rFonts w:ascii="Wingdings" w:hAnsi="Wingdings" w:hint="default"/>
+      </w:rPr>
+    </w:lvl>
+    <w:lvl w:ilvl="3" w:tplc="08090001" w:tentative="1">
+      <w:start w:val="1"/>
+      <w:numFmt w:val="bullet"/>
+      <w:lvlText w:val=""/>
+      <w:lvlJc w:val="left"/>
+      <w:pPr>
+        <w:ind w:left="2880" w:hanging="360"/>
+      </w:pPr>
+      <w:rPr>
+        <w:rFonts w:ascii="Symbol" w:hAnsi="Symbol" w:hint="default"/>
+      </w:rPr>
+    </w:lvl>
+    <w:lvl w:ilvl="4" w:tplc="08090003" w:tentative="1">
+      <w:start w:val="1"/>
+      <w:numFmt w:val="bullet"/>
+      <w:lvlText w:val="o"/>
+      <w:lvlJc w:val="left"/>
+      <w:pPr>
+        <w:ind w:left="3600" w:hanging="360"/>
+      </w:pPr>
+      <w:rPr>
+        <w:rFonts w:ascii="Courier New" w:hAnsi="Courier New" w:cs="Courier New" w:hint="default"/>
+      </w:rPr>
+    </w:lvl>
+    <w:lvl w:ilvl="5" w:tplc="08090005" w:tentative="1">
+      <w:start w:val="1"/>
+      <w:numFmt w:val="bullet"/>
+      <w:lvlText w:val=""/>
+      <w:lvlJc w:val="left"/>
+      <w:pPr>
+        <w:ind w:left="4320" w:hanging="360"/>
+      </w:pPr>
+      <w:rPr>
+        <w:rFonts w:ascii="Wingdings" w:hAnsi="Wingdings" w:hint="default"/>
+      </w:rPr>
+    </w:lvl>
+    <w:lvl w:ilvl="6" w:tplc="08090001" w:tentative="1">
+      <w:start w:val="1"/>
+      <w:numFmt w:val="bullet"/>
+      <w:lvlText w:val=""/>
+      <w:lvlJc w:val="left"/>
+      <w:pPr>
+        <w:ind w:left="5040" w:hanging="360"/>
+      </w:pPr>
+      <w:rPr>
+        <w:rFonts w:ascii="Symbol" w:hAnsi="Symbol" w:hint="default"/>
+      </w:rPr>
+    </w:lvl>
+    <w:lvl w:ilvl="7" w:tplc="08090003" w:tentative="1">
+      <w:start w:val="1"/>
+      <w:numFmt w:val="bullet"/>
+      <w:lvlText w:val="o"/>
+      <w:lvlJc w:val="left"/>
+      <w:pPr>
+        <w:ind w:left="5760" w:hanging="360"/>
+      </w:pPr>
+      <w:rPr>
+        <w:rFonts w:ascii="Courier New" w:hAnsi="Courier New" w:cs="Courier New" w:hint="default"/>
+      </w:rPr>
+    </w:lvl>
+    <w:lvl w:ilvl="8" w:tplc="08090005" w:tentative="1">
+      <w:start w:val="1"/>
+      <w:numFmt w:val="bullet"/>
+      <w:lvlText w:val=""/>
+      <w:lvlJc w:val="left"/>
+      <w:pPr>
+        <w:ind w:left="6480" w:hanging="360"/>
+      </w:pPr>
+      <w:rPr>
+        <w:rFonts w:ascii="Wingdings" w:hAnsi="Wingdings" w:hint="default"/>
+      </w:rPr>
+    </w:lvl>
+  </w:abstractNum>
+  <w:abstractNum w:abstractNumId="1" w15:restartNumberingAfterBreak="0">
     <w:nsid w:val="16492DED"/>
     <w:multiLevelType w:val="multilevel"/>
     <w:tmpl w:val="5582DEDA"/>
@@ -1271,7 +3522,7 @@
       </w:pPr>
     </w:lvl>
   </w:abstractNum>
-  <w:abstractNum w:abstractNumId="1" w15:restartNumberingAfterBreak="0">
+  <w:abstractNum w:abstractNumId="2" w15:restartNumberingAfterBreak="0">
     <w:nsid w:val="41052FAC"/>
     <w:multiLevelType w:val="multilevel"/>
     <w:tmpl w:val="2F0649C2"/>
@@ -1411,7 +3662,7 @@
       </w:rPr>
     </w:lvl>
   </w:abstractNum>
-  <w:abstractNum w:abstractNumId="2" w15:restartNumberingAfterBreak="0">
+  <w:abstractNum w:abstractNumId="3" w15:restartNumberingAfterBreak="0">
     <w:nsid w:val="42FC7108"/>
     <w:multiLevelType w:val="multilevel"/>
     <w:tmpl w:val="088421D0"/>
@@ -1560,7 +3811,7 @@
       </w:rPr>
     </w:lvl>
   </w:abstractNum>
-  <w:abstractNum w:abstractNumId="3" w15:restartNumberingAfterBreak="0">
+  <w:abstractNum w:abstractNumId="4" w15:restartNumberingAfterBreak="0">
     <w:nsid w:val="45FF1442"/>
     <w:multiLevelType w:val="multilevel"/>
     <w:tmpl w:val="B8DAF9B2"/>
@@ -1710,15 +3961,18 @@
     </w:lvl>
   </w:abstractNum>
   <w:num w:numId="1" w16cid:durableId="43217805">
+    <w:abstractNumId w:val="2"/>
+  </w:num>
+  <w:num w:numId="2" w16cid:durableId="577634771">
+    <w:abstractNumId w:val="3"/>
+  </w:num>
+  <w:num w:numId="3" w16cid:durableId="2029595197">
+    <w:abstractNumId w:val="4"/>
+  </w:num>
+  <w:num w:numId="4" w16cid:durableId="1670524161">
     <w:abstractNumId w:val="1"/>
   </w:num>
-  <w:num w:numId="2" w16cid:durableId="577634771">
-    <w:abstractNumId w:val="2"/>
-  </w:num>
-  <w:num w:numId="3" w16cid:durableId="2029595197">
-    <w:abstractNumId w:val="3"/>
-  </w:num>
-  <w:num w:numId="4" w16cid:durableId="1670524161">
+  <w:num w:numId="5" w16cid:durableId="1860512206">
     <w:abstractNumId w:val="0"/>
   </w:num>
 </w:numbering>
@@ -2239,6 +4493,12 @@
       <w:contextualSpacing/>
     </w:pPr>
   </w:style>
+  <w:style w:type="paragraph" w:styleId="NoSpacing">
+    <w:name w:val="No Spacing"/>
+    <w:uiPriority w:val="1"/>
+    <w:qFormat/>
+    <w:rsid w:val="00AC417F"/>
+  </w:style>
 </w:styles>
 </file>
 

--- a/Jonathan_Schweder_CV.docx
+++ b/Jonathan_Schweder_CV.docx
@@ -1,6 +1,6 @@
 
 <file path=word/document.xml><?xml version="1.0" encoding="utf-8"?>
-<w:document xmlns:o="urn:schemas-microsoft-com:office:office" xmlns:r="http://schemas.openxmlformats.org/officeDocument/2006/relationships" xmlns:v="urn:schemas-microsoft-com:vml" xmlns:w="http://schemas.openxmlformats.org/wordprocessingml/2006/main" xmlns:w10="urn:schemas-microsoft-com:office:word" xmlns:wp="http://schemas.openxmlformats.org/drawingml/2006/wordprocessingDrawing" xmlns:wps="http://schemas.microsoft.com/office/word/2010/wordprocessingShape" xmlns:wpg="http://schemas.microsoft.com/office/word/2010/wordprocessingGroup" xmlns:mc="http://schemas.openxmlformats.org/markup-compatibility/2006" xmlns:wp14="http://schemas.microsoft.com/office/word/2010/wordprocessingDrawing" xmlns:w14="http://schemas.microsoft.com/office/word/2010/wordml" xmlns:w15="http://schemas.microsoft.com/office/word/2012/wordml" mc:Ignorable="w14 wp14 w15">
+<w:document xmlns:o="urn:schemas-microsoft-com:office:office" xmlns:r="http://schemas.openxmlformats.org/officeDocument/2006/relationships" xmlns:v="urn:schemas-microsoft-com:vml" xmlns:w="http://schemas.openxmlformats.org/wordprocessingml/2006/main" xmlns:w10="urn:schemas-microsoft-com:office:word" xmlns:wp="http://schemas.openxmlformats.org/drawingml/2006/wordprocessingDrawing" xmlns:pic="http://schemas.openxmlformats.org/drawingml/2006/picture" xmlns:wps="http://schemas.microsoft.com/office/word/2010/wordprocessingShape" xmlns:wpg="http://schemas.microsoft.com/office/word/2010/wordprocessingGroup" xmlns:mc="http://schemas.openxmlformats.org/markup-compatibility/2006" xmlns:wp14="http://schemas.microsoft.com/office/word/2010/wordprocessingDrawing" xmlns:w14="http://schemas.microsoft.com/office/word/2010/wordml" xmlns:w15="http://schemas.microsoft.com/office/word/2012/wordml" mc:Ignorable="w14 wp14 w15">
   <w:body>
     <w:p>
       <w:pPr>
@@ -60,11 +60,11 @@
       <w:hyperlink r:id="rId2">
         <w:r>
           <w:rPr>
-            <w:rStyle w:val="InternetLink"/>
+            <w:rStyle w:val="Hyperlink"/>
             <w:rFonts w:eastAsia="Arial" w:cs="Calibri"/>
             <w:sz w:val="22"/>
           </w:rPr>
-          <w:t>jonathanschweder@gmail.com</w:t>
+          <w:t>cv@jaswdr.dev</w:t>
         </w:r>
       </w:hyperlink>
       <w:r>
@@ -77,7 +77,7 @@
       <w:hyperlink r:id="rId3">
         <w:r>
           <w:rPr>
-            <w:rStyle w:val="InternetLink"/>
+            <w:rStyle w:val="Hyperlink"/>
             <w:rFonts w:eastAsia="Arial" w:cs="Calibri"/>
             <w:sz w:val="22"/>
           </w:rPr>
@@ -128,7 +128,7 @@
           <w:szCs w:val="22"/>
           <w:shd w:fill="FFFFFF" w:val="clear"/>
         </w:rPr>
-        <w:t>4</w:t>
+        <w:t>5</w:t>
       </w:r>
       <w:r>
         <w:rPr>
@@ -138,7 +138,27 @@
           <w:szCs w:val="22"/>
           <w:shd w:fill="FFFFFF" w:val="clear"/>
         </w:rPr>
-        <w:t>+ years of experience designing, developing, and deploying robust software solutions. Skilled in cloud native development and DevOps practices. Passionate about writing clean, efficient code in collaboration with teams and leadership to build high-quality products. Seeking Software Engineer, Site Reliability Engineer or similar roles where I can demonstrate my experience and full capacity to deliver the best experience to customers.</w:t>
+        <w:t xml:space="preserve">+ years of experience designing, developing, and deploying robust software solutions. Skilled in </w:t>
+      </w:r>
+      <w:r>
+        <w:rPr>
+          <w:rFonts w:cs="Calibri" w:cstheme="minorHAnsi"/>
+          <w:color w:val="1C1917"/>
+          <w:sz w:val="22"/>
+          <w:szCs w:val="22"/>
+          <w:shd w:fill="FFFFFF" w:val="clear"/>
+        </w:rPr>
+        <w:t xml:space="preserve">multiple programming languages, </w:t>
+      </w:r>
+      <w:r>
+        <w:rPr>
+          <w:rFonts w:cs="Calibri" w:cstheme="minorHAnsi"/>
+          <w:color w:val="1C1917"/>
+          <w:sz w:val="22"/>
+          <w:szCs w:val="22"/>
+          <w:shd w:fill="FFFFFF" w:val="clear"/>
+        </w:rPr>
+        <w:t>cloud native development and DevOps practices. Passionate about writing clean, efficient code in collaboration with teams and leadership to build high-quality products. Seeking Software Engineer or similar roles where I can demonstrate my experience and full capacity to deliver the best experience to customers.</w:t>
       </w:r>
     </w:p>
     <w:p>
@@ -185,7 +205,6 @@
         <w:rPr>
           <w:rFonts w:ascii="Calibri" w:hAnsi="Calibri" w:cs="Calibri"/>
           <w:b/>
-          <w:b/>
           <w:sz w:val="22"/>
           <w:szCs w:val="22"/>
         </w:rPr>
@@ -230,7 +249,6 @@
         <w:rPr>
           <w:rFonts w:ascii="Calibri" w:hAnsi="Calibri" w:cs="Calibri"/>
           <w:b/>
-          <w:b/>
           <w:sz w:val="22"/>
           <w:szCs w:val="22"/>
         </w:rPr>
@@ -254,7 +272,6 @@
         <w:rPr>
           <w:rFonts w:ascii="Calibri" w:hAnsi="Calibri" w:cs="Calibri"/>
           <w:b/>
-          <w:b/>
           <w:sz w:val="22"/>
           <w:szCs w:val="22"/>
         </w:rPr>
@@ -322,7 +339,6 @@
       <w:pPr>
         <w:pStyle w:val="Normal"/>
         <w:rPr>
-          <w:b/>
           <w:b/>
           <w:bCs/>
         </w:rPr>
@@ -330,7 +346,7 @@
       <w:hyperlink r:id="rId4">
         <w:r>
           <w:rPr>
-            <w:rStyle w:val="InternetLink"/>
+            <w:rStyle w:val="Hyperlink"/>
             <w:rFonts w:eastAsia="Arial" w:cs="Calibri"/>
             <w:b/>
             <w:bCs/>
@@ -364,7 +380,6 @@
         <w:rPr>
           <w:rFonts w:eastAsia="Arial" w:cs="Calibri"/>
           <w:b/>
-          <w:b/>
           <w:sz w:val="28"/>
         </w:rPr>
       </w:pPr>
@@ -399,21 +414,30 @@
         <w:rPr>
           <w:rFonts w:ascii="Calibri" w:hAnsi="Calibri" w:cs="Calibri"/>
           <w:b/>
-          <w:b/>
-          <w:bCs/>
-          <w:sz w:val="22"/>
-          <w:szCs w:val="22"/>
-        </w:rPr>
-      </w:pPr>
-      <w:r>
-        <w:rPr>
-          <w:rFonts w:eastAsia="Arial" w:cs="Calibri"/>
-          <w:b/>
-          <w:bCs/>
-          <w:sz w:val="22"/>
-          <w:szCs w:val="22"/>
-        </w:rPr>
-        <w:t>Amazon Web Services, Dublin, Ireland</w:t>
+          <w:bCs/>
+          <w:sz w:val="22"/>
+          <w:szCs w:val="22"/>
+        </w:rPr>
+      </w:pPr>
+      <w:r>
+        <w:rPr>
+          <w:rFonts w:eastAsia="Arial" w:cs="Calibri"/>
+          <w:b/>
+          <w:bCs/>
+          <w:sz w:val="22"/>
+          <w:szCs w:val="22"/>
+        </w:rPr>
+        <w:t>MongoDB</w:t>
+      </w:r>
+      <w:r>
+        <w:rPr>
+          <w:rFonts w:eastAsia="Arial" w:cs="Calibri"/>
+          <w:b/>
+          <w:bCs/>
+          <w:sz w:val="22"/>
+          <w:szCs w:val="22"/>
+        </w:rPr>
+        <w:t>, Dublin, Ireland</w:t>
       </w:r>
     </w:p>
     <w:p>
@@ -436,25 +460,7 @@
           <w:sz w:val="22"/>
           <w:szCs w:val="22"/>
         </w:rPr>
-        <w:t>Software</w:t>
-      </w:r>
-      <w:r>
-        <w:rPr>
-          <w:rFonts w:eastAsia="Arial" w:cs="Calibri"/>
-          <w:bCs/>
-          <w:sz w:val="22"/>
-          <w:szCs w:val="22"/>
-        </w:rPr>
-        <w:t xml:space="preserve"> Development Engineer </w:t>
-      </w:r>
-      <w:r>
-        <w:rPr>
-          <w:rFonts w:eastAsia="Arial" w:cs="Calibri"/>
-          <w:bCs/>
-          <w:sz w:val="22"/>
-          <w:szCs w:val="22"/>
-        </w:rPr>
-        <w:t>(AWS Lambda)</w:t>
+        <w:t>Software Engineer</w:t>
       </w:r>
       <w:r>
         <w:rPr>
@@ -471,15 +477,7 @@
           <w:sz w:val="22"/>
           <w:szCs w:val="22"/>
         </w:rPr>
-        <w:t xml:space="preserve"> </w:t>
-      </w:r>
-      <w:r>
-        <w:rPr>
-          <w:rFonts w:cs="Calibri"/>
-          <w:sz w:val="22"/>
-          <w:szCs w:val="22"/>
-        </w:rPr>
-        <w:t>Apr</w:t>
+        <w:t xml:space="preserve"> Apr</w:t>
       </w:r>
       <w:r>
         <w:rPr>
@@ -495,122 +493,33 @@
           <w:sz w:val="22"/>
           <w:szCs w:val="22"/>
         </w:rPr>
-        <w:t>4</w:t>
-      </w:r>
-      <w:r>
-        <w:rPr>
-          <w:rFonts w:eastAsia="Arial" w:cs="Calibri"/>
-          <w:sz w:val="22"/>
-          <w:szCs w:val="22"/>
-        </w:rPr>
-        <w:t xml:space="preserve"> – </w:t>
-      </w:r>
-      <w:r>
-        <w:rPr>
-          <w:rFonts w:eastAsia="Arial" w:cs="Calibri"/>
-          <w:sz w:val="22"/>
-          <w:szCs w:val="22"/>
-        </w:rPr>
-        <w:t>Present</w:t>
-      </w:r>
-    </w:p>
-    <w:p>
-      <w:pPr>
-        <w:pStyle w:val="Normal"/>
-        <w:tabs>
-          <w:tab w:val="clear" w:pos="720"/>
-          <w:tab w:val="right" w:pos="9020" w:leader="none"/>
-        </w:tabs>
-        <w:rPr>
-          <w:rFonts w:eastAsia="Arial" w:cs="Calibri"/>
-          <w:sz w:val="22"/>
-          <w:szCs w:val="22"/>
-        </w:rPr>
-      </w:pPr>
-      <w:r>
-        <w:rPr>
-          <w:rFonts w:eastAsia="Arial" w:cs="Calibri"/>
-          <w:bCs/>
-          <w:sz w:val="22"/>
-          <w:szCs w:val="22"/>
-        </w:rPr>
-        <w:t xml:space="preserve">System's Development Engineer </w:t>
-      </w:r>
-      <w:r>
-        <w:rPr>
-          <w:rFonts w:eastAsia="Arial" w:cs="Calibri"/>
-          <w:bCs/>
-          <w:sz w:val="22"/>
-          <w:szCs w:val="22"/>
-        </w:rPr>
-        <w:t>(AWS Networking)</w:t>
-      </w:r>
-      <w:r>
-        <w:rPr>
-          <w:rFonts w:cs="Calibri"/>
-          <w:bCs/>
-          <w:sz w:val="22"/>
-          <w:szCs w:val="22"/>
-        </w:rPr>
-        <w:t>,</w:t>
-      </w:r>
-      <w:r>
-        <w:rPr>
-          <w:rFonts w:cs="Calibri"/>
-          <w:sz w:val="22"/>
-          <w:szCs w:val="22"/>
-        </w:rPr>
-        <w:t xml:space="preserve"> </w:t>
-      </w:r>
-      <w:r>
-        <w:rPr>
-          <w:rFonts w:eastAsia="Arial" w:cs="Calibri"/>
-          <w:sz w:val="22"/>
-          <w:szCs w:val="22"/>
-        </w:rPr>
-        <w:t xml:space="preserve">Mar 2020 – </w:t>
-      </w:r>
-      <w:r>
-        <w:rPr>
-          <w:rFonts w:eastAsia="Arial" w:cs="Calibri"/>
-          <w:sz w:val="22"/>
-          <w:szCs w:val="22"/>
-        </w:rPr>
-        <w:t>Apr 2024</w:t>
-      </w:r>
-    </w:p>
-    <w:p>
-      <w:pPr>
-        <w:pStyle w:val="Caption1"/>
+        <w:t>5 -</w:t>
+      </w:r>
+      <w:r>
+        <w:rPr>
+          <w:rFonts w:eastAsia="Arial" w:cs="Calibri"/>
+          <w:sz w:val="22"/>
+          <w:szCs w:val="22"/>
+        </w:rPr>
+        <w:t xml:space="preserve"> Present</w:t>
+      </w:r>
+    </w:p>
+    <w:p>
+      <w:pPr>
+        <w:pStyle w:val="Caption"/>
         <w:rPr/>
       </w:pPr>
       <w:r>
         <w:rPr/>
-        <w:t xml:space="preserve">AWS is the biggest cloud provider in market today. Offering more than 200 cloud services from data centers globally, including computing power, storage options, and networking capabilities. I’m </w:t>
+        <w:t xml:space="preserve">MongoDB is a leading modern database platform used by millions of developers and thousands of organizations worldwide. As part of the Infrastructure team's Reliability group, </w:t>
       </w:r>
       <w:r>
         <w:rPr/>
-        <w:t xml:space="preserve">currently </w:t>
+        <w:t>I</w:t>
       </w:r>
       <w:r>
         <w:rPr/>
-        <w:t xml:space="preserve">part of the AWS </w:t>
-      </w:r>
-      <w:r>
-        <w:rPr/>
-        <w:t>Lambda</w:t>
-      </w:r>
-      <w:r>
-        <w:rPr/>
-        <w:t xml:space="preserve"> team, were thousands of engineers like me work hard to build, maintain and </w:t>
-      </w:r>
-      <w:r>
-        <w:rPr/>
-        <w:t>scale Lambda’s infrastructure to run hundreds of millions of functions executions every single day</w:t>
-      </w:r>
-      <w:r>
-        <w:rPr/>
-        <w:t>.</w:t>
+        <w:t xml:space="preserve"> maintain and enhance an internal Kubernetes-based platform that enables engineering teams across MongoDB to deploy and operate their applications efficiently and reliably.</w:t>
       </w:r>
     </w:p>
     <w:p>
@@ -654,7 +563,7 @@
           <w:sz w:val="22"/>
           <w:szCs w:val="22"/>
         </w:rPr>
-        <w:t>Spearheaded the development and maintenance of Lambda's Control Plane API, serving millions of customers worldwide ensuring seamless scalability and uptime.</w:t>
+        <w:t>Maintain and operate a critical internal Kubernetes platform that serves as the foundation for application deployments across multiple engineering teams, ensuring high availability and performance.</w:t>
       </w:r>
     </w:p>
     <w:p>
@@ -676,7 +585,7 @@
           <w:sz w:val="22"/>
           <w:szCs w:val="22"/>
         </w:rPr>
-        <w:t>Led team members in delivering high-impact projects, providing technical guidance and expertise to drive efficiency and productivity, resulting in improved velocity and reduced operational ticket volumes.</w:t>
+        <w:t>Develop and deploy new applications and services on the platform, demonstrating platform capabilities and identifying areas for improvement through direct usage.</w:t>
       </w:r>
     </w:p>
     <w:p>
@@ -698,12 +607,12 @@
           <w:sz w:val="22"/>
           <w:szCs w:val="22"/>
         </w:rPr>
-        <w:t>Designed and implemented cloud-native solutions on AWS, automating routine tasks, collecting critical data insights, and optimizing development workflows, enabling the team to focus on strategic initiatives.</w:t>
-      </w:r>
-    </w:p>
-    <w:p>
-      <w:pPr>
-        <w:pStyle w:val="Normal"/>
+        <w:t>Collaborate with internal customers to understand their requirements and implement platform enhancements that improve developer experience and operational efficiency.</w:t>
+      </w:r>
+    </w:p>
+    <w:p>
+      <w:pPr>
+        <w:pStyle w:val="ListParagraph"/>
         <w:rPr>
           <w:rFonts w:ascii="Calibri" w:hAnsi="Calibri" w:cs="Calibri"/>
           <w:sz w:val="22"/>
@@ -716,7 +625,263 @@
           <w:sz w:val="22"/>
           <w:szCs w:val="22"/>
         </w:rPr>
-        <w:t>Key achievements:</w:t>
+      </w:r>
+    </w:p>
+    <w:p>
+      <w:pPr>
+        <w:pStyle w:val="Normal"/>
+        <w:rPr>
+          <w:rFonts w:ascii="Calibri" w:hAnsi="Calibri" w:cs="Calibri"/>
+          <w:sz w:val="20"/>
+          <w:szCs w:val="20"/>
+        </w:rPr>
+      </w:pPr>
+      <w:r>
+        <w:rPr>
+          <w:b/>
+          <w:bCs/>
+          <w:sz w:val="20"/>
+          <w:szCs w:val="20"/>
+        </w:rPr>
+        <w:t>Skills:</w:t>
+      </w:r>
+      <w:r>
+        <w:rPr>
+          <w:sz w:val="20"/>
+          <w:szCs w:val="20"/>
+        </w:rPr>
+        <w:t xml:space="preserve"> Go, Shellscript, EC2, Kubernetes, </w:t>
+      </w:r>
+      <w:r>
+        <w:rPr>
+          <w:sz w:val="20"/>
+          <w:szCs w:val="20"/>
+        </w:rPr>
+        <w:t>MongoDB, Grafana, Prometheus, Thanos, Splunk</w:t>
+      </w:r>
+      <w:r>
+        <w:rPr>
+          <w:sz w:val="20"/>
+          <w:szCs w:val="20"/>
+        </w:rPr>
+        <w:t xml:space="preserve">, </w:t>
+      </w:r>
+      <w:r>
+        <w:rPr>
+          <w:sz w:val="20"/>
+          <w:szCs w:val="20"/>
+        </w:rPr>
+        <w:t>AWS Cloud</w:t>
+      </w:r>
+      <w:r>
+        <w:rPr>
+          <w:sz w:val="20"/>
+          <w:szCs w:val="20"/>
+        </w:rPr>
+        <w:t>, API Gateway, CloudFront, Route 53, S3, CloudWatch.</w:t>
+      </w:r>
+    </w:p>
+    <w:p>
+      <w:pPr>
+        <w:pStyle w:val="Normal"/>
+        <w:rPr>
+          <w:rFonts w:ascii="Calibri" w:hAnsi="Calibri" w:cs="Calibri"/>
+          <w:b/>
+          <w:bCs/>
+          <w:sz w:val="22"/>
+          <w:szCs w:val="22"/>
+        </w:rPr>
+      </w:pPr>
+      <w:r>
+        <w:rPr>
+          <w:rFonts w:eastAsia="Arial" w:cs="Calibri"/>
+          <w:b/>
+          <w:bCs/>
+          <w:sz w:val="22"/>
+          <w:szCs w:val="22"/>
+        </w:rPr>
+      </w:r>
+    </w:p>
+    <w:p>
+      <w:pPr>
+        <w:pStyle w:val="Normal"/>
+        <w:rPr>
+          <w:rFonts w:ascii="Calibri" w:hAnsi="Calibri" w:cs="Calibri"/>
+          <w:b/>
+          <w:bCs/>
+          <w:sz w:val="22"/>
+          <w:szCs w:val="22"/>
+        </w:rPr>
+      </w:pPr>
+      <w:r>
+        <w:rPr>
+          <w:rFonts w:eastAsia="Arial" w:cs="Calibri"/>
+          <w:b/>
+          <w:bCs/>
+          <w:sz w:val="22"/>
+          <w:szCs w:val="22"/>
+        </w:rPr>
+      </w:r>
+      <w:r>
+        <w:br w:type="page"/>
+      </w:r>
+    </w:p>
+    <w:p>
+      <w:pPr>
+        <w:pStyle w:val="Normal"/>
+        <w:rPr>
+          <w:rFonts w:ascii="Calibri" w:hAnsi="Calibri" w:cs="Calibri"/>
+          <w:b/>
+          <w:bCs/>
+          <w:sz w:val="22"/>
+          <w:szCs w:val="22"/>
+        </w:rPr>
+      </w:pPr>
+      <w:r>
+        <w:rPr>
+          <w:rFonts w:eastAsia="Arial" w:cs="Calibri"/>
+          <w:b/>
+          <w:bCs/>
+          <w:sz w:val="22"/>
+          <w:szCs w:val="22"/>
+        </w:rPr>
+        <w:t>Amazon Web Services, Dublin, Ireland</w:t>
+      </w:r>
+    </w:p>
+    <w:p>
+      <w:pPr>
+        <w:pStyle w:val="Normal"/>
+        <w:tabs>
+          <w:tab w:val="clear" w:pos="720"/>
+          <w:tab w:val="right" w:pos="9020" w:leader="none"/>
+        </w:tabs>
+        <w:rPr>
+          <w:rFonts w:eastAsia="Arial" w:cs="Calibri"/>
+          <w:sz w:val="22"/>
+          <w:szCs w:val="22"/>
+        </w:rPr>
+      </w:pPr>
+      <w:r>
+        <w:rPr>
+          <w:rFonts w:eastAsia="Arial" w:cs="Calibri"/>
+          <w:bCs/>
+          <w:sz w:val="22"/>
+          <w:szCs w:val="22"/>
+        </w:rPr>
+        <w:t>Software Development Engineer (AWS Lambda)</w:t>
+      </w:r>
+      <w:r>
+        <w:rPr>
+          <w:rFonts w:cs="Calibri"/>
+          <w:bCs/>
+          <w:sz w:val="22"/>
+          <w:szCs w:val="22"/>
+        </w:rPr>
+        <w:t>,</w:t>
+      </w:r>
+      <w:r>
+        <w:rPr>
+          <w:rFonts w:cs="Calibri"/>
+          <w:sz w:val="22"/>
+          <w:szCs w:val="22"/>
+        </w:rPr>
+        <w:t xml:space="preserve"> Apr</w:t>
+      </w:r>
+      <w:r>
+        <w:rPr>
+          <w:rFonts w:eastAsia="Arial" w:cs="Calibri"/>
+          <w:sz w:val="22"/>
+          <w:szCs w:val="22"/>
+        </w:rPr>
+        <w:t xml:space="preserve"> 2024 – </w:t>
+      </w:r>
+      <w:r>
+        <w:rPr>
+          <w:rFonts w:eastAsia="Arial" w:cs="Calibri"/>
+          <w:sz w:val="22"/>
+          <w:szCs w:val="22"/>
+        </w:rPr>
+        <w:t>Apr 2025</w:t>
+      </w:r>
+    </w:p>
+    <w:p>
+      <w:pPr>
+        <w:pStyle w:val="Normal"/>
+        <w:tabs>
+          <w:tab w:val="clear" w:pos="720"/>
+          <w:tab w:val="right" w:pos="9020" w:leader="none"/>
+        </w:tabs>
+        <w:rPr>
+          <w:rFonts w:eastAsia="Arial" w:cs="Calibri"/>
+          <w:sz w:val="22"/>
+          <w:szCs w:val="22"/>
+        </w:rPr>
+      </w:pPr>
+      <w:r>
+        <w:rPr>
+          <w:rFonts w:eastAsia="Arial" w:cs="Calibri"/>
+          <w:bCs/>
+          <w:sz w:val="22"/>
+          <w:szCs w:val="22"/>
+        </w:rPr>
+        <w:t>System's Development Engineer (AWS Networking)</w:t>
+      </w:r>
+      <w:r>
+        <w:rPr>
+          <w:rFonts w:cs="Calibri"/>
+          <w:bCs/>
+          <w:sz w:val="22"/>
+          <w:szCs w:val="22"/>
+        </w:rPr>
+        <w:t>,</w:t>
+      </w:r>
+      <w:r>
+        <w:rPr>
+          <w:rFonts w:cs="Calibri"/>
+          <w:sz w:val="22"/>
+          <w:szCs w:val="22"/>
+        </w:rPr>
+        <w:t xml:space="preserve"> </w:t>
+      </w:r>
+      <w:r>
+        <w:rPr>
+          <w:rFonts w:eastAsia="Arial" w:cs="Calibri"/>
+          <w:sz w:val="22"/>
+          <w:szCs w:val="22"/>
+        </w:rPr>
+        <w:t>Mar 2020 – Apr 2024</w:t>
+      </w:r>
+    </w:p>
+    <w:p>
+      <w:pPr>
+        <w:pStyle w:val="Caption"/>
+        <w:rPr/>
+      </w:pPr>
+      <w:r>
+        <w:rPr/>
+        <w:t>AWS is the biggest cloud provider in market today. Offering more than 200 cloud services from data centers globally, including computing power, storage options, and networking capabilities. I’m currently part of the AWS Lambda team, were thousands of engineers like me work hard to build, maintain and scale Lambda’s infrastructure to run hundreds of millions of functions executions every single day.</w:t>
+      </w:r>
+    </w:p>
+    <w:p>
+      <w:pPr>
+        <w:pStyle w:val="Normal"/>
+        <w:tabs>
+          <w:tab w:val="clear" w:pos="720"/>
+          <w:tab w:val="right" w:pos="9020" w:leader="none"/>
+        </w:tabs>
+        <w:rPr>
+          <w:rFonts w:eastAsia="Arial" w:cs="Calibri"/>
+          <w:sz w:val="22"/>
+          <w:szCs w:val="22"/>
+        </w:rPr>
+      </w:pPr>
+      <w:r>
+        <w:rPr>
+          <w:rFonts w:eastAsia="Arial" w:cs="Calibri"/>
+          <w:sz w:val="22"/>
+          <w:szCs w:val="22"/>
+        </w:rPr>
+        <w:t>Key responsibilities:</w:t>
       </w:r>
     </w:p>
     <w:p>
@@ -738,87 +903,7 @@
           <w:sz w:val="22"/>
           <w:szCs w:val="22"/>
         </w:rPr>
-        <w:t xml:space="preserve">Collaborated </w:t>
-      </w:r>
-      <w:r>
-        <w:rPr>
-          <w:rFonts w:cs="Calibri"/>
-          <w:sz w:val="22"/>
-          <w:szCs w:val="22"/>
-        </w:rPr>
-        <w:t xml:space="preserve">on </w:t>
-      </w:r>
-      <w:r>
-        <w:rPr>
-          <w:rFonts w:cs="Calibri"/>
-          <w:sz w:val="22"/>
-          <w:szCs w:val="22"/>
-        </w:rPr>
-        <w:t>Lambda’</w:t>
-      </w:r>
-      <w:r>
-        <w:rPr>
-          <w:rFonts w:cs="Calibri"/>
-          <w:sz w:val="22"/>
-          <w:szCs w:val="22"/>
-        </w:rPr>
-        <w:t>s</w:t>
-      </w:r>
-      <w:r>
-        <w:rPr>
-          <w:rFonts w:cs="Calibri"/>
-          <w:sz w:val="22"/>
-          <w:szCs w:val="22"/>
-        </w:rPr>
-        <w:t xml:space="preserve"> </w:t>
-      </w:r>
-      <w:r>
-        <w:rPr>
-          <w:rFonts w:cs="Calibri"/>
-          <w:sz w:val="22"/>
-          <w:szCs w:val="22"/>
-        </w:rPr>
-        <w:t xml:space="preserve">self-service </w:t>
-      </w:r>
-      <w:r>
-        <w:rPr>
-          <w:rFonts w:cs="Calibri"/>
-          <w:sz w:val="22"/>
-          <w:szCs w:val="22"/>
-        </w:rPr>
-        <w:t xml:space="preserve">opt-out </w:t>
-      </w:r>
-      <w:r>
-        <w:rPr>
-          <w:rFonts w:cs="Calibri"/>
-          <w:sz w:val="22"/>
-          <w:szCs w:val="22"/>
-        </w:rPr>
-        <w:t>for its recursion loop protection</w:t>
-      </w:r>
-      <w:r>
-        <w:rPr>
-          <w:rFonts w:cs="Calibri"/>
-          <w:sz w:val="22"/>
-          <w:szCs w:val="22"/>
-        </w:rPr>
-        <w:t xml:space="preserve">, eliminating </w:t>
-      </w:r>
-      <w:r>
-        <w:rPr>
-          <w:rFonts w:cs="Calibri"/>
-          <w:sz w:val="22"/>
-          <w:szCs w:val="22"/>
-        </w:rPr>
-        <w:t>the manual work for customers to contact AWS support to do the same action</w:t>
-      </w:r>
-      <w:r>
-        <w:rPr>
-          <w:rFonts w:cs="Calibri"/>
-          <w:sz w:val="22"/>
-          <w:szCs w:val="22"/>
-        </w:rPr>
-        <w:t>.</w:t>
+        <w:t>Spearheaded the development and maintenance of Lambda's Control Plane API, serving millions of customers worldwide ensuring seamless scalability and uptime.</w:t>
       </w:r>
     </w:p>
     <w:p>
@@ -840,7 +925,7 @@
           <w:sz w:val="22"/>
           <w:szCs w:val="22"/>
         </w:rPr>
-        <w:t>Automated internal compute capacity deployment by integrating with dozens of internal APIs and reducing manual actions in 90% and time to build new regions by 30% globally.</w:t>
+        <w:t>Led team members in delivering high-impact projects, providing technical guidance and expertise to drive efficiency and productivity, resulting in improved velocity and reduced operational ticket volumes.</w:t>
       </w:r>
     </w:p>
     <w:p>
@@ -862,6 +947,90 @@
           <w:sz w:val="22"/>
           <w:szCs w:val="22"/>
         </w:rPr>
+        <w:t>Designed and implemented cloud-native solutions on AWS, automating routine tasks, collecting critical data insights, and optimizing development workflows, enabling the team to focus on strategic initiatives.</w:t>
+      </w:r>
+    </w:p>
+    <w:p>
+      <w:pPr>
+        <w:pStyle w:val="Normal"/>
+        <w:rPr>
+          <w:rFonts w:ascii="Calibri" w:hAnsi="Calibri" w:cs="Calibri"/>
+          <w:sz w:val="22"/>
+          <w:szCs w:val="22"/>
+        </w:rPr>
+      </w:pPr>
+      <w:r>
+        <w:rPr>
+          <w:rFonts w:cs="Calibri"/>
+          <w:sz w:val="22"/>
+          <w:szCs w:val="22"/>
+        </w:rPr>
+        <w:t>Key achievements:</w:t>
+      </w:r>
+    </w:p>
+    <w:p>
+      <w:pPr>
+        <w:pStyle w:val="ListParagraph"/>
+        <w:numPr>
+          <w:ilvl w:val="0"/>
+          <w:numId w:val="1"/>
+        </w:numPr>
+        <w:rPr>
+          <w:rFonts w:ascii="Calibri" w:hAnsi="Calibri" w:cs="Calibri"/>
+          <w:sz w:val="22"/>
+          <w:szCs w:val="22"/>
+        </w:rPr>
+      </w:pPr>
+      <w:r>
+        <w:rPr>
+          <w:rFonts w:cs="Calibri"/>
+          <w:sz w:val="22"/>
+          <w:szCs w:val="22"/>
+        </w:rPr>
+        <w:t>Collaborated on Lambda’s self-service opt-out for its recursion loop protection, eliminating the manual work for customers to contact AWS support to do the same action.</w:t>
+      </w:r>
+    </w:p>
+    <w:p>
+      <w:pPr>
+        <w:pStyle w:val="ListParagraph"/>
+        <w:numPr>
+          <w:ilvl w:val="0"/>
+          <w:numId w:val="1"/>
+        </w:numPr>
+        <w:rPr>
+          <w:rFonts w:ascii="Calibri" w:hAnsi="Calibri" w:cs="Calibri"/>
+          <w:sz w:val="22"/>
+          <w:szCs w:val="22"/>
+        </w:rPr>
+      </w:pPr>
+      <w:r>
+        <w:rPr>
+          <w:rFonts w:cs="Calibri"/>
+          <w:sz w:val="22"/>
+          <w:szCs w:val="22"/>
+        </w:rPr>
+        <w:t>Automated internal compute capacity deployment by integrating with dozens of internal APIs and reducing manual actions in 90% and time to build new regions by 30% globally.</w:t>
+      </w:r>
+    </w:p>
+    <w:p>
+      <w:pPr>
+        <w:pStyle w:val="ListParagraph"/>
+        <w:numPr>
+          <w:ilvl w:val="0"/>
+          <w:numId w:val="1"/>
+        </w:numPr>
+        <w:rPr>
+          <w:rFonts w:ascii="Calibri" w:hAnsi="Calibri" w:cs="Calibri"/>
+          <w:sz w:val="22"/>
+          <w:szCs w:val="22"/>
+        </w:rPr>
+      </w:pPr>
+      <w:r>
+        <w:rPr>
+          <w:rFonts w:cs="Calibri"/>
+          <w:sz w:val="22"/>
+          <w:szCs w:val="22"/>
+        </w:rPr>
         <w:t>Lambda function stability with the development and deployment of an opt-out configuration, eliminating recursive loops triggered by S3 writes and ensuring seamless execution.</w:t>
       </w:r>
     </w:p>
@@ -870,7 +1039,6 @@
         <w:pStyle w:val="Normal"/>
         <w:rPr>
           <w:rFonts w:ascii="Calibri" w:hAnsi="Calibri" w:cs="Calibri"/>
-          <w:b/>
           <w:b/>
           <w:bCs/>
           <w:sz w:val="20"/>
@@ -912,23 +1080,7 @@
           <w:sz w:val="20"/>
           <w:szCs w:val="20"/>
         </w:rPr>
-        <w:t xml:space="preserve"> Python, Go, </w:t>
-      </w:r>
-      <w:r>
-        <w:rPr>
-          <w:rFonts w:cs="Calibri"/>
-          <w:sz w:val="20"/>
-          <w:szCs w:val="20"/>
-        </w:rPr>
-        <w:t>Java</w:t>
-      </w:r>
-      <w:r>
-        <w:rPr>
-          <w:rFonts w:cs="Calibri"/>
-          <w:sz w:val="20"/>
-          <w:szCs w:val="20"/>
-        </w:rPr>
-        <w:t>, Ruby, Typescript/Javascript, Shellscript, SQL, Flask, SQLAlchemy, Linux, EC2, Lambda, ECS, Fargate, Docker, Kubernetes, Linux, CloudFormation, CDK, EventBridge, SNS, SQS, Step Functions, SWF, Amplify, API Gateway, CloudFront, Route 53, DynamoDB, RDS, PostgreSQL, Timestream, S3, PySpark, Glue, QuickSight, Athena, EMR, Amazon SageMaker, CloudWatch.</w:t>
+        <w:t xml:space="preserve"> Python, Go, Java, Ruby, Typescript/Javascript, Shellscript, SQL, Flask, SQLAlchemy, EC2, Lambda, ECS, Fargate, Docker, Kubernetes, Linux, CloudFormation, CDK, EventBridge, SNS, SQS, Step Functions, SWF, Amplify, API Gateway, CloudFront, Route 53, DynamoDB, RDS, PostgreSQL, Timestream, S3, PySpark, Glue, QuickSight, Athena, EMR, Amazon SageMaker, CloudWatch.</w:t>
       </w:r>
     </w:p>
     <w:p>
@@ -938,20 +1090,23 @@
           <w:tab w:val="clear" w:pos="720"/>
           <w:tab w:val="right" w:pos="9020" w:leader="none"/>
         </w:tabs>
-        <w:rPr>
-          <w:rFonts w:ascii="Calibri" w:hAnsi="Calibri" w:eastAsia="Arial" w:cs="Calibri"/>
-          <w:b/>
-          <w:b/>
-          <w:bCs/>
-          <w:sz w:val="22"/>
-          <w:szCs w:val="22"/>
-        </w:rPr>
-      </w:pPr>
-      <w:r>
-        <w:rPr/>
-      </w:r>
-      <w:r>
-        <w:br w:type="page"/>
+        <w:spacing w:before="0" w:after="0"/>
+        <w:rPr>
+          <w:rFonts w:ascii="Calibri" w:hAnsi="Calibri" w:eastAsia="Arial" w:cs="Calibri"/>
+          <w:b/>
+          <w:bCs/>
+          <w:sz w:val="22"/>
+          <w:szCs w:val="22"/>
+        </w:rPr>
+      </w:pPr>
+      <w:r>
+        <w:rPr>
+          <w:rFonts w:eastAsia="Arial" w:cs="Calibri"/>
+          <w:b/>
+          <w:bCs/>
+          <w:sz w:val="22"/>
+          <w:szCs w:val="22"/>
+        </w:rPr>
       </w:r>
     </w:p>
     <w:p>
@@ -961,9 +1116,9 @@
           <w:tab w:val="clear" w:pos="720"/>
           <w:tab w:val="right" w:pos="9020" w:leader="none"/>
         </w:tabs>
-        <w:rPr>
-          <w:rFonts w:ascii="Calibri" w:hAnsi="Calibri" w:eastAsia="Arial" w:cs="Calibri"/>
-          <w:b/>
+        <w:spacing w:before="0" w:after="0"/>
+        <w:rPr>
+          <w:rFonts w:ascii="Calibri" w:hAnsi="Calibri" w:eastAsia="Arial" w:cs="Calibri"/>
           <w:b/>
           <w:bCs/>
           <w:sz w:val="22"/>
@@ -1022,7 +1177,7 @@
     </w:p>
     <w:p>
       <w:pPr>
-        <w:pStyle w:val="Caption1"/>
+        <w:pStyle w:val="Caption"/>
         <w:rPr/>
       </w:pPr>
       <w:r>
@@ -1249,7 +1404,6 @@
         <w:rPr>
           <w:rFonts w:cs="Calibri"/>
           <w:b/>
-          <w:b/>
           <w:bCs/>
           <w:sz w:val="22"/>
           <w:szCs w:val="22"/>
@@ -1317,7 +1471,7 @@
     </w:p>
     <w:p>
       <w:pPr>
-        <w:pStyle w:val="Caption1"/>
+        <w:pStyle w:val="Caption"/>
         <w:rPr/>
       </w:pPr>
       <w:r>
@@ -1574,38 +1728,42 @@
     <w:p>
       <w:pPr>
         <w:pStyle w:val="Normal"/>
-        <w:rPr>
-          <w:rFonts w:eastAsia="Arial" w:cs="Calibri"/>
-          <w:b/>
-          <w:b/>
-          <w:bCs/>
-          <w:sz w:val="22"/>
-          <w:szCs w:val="22"/>
-        </w:rPr>
-      </w:pPr>
-      <w:r>
-        <w:rPr>
-          <w:rFonts w:eastAsia="Arial" w:cs="Calibri"/>
-          <w:b/>
-          <w:bCs/>
-          <w:sz w:val="22"/>
-          <w:szCs w:val="22"/>
-        </w:rPr>
-      </w:r>
-      <w:r>
-        <w:br w:type="page"/>
-      </w:r>
-    </w:p>
-    <w:p>
-      <w:pPr>
-        <w:pStyle w:val="Normal"/>
         <w:tabs>
           <w:tab w:val="clear" w:pos="720"/>
           <w:tab w:val="right" w:pos="9020" w:leader="none"/>
         </w:tabs>
-        <w:rPr>
-          <w:rFonts w:ascii="Calibri" w:hAnsi="Calibri" w:eastAsia="Arial" w:cs="Calibri"/>
-          <w:b/>
+        <w:spacing w:before="0" w:after="0"/>
+        <w:rPr>
+          <w:rFonts w:ascii="Calibri" w:hAnsi="Calibri" w:eastAsia="Arial" w:cs="Calibri"/>
+          <w:b/>
+          <w:bCs/>
+          <w:sz w:val="22"/>
+          <w:szCs w:val="22"/>
+        </w:rPr>
+      </w:pPr>
+      <w:r>
+        <w:rPr>
+          <w:rFonts w:eastAsia="Arial" w:cs="Calibri"/>
+          <w:b/>
+          <w:bCs/>
+          <w:sz w:val="22"/>
+          <w:szCs w:val="22"/>
+        </w:rPr>
+      </w:r>
+      <w:r>
+        <w:br w:type="page"/>
+      </w:r>
+    </w:p>
+    <w:p>
+      <w:pPr>
+        <w:pStyle w:val="Normal"/>
+        <w:tabs>
+          <w:tab w:val="clear" w:pos="720"/>
+          <w:tab w:val="right" w:pos="9020" w:leader="none"/>
+        </w:tabs>
+        <w:spacing w:before="0" w:after="0"/>
+        <w:rPr>
+          <w:rFonts w:ascii="Calibri" w:hAnsi="Calibri" w:eastAsia="Arial" w:cs="Calibri"/>
           <w:b/>
           <w:bCs/>
           <w:sz w:val="22"/>
@@ -1836,7 +1994,6 @@
         <w:rPr>
           <w:rFonts w:ascii="Calibri" w:hAnsi="Calibri" w:eastAsia="Arial" w:cs="Calibri"/>
           <w:b/>
-          <w:b/>
           <w:bCs/>
           <w:sz w:val="22"/>
           <w:szCs w:val="22"/>
@@ -1891,7 +2048,6 @@
         <w:rPr>
           <w:rFonts w:ascii="Calibri" w:hAnsi="Calibri" w:eastAsia="Arial" w:cs="Calibri"/>
           <w:b/>
-          <w:b/>
           <w:bCs/>
           <w:sz w:val="22"/>
           <w:szCs w:val="22"/>
@@ -1912,7 +2068,6 @@
         <w:pStyle w:val="Normal"/>
         <w:rPr>
           <w:rFonts w:ascii="Calibri" w:hAnsi="Calibri" w:cs="Calibri"/>
-          <w:b/>
           <w:b/>
           <w:bCs/>
           <w:sz w:val="22"/>
@@ -2143,7 +2298,6 @@
         <w:rPr>
           <w:rFonts w:ascii="Calibri" w:hAnsi="Calibri" w:eastAsia="Arial" w:cs="Calibri"/>
           <w:b/>
-          <w:b/>
           <w:bCs/>
           <w:sz w:val="22"/>
           <w:szCs w:val="22"/>
@@ -2198,7 +2352,6 @@
         <w:spacing w:before="0" w:after="120"/>
         <w:rPr>
           <w:rFonts w:eastAsia="Arial" w:cs="Calibri"/>
-          <w:b/>
           <w:b/>
           <w:iCs/>
           <w:sz w:val="28"/>
@@ -3358,14 +3511,14 @@
     <w:qFormat/>
     <w:rPr/>
   </w:style>
-  <w:style w:type="character" w:styleId="InternetLink">
+  <w:style w:type="character" w:styleId="Hyperlink">
     <w:name w:val="Hyperlink"/>
     <w:basedOn w:val="DefaultParagraphFont"/>
     <w:uiPriority w:val="99"/>
     <w:unhideWhenUsed/>
     <w:rsid w:val="00aa6e9f"/>
     <w:rPr>
-      <w:color w:val="0563C1" w:themeColor="hyperlink"/>
+      <w:color w:themeColor="hyperlink" w:val="0563C1"/>
       <w:u w:val="single"/>
     </w:rPr>
   </w:style>
@@ -3385,7 +3538,7 @@
   <w:style w:type="paragraph" w:styleId="Heading" w:customStyle="1">
     <w:name w:val="Heading"/>
     <w:basedOn w:val="Normal"/>
-    <w:next w:val="TextBody"/>
+    <w:next w:val="BodyText"/>
     <w:qFormat/>
     <w:pPr>
       <w:keepNext w:val="true"/>
@@ -3397,7 +3550,7 @@
       <w:szCs w:val="28"/>
     </w:rPr>
   </w:style>
-  <w:style w:type="paragraph" w:styleId="TextBody">
+  <w:style w:type="paragraph" w:styleId="BodyText">
     <w:name w:val="Body Text"/>
     <w:basedOn w:val="Normal"/>
     <w:pPr>
@@ -3407,14 +3560,14 @@
   </w:style>
   <w:style w:type="paragraph" w:styleId="List">
     <w:name w:val="List"/>
-    <w:basedOn w:val="TextBody"/>
+    <w:basedOn w:val="BodyText"/>
     <w:pPr/>
     <w:rPr>
       <w:rFonts w:cs="Arial Unicode MS"/>
     </w:rPr>
   </w:style>
   <w:style w:type="paragraph" w:styleId="Caption">
-    <w:name w:val="Caption"/>
+    <w:name w:val="caption"/>
     <w:basedOn w:val="Normal"/>
     <w:qFormat/>
     <w:pPr>
@@ -3422,11 +3575,9 @@
       <w:spacing w:before="120" w:after="120"/>
     </w:pPr>
     <w:rPr>
-      <w:rFonts w:cs="Lohit Devanagari"/>
+      <w:rFonts w:cs="Arial Unicode MS"/>
       <w:i/>
       <w:iCs/>
-      <w:sz w:val="24"/>
-      <w:szCs w:val="24"/>
     </w:rPr>
   </w:style>
   <w:style w:type="paragraph" w:styleId="Index" w:customStyle="1">
@@ -3440,20 +3591,6 @@
       <w:rFonts w:cs="Arial Unicode MS"/>
     </w:rPr>
   </w:style>
-  <w:style w:type="paragraph" w:styleId="Caption1">
-    <w:name w:val="caption"/>
-    <w:basedOn w:val="Normal"/>
-    <w:qFormat/>
-    <w:pPr>
-      <w:suppressLineNumbers/>
-      <w:spacing w:before="120" w:after="120"/>
-    </w:pPr>
-    <w:rPr>
-      <w:rFonts w:cs="Arial Unicode MS"/>
-      <w:i/>
-      <w:iCs/>
-    </w:rPr>
-  </w:style>
   <w:style w:type="paragraph" w:styleId="ListParagraph">
     <w:name w:val="List Paragraph"/>
     <w:basedOn w:val="Normal"/>
@@ -3462,7 +3599,7 @@
     <w:rsid w:val="00711224"/>
     <w:pPr>
       <w:spacing w:before="0" w:after="0"/>
-      <w:ind w:left="720" w:hanging="0"/>
+      <w:ind w:hanging="0" w:left="720"/>
       <w:contextualSpacing/>
     </w:pPr>
     <w:rPr/>
@@ -3513,54 +3650,54 @@
 </file>
 
 <file path=word/theme/theme1.xml><?xml version="1.0" encoding="utf-8"?>
-<a:theme xmlns:a="http://schemas.openxmlformats.org/drawingml/2006/main" name="Office Theme">
+<a:theme xmlns:a="http://schemas.openxmlformats.org/drawingml/2006/main" xmlns:r="http://schemas.openxmlformats.org/officeDocument/2006/relationships" name="Office Theme">
   <a:themeElements>
     <a:clrScheme name="Office">
       <a:dk1>
         <a:srgbClr val="000000"/>
       </a:dk1>
       <a:lt1>
-        <a:srgbClr val="FFFFFF"/>
+        <a:srgbClr val="ffffff"/>
       </a:lt1>
       <a:dk2>
-        <a:srgbClr val="44546A"/>
+        <a:srgbClr val="44546a"/>
       </a:dk2>
       <a:lt2>
-        <a:srgbClr val="E7E6E6"/>
+        <a:srgbClr val="e7e6e6"/>
       </a:lt2>
       <a:accent1>
-        <a:srgbClr val="4472C4"/>
+        <a:srgbClr val="4472c4"/>
       </a:accent1>
       <a:accent2>
-        <a:srgbClr val="ED7D31"/>
+        <a:srgbClr val="ed7d31"/>
       </a:accent2>
       <a:accent3>
-        <a:srgbClr val="A5A5A5"/>
+        <a:srgbClr val="a5a5a5"/>
       </a:accent3>
       <a:accent4>
-        <a:srgbClr val="FFC000"/>
+        <a:srgbClr val="ffc000"/>
       </a:accent4>
       <a:accent5>
-        <a:srgbClr val="5B9BD5"/>
+        <a:srgbClr val="5b9bd5"/>
       </a:accent5>
       <a:accent6>
-        <a:srgbClr val="70AD47"/>
+        <a:srgbClr val="70ad47"/>
       </a:accent6>
       <a:hlink>
-        <a:srgbClr val="0563C1"/>
+        <a:srgbClr val="0563c1"/>
       </a:hlink>
       <a:folHlink>
-        <a:srgbClr val="954F72"/>
+        <a:srgbClr val="954f72"/>
       </a:folHlink>
     </a:clrScheme>
     <a:fontScheme name="Office">
       <a:majorFont>
-        <a:latin typeface="Calibri Light" panose="020F0302020204030204"/>
+        <a:latin typeface="Calibri Light" panose="020F0302020204030204" pitchFamily="0" charset="1"/>
         <a:ea typeface=""/>
         <a:cs typeface=""/>
       </a:majorFont>
       <a:minorFont>
-        <a:latin typeface="Calibri" panose="020F0502020204030204"/>
+        <a:latin typeface="Calibri" panose="020F0502020204030204" pitchFamily="0" charset="1"/>
         <a:ea typeface=""/>
         <a:cs typeface=""/>
       </a:minorFont>
@@ -3592,7 +3729,7 @@
             </a:gs>
           </a:gsLst>
           <a:lin ang="5400000" scaled="0"/>
-          <a:tileRect/>
+          <a:tileRect l="0" t="0" r="0" b="0"/>
         </a:gradFill>
         <a:gradFill>
           <a:gsLst>
@@ -3616,7 +3753,7 @@
             </a:gs>
           </a:gsLst>
           <a:lin ang="5400000" scaled="0"/>
-          <a:tileRect/>
+          <a:tileRect l="0" t="0" r="0" b="0"/>
         </a:gradFill>
       </a:fillStyleLst>
       <a:lnStyleLst>
@@ -3676,12 +3813,10 @@
             </a:gs>
           </a:gsLst>
           <a:lin ang="5400000" scaled="0"/>
-          <a:tileRect/>
+          <a:tileRect l="0" t="0" r="0" b="0"/>
         </a:gradFill>
       </a:bgFillStyleLst>
     </a:fmtScheme>
   </a:themeElements>
-  <a:objectDefaults/>
-  <a:extraClrSchemeLst/>
 </a:theme>
 </file>
--- a/Jonathan_Schweder_CV.docx
+++ b/Jonathan_Schweder_CV.docx
@@ -1901,7 +1901,7 @@
         <w:t xml:space="preserve"> </w:t>
       </w:r>
       <w:r>
-        <w:t xml:space="preserve">Worked across 4 countries (Ireland, UK, Brazil) with distributed teams serving global customer bases</w:t>
+        <w:t xml:space="preserve">Worked across 3 countries (Ireland, UK, Brazil) with distributed teams serving global customer bases</w:t>
       </w:r>
     </w:p>
     <w:bookmarkEnd w:id="34"/>

--- a/Jonathan_Schweder_CV.docx
+++ b/Jonathan_Schweder_CV.docx
@@ -462,7 +462,7 @@
         <w:t xml:space="preserve"> </w:t>
       </w:r>
       <w:r>
-        <w:t xml:space="preserve">Built comprehensive monitoring and alerting systems using Thanos, Prometheus for distributed metrics collection, and Splunk for centralized log aggregation, reducing MTTD (Mean Time To Detect) by 60%</w:t>
+        <w:t xml:space="preserve">Built comprehensive monitoring and alerting systems using Thanos, Prometheus for distributed metrics collection, and Splunk for centralized log aggregation, reducing MTTD (Mean Time To Detect)</w:t>
       </w:r>
     </w:p>
     <w:p>
@@ -657,7 +657,7 @@
         <w:t xml:space="preserve"> </w:t>
       </w:r>
       <w:r>
-        <w:t xml:space="preserve">Spearheaded development and maintenance of Lambda’s Control Plane API serving millions of global customers, implementing features that improved API response times by 35% and handled 10x traffic growth</w:t>
+        <w:t xml:space="preserve">Spearheaded development and maintenance of Lambda’s Control Plane API serving millions of global customers, implementing features that improved API response times by 35%</w:t>
       </w:r>
     </w:p>
     <w:p>
@@ -678,7 +678,7 @@
         <w:t xml:space="preserve"> </w:t>
       </w:r>
       <w:r>
-        <w:t xml:space="preserve">Led design and implementation of Lambda’s self-service opt-out for recursion loop protection, eliminating 1,000+ annual support tickets and reducing customer resolution time from days to minutes</w:t>
+        <w:t xml:space="preserve">Contributed to Lambda’s self-service opt-out for recursion loop protection, eliminating 1,000+ annual support tickets and reducing customer resolution time from days to minutes</w:t>
       </w:r>
     </w:p>
     <w:p>
@@ -699,7 +699,7 @@
         <w:t xml:space="preserve"> </w:t>
       </w:r>
       <w:r>
-        <w:t xml:space="preserve">Mentored 5+ team members on distributed systems design and AWS best practices, improving team velocity by 30% and reducing operational ticket volume by 45% through knowledge sharing and documentation</w:t>
+        <w:t xml:space="preserve">Mentored 5+ team members on distributed systems design and AWS best practices, improving team velocity by 30% and through knowledge sharing and documentation</w:t>
       </w:r>
     </w:p>
     <w:p>
@@ -1031,7 +1031,7 @@
         <w:t xml:space="preserve"> </w:t>
       </w:r>
       <w:r>
-        <w:t xml:space="preserve">Created Kubernetes deployment templates and CI/CD pipelines for 10+ microservices (Go, TypeScript, Python), reducing production bugs by 50% and deployment time by 60%</w:t>
+        <w:t xml:space="preserve">Created Kubernetes deployment templates and CI/CD pipelines for 10+ microservices (Go, TypeScript, Python), reducing production bugs by 50%</w:t>
       </w:r>
     </w:p>
     <w:p>
